--- a/pentru-editori/13-aparat-locomotor/13-aparat-locomotor.docx
+++ b/pentru-editori/13-aparat-locomotor/13-aparat-locomotor.docx
@@ -203,6 +203,65 @@
           <w:p>
             <w:r>
               <w:t>• Rămâne acoperită generic</w:t>
+            </w:r>
+          </w:p>
+        </w:tc>
+        <w:tc>
+          <w:tcPr>
+            <w:tcW w:type="dxa" w:w="2880"/>
+          </w:tcPr>
+          <w:p>
+            <w:r/>
+            <w:r>
+              <w:rPr>
+                <w:b w:val="0"/>
+                <w:i w:val="0"/>
+              </w:rPr>
+            </w:r>
+          </w:p>
+        </w:tc>
+        <w:tc>
+          <w:tcPr>
+            <w:tcW w:type="dxa" w:w="2880"/>
+          </w:tcPr>
+          <w:p>
+            <w:r/>
+            <w:r>
+              <w:rPr>
+                <w:b w:val="0"/>
+                <w:i w:val="0"/>
+              </w:rPr>
+            </w:r>
+          </w:p>
+        </w:tc>
+      </w:tr>
+      <w:tr>
+        <w:tc>
+          <w:tcPr>
+            <w:tcW w:type="dxa" w:w="6400"/>
+          </w:tcPr>
+          <w:p>
+            <w:r/>
+            <w:r>
+              <w:rPr>
+                <w:b/>
+              </w:rPr>
+              <w:t>Topicuri opționale — de adăugat dacă se dorește acoperire exhaustivă?</w:t>
+            </w:r>
+          </w:p>
+          <w:p>
+            <w:r>
+              <w:t>Sindrom dureros de trohanter mare / bursită trohanteriană (Șold); boala Paget osoasă (Diverse); artropatie microcristalină / gută cu DECT (extindere a „Artropatie inflamatorie”).</w:t>
+            </w:r>
+          </w:p>
+          <w:p>
+            <w:r>
+              <w:t>• Se adaugă</w:t>
+            </w:r>
+          </w:p>
+          <w:p>
+            <w:r>
+              <w:t>• Nu se adaugă</w:t>
             </w:r>
           </w:p>
         </w:tc>
@@ -3128,6 +3187,1443 @@
     <w:p/>
     <w:p>
       <w:pPr>
+        <w:pStyle w:val="Heading3"/>
+      </w:pPr>
+      <w:r>
+        <w:rPr>
+          <w:color w:val="1C5D8C"/>
+        </w:rPr>
+        <w:t>Diverse — Artrită septică</w:t>
+      </w:r>
+    </w:p>
+    <w:p>
+      <w:r>
+        <w:rPr>
+          <w:i/>
+        </w:rPr>
+        <w:t>Cf. ACR Appropriateness Criteria – Suspected Osteomyelitis, Septic Arthritis, or Soft Tissue Infection.</w:t>
+      </w:r>
+    </w:p>
+    <w:tbl>
+      <w:tblPr>
+        <w:tblStyle w:val="LightGrid-Accent1"/>
+        <w:tblW w:type="auto" w:w="0"/>
+        <w:tblLook w:firstColumn="1" w:firstRow="1" w:lastColumn="0" w:lastRow="0" w:noHBand="0" w:noVBand="1" w:val="04A0"/>
+      </w:tblPr>
+      <w:tblGrid>
+        <w:gridCol w:w="1080"/>
+        <w:gridCol w:w="1080"/>
+        <w:gridCol w:w="1080"/>
+        <w:gridCol w:w="1080"/>
+        <w:gridCol w:w="1080"/>
+        <w:gridCol w:w="1080"/>
+        <w:gridCol w:w="1080"/>
+        <w:gridCol w:w="1080"/>
+      </w:tblGrid>
+      <w:tr>
+        <w:tc>
+          <w:tcPr>
+            <w:tcW w:type="dxa" w:w="1080"/>
+          </w:tcPr>
+          <w:p>
+            <w:r/>
+            <w:r>
+              <w:rPr>
+                <w:b/>
+                <w:i w:val="0"/>
+              </w:rPr>
+              <w:t>Tip</w:t>
+            </w:r>
+          </w:p>
+        </w:tc>
+        <w:tc>
+          <w:tcPr>
+            <w:tcW w:type="dxa" w:w="1080"/>
+          </w:tcPr>
+          <w:p>
+            <w:r/>
+            <w:r>
+              <w:rPr>
+                <w:b/>
+                <w:i w:val="0"/>
+              </w:rPr>
+              <w:t>Examen</w:t>
+            </w:r>
+          </w:p>
+        </w:tc>
+        <w:tc>
+          <w:tcPr>
+            <w:tcW w:type="dxa" w:w="1080"/>
+          </w:tcPr>
+          <w:p>
+            <w:r/>
+            <w:r>
+              <w:rPr>
+                <w:b/>
+                <w:i w:val="0"/>
+              </w:rPr>
+              <w:t>Indicație</w:t>
+            </w:r>
+          </w:p>
+        </w:tc>
+        <w:tc>
+          <w:tcPr>
+            <w:tcW w:type="dxa" w:w="1080"/>
+          </w:tcPr>
+          <w:p>
+            <w:r/>
+            <w:r>
+              <w:rPr>
+                <w:b/>
+                <w:i w:val="0"/>
+              </w:rPr>
+              <w:t>Grad</w:t>
+            </w:r>
+          </w:p>
+        </w:tc>
+        <w:tc>
+          <w:tcPr>
+            <w:tcW w:type="dxa" w:w="1080"/>
+          </w:tcPr>
+          <w:p>
+            <w:r/>
+            <w:r>
+              <w:rPr>
+                <w:b/>
+                <w:i w:val="0"/>
+              </w:rPr>
+              <w:t>Doză</w:t>
+            </w:r>
+          </w:p>
+        </w:tc>
+        <w:tc>
+          <w:tcPr>
+            <w:tcW w:type="dxa" w:w="1080"/>
+          </w:tcPr>
+          <w:p>
+            <w:r/>
+            <w:r>
+              <w:rPr>
+                <w:b/>
+                <w:i w:val="0"/>
+              </w:rPr>
+              <w:t>Comentarii</w:t>
+            </w:r>
+          </w:p>
+        </w:tc>
+        <w:tc>
+          <w:tcPr>
+            <w:tcW w:type="dxa" w:w="1080"/>
+          </w:tcPr>
+          <w:p>
+            <w:r/>
+            <w:r>
+              <w:rPr>
+                <w:b/>
+                <w:i w:val="0"/>
+              </w:rPr>
+              <w:t>Decizie</w:t>
+            </w:r>
+          </w:p>
+        </w:tc>
+        <w:tc>
+          <w:tcPr>
+            <w:tcW w:type="dxa" w:w="1080"/>
+          </w:tcPr>
+          <w:p>
+            <w:r/>
+            <w:r>
+              <w:rPr>
+                <w:b/>
+                <w:i w:val="0"/>
+              </w:rPr>
+              <w:t>Comentariu editor</w:t>
+            </w:r>
+          </w:p>
+        </w:tc>
+      </w:tr>
+      <w:tr>
+        <w:tc>
+          <w:tcPr>
+            <w:tcW w:type="dxa" w:w="1080"/>
+          </w:tcPr>
+          <w:p>
+            <w:r/>
+            <w:r>
+              <w:rPr>
+                <w:b w:val="0"/>
+                <w:i w:val="0"/>
+              </w:rPr>
+              <w:t>E</w:t>
+            </w:r>
+          </w:p>
+        </w:tc>
+        <w:tc>
+          <w:tcPr>
+            <w:tcW w:type="dxa" w:w="1080"/>
+          </w:tcPr>
+          <w:p>
+            <w:r/>
+            <w:r>
+              <w:rPr>
+                <w:b w:val="0"/>
+                <w:i w:val="0"/>
+              </w:rPr>
+              <w:t>Ecografie</w:t>
+            </w:r>
+          </w:p>
+        </w:tc>
+        <w:tc>
+          <w:tcPr>
+            <w:tcW w:type="dxa" w:w="1080"/>
+          </w:tcPr>
+          <w:p>
+            <w:r/>
+            <w:r>
+              <w:rPr>
+                <w:b w:val="0"/>
+                <w:i w:val="0"/>
+              </w:rPr>
+              <w:t>Indicat</w:t>
+            </w:r>
+          </w:p>
+        </w:tc>
+        <w:tc>
+          <w:tcPr>
+            <w:tcW w:type="dxa" w:w="1080"/>
+          </w:tcPr>
+          <w:p>
+            <w:r/>
+            <w:r>
+              <w:rPr>
+                <w:b w:val="0"/>
+                <w:i w:val="0"/>
+              </w:rPr>
+              <w:t>B</w:t>
+            </w:r>
+          </w:p>
+        </w:tc>
+        <w:tc>
+          <w:tcPr>
+            <w:tcW w:type="dxa" w:w="1080"/>
+          </w:tcPr>
+          <w:p>
+            <w:r/>
+            <w:r>
+              <w:rPr>
+                <w:b w:val="0"/>
+                <w:i w:val="0"/>
+              </w:rPr>
+              <w:t>0</w:t>
+            </w:r>
+          </w:p>
+        </w:tc>
+        <w:tc>
+          <w:tcPr>
+            <w:tcW w:type="dxa" w:w="1080"/>
+          </w:tcPr>
+          <w:p>
+            <w:r/>
+            <w:r>
+              <w:rPr>
+                <w:b w:val="0"/>
+                <w:i w:val="0"/>
+              </w:rPr>
+              <w:t>Epanșament articular, ghidajul puncției articulare (cheia diagnosticului).</w:t>
+            </w:r>
+          </w:p>
+        </w:tc>
+        <w:tc>
+          <w:tcPr>
+            <w:tcW w:type="dxa" w:w="1080"/>
+          </w:tcPr>
+          <w:p>
+            <w:r/>
+            <w:r>
+              <w:rPr>
+                <w:b w:val="0"/>
+                <w:i w:val="0"/>
+              </w:rPr>
+            </w:r>
+          </w:p>
+        </w:tc>
+        <w:tc>
+          <w:tcPr>
+            <w:tcW w:type="dxa" w:w="1080"/>
+          </w:tcPr>
+          <w:p>
+            <w:r/>
+            <w:r>
+              <w:rPr>
+                <w:b w:val="0"/>
+                <w:i w:val="0"/>
+              </w:rPr>
+            </w:r>
+          </w:p>
+        </w:tc>
+      </w:tr>
+      <w:tr>
+        <w:tc>
+          <w:tcPr>
+            <w:tcW w:type="dxa" w:w="1080"/>
+          </w:tcPr>
+          <w:p>
+            <w:r/>
+            <w:r>
+              <w:rPr>
+                <w:b w:val="0"/>
+                <w:i w:val="0"/>
+              </w:rPr>
+              <w:t>M</w:t>
+            </w:r>
+          </w:p>
+        </w:tc>
+        <w:tc>
+          <w:tcPr>
+            <w:tcW w:type="dxa" w:w="1080"/>
+          </w:tcPr>
+          <w:p>
+            <w:r/>
+            <w:r>
+              <w:rPr>
+                <w:b w:val="0"/>
+                <w:i w:val="0"/>
+              </w:rPr>
+              <w:t>IRM</w:t>
+            </w:r>
+          </w:p>
+        </w:tc>
+        <w:tc>
+          <w:tcPr>
+            <w:tcW w:type="dxa" w:w="1080"/>
+          </w:tcPr>
+          <w:p>
+            <w:r/>
+            <w:r>
+              <w:rPr>
+                <w:b w:val="0"/>
+                <w:i w:val="0"/>
+              </w:rPr>
+              <w:t>Indicat</w:t>
+            </w:r>
+          </w:p>
+        </w:tc>
+        <w:tc>
+          <w:tcPr>
+            <w:tcW w:type="dxa" w:w="1080"/>
+          </w:tcPr>
+          <w:p>
+            <w:r/>
+            <w:r>
+              <w:rPr>
+                <w:b w:val="0"/>
+                <w:i w:val="0"/>
+              </w:rPr>
+              <w:t>B</w:t>
+            </w:r>
+          </w:p>
+        </w:tc>
+        <w:tc>
+          <w:tcPr>
+            <w:tcW w:type="dxa" w:w="1080"/>
+          </w:tcPr>
+          <w:p>
+            <w:r/>
+            <w:r>
+              <w:rPr>
+                <w:b w:val="0"/>
+                <w:i w:val="0"/>
+              </w:rPr>
+              <w:t>0</w:t>
+            </w:r>
+          </w:p>
+        </w:tc>
+        <w:tc>
+          <w:tcPr>
+            <w:tcW w:type="dxa" w:w="1080"/>
+          </w:tcPr>
+          <w:p>
+            <w:r/>
+            <w:r>
+              <w:rPr>
+                <w:b w:val="0"/>
+                <w:i w:val="0"/>
+              </w:rPr>
+              <w:t>Extensie osoasă / de părți moi, osteomielită asociată.</w:t>
+            </w:r>
+          </w:p>
+        </w:tc>
+        <w:tc>
+          <w:tcPr>
+            <w:tcW w:type="dxa" w:w="1080"/>
+          </w:tcPr>
+          <w:p>
+            <w:r/>
+            <w:r>
+              <w:rPr>
+                <w:b w:val="0"/>
+                <w:i w:val="0"/>
+              </w:rPr>
+            </w:r>
+          </w:p>
+        </w:tc>
+        <w:tc>
+          <w:tcPr>
+            <w:tcW w:type="dxa" w:w="1080"/>
+          </w:tcPr>
+          <w:p>
+            <w:r/>
+            <w:r>
+              <w:rPr>
+                <w:b w:val="0"/>
+                <w:i w:val="0"/>
+              </w:rPr>
+            </w:r>
+          </w:p>
+        </w:tc>
+      </w:tr>
+      <w:tr>
+        <w:tc>
+          <w:tcPr>
+            <w:tcW w:type="dxa" w:w="1080"/>
+          </w:tcPr>
+          <w:p>
+            <w:r/>
+            <w:r>
+              <w:rPr>
+                <w:b w:val="0"/>
+                <w:i w:val="0"/>
+              </w:rPr>
+              <w:t>G</w:t>
+            </w:r>
+          </w:p>
+        </w:tc>
+        <w:tc>
+          <w:tcPr>
+            <w:tcW w:type="dxa" w:w="1080"/>
+          </w:tcPr>
+          <w:p>
+            <w:r/>
+            <w:r>
+              <w:rPr>
+                <w:b w:val="0"/>
+                <w:i w:val="0"/>
+              </w:rPr>
+              <w:t>Radiografie</w:t>
+            </w:r>
+          </w:p>
+        </w:tc>
+        <w:tc>
+          <w:tcPr>
+            <w:tcW w:type="dxa" w:w="1080"/>
+          </w:tcPr>
+          <w:p>
+            <w:r/>
+            <w:r>
+              <w:rPr>
+                <w:b w:val="0"/>
+                <w:i w:val="0"/>
+              </w:rPr>
+              <w:t>Indicat</w:t>
+            </w:r>
+          </w:p>
+        </w:tc>
+        <w:tc>
+          <w:tcPr>
+            <w:tcW w:type="dxa" w:w="1080"/>
+          </w:tcPr>
+          <w:p>
+            <w:r/>
+            <w:r>
+              <w:rPr>
+                <w:b w:val="0"/>
+                <w:i w:val="0"/>
+              </w:rPr>
+              <w:t>C</w:t>
+            </w:r>
+          </w:p>
+        </w:tc>
+        <w:tc>
+          <w:tcPr>
+            <w:tcW w:type="dxa" w:w="1080"/>
+          </w:tcPr>
+          <w:p>
+            <w:r/>
+            <w:r>
+              <w:rPr>
+                <w:b w:val="0"/>
+                <w:i w:val="0"/>
+              </w:rPr>
+              <w:t>1</w:t>
+            </w:r>
+          </w:p>
+        </w:tc>
+        <w:tc>
+          <w:tcPr>
+            <w:tcW w:type="dxa" w:w="1080"/>
+          </w:tcPr>
+          <w:p>
+            <w:r/>
+            <w:r>
+              <w:rPr>
+                <w:b w:val="0"/>
+                <w:i w:val="0"/>
+              </w:rPr>
+              <w:t>Inițial adesea normală; exclude alte cauze.</w:t>
+            </w:r>
+          </w:p>
+        </w:tc>
+        <w:tc>
+          <w:tcPr>
+            <w:tcW w:type="dxa" w:w="1080"/>
+          </w:tcPr>
+          <w:p>
+            <w:r/>
+            <w:r>
+              <w:rPr>
+                <w:b w:val="0"/>
+                <w:i w:val="0"/>
+              </w:rPr>
+            </w:r>
+          </w:p>
+        </w:tc>
+        <w:tc>
+          <w:tcPr>
+            <w:tcW w:type="dxa" w:w="1080"/>
+          </w:tcPr>
+          <w:p>
+            <w:r/>
+            <w:r>
+              <w:rPr>
+                <w:b w:val="0"/>
+                <w:i w:val="0"/>
+              </w:rPr>
+            </w:r>
+          </w:p>
+        </w:tc>
+      </w:tr>
+    </w:tbl>
+    <w:p/>
+    <w:p>
+      <w:pPr>
+        <w:pStyle w:val="Heading3"/>
+      </w:pPr>
+      <w:r>
+        <w:rPr>
+          <w:color w:val="1C5D8C"/>
+        </w:rPr>
+        <w:t>Diverse — Fractură de stres / insuficiență (suprasolicitare, non-traumatică)</w:t>
+      </w:r>
+    </w:p>
+    <w:p>
+      <w:r>
+        <w:rPr>
+          <w:i/>
+        </w:rPr>
+        <w:t>Cf. ACR Appropriateness Criteria – Stress (fatigue/insufficiency) Fracture.</w:t>
+      </w:r>
+    </w:p>
+    <w:tbl>
+      <w:tblPr>
+        <w:tblStyle w:val="LightGrid-Accent1"/>
+        <w:tblW w:type="auto" w:w="0"/>
+        <w:tblLook w:firstColumn="1" w:firstRow="1" w:lastColumn="0" w:lastRow="0" w:noHBand="0" w:noVBand="1" w:val="04A0"/>
+      </w:tblPr>
+      <w:tblGrid>
+        <w:gridCol w:w="1080"/>
+        <w:gridCol w:w="1080"/>
+        <w:gridCol w:w="1080"/>
+        <w:gridCol w:w="1080"/>
+        <w:gridCol w:w="1080"/>
+        <w:gridCol w:w="1080"/>
+        <w:gridCol w:w="1080"/>
+        <w:gridCol w:w="1080"/>
+      </w:tblGrid>
+      <w:tr>
+        <w:tc>
+          <w:tcPr>
+            <w:tcW w:type="dxa" w:w="1080"/>
+          </w:tcPr>
+          <w:p>
+            <w:r/>
+            <w:r>
+              <w:rPr>
+                <w:b/>
+                <w:i w:val="0"/>
+              </w:rPr>
+              <w:t>Tip</w:t>
+            </w:r>
+          </w:p>
+        </w:tc>
+        <w:tc>
+          <w:tcPr>
+            <w:tcW w:type="dxa" w:w="1080"/>
+          </w:tcPr>
+          <w:p>
+            <w:r/>
+            <w:r>
+              <w:rPr>
+                <w:b/>
+                <w:i w:val="0"/>
+              </w:rPr>
+              <w:t>Examen</w:t>
+            </w:r>
+          </w:p>
+        </w:tc>
+        <w:tc>
+          <w:tcPr>
+            <w:tcW w:type="dxa" w:w="1080"/>
+          </w:tcPr>
+          <w:p>
+            <w:r/>
+            <w:r>
+              <w:rPr>
+                <w:b/>
+                <w:i w:val="0"/>
+              </w:rPr>
+              <w:t>Indicație</w:t>
+            </w:r>
+          </w:p>
+        </w:tc>
+        <w:tc>
+          <w:tcPr>
+            <w:tcW w:type="dxa" w:w="1080"/>
+          </w:tcPr>
+          <w:p>
+            <w:r/>
+            <w:r>
+              <w:rPr>
+                <w:b/>
+                <w:i w:val="0"/>
+              </w:rPr>
+              <w:t>Grad</w:t>
+            </w:r>
+          </w:p>
+        </w:tc>
+        <w:tc>
+          <w:tcPr>
+            <w:tcW w:type="dxa" w:w="1080"/>
+          </w:tcPr>
+          <w:p>
+            <w:r/>
+            <w:r>
+              <w:rPr>
+                <w:b/>
+                <w:i w:val="0"/>
+              </w:rPr>
+              <w:t>Doză</w:t>
+            </w:r>
+          </w:p>
+        </w:tc>
+        <w:tc>
+          <w:tcPr>
+            <w:tcW w:type="dxa" w:w="1080"/>
+          </w:tcPr>
+          <w:p>
+            <w:r/>
+            <w:r>
+              <w:rPr>
+                <w:b/>
+                <w:i w:val="0"/>
+              </w:rPr>
+              <w:t>Comentarii</w:t>
+            </w:r>
+          </w:p>
+        </w:tc>
+        <w:tc>
+          <w:tcPr>
+            <w:tcW w:type="dxa" w:w="1080"/>
+          </w:tcPr>
+          <w:p>
+            <w:r/>
+            <w:r>
+              <w:rPr>
+                <w:b/>
+                <w:i w:val="0"/>
+              </w:rPr>
+              <w:t>Decizie</w:t>
+            </w:r>
+          </w:p>
+        </w:tc>
+        <w:tc>
+          <w:tcPr>
+            <w:tcW w:type="dxa" w:w="1080"/>
+          </w:tcPr>
+          <w:p>
+            <w:r/>
+            <w:r>
+              <w:rPr>
+                <w:b/>
+                <w:i w:val="0"/>
+              </w:rPr>
+              <w:t>Comentariu editor</w:t>
+            </w:r>
+          </w:p>
+        </w:tc>
+      </w:tr>
+      <w:tr>
+        <w:tc>
+          <w:tcPr>
+            <w:tcW w:type="dxa" w:w="1080"/>
+          </w:tcPr>
+          <w:p>
+            <w:r/>
+            <w:r>
+              <w:rPr>
+                <w:b w:val="0"/>
+                <w:i w:val="0"/>
+              </w:rPr>
+              <w:t>G</w:t>
+            </w:r>
+          </w:p>
+        </w:tc>
+        <w:tc>
+          <w:tcPr>
+            <w:tcW w:type="dxa" w:w="1080"/>
+          </w:tcPr>
+          <w:p>
+            <w:r/>
+            <w:r>
+              <w:rPr>
+                <w:b w:val="0"/>
+                <w:i w:val="0"/>
+              </w:rPr>
+              <w:t>Radiografie</w:t>
+            </w:r>
+          </w:p>
+        </w:tc>
+        <w:tc>
+          <w:tcPr>
+            <w:tcW w:type="dxa" w:w="1080"/>
+          </w:tcPr>
+          <w:p>
+            <w:r/>
+            <w:r>
+              <w:rPr>
+                <w:b w:val="0"/>
+                <w:i w:val="0"/>
+              </w:rPr>
+              <w:t>Indicat</w:t>
+            </w:r>
+          </w:p>
+        </w:tc>
+        <w:tc>
+          <w:tcPr>
+            <w:tcW w:type="dxa" w:w="1080"/>
+          </w:tcPr>
+          <w:p>
+            <w:r/>
+            <w:r>
+              <w:rPr>
+                <w:b w:val="0"/>
+                <w:i w:val="0"/>
+              </w:rPr>
+              <w:t>C</w:t>
+            </w:r>
+          </w:p>
+        </w:tc>
+        <w:tc>
+          <w:tcPr>
+            <w:tcW w:type="dxa" w:w="1080"/>
+          </w:tcPr>
+          <w:p>
+            <w:r/>
+            <w:r>
+              <w:rPr>
+                <w:b w:val="0"/>
+                <w:i w:val="0"/>
+              </w:rPr>
+              <w:t>1</w:t>
+            </w:r>
+          </w:p>
+        </w:tc>
+        <w:tc>
+          <w:tcPr>
+            <w:tcW w:type="dxa" w:w="1080"/>
+          </w:tcPr>
+          <w:p>
+            <w:r/>
+            <w:r>
+              <w:rPr>
+                <w:b w:val="0"/>
+                <w:i w:val="0"/>
+              </w:rPr>
+              <w:t>Adesea normală precoce.</w:t>
+            </w:r>
+          </w:p>
+        </w:tc>
+        <w:tc>
+          <w:tcPr>
+            <w:tcW w:type="dxa" w:w="1080"/>
+          </w:tcPr>
+          <w:p>
+            <w:r/>
+            <w:r>
+              <w:rPr>
+                <w:b w:val="0"/>
+                <w:i w:val="0"/>
+              </w:rPr>
+            </w:r>
+          </w:p>
+        </w:tc>
+        <w:tc>
+          <w:tcPr>
+            <w:tcW w:type="dxa" w:w="1080"/>
+          </w:tcPr>
+          <w:p>
+            <w:r/>
+            <w:r>
+              <w:rPr>
+                <w:b w:val="0"/>
+                <w:i w:val="0"/>
+              </w:rPr>
+            </w:r>
+          </w:p>
+        </w:tc>
+      </w:tr>
+      <w:tr>
+        <w:tc>
+          <w:tcPr>
+            <w:tcW w:type="dxa" w:w="1080"/>
+          </w:tcPr>
+          <w:p>
+            <w:r/>
+            <w:r>
+              <w:rPr>
+                <w:b w:val="0"/>
+                <w:i w:val="0"/>
+              </w:rPr>
+              <w:t>M</w:t>
+            </w:r>
+          </w:p>
+        </w:tc>
+        <w:tc>
+          <w:tcPr>
+            <w:tcW w:type="dxa" w:w="1080"/>
+          </w:tcPr>
+          <w:p>
+            <w:r/>
+            <w:r>
+              <w:rPr>
+                <w:b w:val="0"/>
+                <w:i w:val="0"/>
+              </w:rPr>
+              <w:t>IRM</w:t>
+            </w:r>
+          </w:p>
+        </w:tc>
+        <w:tc>
+          <w:tcPr>
+            <w:tcW w:type="dxa" w:w="1080"/>
+          </w:tcPr>
+          <w:p>
+            <w:r/>
+            <w:r>
+              <w:rPr>
+                <w:b w:val="0"/>
+                <w:i w:val="0"/>
+              </w:rPr>
+              <w:t>Indicat</w:t>
+            </w:r>
+          </w:p>
+        </w:tc>
+        <w:tc>
+          <w:tcPr>
+            <w:tcW w:type="dxa" w:w="1080"/>
+          </w:tcPr>
+          <w:p>
+            <w:r/>
+            <w:r>
+              <w:rPr>
+                <w:b w:val="0"/>
+                <w:i w:val="0"/>
+              </w:rPr>
+              <w:t>B</w:t>
+            </w:r>
+          </w:p>
+        </w:tc>
+        <w:tc>
+          <w:tcPr>
+            <w:tcW w:type="dxa" w:w="1080"/>
+          </w:tcPr>
+          <w:p>
+            <w:r/>
+            <w:r>
+              <w:rPr>
+                <w:b w:val="0"/>
+                <w:i w:val="0"/>
+              </w:rPr>
+              <w:t>0</w:t>
+            </w:r>
+          </w:p>
+        </w:tc>
+        <w:tc>
+          <w:tcPr>
+            <w:tcW w:type="dxa" w:w="1080"/>
+          </w:tcPr>
+          <w:p>
+            <w:r/>
+            <w:r>
+              <w:rPr>
+                <w:b w:val="0"/>
+                <w:i w:val="0"/>
+              </w:rPr>
+              <w:t>Cea mai sensibilă (edem osos precoce).</w:t>
+            </w:r>
+          </w:p>
+        </w:tc>
+        <w:tc>
+          <w:tcPr>
+            <w:tcW w:type="dxa" w:w="1080"/>
+          </w:tcPr>
+          <w:p>
+            <w:r/>
+            <w:r>
+              <w:rPr>
+                <w:b w:val="0"/>
+                <w:i w:val="0"/>
+              </w:rPr>
+            </w:r>
+          </w:p>
+        </w:tc>
+        <w:tc>
+          <w:tcPr>
+            <w:tcW w:type="dxa" w:w="1080"/>
+          </w:tcPr>
+          <w:p>
+            <w:r/>
+            <w:r>
+              <w:rPr>
+                <w:b w:val="0"/>
+                <w:i w:val="0"/>
+              </w:rPr>
+            </w:r>
+          </w:p>
+        </w:tc>
+      </w:tr>
+      <w:tr>
+        <w:tc>
+          <w:tcPr>
+            <w:tcW w:type="dxa" w:w="1080"/>
+          </w:tcPr>
+          <w:p>
+            <w:r/>
+            <w:r>
+              <w:rPr>
+                <w:b w:val="0"/>
+                <w:i w:val="0"/>
+              </w:rPr>
+              <w:t>N</w:t>
+            </w:r>
+          </w:p>
+        </w:tc>
+        <w:tc>
+          <w:tcPr>
+            <w:tcW w:type="dxa" w:w="1080"/>
+          </w:tcPr>
+          <w:p>
+            <w:r/>
+            <w:r>
+              <w:rPr>
+                <w:b w:val="0"/>
+                <w:i w:val="0"/>
+              </w:rPr>
+              <w:t>Scintigrafie osoasă</w:t>
+            </w:r>
+          </w:p>
+        </w:tc>
+        <w:tc>
+          <w:tcPr>
+            <w:tcW w:type="dxa" w:w="1080"/>
+          </w:tcPr>
+          <w:p>
+            <w:r/>
+            <w:r>
+              <w:rPr>
+                <w:b w:val="0"/>
+                <w:i w:val="0"/>
+              </w:rPr>
+              <w:t>Doar în cazuri particulare</w:t>
+            </w:r>
+          </w:p>
+        </w:tc>
+        <w:tc>
+          <w:tcPr>
+            <w:tcW w:type="dxa" w:w="1080"/>
+          </w:tcPr>
+          <w:p>
+            <w:r/>
+            <w:r>
+              <w:rPr>
+                <w:b w:val="0"/>
+                <w:i w:val="0"/>
+              </w:rPr>
+              <w:t>B</w:t>
+            </w:r>
+          </w:p>
+        </w:tc>
+        <w:tc>
+          <w:tcPr>
+            <w:tcW w:type="dxa" w:w="1080"/>
+          </w:tcPr>
+          <w:p>
+            <w:r/>
+            <w:r>
+              <w:rPr>
+                <w:b w:val="0"/>
+                <w:i w:val="0"/>
+              </w:rPr>
+              <w:t>2–3</w:t>
+            </w:r>
+          </w:p>
+        </w:tc>
+        <w:tc>
+          <w:tcPr>
+            <w:tcW w:type="dxa" w:w="1080"/>
+          </w:tcPr>
+          <w:p>
+            <w:r/>
+            <w:r>
+              <w:rPr>
+                <w:b w:val="0"/>
+                <w:i w:val="0"/>
+              </w:rPr>
+              <w:t>Alternativă când IRM nu e disponibil.</w:t>
+            </w:r>
+          </w:p>
+        </w:tc>
+        <w:tc>
+          <w:tcPr>
+            <w:tcW w:type="dxa" w:w="1080"/>
+          </w:tcPr>
+          <w:p>
+            <w:r/>
+            <w:r>
+              <w:rPr>
+                <w:b w:val="0"/>
+                <w:i w:val="0"/>
+              </w:rPr>
+            </w:r>
+          </w:p>
+        </w:tc>
+        <w:tc>
+          <w:tcPr>
+            <w:tcW w:type="dxa" w:w="1080"/>
+          </w:tcPr>
+          <w:p>
+            <w:r/>
+            <w:r>
+              <w:rPr>
+                <w:b w:val="0"/>
+                <w:i w:val="0"/>
+              </w:rPr>
+            </w:r>
+          </w:p>
+        </w:tc>
+      </w:tr>
+    </w:tbl>
+    <w:p/>
+    <w:p>
+      <w:pPr>
+        <w:pStyle w:val="Heading3"/>
+      </w:pPr>
+      <w:r>
+        <w:rPr>
+          <w:color w:val="1C5D8C"/>
+        </w:rPr>
+        <w:t>Picior — Durere cronică de picior (nevrom Morton, metatarsalgie, disfuncție de tendon tibial posterior)</w:t>
+      </w:r>
+    </w:p>
+    <w:p>
+      <w:r>
+        <w:rPr>
+          <w:i/>
+        </w:rPr>
+        <w:t>Cf. ACR Appropriateness Criteria – Chronic Foot Pain.</w:t>
+      </w:r>
+    </w:p>
+    <w:tbl>
+      <w:tblPr>
+        <w:tblStyle w:val="LightGrid-Accent1"/>
+        <w:tblW w:type="auto" w:w="0"/>
+        <w:tblLook w:firstColumn="1" w:firstRow="1" w:lastColumn="0" w:lastRow="0" w:noHBand="0" w:noVBand="1" w:val="04A0"/>
+      </w:tblPr>
+      <w:tblGrid>
+        <w:gridCol w:w="1080"/>
+        <w:gridCol w:w="1080"/>
+        <w:gridCol w:w="1080"/>
+        <w:gridCol w:w="1080"/>
+        <w:gridCol w:w="1080"/>
+        <w:gridCol w:w="1080"/>
+        <w:gridCol w:w="1080"/>
+        <w:gridCol w:w="1080"/>
+      </w:tblGrid>
+      <w:tr>
+        <w:tc>
+          <w:tcPr>
+            <w:tcW w:type="dxa" w:w="1080"/>
+          </w:tcPr>
+          <w:p>
+            <w:r/>
+            <w:r>
+              <w:rPr>
+                <w:b/>
+                <w:i w:val="0"/>
+              </w:rPr>
+              <w:t>Tip</w:t>
+            </w:r>
+          </w:p>
+        </w:tc>
+        <w:tc>
+          <w:tcPr>
+            <w:tcW w:type="dxa" w:w="1080"/>
+          </w:tcPr>
+          <w:p>
+            <w:r/>
+            <w:r>
+              <w:rPr>
+                <w:b/>
+                <w:i w:val="0"/>
+              </w:rPr>
+              <w:t>Examen</w:t>
+            </w:r>
+          </w:p>
+        </w:tc>
+        <w:tc>
+          <w:tcPr>
+            <w:tcW w:type="dxa" w:w="1080"/>
+          </w:tcPr>
+          <w:p>
+            <w:r/>
+            <w:r>
+              <w:rPr>
+                <w:b/>
+                <w:i w:val="0"/>
+              </w:rPr>
+              <w:t>Indicație</w:t>
+            </w:r>
+          </w:p>
+        </w:tc>
+        <w:tc>
+          <w:tcPr>
+            <w:tcW w:type="dxa" w:w="1080"/>
+          </w:tcPr>
+          <w:p>
+            <w:r/>
+            <w:r>
+              <w:rPr>
+                <w:b/>
+                <w:i w:val="0"/>
+              </w:rPr>
+              <w:t>Grad</w:t>
+            </w:r>
+          </w:p>
+        </w:tc>
+        <w:tc>
+          <w:tcPr>
+            <w:tcW w:type="dxa" w:w="1080"/>
+          </w:tcPr>
+          <w:p>
+            <w:r/>
+            <w:r>
+              <w:rPr>
+                <w:b/>
+                <w:i w:val="0"/>
+              </w:rPr>
+              <w:t>Doză</w:t>
+            </w:r>
+          </w:p>
+        </w:tc>
+        <w:tc>
+          <w:tcPr>
+            <w:tcW w:type="dxa" w:w="1080"/>
+          </w:tcPr>
+          <w:p>
+            <w:r/>
+            <w:r>
+              <w:rPr>
+                <w:b/>
+                <w:i w:val="0"/>
+              </w:rPr>
+              <w:t>Comentarii</w:t>
+            </w:r>
+          </w:p>
+        </w:tc>
+        <w:tc>
+          <w:tcPr>
+            <w:tcW w:type="dxa" w:w="1080"/>
+          </w:tcPr>
+          <w:p>
+            <w:r/>
+            <w:r>
+              <w:rPr>
+                <w:b/>
+                <w:i w:val="0"/>
+              </w:rPr>
+              <w:t>Decizie</w:t>
+            </w:r>
+          </w:p>
+        </w:tc>
+        <w:tc>
+          <w:tcPr>
+            <w:tcW w:type="dxa" w:w="1080"/>
+          </w:tcPr>
+          <w:p>
+            <w:r/>
+            <w:r>
+              <w:rPr>
+                <w:b/>
+                <w:i w:val="0"/>
+              </w:rPr>
+              <w:t>Comentariu editor</w:t>
+            </w:r>
+          </w:p>
+        </w:tc>
+      </w:tr>
+      <w:tr>
+        <w:tc>
+          <w:tcPr>
+            <w:tcW w:type="dxa" w:w="1080"/>
+          </w:tcPr>
+          <w:p>
+            <w:r/>
+            <w:r>
+              <w:rPr>
+                <w:b w:val="0"/>
+                <w:i w:val="0"/>
+              </w:rPr>
+              <w:t>E</w:t>
+            </w:r>
+          </w:p>
+        </w:tc>
+        <w:tc>
+          <w:tcPr>
+            <w:tcW w:type="dxa" w:w="1080"/>
+          </w:tcPr>
+          <w:p>
+            <w:r/>
+            <w:r>
+              <w:rPr>
+                <w:b w:val="0"/>
+                <w:i w:val="0"/>
+              </w:rPr>
+              <w:t>Ecografie</w:t>
+            </w:r>
+          </w:p>
+        </w:tc>
+        <w:tc>
+          <w:tcPr>
+            <w:tcW w:type="dxa" w:w="1080"/>
+          </w:tcPr>
+          <w:p>
+            <w:r/>
+            <w:r>
+              <w:rPr>
+                <w:b w:val="0"/>
+                <w:i w:val="0"/>
+              </w:rPr>
+              <w:t>Indicat</w:t>
+            </w:r>
+          </w:p>
+        </w:tc>
+        <w:tc>
+          <w:tcPr>
+            <w:tcW w:type="dxa" w:w="1080"/>
+          </w:tcPr>
+          <w:p>
+            <w:r/>
+            <w:r>
+              <w:rPr>
+                <w:b w:val="0"/>
+                <w:i w:val="0"/>
+              </w:rPr>
+              <w:t>B</w:t>
+            </w:r>
+          </w:p>
+        </w:tc>
+        <w:tc>
+          <w:tcPr>
+            <w:tcW w:type="dxa" w:w="1080"/>
+          </w:tcPr>
+          <w:p>
+            <w:r/>
+            <w:r>
+              <w:rPr>
+                <w:b w:val="0"/>
+                <w:i w:val="0"/>
+              </w:rPr>
+              <w:t>0</w:t>
+            </w:r>
+          </w:p>
+        </w:tc>
+        <w:tc>
+          <w:tcPr>
+            <w:tcW w:type="dxa" w:w="1080"/>
+          </w:tcPr>
+          <w:p>
+            <w:r/>
+            <w:r>
+              <w:rPr>
+                <w:b w:val="0"/>
+                <w:i w:val="0"/>
+              </w:rPr>
+              <w:t>Nevrom Morton, tendinopatii, ghidaj infiltrații.</w:t>
+            </w:r>
+          </w:p>
+        </w:tc>
+        <w:tc>
+          <w:tcPr>
+            <w:tcW w:type="dxa" w:w="1080"/>
+          </w:tcPr>
+          <w:p>
+            <w:r/>
+            <w:r>
+              <w:rPr>
+                <w:b w:val="0"/>
+                <w:i w:val="0"/>
+              </w:rPr>
+            </w:r>
+          </w:p>
+        </w:tc>
+        <w:tc>
+          <w:tcPr>
+            <w:tcW w:type="dxa" w:w="1080"/>
+          </w:tcPr>
+          <w:p>
+            <w:r/>
+            <w:r>
+              <w:rPr>
+                <w:b w:val="0"/>
+                <w:i w:val="0"/>
+              </w:rPr>
+            </w:r>
+          </w:p>
+        </w:tc>
+      </w:tr>
+      <w:tr>
+        <w:tc>
+          <w:tcPr>
+            <w:tcW w:type="dxa" w:w="1080"/>
+          </w:tcPr>
+          <w:p>
+            <w:r/>
+            <w:r>
+              <w:rPr>
+                <w:b w:val="0"/>
+                <w:i w:val="0"/>
+              </w:rPr>
+              <w:t>M</w:t>
+            </w:r>
+          </w:p>
+        </w:tc>
+        <w:tc>
+          <w:tcPr>
+            <w:tcW w:type="dxa" w:w="1080"/>
+          </w:tcPr>
+          <w:p>
+            <w:r/>
+            <w:r>
+              <w:rPr>
+                <w:b w:val="0"/>
+                <w:i w:val="0"/>
+              </w:rPr>
+              <w:t>IRM</w:t>
+            </w:r>
+          </w:p>
+        </w:tc>
+        <w:tc>
+          <w:tcPr>
+            <w:tcW w:type="dxa" w:w="1080"/>
+          </w:tcPr>
+          <w:p>
+            <w:r/>
+            <w:r>
+              <w:rPr>
+                <w:b w:val="0"/>
+                <w:i w:val="0"/>
+              </w:rPr>
+              <w:t>Doar cu aviz specializat</w:t>
+            </w:r>
+          </w:p>
+        </w:tc>
+        <w:tc>
+          <w:tcPr>
+            <w:tcW w:type="dxa" w:w="1080"/>
+          </w:tcPr>
+          <w:p>
+            <w:r/>
+            <w:r>
+              <w:rPr>
+                <w:b w:val="0"/>
+                <w:i w:val="0"/>
+              </w:rPr>
+              <w:t>B</w:t>
+            </w:r>
+          </w:p>
+        </w:tc>
+        <w:tc>
+          <w:tcPr>
+            <w:tcW w:type="dxa" w:w="1080"/>
+          </w:tcPr>
+          <w:p>
+            <w:r/>
+            <w:r>
+              <w:rPr>
+                <w:b w:val="0"/>
+                <w:i w:val="0"/>
+              </w:rPr>
+              <w:t>0</w:t>
+            </w:r>
+          </w:p>
+        </w:tc>
+        <w:tc>
+          <w:tcPr>
+            <w:tcW w:type="dxa" w:w="1080"/>
+          </w:tcPr>
+          <w:p>
+            <w:r/>
+            <w:r>
+              <w:rPr>
+                <w:b w:val="0"/>
+                <w:i w:val="0"/>
+              </w:rPr>
+              <w:t>Nevrom, disfuncție de tendon tibial posterior, leziuni osteocondrale.</w:t>
+            </w:r>
+          </w:p>
+        </w:tc>
+        <w:tc>
+          <w:tcPr>
+            <w:tcW w:type="dxa" w:w="1080"/>
+          </w:tcPr>
+          <w:p>
+            <w:r/>
+            <w:r>
+              <w:rPr>
+                <w:b w:val="0"/>
+                <w:i w:val="0"/>
+              </w:rPr>
+            </w:r>
+          </w:p>
+        </w:tc>
+        <w:tc>
+          <w:tcPr>
+            <w:tcW w:type="dxa" w:w="1080"/>
+          </w:tcPr>
+          <w:p>
+            <w:r/>
+            <w:r>
+              <w:rPr>
+                <w:b w:val="0"/>
+                <w:i w:val="0"/>
+              </w:rPr>
+            </w:r>
+          </w:p>
+        </w:tc>
+      </w:tr>
+    </w:tbl>
+    <w:p/>
+    <w:p>
+      <w:pPr>
         <w:pStyle w:val="Heading2"/>
       </w:pPr>
       <w:r>

--- a/pentru-editori/13-aparat-locomotor/13-aparat-locomotor.docx
+++ b/pentru-editori/13-aparat-locomotor/13-aparat-locomotor.docx
@@ -18,7 +18,15 @@
         <w:rPr>
           <w:i/>
         </w:rPr>
-        <w:t>Vă rugăm să completați coloanele „Decizie” și „Comentariu” direct în tabele (Aprobat / Respins / Amânat), fără să modificați structura lor. Alăturat: GHID.csv, conținutul integral al ghidului.</w:t>
+        <w:t>Vă rugăm să completați coloanele „Decizie” și „Comentariu” direct în tabele (Aprobat / Respins / Amânat), fără să modificați structura lor.</w:t>
+      </w:r>
+    </w:p>
+    <w:p>
+      <w:r>
+        <w:rPr>
+          <w:i/>
+        </w:rPr>
+        <w:t>Alăturat: GHID.csv, conținutul integral al ghidului, și „Decizii structurale comune”.</w:t>
       </w:r>
     </w:p>
     <w:p>
@@ -56,24 +64,25 @@
         <w:rPr>
           <w:color w:val="1C5D8C"/>
         </w:rPr>
-        <w:t>2. Chestiuni de decis</w:t>
+        <w:t>2. Probleme de decis</w:t>
       </w:r>
     </w:p>
     <w:tbl>
       <w:tblPr>
         <w:tblStyle w:val="LightGrid-Accent1"/>
         <w:tblW w:type="auto" w:w="0"/>
+        <w:tblLayout w:type="fixed"/>
         <w:tblLook w:firstColumn="1" w:firstRow="1" w:lastColumn="0" w:lastRow="0" w:noHBand="0" w:noVBand="1" w:val="04A0"/>
       </w:tblPr>
       <w:tblGrid>
-        <w:gridCol w:w="6400"/>
-        <w:gridCol w:w="2880"/>
-        <w:gridCol w:w="2880"/>
+        <w:gridCol w:w="4713"/>
+        <w:gridCol w:w="4713"/>
+        <w:gridCol w:w="4713"/>
       </w:tblGrid>
       <w:tr>
         <w:tc>
           <w:tcPr>
-            <w:tcW w:type="dxa" w:w="2880"/>
+            <w:tcW w:type="dxa" w:w="8400"/>
           </w:tcPr>
           <w:p>
             <w:r/>
@@ -82,13 +91,13 @@
                 <w:b/>
                 <w:i w:val="0"/>
               </w:rPr>
-              <w:t>Chestiune</w:t>
+              <w:t>Problemă</w:t>
             </w:r>
           </w:p>
         </w:tc>
         <w:tc>
           <w:tcPr>
-            <w:tcW w:type="dxa" w:w="2880"/>
+            <w:tcW w:type="dxa" w:w="2700"/>
           </w:tcPr>
           <w:p>
             <w:r/>
@@ -103,7 +112,7 @@
         </w:tc>
         <w:tc>
           <w:tcPr>
-            <w:tcW w:type="dxa" w:w="2880"/>
+            <w:tcW w:type="dxa" w:w="2700"/>
           </w:tcPr>
           <w:p>
             <w:r/>
@@ -120,7 +129,7 @@
       <w:tr>
         <w:tc>
           <w:tcPr>
-            <w:tcW w:type="dxa" w:w="6400"/>
+            <w:tcW w:type="dxa" w:w="8400"/>
           </w:tcPr>
           <w:p>
             <w:r/>
@@ -149,7 +158,7 @@
         </w:tc>
         <w:tc>
           <w:tcPr>
-            <w:tcW w:type="dxa" w:w="2880"/>
+            <w:tcW w:type="dxa" w:w="2700"/>
           </w:tcPr>
           <w:p>
             <w:r/>
@@ -163,7 +172,7 @@
         </w:tc>
         <w:tc>
           <w:tcPr>
-            <w:tcW w:type="dxa" w:w="2880"/>
+            <w:tcW w:type="dxa" w:w="2700"/>
           </w:tcPr>
           <w:p>
             <w:r/>
@@ -179,7 +188,7 @@
       <w:tr>
         <w:tc>
           <w:tcPr>
-            <w:tcW w:type="dxa" w:w="6400"/>
+            <w:tcW w:type="dxa" w:w="8400"/>
           </w:tcPr>
           <w:p>
             <w:r/>
@@ -208,7 +217,7 @@
         </w:tc>
         <w:tc>
           <w:tcPr>
-            <w:tcW w:type="dxa" w:w="2880"/>
+            <w:tcW w:type="dxa" w:w="2700"/>
           </w:tcPr>
           <w:p>
             <w:r/>
@@ -222,7 +231,7 @@
         </w:tc>
         <w:tc>
           <w:tcPr>
-            <w:tcW w:type="dxa" w:w="2880"/>
+            <w:tcW w:type="dxa" w:w="2700"/>
           </w:tcPr>
           <w:p>
             <w:r/>
@@ -238,7 +247,7 @@
       <w:tr>
         <w:tc>
           <w:tcPr>
-            <w:tcW w:type="dxa" w:w="6400"/>
+            <w:tcW w:type="dxa" w:w="8400"/>
           </w:tcPr>
           <w:p>
             <w:r/>
@@ -267,7 +276,7 @@
         </w:tc>
         <w:tc>
           <w:tcPr>
-            <w:tcW w:type="dxa" w:w="2880"/>
+            <w:tcW w:type="dxa" w:w="2700"/>
           </w:tcPr>
           <w:p>
             <w:r/>
@@ -281,7 +290,7 @@
         </w:tc>
         <w:tc>
           <w:tcPr>
-            <w:tcW w:type="dxa" w:w="2880"/>
+            <w:tcW w:type="dxa" w:w="2700"/>
           </w:tcPr>
           <w:p>
             <w:r/>
@@ -334,22 +343,23 @@
       <w:tblPr>
         <w:tblStyle w:val="LightGrid-Accent1"/>
         <w:tblW w:type="auto" w:w="0"/>
+        <w:tblLayout w:type="fixed"/>
         <w:tblLook w:firstColumn="1" w:firstRow="1" w:lastColumn="0" w:lastRow="0" w:noHBand="0" w:noVBand="1" w:val="04A0"/>
       </w:tblPr>
       <w:tblGrid>
-        <w:gridCol w:w="1080"/>
-        <w:gridCol w:w="1080"/>
-        <w:gridCol w:w="1080"/>
-        <w:gridCol w:w="1080"/>
-        <w:gridCol w:w="1080"/>
-        <w:gridCol w:w="1080"/>
-        <w:gridCol w:w="1080"/>
-        <w:gridCol w:w="1080"/>
+        <w:gridCol w:w="1767"/>
+        <w:gridCol w:w="1767"/>
+        <w:gridCol w:w="1767"/>
+        <w:gridCol w:w="1767"/>
+        <w:gridCol w:w="1767"/>
+        <w:gridCol w:w="1767"/>
+        <w:gridCol w:w="1767"/>
+        <w:gridCol w:w="1767"/>
       </w:tblGrid>
       <w:tr>
         <w:tc>
           <w:tcPr>
-            <w:tcW w:type="dxa" w:w="1080"/>
+            <w:tcW w:type="dxa" w:w="800"/>
           </w:tcPr>
           <w:p>
             <w:r/>
@@ -364,7 +374,7 @@
         </w:tc>
         <w:tc>
           <w:tcPr>
-            <w:tcW w:type="dxa" w:w="1080"/>
+            <w:tcW w:type="dxa" w:w="1800"/>
           </w:tcPr>
           <w:p>
             <w:r/>
@@ -379,7 +389,7 @@
         </w:tc>
         <w:tc>
           <w:tcPr>
-            <w:tcW w:type="dxa" w:w="1080"/>
+            <w:tcW w:type="dxa" w:w="3000"/>
           </w:tcPr>
           <w:p>
             <w:r/>
@@ -394,7 +404,7 @@
         </w:tc>
         <w:tc>
           <w:tcPr>
-            <w:tcW w:type="dxa" w:w="1080"/>
+            <w:tcW w:type="dxa" w:w="900"/>
           </w:tcPr>
           <w:p>
             <w:r/>
@@ -409,7 +419,7 @@
         </w:tc>
         <w:tc>
           <w:tcPr>
-            <w:tcW w:type="dxa" w:w="1080"/>
+            <w:tcW w:type="dxa" w:w="1100"/>
           </w:tcPr>
           <w:p>
             <w:r/>
@@ -424,7 +434,7 @@
         </w:tc>
         <w:tc>
           <w:tcPr>
-            <w:tcW w:type="dxa" w:w="1080"/>
+            <w:tcW w:type="dxa" w:w="3000"/>
           </w:tcPr>
           <w:p>
             <w:r/>
@@ -439,7 +449,7 @@
         </w:tc>
         <w:tc>
           <w:tcPr>
-            <w:tcW w:type="dxa" w:w="1080"/>
+            <w:tcW w:type="dxa" w:w="1500"/>
           </w:tcPr>
           <w:p>
             <w:r/>
@@ -454,7 +464,7 @@
         </w:tc>
         <w:tc>
           <w:tcPr>
-            <w:tcW w:type="dxa" w:w="1080"/>
+            <w:tcW w:type="dxa" w:w="1800"/>
           </w:tcPr>
           <w:p>
             <w:r/>
@@ -471,7 +481,7 @@
       <w:tr>
         <w:tc>
           <w:tcPr>
-            <w:tcW w:type="dxa" w:w="1080"/>
+            <w:tcW w:type="dxa" w:w="800"/>
           </w:tcPr>
           <w:p>
             <w:r/>
@@ -486,7 +496,7 @@
         </w:tc>
         <w:tc>
           <w:tcPr>
-            <w:tcW w:type="dxa" w:w="1080"/>
+            <w:tcW w:type="dxa" w:w="1800"/>
           </w:tcPr>
           <w:p>
             <w:r/>
@@ -501,7 +511,7 @@
         </w:tc>
         <w:tc>
           <w:tcPr>
-            <w:tcW w:type="dxa" w:w="1080"/>
+            <w:tcW w:type="dxa" w:w="3000"/>
           </w:tcPr>
           <w:p>
             <w:r/>
@@ -516,7 +526,7 @@
         </w:tc>
         <w:tc>
           <w:tcPr>
-            <w:tcW w:type="dxa" w:w="1080"/>
+            <w:tcW w:type="dxa" w:w="900"/>
           </w:tcPr>
           <w:p>
             <w:r/>
@@ -531,7 +541,7 @@
         </w:tc>
         <w:tc>
           <w:tcPr>
-            <w:tcW w:type="dxa" w:w="1080"/>
+            <w:tcW w:type="dxa" w:w="1100"/>
           </w:tcPr>
           <w:p>
             <w:r/>
@@ -546,7 +556,7 @@
         </w:tc>
         <w:tc>
           <w:tcPr>
-            <w:tcW w:type="dxa" w:w="1080"/>
+            <w:tcW w:type="dxa" w:w="3000"/>
           </w:tcPr>
           <w:p>
             <w:r/>
@@ -561,7 +571,7 @@
         </w:tc>
         <w:tc>
           <w:tcPr>
-            <w:tcW w:type="dxa" w:w="1080"/>
+            <w:tcW w:type="dxa" w:w="1500"/>
           </w:tcPr>
           <w:p>
             <w:r/>
@@ -575,7 +585,7 @@
         </w:tc>
         <w:tc>
           <w:tcPr>
-            <w:tcW w:type="dxa" w:w="1080"/>
+            <w:tcW w:type="dxa" w:w="1800"/>
           </w:tcPr>
           <w:p>
             <w:r/>
@@ -591,7 +601,7 @@
       <w:tr>
         <w:tc>
           <w:tcPr>
-            <w:tcW w:type="dxa" w:w="1080"/>
+            <w:tcW w:type="dxa" w:w="800"/>
           </w:tcPr>
           <w:p>
             <w:r/>
@@ -606,7 +616,7 @@
         </w:tc>
         <w:tc>
           <w:tcPr>
-            <w:tcW w:type="dxa" w:w="1080"/>
+            <w:tcW w:type="dxa" w:w="1800"/>
           </w:tcPr>
           <w:p>
             <w:r/>
@@ -621,7 +631,7 @@
         </w:tc>
         <w:tc>
           <w:tcPr>
-            <w:tcW w:type="dxa" w:w="1080"/>
+            <w:tcW w:type="dxa" w:w="3000"/>
           </w:tcPr>
           <w:p>
             <w:r/>
@@ -636,7 +646,7 @@
         </w:tc>
         <w:tc>
           <w:tcPr>
-            <w:tcW w:type="dxa" w:w="1080"/>
+            <w:tcW w:type="dxa" w:w="900"/>
           </w:tcPr>
           <w:p>
             <w:r/>
@@ -651,7 +661,7 @@
         </w:tc>
         <w:tc>
           <w:tcPr>
-            <w:tcW w:type="dxa" w:w="1080"/>
+            <w:tcW w:type="dxa" w:w="1100"/>
           </w:tcPr>
           <w:p>
             <w:r/>
@@ -666,7 +676,7 @@
         </w:tc>
         <w:tc>
           <w:tcPr>
-            <w:tcW w:type="dxa" w:w="1080"/>
+            <w:tcW w:type="dxa" w:w="3000"/>
           </w:tcPr>
           <w:p>
             <w:r/>
@@ -681,7 +691,7 @@
         </w:tc>
         <w:tc>
           <w:tcPr>
-            <w:tcW w:type="dxa" w:w="1080"/>
+            <w:tcW w:type="dxa" w:w="1500"/>
           </w:tcPr>
           <w:p>
             <w:r/>
@@ -695,7 +705,7 @@
         </w:tc>
         <w:tc>
           <w:tcPr>
-            <w:tcW w:type="dxa" w:w="1080"/>
+            <w:tcW w:type="dxa" w:w="1800"/>
           </w:tcPr>
           <w:p>
             <w:r/>
@@ -711,7 +721,7 @@
       <w:tr>
         <w:tc>
           <w:tcPr>
-            <w:tcW w:type="dxa" w:w="1080"/>
+            <w:tcW w:type="dxa" w:w="800"/>
           </w:tcPr>
           <w:p>
             <w:r/>
@@ -726,7 +736,7 @@
         </w:tc>
         <w:tc>
           <w:tcPr>
-            <w:tcW w:type="dxa" w:w="1080"/>
+            <w:tcW w:type="dxa" w:w="1800"/>
           </w:tcPr>
           <w:p>
             <w:r/>
@@ -741,7 +751,7 @@
         </w:tc>
         <w:tc>
           <w:tcPr>
-            <w:tcW w:type="dxa" w:w="1080"/>
+            <w:tcW w:type="dxa" w:w="3000"/>
           </w:tcPr>
           <w:p>
             <w:r/>
@@ -756,7 +766,7 @@
         </w:tc>
         <w:tc>
           <w:tcPr>
-            <w:tcW w:type="dxa" w:w="1080"/>
+            <w:tcW w:type="dxa" w:w="900"/>
           </w:tcPr>
           <w:p>
             <w:r/>
@@ -771,7 +781,7 @@
         </w:tc>
         <w:tc>
           <w:tcPr>
-            <w:tcW w:type="dxa" w:w="1080"/>
+            <w:tcW w:type="dxa" w:w="1100"/>
           </w:tcPr>
           <w:p>
             <w:r/>
@@ -786,7 +796,7 @@
         </w:tc>
         <w:tc>
           <w:tcPr>
-            <w:tcW w:type="dxa" w:w="1080"/>
+            <w:tcW w:type="dxa" w:w="3000"/>
           </w:tcPr>
           <w:p>
             <w:r/>
@@ -801,7 +811,7 @@
         </w:tc>
         <w:tc>
           <w:tcPr>
-            <w:tcW w:type="dxa" w:w="1080"/>
+            <w:tcW w:type="dxa" w:w="1500"/>
           </w:tcPr>
           <w:p>
             <w:r/>
@@ -815,7 +825,7 @@
         </w:tc>
         <w:tc>
           <w:tcPr>
-            <w:tcW w:type="dxa" w:w="1080"/>
+            <w:tcW w:type="dxa" w:w="1800"/>
           </w:tcPr>
           <w:p>
             <w:r/>
@@ -831,7 +841,7 @@
       <w:tr>
         <w:tc>
           <w:tcPr>
-            <w:tcW w:type="dxa" w:w="1080"/>
+            <w:tcW w:type="dxa" w:w="800"/>
           </w:tcPr>
           <w:p>
             <w:r/>
@@ -846,7 +856,7 @@
         </w:tc>
         <w:tc>
           <w:tcPr>
-            <w:tcW w:type="dxa" w:w="1080"/>
+            <w:tcW w:type="dxa" w:w="1800"/>
           </w:tcPr>
           <w:p>
             <w:r/>
@@ -861,7 +871,7 @@
         </w:tc>
         <w:tc>
           <w:tcPr>
-            <w:tcW w:type="dxa" w:w="1080"/>
+            <w:tcW w:type="dxa" w:w="3000"/>
           </w:tcPr>
           <w:p>
             <w:r/>
@@ -876,7 +886,7 @@
         </w:tc>
         <w:tc>
           <w:tcPr>
-            <w:tcW w:type="dxa" w:w="1080"/>
+            <w:tcW w:type="dxa" w:w="900"/>
           </w:tcPr>
           <w:p>
             <w:r/>
@@ -891,7 +901,7 @@
         </w:tc>
         <w:tc>
           <w:tcPr>
-            <w:tcW w:type="dxa" w:w="1080"/>
+            <w:tcW w:type="dxa" w:w="1100"/>
           </w:tcPr>
           <w:p>
             <w:r/>
@@ -906,7 +916,7 @@
         </w:tc>
         <w:tc>
           <w:tcPr>
-            <w:tcW w:type="dxa" w:w="1080"/>
+            <w:tcW w:type="dxa" w:w="3000"/>
           </w:tcPr>
           <w:p>
             <w:r/>
@@ -921,7 +931,7 @@
         </w:tc>
         <w:tc>
           <w:tcPr>
-            <w:tcW w:type="dxa" w:w="1080"/>
+            <w:tcW w:type="dxa" w:w="1500"/>
           </w:tcPr>
           <w:p>
             <w:r/>
@@ -935,7 +945,7 @@
         </w:tc>
         <w:tc>
           <w:tcPr>
-            <w:tcW w:type="dxa" w:w="1080"/>
+            <w:tcW w:type="dxa" w:w="1800"/>
           </w:tcPr>
           <w:p>
             <w:r/>
@@ -973,22 +983,23 @@
       <w:tblPr>
         <w:tblStyle w:val="LightGrid-Accent1"/>
         <w:tblW w:type="auto" w:w="0"/>
+        <w:tblLayout w:type="fixed"/>
         <w:tblLook w:firstColumn="1" w:firstRow="1" w:lastColumn="0" w:lastRow="0" w:noHBand="0" w:noVBand="1" w:val="04A0"/>
       </w:tblPr>
       <w:tblGrid>
-        <w:gridCol w:w="1080"/>
-        <w:gridCol w:w="1080"/>
-        <w:gridCol w:w="1080"/>
-        <w:gridCol w:w="1080"/>
-        <w:gridCol w:w="1080"/>
-        <w:gridCol w:w="1080"/>
-        <w:gridCol w:w="1080"/>
-        <w:gridCol w:w="1080"/>
+        <w:gridCol w:w="1767"/>
+        <w:gridCol w:w="1767"/>
+        <w:gridCol w:w="1767"/>
+        <w:gridCol w:w="1767"/>
+        <w:gridCol w:w="1767"/>
+        <w:gridCol w:w="1767"/>
+        <w:gridCol w:w="1767"/>
+        <w:gridCol w:w="1767"/>
       </w:tblGrid>
       <w:tr>
         <w:tc>
           <w:tcPr>
-            <w:tcW w:type="dxa" w:w="1080"/>
+            <w:tcW w:type="dxa" w:w="800"/>
           </w:tcPr>
           <w:p>
             <w:r/>
@@ -1003,7 +1014,7 @@
         </w:tc>
         <w:tc>
           <w:tcPr>
-            <w:tcW w:type="dxa" w:w="1080"/>
+            <w:tcW w:type="dxa" w:w="1800"/>
           </w:tcPr>
           <w:p>
             <w:r/>
@@ -1018,7 +1029,7 @@
         </w:tc>
         <w:tc>
           <w:tcPr>
-            <w:tcW w:type="dxa" w:w="1080"/>
+            <w:tcW w:type="dxa" w:w="3000"/>
           </w:tcPr>
           <w:p>
             <w:r/>
@@ -1033,7 +1044,7 @@
         </w:tc>
         <w:tc>
           <w:tcPr>
-            <w:tcW w:type="dxa" w:w="1080"/>
+            <w:tcW w:type="dxa" w:w="900"/>
           </w:tcPr>
           <w:p>
             <w:r/>
@@ -1048,7 +1059,7 @@
         </w:tc>
         <w:tc>
           <w:tcPr>
-            <w:tcW w:type="dxa" w:w="1080"/>
+            <w:tcW w:type="dxa" w:w="1100"/>
           </w:tcPr>
           <w:p>
             <w:r/>
@@ -1063,7 +1074,7 @@
         </w:tc>
         <w:tc>
           <w:tcPr>
-            <w:tcW w:type="dxa" w:w="1080"/>
+            <w:tcW w:type="dxa" w:w="3000"/>
           </w:tcPr>
           <w:p>
             <w:r/>
@@ -1078,7 +1089,7 @@
         </w:tc>
         <w:tc>
           <w:tcPr>
-            <w:tcW w:type="dxa" w:w="1080"/>
+            <w:tcW w:type="dxa" w:w="1500"/>
           </w:tcPr>
           <w:p>
             <w:r/>
@@ -1093,7 +1104,7 @@
         </w:tc>
         <w:tc>
           <w:tcPr>
-            <w:tcW w:type="dxa" w:w="1080"/>
+            <w:tcW w:type="dxa" w:w="1800"/>
           </w:tcPr>
           <w:p>
             <w:r/>
@@ -1110,7 +1121,7 @@
       <w:tr>
         <w:tc>
           <w:tcPr>
-            <w:tcW w:type="dxa" w:w="1080"/>
+            <w:tcW w:type="dxa" w:w="800"/>
           </w:tcPr>
           <w:p>
             <w:r/>
@@ -1125,7 +1136,7 @@
         </w:tc>
         <w:tc>
           <w:tcPr>
-            <w:tcW w:type="dxa" w:w="1080"/>
+            <w:tcW w:type="dxa" w:w="1800"/>
           </w:tcPr>
           <w:p>
             <w:r/>
@@ -1140,7 +1151,7 @@
         </w:tc>
         <w:tc>
           <w:tcPr>
-            <w:tcW w:type="dxa" w:w="1080"/>
+            <w:tcW w:type="dxa" w:w="3000"/>
           </w:tcPr>
           <w:p>
             <w:r/>
@@ -1155,7 +1166,7 @@
         </w:tc>
         <w:tc>
           <w:tcPr>
-            <w:tcW w:type="dxa" w:w="1080"/>
+            <w:tcW w:type="dxa" w:w="900"/>
           </w:tcPr>
           <w:p>
             <w:r/>
@@ -1170,7 +1181,7 @@
         </w:tc>
         <w:tc>
           <w:tcPr>
-            <w:tcW w:type="dxa" w:w="1080"/>
+            <w:tcW w:type="dxa" w:w="1100"/>
           </w:tcPr>
           <w:p>
             <w:r/>
@@ -1185,7 +1196,7 @@
         </w:tc>
         <w:tc>
           <w:tcPr>
-            <w:tcW w:type="dxa" w:w="1080"/>
+            <w:tcW w:type="dxa" w:w="3000"/>
           </w:tcPr>
           <w:p>
             <w:r/>
@@ -1200,7 +1211,7 @@
         </w:tc>
         <w:tc>
           <w:tcPr>
-            <w:tcW w:type="dxa" w:w="1080"/>
+            <w:tcW w:type="dxa" w:w="1500"/>
           </w:tcPr>
           <w:p>
             <w:r/>
@@ -1214,7 +1225,7 @@
         </w:tc>
         <w:tc>
           <w:tcPr>
-            <w:tcW w:type="dxa" w:w="1080"/>
+            <w:tcW w:type="dxa" w:w="1800"/>
           </w:tcPr>
           <w:p>
             <w:r/>
@@ -1230,7 +1241,7 @@
       <w:tr>
         <w:tc>
           <w:tcPr>
-            <w:tcW w:type="dxa" w:w="1080"/>
+            <w:tcW w:type="dxa" w:w="800"/>
           </w:tcPr>
           <w:p>
             <w:r/>
@@ -1245,7 +1256,7 @@
         </w:tc>
         <w:tc>
           <w:tcPr>
-            <w:tcW w:type="dxa" w:w="1080"/>
+            <w:tcW w:type="dxa" w:w="1800"/>
           </w:tcPr>
           <w:p>
             <w:r/>
@@ -1260,7 +1271,7 @@
         </w:tc>
         <w:tc>
           <w:tcPr>
-            <w:tcW w:type="dxa" w:w="1080"/>
+            <w:tcW w:type="dxa" w:w="3000"/>
           </w:tcPr>
           <w:p>
             <w:r/>
@@ -1275,7 +1286,7 @@
         </w:tc>
         <w:tc>
           <w:tcPr>
-            <w:tcW w:type="dxa" w:w="1080"/>
+            <w:tcW w:type="dxa" w:w="900"/>
           </w:tcPr>
           <w:p>
             <w:r/>
@@ -1290,7 +1301,7 @@
         </w:tc>
         <w:tc>
           <w:tcPr>
-            <w:tcW w:type="dxa" w:w="1080"/>
+            <w:tcW w:type="dxa" w:w="1100"/>
           </w:tcPr>
           <w:p>
             <w:r/>
@@ -1305,7 +1316,7 @@
         </w:tc>
         <w:tc>
           <w:tcPr>
-            <w:tcW w:type="dxa" w:w="1080"/>
+            <w:tcW w:type="dxa" w:w="3000"/>
           </w:tcPr>
           <w:p>
             <w:r/>
@@ -1320,7 +1331,7 @@
         </w:tc>
         <w:tc>
           <w:tcPr>
-            <w:tcW w:type="dxa" w:w="1080"/>
+            <w:tcW w:type="dxa" w:w="1500"/>
           </w:tcPr>
           <w:p>
             <w:r/>
@@ -1334,7 +1345,7 @@
         </w:tc>
         <w:tc>
           <w:tcPr>
-            <w:tcW w:type="dxa" w:w="1080"/>
+            <w:tcW w:type="dxa" w:w="1800"/>
           </w:tcPr>
           <w:p>
             <w:r/>
@@ -1350,7 +1361,7 @@
       <w:tr>
         <w:tc>
           <w:tcPr>
-            <w:tcW w:type="dxa" w:w="1080"/>
+            <w:tcW w:type="dxa" w:w="800"/>
           </w:tcPr>
           <w:p>
             <w:r/>
@@ -1365,7 +1376,7 @@
         </w:tc>
         <w:tc>
           <w:tcPr>
-            <w:tcW w:type="dxa" w:w="1080"/>
+            <w:tcW w:type="dxa" w:w="1800"/>
           </w:tcPr>
           <w:p>
             <w:r/>
@@ -1380,7 +1391,7 @@
         </w:tc>
         <w:tc>
           <w:tcPr>
-            <w:tcW w:type="dxa" w:w="1080"/>
+            <w:tcW w:type="dxa" w:w="3000"/>
           </w:tcPr>
           <w:p>
             <w:r/>
@@ -1395,7 +1406,7 @@
         </w:tc>
         <w:tc>
           <w:tcPr>
-            <w:tcW w:type="dxa" w:w="1080"/>
+            <w:tcW w:type="dxa" w:w="900"/>
           </w:tcPr>
           <w:p>
             <w:r/>
@@ -1410,7 +1421,7 @@
         </w:tc>
         <w:tc>
           <w:tcPr>
-            <w:tcW w:type="dxa" w:w="1080"/>
+            <w:tcW w:type="dxa" w:w="1100"/>
           </w:tcPr>
           <w:p>
             <w:r/>
@@ -1425,7 +1436,7 @@
         </w:tc>
         <w:tc>
           <w:tcPr>
-            <w:tcW w:type="dxa" w:w="1080"/>
+            <w:tcW w:type="dxa" w:w="3000"/>
           </w:tcPr>
           <w:p>
             <w:r/>
@@ -1440,7 +1451,7 @@
         </w:tc>
         <w:tc>
           <w:tcPr>
-            <w:tcW w:type="dxa" w:w="1080"/>
+            <w:tcW w:type="dxa" w:w="1500"/>
           </w:tcPr>
           <w:p>
             <w:r/>
@@ -1454,7 +1465,7 @@
         </w:tc>
         <w:tc>
           <w:tcPr>
-            <w:tcW w:type="dxa" w:w="1080"/>
+            <w:tcW w:type="dxa" w:w="1800"/>
           </w:tcPr>
           <w:p>
             <w:r/>
@@ -1492,22 +1503,23 @@
       <w:tblPr>
         <w:tblStyle w:val="LightGrid-Accent1"/>
         <w:tblW w:type="auto" w:w="0"/>
+        <w:tblLayout w:type="fixed"/>
         <w:tblLook w:firstColumn="1" w:firstRow="1" w:lastColumn="0" w:lastRow="0" w:noHBand="0" w:noVBand="1" w:val="04A0"/>
       </w:tblPr>
       <w:tblGrid>
-        <w:gridCol w:w="1080"/>
-        <w:gridCol w:w="1080"/>
-        <w:gridCol w:w="1080"/>
-        <w:gridCol w:w="1080"/>
-        <w:gridCol w:w="1080"/>
-        <w:gridCol w:w="1080"/>
-        <w:gridCol w:w="1080"/>
-        <w:gridCol w:w="1080"/>
+        <w:gridCol w:w="1767"/>
+        <w:gridCol w:w="1767"/>
+        <w:gridCol w:w="1767"/>
+        <w:gridCol w:w="1767"/>
+        <w:gridCol w:w="1767"/>
+        <w:gridCol w:w="1767"/>
+        <w:gridCol w:w="1767"/>
+        <w:gridCol w:w="1767"/>
       </w:tblGrid>
       <w:tr>
         <w:tc>
           <w:tcPr>
-            <w:tcW w:type="dxa" w:w="1080"/>
+            <w:tcW w:type="dxa" w:w="800"/>
           </w:tcPr>
           <w:p>
             <w:r/>
@@ -1522,7 +1534,7 @@
         </w:tc>
         <w:tc>
           <w:tcPr>
-            <w:tcW w:type="dxa" w:w="1080"/>
+            <w:tcW w:type="dxa" w:w="1800"/>
           </w:tcPr>
           <w:p>
             <w:r/>
@@ -1537,7 +1549,7 @@
         </w:tc>
         <w:tc>
           <w:tcPr>
-            <w:tcW w:type="dxa" w:w="1080"/>
+            <w:tcW w:type="dxa" w:w="3000"/>
           </w:tcPr>
           <w:p>
             <w:r/>
@@ -1552,7 +1564,7 @@
         </w:tc>
         <w:tc>
           <w:tcPr>
-            <w:tcW w:type="dxa" w:w="1080"/>
+            <w:tcW w:type="dxa" w:w="900"/>
           </w:tcPr>
           <w:p>
             <w:r/>
@@ -1567,7 +1579,7 @@
         </w:tc>
         <w:tc>
           <w:tcPr>
-            <w:tcW w:type="dxa" w:w="1080"/>
+            <w:tcW w:type="dxa" w:w="1100"/>
           </w:tcPr>
           <w:p>
             <w:r/>
@@ -1582,7 +1594,7 @@
         </w:tc>
         <w:tc>
           <w:tcPr>
-            <w:tcW w:type="dxa" w:w="1080"/>
+            <w:tcW w:type="dxa" w:w="3000"/>
           </w:tcPr>
           <w:p>
             <w:r/>
@@ -1597,7 +1609,7 @@
         </w:tc>
         <w:tc>
           <w:tcPr>
-            <w:tcW w:type="dxa" w:w="1080"/>
+            <w:tcW w:type="dxa" w:w="1500"/>
           </w:tcPr>
           <w:p>
             <w:r/>
@@ -1612,7 +1624,7 @@
         </w:tc>
         <w:tc>
           <w:tcPr>
-            <w:tcW w:type="dxa" w:w="1080"/>
+            <w:tcW w:type="dxa" w:w="1800"/>
           </w:tcPr>
           <w:p>
             <w:r/>
@@ -1629,7 +1641,7 @@
       <w:tr>
         <w:tc>
           <w:tcPr>
-            <w:tcW w:type="dxa" w:w="1080"/>
+            <w:tcW w:type="dxa" w:w="800"/>
           </w:tcPr>
           <w:p>
             <w:r/>
@@ -1644,7 +1656,7 @@
         </w:tc>
         <w:tc>
           <w:tcPr>
-            <w:tcW w:type="dxa" w:w="1080"/>
+            <w:tcW w:type="dxa" w:w="1800"/>
           </w:tcPr>
           <w:p>
             <w:r/>
@@ -1659,7 +1671,7 @@
         </w:tc>
         <w:tc>
           <w:tcPr>
-            <w:tcW w:type="dxa" w:w="1080"/>
+            <w:tcW w:type="dxa" w:w="3000"/>
           </w:tcPr>
           <w:p>
             <w:r/>
@@ -1674,7 +1686,7 @@
         </w:tc>
         <w:tc>
           <w:tcPr>
-            <w:tcW w:type="dxa" w:w="1080"/>
+            <w:tcW w:type="dxa" w:w="900"/>
           </w:tcPr>
           <w:p>
             <w:r/>
@@ -1689,7 +1701,7 @@
         </w:tc>
         <w:tc>
           <w:tcPr>
-            <w:tcW w:type="dxa" w:w="1080"/>
+            <w:tcW w:type="dxa" w:w="1100"/>
           </w:tcPr>
           <w:p>
             <w:r/>
@@ -1704,7 +1716,7 @@
         </w:tc>
         <w:tc>
           <w:tcPr>
-            <w:tcW w:type="dxa" w:w="1080"/>
+            <w:tcW w:type="dxa" w:w="3000"/>
           </w:tcPr>
           <w:p>
             <w:r/>
@@ -1719,7 +1731,7 @@
         </w:tc>
         <w:tc>
           <w:tcPr>
-            <w:tcW w:type="dxa" w:w="1080"/>
+            <w:tcW w:type="dxa" w:w="1500"/>
           </w:tcPr>
           <w:p>
             <w:r/>
@@ -1733,7 +1745,7 @@
         </w:tc>
         <w:tc>
           <w:tcPr>
-            <w:tcW w:type="dxa" w:w="1080"/>
+            <w:tcW w:type="dxa" w:w="1800"/>
           </w:tcPr>
           <w:p>
             <w:r/>
@@ -1749,7 +1761,7 @@
       <w:tr>
         <w:tc>
           <w:tcPr>
-            <w:tcW w:type="dxa" w:w="1080"/>
+            <w:tcW w:type="dxa" w:w="800"/>
           </w:tcPr>
           <w:p>
             <w:r/>
@@ -1764,7 +1776,7 @@
         </w:tc>
         <w:tc>
           <w:tcPr>
-            <w:tcW w:type="dxa" w:w="1080"/>
+            <w:tcW w:type="dxa" w:w="1800"/>
           </w:tcPr>
           <w:p>
             <w:r/>
@@ -1779,7 +1791,7 @@
         </w:tc>
         <w:tc>
           <w:tcPr>
-            <w:tcW w:type="dxa" w:w="1080"/>
+            <w:tcW w:type="dxa" w:w="3000"/>
           </w:tcPr>
           <w:p>
             <w:r/>
@@ -1794,7 +1806,7 @@
         </w:tc>
         <w:tc>
           <w:tcPr>
-            <w:tcW w:type="dxa" w:w="1080"/>
+            <w:tcW w:type="dxa" w:w="900"/>
           </w:tcPr>
           <w:p>
             <w:r/>
@@ -1809,7 +1821,7 @@
         </w:tc>
         <w:tc>
           <w:tcPr>
-            <w:tcW w:type="dxa" w:w="1080"/>
+            <w:tcW w:type="dxa" w:w="1100"/>
           </w:tcPr>
           <w:p>
             <w:r/>
@@ -1824,7 +1836,7 @@
         </w:tc>
         <w:tc>
           <w:tcPr>
-            <w:tcW w:type="dxa" w:w="1080"/>
+            <w:tcW w:type="dxa" w:w="3000"/>
           </w:tcPr>
           <w:p>
             <w:r/>
@@ -1839,7 +1851,7 @@
         </w:tc>
         <w:tc>
           <w:tcPr>
-            <w:tcW w:type="dxa" w:w="1080"/>
+            <w:tcW w:type="dxa" w:w="1500"/>
           </w:tcPr>
           <w:p>
             <w:r/>
@@ -1853,7 +1865,7 @@
         </w:tc>
         <w:tc>
           <w:tcPr>
-            <w:tcW w:type="dxa" w:w="1080"/>
+            <w:tcW w:type="dxa" w:w="1800"/>
           </w:tcPr>
           <w:p>
             <w:r/>
@@ -1869,7 +1881,7 @@
       <w:tr>
         <w:tc>
           <w:tcPr>
-            <w:tcW w:type="dxa" w:w="1080"/>
+            <w:tcW w:type="dxa" w:w="800"/>
           </w:tcPr>
           <w:p>
             <w:r/>
@@ -1884,7 +1896,7 @@
         </w:tc>
         <w:tc>
           <w:tcPr>
-            <w:tcW w:type="dxa" w:w="1080"/>
+            <w:tcW w:type="dxa" w:w="1800"/>
           </w:tcPr>
           <w:p>
             <w:r/>
@@ -1899,7 +1911,7 @@
         </w:tc>
         <w:tc>
           <w:tcPr>
-            <w:tcW w:type="dxa" w:w="1080"/>
+            <w:tcW w:type="dxa" w:w="3000"/>
           </w:tcPr>
           <w:p>
             <w:r/>
@@ -1914,7 +1926,7 @@
         </w:tc>
         <w:tc>
           <w:tcPr>
-            <w:tcW w:type="dxa" w:w="1080"/>
+            <w:tcW w:type="dxa" w:w="900"/>
           </w:tcPr>
           <w:p>
             <w:r/>
@@ -1929,7 +1941,7 @@
         </w:tc>
         <w:tc>
           <w:tcPr>
-            <w:tcW w:type="dxa" w:w="1080"/>
+            <w:tcW w:type="dxa" w:w="1100"/>
           </w:tcPr>
           <w:p>
             <w:r/>
@@ -1944,7 +1956,7 @@
         </w:tc>
         <w:tc>
           <w:tcPr>
-            <w:tcW w:type="dxa" w:w="1080"/>
+            <w:tcW w:type="dxa" w:w="3000"/>
           </w:tcPr>
           <w:p>
             <w:r/>
@@ -1959,7 +1971,7 @@
         </w:tc>
         <w:tc>
           <w:tcPr>
-            <w:tcW w:type="dxa" w:w="1080"/>
+            <w:tcW w:type="dxa" w:w="1500"/>
           </w:tcPr>
           <w:p>
             <w:r/>
@@ -1973,7 +1985,7 @@
         </w:tc>
         <w:tc>
           <w:tcPr>
-            <w:tcW w:type="dxa" w:w="1080"/>
+            <w:tcW w:type="dxa" w:w="1800"/>
           </w:tcPr>
           <w:p>
             <w:r/>
@@ -1989,7 +2001,7 @@
       <w:tr>
         <w:tc>
           <w:tcPr>
-            <w:tcW w:type="dxa" w:w="1080"/>
+            <w:tcW w:type="dxa" w:w="800"/>
           </w:tcPr>
           <w:p>
             <w:r/>
@@ -2004,7 +2016,7 @@
         </w:tc>
         <w:tc>
           <w:tcPr>
-            <w:tcW w:type="dxa" w:w="1080"/>
+            <w:tcW w:type="dxa" w:w="1800"/>
           </w:tcPr>
           <w:p>
             <w:r/>
@@ -2019,7 +2031,7 @@
         </w:tc>
         <w:tc>
           <w:tcPr>
-            <w:tcW w:type="dxa" w:w="1080"/>
+            <w:tcW w:type="dxa" w:w="3000"/>
           </w:tcPr>
           <w:p>
             <w:r/>
@@ -2034,7 +2046,7 @@
         </w:tc>
         <w:tc>
           <w:tcPr>
-            <w:tcW w:type="dxa" w:w="1080"/>
+            <w:tcW w:type="dxa" w:w="900"/>
           </w:tcPr>
           <w:p>
             <w:r/>
@@ -2049,7 +2061,7 @@
         </w:tc>
         <w:tc>
           <w:tcPr>
-            <w:tcW w:type="dxa" w:w="1080"/>
+            <w:tcW w:type="dxa" w:w="1100"/>
           </w:tcPr>
           <w:p>
             <w:r/>
@@ -2064,7 +2076,7 @@
         </w:tc>
         <w:tc>
           <w:tcPr>
-            <w:tcW w:type="dxa" w:w="1080"/>
+            <w:tcW w:type="dxa" w:w="3000"/>
           </w:tcPr>
           <w:p>
             <w:r/>
@@ -2079,7 +2091,7 @@
         </w:tc>
         <w:tc>
           <w:tcPr>
-            <w:tcW w:type="dxa" w:w="1080"/>
+            <w:tcW w:type="dxa" w:w="1500"/>
           </w:tcPr>
           <w:p>
             <w:r/>
@@ -2093,7 +2105,7 @@
         </w:tc>
         <w:tc>
           <w:tcPr>
-            <w:tcW w:type="dxa" w:w="1080"/>
+            <w:tcW w:type="dxa" w:w="1800"/>
           </w:tcPr>
           <w:p>
             <w:r/>
@@ -2131,22 +2143,23 @@
       <w:tblPr>
         <w:tblStyle w:val="LightGrid-Accent1"/>
         <w:tblW w:type="auto" w:w="0"/>
+        <w:tblLayout w:type="fixed"/>
         <w:tblLook w:firstColumn="1" w:firstRow="1" w:lastColumn="0" w:lastRow="0" w:noHBand="0" w:noVBand="1" w:val="04A0"/>
       </w:tblPr>
       <w:tblGrid>
-        <w:gridCol w:w="1080"/>
-        <w:gridCol w:w="1080"/>
-        <w:gridCol w:w="1080"/>
-        <w:gridCol w:w="1080"/>
-        <w:gridCol w:w="1080"/>
-        <w:gridCol w:w="1080"/>
-        <w:gridCol w:w="1080"/>
-        <w:gridCol w:w="1080"/>
+        <w:gridCol w:w="1767"/>
+        <w:gridCol w:w="1767"/>
+        <w:gridCol w:w="1767"/>
+        <w:gridCol w:w="1767"/>
+        <w:gridCol w:w="1767"/>
+        <w:gridCol w:w="1767"/>
+        <w:gridCol w:w="1767"/>
+        <w:gridCol w:w="1767"/>
       </w:tblGrid>
       <w:tr>
         <w:tc>
           <w:tcPr>
-            <w:tcW w:type="dxa" w:w="1080"/>
+            <w:tcW w:type="dxa" w:w="800"/>
           </w:tcPr>
           <w:p>
             <w:r/>
@@ -2161,7 +2174,7 @@
         </w:tc>
         <w:tc>
           <w:tcPr>
-            <w:tcW w:type="dxa" w:w="1080"/>
+            <w:tcW w:type="dxa" w:w="1800"/>
           </w:tcPr>
           <w:p>
             <w:r/>
@@ -2176,7 +2189,7 @@
         </w:tc>
         <w:tc>
           <w:tcPr>
-            <w:tcW w:type="dxa" w:w="1080"/>
+            <w:tcW w:type="dxa" w:w="3000"/>
           </w:tcPr>
           <w:p>
             <w:r/>
@@ -2191,7 +2204,7 @@
         </w:tc>
         <w:tc>
           <w:tcPr>
-            <w:tcW w:type="dxa" w:w="1080"/>
+            <w:tcW w:type="dxa" w:w="900"/>
           </w:tcPr>
           <w:p>
             <w:r/>
@@ -2206,7 +2219,7 @@
         </w:tc>
         <w:tc>
           <w:tcPr>
-            <w:tcW w:type="dxa" w:w="1080"/>
+            <w:tcW w:type="dxa" w:w="1100"/>
           </w:tcPr>
           <w:p>
             <w:r/>
@@ -2221,7 +2234,7 @@
         </w:tc>
         <w:tc>
           <w:tcPr>
-            <w:tcW w:type="dxa" w:w="1080"/>
+            <w:tcW w:type="dxa" w:w="3000"/>
           </w:tcPr>
           <w:p>
             <w:r/>
@@ -2236,7 +2249,7 @@
         </w:tc>
         <w:tc>
           <w:tcPr>
-            <w:tcW w:type="dxa" w:w="1080"/>
+            <w:tcW w:type="dxa" w:w="1500"/>
           </w:tcPr>
           <w:p>
             <w:r/>
@@ -2251,7 +2264,7 @@
         </w:tc>
         <w:tc>
           <w:tcPr>
-            <w:tcW w:type="dxa" w:w="1080"/>
+            <w:tcW w:type="dxa" w:w="1800"/>
           </w:tcPr>
           <w:p>
             <w:r/>
@@ -2268,7 +2281,7 @@
       <w:tr>
         <w:tc>
           <w:tcPr>
-            <w:tcW w:type="dxa" w:w="1080"/>
+            <w:tcW w:type="dxa" w:w="800"/>
           </w:tcPr>
           <w:p>
             <w:r/>
@@ -2283,7 +2296,7 @@
         </w:tc>
         <w:tc>
           <w:tcPr>
-            <w:tcW w:type="dxa" w:w="1080"/>
+            <w:tcW w:type="dxa" w:w="1800"/>
           </w:tcPr>
           <w:p>
             <w:r/>
@@ -2298,7 +2311,7 @@
         </w:tc>
         <w:tc>
           <w:tcPr>
-            <w:tcW w:type="dxa" w:w="1080"/>
+            <w:tcW w:type="dxa" w:w="3000"/>
           </w:tcPr>
           <w:p>
             <w:r/>
@@ -2313,7 +2326,7 @@
         </w:tc>
         <w:tc>
           <w:tcPr>
-            <w:tcW w:type="dxa" w:w="1080"/>
+            <w:tcW w:type="dxa" w:w="900"/>
           </w:tcPr>
           <w:p>
             <w:r/>
@@ -2328,7 +2341,7 @@
         </w:tc>
         <w:tc>
           <w:tcPr>
-            <w:tcW w:type="dxa" w:w="1080"/>
+            <w:tcW w:type="dxa" w:w="1100"/>
           </w:tcPr>
           <w:p>
             <w:r/>
@@ -2343,7 +2356,7 @@
         </w:tc>
         <w:tc>
           <w:tcPr>
-            <w:tcW w:type="dxa" w:w="1080"/>
+            <w:tcW w:type="dxa" w:w="3000"/>
           </w:tcPr>
           <w:p>
             <w:r/>
@@ -2358,7 +2371,7 @@
         </w:tc>
         <w:tc>
           <w:tcPr>
-            <w:tcW w:type="dxa" w:w="1080"/>
+            <w:tcW w:type="dxa" w:w="1500"/>
           </w:tcPr>
           <w:p>
             <w:r/>
@@ -2372,7 +2385,7 @@
         </w:tc>
         <w:tc>
           <w:tcPr>
-            <w:tcW w:type="dxa" w:w="1080"/>
+            <w:tcW w:type="dxa" w:w="1800"/>
           </w:tcPr>
           <w:p>
             <w:r/>
@@ -2388,7 +2401,7 @@
       <w:tr>
         <w:tc>
           <w:tcPr>
-            <w:tcW w:type="dxa" w:w="1080"/>
+            <w:tcW w:type="dxa" w:w="800"/>
           </w:tcPr>
           <w:p>
             <w:r/>
@@ -2403,7 +2416,7 @@
         </w:tc>
         <w:tc>
           <w:tcPr>
-            <w:tcW w:type="dxa" w:w="1080"/>
+            <w:tcW w:type="dxa" w:w="1800"/>
           </w:tcPr>
           <w:p>
             <w:r/>
@@ -2418,7 +2431,7 @@
         </w:tc>
         <w:tc>
           <w:tcPr>
-            <w:tcW w:type="dxa" w:w="1080"/>
+            <w:tcW w:type="dxa" w:w="3000"/>
           </w:tcPr>
           <w:p>
             <w:r/>
@@ -2433,7 +2446,7 @@
         </w:tc>
         <w:tc>
           <w:tcPr>
-            <w:tcW w:type="dxa" w:w="1080"/>
+            <w:tcW w:type="dxa" w:w="900"/>
           </w:tcPr>
           <w:p>
             <w:r/>
@@ -2448,7 +2461,7 @@
         </w:tc>
         <w:tc>
           <w:tcPr>
-            <w:tcW w:type="dxa" w:w="1080"/>
+            <w:tcW w:type="dxa" w:w="1100"/>
           </w:tcPr>
           <w:p>
             <w:r/>
@@ -2463,7 +2476,7 @@
         </w:tc>
         <w:tc>
           <w:tcPr>
-            <w:tcW w:type="dxa" w:w="1080"/>
+            <w:tcW w:type="dxa" w:w="3000"/>
           </w:tcPr>
           <w:p>
             <w:r/>
@@ -2478,7 +2491,7 @@
         </w:tc>
         <w:tc>
           <w:tcPr>
-            <w:tcW w:type="dxa" w:w="1080"/>
+            <w:tcW w:type="dxa" w:w="1500"/>
           </w:tcPr>
           <w:p>
             <w:r/>
@@ -2492,7 +2505,7 @@
         </w:tc>
         <w:tc>
           <w:tcPr>
-            <w:tcW w:type="dxa" w:w="1080"/>
+            <w:tcW w:type="dxa" w:w="1800"/>
           </w:tcPr>
           <w:p>
             <w:r/>
@@ -2508,7 +2521,7 @@
       <w:tr>
         <w:tc>
           <w:tcPr>
-            <w:tcW w:type="dxa" w:w="1080"/>
+            <w:tcW w:type="dxa" w:w="800"/>
           </w:tcPr>
           <w:p>
             <w:r/>
@@ -2523,7 +2536,7 @@
         </w:tc>
         <w:tc>
           <w:tcPr>
-            <w:tcW w:type="dxa" w:w="1080"/>
+            <w:tcW w:type="dxa" w:w="1800"/>
           </w:tcPr>
           <w:p>
             <w:r/>
@@ -2538,7 +2551,7 @@
         </w:tc>
         <w:tc>
           <w:tcPr>
-            <w:tcW w:type="dxa" w:w="1080"/>
+            <w:tcW w:type="dxa" w:w="3000"/>
           </w:tcPr>
           <w:p>
             <w:r/>
@@ -2553,7 +2566,7 @@
         </w:tc>
         <w:tc>
           <w:tcPr>
-            <w:tcW w:type="dxa" w:w="1080"/>
+            <w:tcW w:type="dxa" w:w="900"/>
           </w:tcPr>
           <w:p>
             <w:r/>
@@ -2568,7 +2581,7 @@
         </w:tc>
         <w:tc>
           <w:tcPr>
-            <w:tcW w:type="dxa" w:w="1080"/>
+            <w:tcW w:type="dxa" w:w="1100"/>
           </w:tcPr>
           <w:p>
             <w:r/>
@@ -2583,7 +2596,7 @@
         </w:tc>
         <w:tc>
           <w:tcPr>
-            <w:tcW w:type="dxa" w:w="1080"/>
+            <w:tcW w:type="dxa" w:w="3000"/>
           </w:tcPr>
           <w:p>
             <w:r/>
@@ -2598,7 +2611,7 @@
         </w:tc>
         <w:tc>
           <w:tcPr>
-            <w:tcW w:type="dxa" w:w="1080"/>
+            <w:tcW w:type="dxa" w:w="1500"/>
           </w:tcPr>
           <w:p>
             <w:r/>
@@ -2612,7 +2625,7 @@
         </w:tc>
         <w:tc>
           <w:tcPr>
-            <w:tcW w:type="dxa" w:w="1080"/>
+            <w:tcW w:type="dxa" w:w="1800"/>
           </w:tcPr>
           <w:p>
             <w:r/>
@@ -2650,22 +2663,23 @@
       <w:tblPr>
         <w:tblStyle w:val="LightGrid-Accent1"/>
         <w:tblW w:type="auto" w:w="0"/>
+        <w:tblLayout w:type="fixed"/>
         <w:tblLook w:firstColumn="1" w:firstRow="1" w:lastColumn="0" w:lastRow="0" w:noHBand="0" w:noVBand="1" w:val="04A0"/>
       </w:tblPr>
       <w:tblGrid>
-        <w:gridCol w:w="1080"/>
-        <w:gridCol w:w="1080"/>
-        <w:gridCol w:w="1080"/>
-        <w:gridCol w:w="1080"/>
-        <w:gridCol w:w="1080"/>
-        <w:gridCol w:w="1080"/>
-        <w:gridCol w:w="1080"/>
-        <w:gridCol w:w="1080"/>
+        <w:gridCol w:w="1767"/>
+        <w:gridCol w:w="1767"/>
+        <w:gridCol w:w="1767"/>
+        <w:gridCol w:w="1767"/>
+        <w:gridCol w:w="1767"/>
+        <w:gridCol w:w="1767"/>
+        <w:gridCol w:w="1767"/>
+        <w:gridCol w:w="1767"/>
       </w:tblGrid>
       <w:tr>
         <w:tc>
           <w:tcPr>
-            <w:tcW w:type="dxa" w:w="1080"/>
+            <w:tcW w:type="dxa" w:w="800"/>
           </w:tcPr>
           <w:p>
             <w:r/>
@@ -2680,7 +2694,7 @@
         </w:tc>
         <w:tc>
           <w:tcPr>
-            <w:tcW w:type="dxa" w:w="1080"/>
+            <w:tcW w:type="dxa" w:w="1800"/>
           </w:tcPr>
           <w:p>
             <w:r/>
@@ -2695,7 +2709,7 @@
         </w:tc>
         <w:tc>
           <w:tcPr>
-            <w:tcW w:type="dxa" w:w="1080"/>
+            <w:tcW w:type="dxa" w:w="3000"/>
           </w:tcPr>
           <w:p>
             <w:r/>
@@ -2710,7 +2724,7 @@
         </w:tc>
         <w:tc>
           <w:tcPr>
-            <w:tcW w:type="dxa" w:w="1080"/>
+            <w:tcW w:type="dxa" w:w="900"/>
           </w:tcPr>
           <w:p>
             <w:r/>
@@ -2725,7 +2739,7 @@
         </w:tc>
         <w:tc>
           <w:tcPr>
-            <w:tcW w:type="dxa" w:w="1080"/>
+            <w:tcW w:type="dxa" w:w="1100"/>
           </w:tcPr>
           <w:p>
             <w:r/>
@@ -2740,7 +2754,7 @@
         </w:tc>
         <w:tc>
           <w:tcPr>
-            <w:tcW w:type="dxa" w:w="1080"/>
+            <w:tcW w:type="dxa" w:w="3000"/>
           </w:tcPr>
           <w:p>
             <w:r/>
@@ -2755,7 +2769,7 @@
         </w:tc>
         <w:tc>
           <w:tcPr>
-            <w:tcW w:type="dxa" w:w="1080"/>
+            <w:tcW w:type="dxa" w:w="1500"/>
           </w:tcPr>
           <w:p>
             <w:r/>
@@ -2770,7 +2784,7 @@
         </w:tc>
         <w:tc>
           <w:tcPr>
-            <w:tcW w:type="dxa" w:w="1080"/>
+            <w:tcW w:type="dxa" w:w="1800"/>
           </w:tcPr>
           <w:p>
             <w:r/>
@@ -2787,7 +2801,7 @@
       <w:tr>
         <w:tc>
           <w:tcPr>
-            <w:tcW w:type="dxa" w:w="1080"/>
+            <w:tcW w:type="dxa" w:w="800"/>
           </w:tcPr>
           <w:p>
             <w:r/>
@@ -2802,7 +2816,7 @@
         </w:tc>
         <w:tc>
           <w:tcPr>
-            <w:tcW w:type="dxa" w:w="1080"/>
+            <w:tcW w:type="dxa" w:w="1800"/>
           </w:tcPr>
           <w:p>
             <w:r/>
@@ -2817,7 +2831,7 @@
         </w:tc>
         <w:tc>
           <w:tcPr>
-            <w:tcW w:type="dxa" w:w="1080"/>
+            <w:tcW w:type="dxa" w:w="3000"/>
           </w:tcPr>
           <w:p>
             <w:r/>
@@ -2832,7 +2846,7 @@
         </w:tc>
         <w:tc>
           <w:tcPr>
-            <w:tcW w:type="dxa" w:w="1080"/>
+            <w:tcW w:type="dxa" w:w="900"/>
           </w:tcPr>
           <w:p>
             <w:r/>
@@ -2847,7 +2861,7 @@
         </w:tc>
         <w:tc>
           <w:tcPr>
-            <w:tcW w:type="dxa" w:w="1080"/>
+            <w:tcW w:type="dxa" w:w="1100"/>
           </w:tcPr>
           <w:p>
             <w:r/>
@@ -2862,7 +2876,7 @@
         </w:tc>
         <w:tc>
           <w:tcPr>
-            <w:tcW w:type="dxa" w:w="1080"/>
+            <w:tcW w:type="dxa" w:w="3000"/>
           </w:tcPr>
           <w:p>
             <w:r/>
@@ -2877,7 +2891,7 @@
         </w:tc>
         <w:tc>
           <w:tcPr>
-            <w:tcW w:type="dxa" w:w="1080"/>
+            <w:tcW w:type="dxa" w:w="1500"/>
           </w:tcPr>
           <w:p>
             <w:r/>
@@ -2891,7 +2905,7 @@
         </w:tc>
         <w:tc>
           <w:tcPr>
-            <w:tcW w:type="dxa" w:w="1080"/>
+            <w:tcW w:type="dxa" w:w="1800"/>
           </w:tcPr>
           <w:p>
             <w:r/>
@@ -2929,22 +2943,23 @@
       <w:tblPr>
         <w:tblStyle w:val="LightGrid-Accent1"/>
         <w:tblW w:type="auto" w:w="0"/>
+        <w:tblLayout w:type="fixed"/>
         <w:tblLook w:firstColumn="1" w:firstRow="1" w:lastColumn="0" w:lastRow="0" w:noHBand="0" w:noVBand="1" w:val="04A0"/>
       </w:tblPr>
       <w:tblGrid>
-        <w:gridCol w:w="1080"/>
-        <w:gridCol w:w="1080"/>
-        <w:gridCol w:w="1080"/>
-        <w:gridCol w:w="1080"/>
-        <w:gridCol w:w="1080"/>
-        <w:gridCol w:w="1080"/>
-        <w:gridCol w:w="1080"/>
-        <w:gridCol w:w="1080"/>
+        <w:gridCol w:w="1767"/>
+        <w:gridCol w:w="1767"/>
+        <w:gridCol w:w="1767"/>
+        <w:gridCol w:w="1767"/>
+        <w:gridCol w:w="1767"/>
+        <w:gridCol w:w="1767"/>
+        <w:gridCol w:w="1767"/>
+        <w:gridCol w:w="1767"/>
       </w:tblGrid>
       <w:tr>
         <w:tc>
           <w:tcPr>
-            <w:tcW w:type="dxa" w:w="1080"/>
+            <w:tcW w:type="dxa" w:w="800"/>
           </w:tcPr>
           <w:p>
             <w:r/>
@@ -2959,7 +2974,7 @@
         </w:tc>
         <w:tc>
           <w:tcPr>
-            <w:tcW w:type="dxa" w:w="1080"/>
+            <w:tcW w:type="dxa" w:w="1800"/>
           </w:tcPr>
           <w:p>
             <w:r/>
@@ -2974,7 +2989,7 @@
         </w:tc>
         <w:tc>
           <w:tcPr>
-            <w:tcW w:type="dxa" w:w="1080"/>
+            <w:tcW w:type="dxa" w:w="3000"/>
           </w:tcPr>
           <w:p>
             <w:r/>
@@ -2989,7 +3004,7 @@
         </w:tc>
         <w:tc>
           <w:tcPr>
-            <w:tcW w:type="dxa" w:w="1080"/>
+            <w:tcW w:type="dxa" w:w="900"/>
           </w:tcPr>
           <w:p>
             <w:r/>
@@ -3004,7 +3019,7 @@
         </w:tc>
         <w:tc>
           <w:tcPr>
-            <w:tcW w:type="dxa" w:w="1080"/>
+            <w:tcW w:type="dxa" w:w="1100"/>
           </w:tcPr>
           <w:p>
             <w:r/>
@@ -3019,7 +3034,7 @@
         </w:tc>
         <w:tc>
           <w:tcPr>
-            <w:tcW w:type="dxa" w:w="1080"/>
+            <w:tcW w:type="dxa" w:w="3000"/>
           </w:tcPr>
           <w:p>
             <w:r/>
@@ -3034,7 +3049,7 @@
         </w:tc>
         <w:tc>
           <w:tcPr>
-            <w:tcW w:type="dxa" w:w="1080"/>
+            <w:tcW w:type="dxa" w:w="1500"/>
           </w:tcPr>
           <w:p>
             <w:r/>
@@ -3049,7 +3064,7 @@
         </w:tc>
         <w:tc>
           <w:tcPr>
-            <w:tcW w:type="dxa" w:w="1080"/>
+            <w:tcW w:type="dxa" w:w="1800"/>
           </w:tcPr>
           <w:p>
             <w:r/>
@@ -3066,7 +3081,7 @@
       <w:tr>
         <w:tc>
           <w:tcPr>
-            <w:tcW w:type="dxa" w:w="1080"/>
+            <w:tcW w:type="dxa" w:w="800"/>
           </w:tcPr>
           <w:p>
             <w:r/>
@@ -3081,7 +3096,7 @@
         </w:tc>
         <w:tc>
           <w:tcPr>
-            <w:tcW w:type="dxa" w:w="1080"/>
+            <w:tcW w:type="dxa" w:w="1800"/>
           </w:tcPr>
           <w:p>
             <w:r/>
@@ -3096,7 +3111,7 @@
         </w:tc>
         <w:tc>
           <w:tcPr>
-            <w:tcW w:type="dxa" w:w="1080"/>
+            <w:tcW w:type="dxa" w:w="3000"/>
           </w:tcPr>
           <w:p>
             <w:r/>
@@ -3111,7 +3126,7 @@
         </w:tc>
         <w:tc>
           <w:tcPr>
-            <w:tcW w:type="dxa" w:w="1080"/>
+            <w:tcW w:type="dxa" w:w="900"/>
           </w:tcPr>
           <w:p>
             <w:r/>
@@ -3126,7 +3141,7 @@
         </w:tc>
         <w:tc>
           <w:tcPr>
-            <w:tcW w:type="dxa" w:w="1080"/>
+            <w:tcW w:type="dxa" w:w="1100"/>
           </w:tcPr>
           <w:p>
             <w:r/>
@@ -3141,7 +3156,7 @@
         </w:tc>
         <w:tc>
           <w:tcPr>
-            <w:tcW w:type="dxa" w:w="1080"/>
+            <w:tcW w:type="dxa" w:w="3000"/>
           </w:tcPr>
           <w:p>
             <w:r/>
@@ -3156,7 +3171,7 @@
         </w:tc>
         <w:tc>
           <w:tcPr>
-            <w:tcW w:type="dxa" w:w="1080"/>
+            <w:tcW w:type="dxa" w:w="1500"/>
           </w:tcPr>
           <w:p>
             <w:r/>
@@ -3170,7 +3185,7 @@
         </w:tc>
         <w:tc>
           <w:tcPr>
-            <w:tcW w:type="dxa" w:w="1080"/>
+            <w:tcW w:type="dxa" w:w="1800"/>
           </w:tcPr>
           <w:p>
             <w:r/>
@@ -3208,22 +3223,23 @@
       <w:tblPr>
         <w:tblStyle w:val="LightGrid-Accent1"/>
         <w:tblW w:type="auto" w:w="0"/>
+        <w:tblLayout w:type="fixed"/>
         <w:tblLook w:firstColumn="1" w:firstRow="1" w:lastColumn="0" w:lastRow="0" w:noHBand="0" w:noVBand="1" w:val="04A0"/>
       </w:tblPr>
       <w:tblGrid>
-        <w:gridCol w:w="1080"/>
-        <w:gridCol w:w="1080"/>
-        <w:gridCol w:w="1080"/>
-        <w:gridCol w:w="1080"/>
-        <w:gridCol w:w="1080"/>
-        <w:gridCol w:w="1080"/>
-        <w:gridCol w:w="1080"/>
-        <w:gridCol w:w="1080"/>
+        <w:gridCol w:w="1767"/>
+        <w:gridCol w:w="1767"/>
+        <w:gridCol w:w="1767"/>
+        <w:gridCol w:w="1767"/>
+        <w:gridCol w:w="1767"/>
+        <w:gridCol w:w="1767"/>
+        <w:gridCol w:w="1767"/>
+        <w:gridCol w:w="1767"/>
       </w:tblGrid>
       <w:tr>
         <w:tc>
           <w:tcPr>
-            <w:tcW w:type="dxa" w:w="1080"/>
+            <w:tcW w:type="dxa" w:w="800"/>
           </w:tcPr>
           <w:p>
             <w:r/>
@@ -3238,7 +3254,7 @@
         </w:tc>
         <w:tc>
           <w:tcPr>
-            <w:tcW w:type="dxa" w:w="1080"/>
+            <w:tcW w:type="dxa" w:w="1800"/>
           </w:tcPr>
           <w:p>
             <w:r/>
@@ -3253,7 +3269,7 @@
         </w:tc>
         <w:tc>
           <w:tcPr>
-            <w:tcW w:type="dxa" w:w="1080"/>
+            <w:tcW w:type="dxa" w:w="3000"/>
           </w:tcPr>
           <w:p>
             <w:r/>
@@ -3268,7 +3284,7 @@
         </w:tc>
         <w:tc>
           <w:tcPr>
-            <w:tcW w:type="dxa" w:w="1080"/>
+            <w:tcW w:type="dxa" w:w="900"/>
           </w:tcPr>
           <w:p>
             <w:r/>
@@ -3283,7 +3299,7 @@
         </w:tc>
         <w:tc>
           <w:tcPr>
-            <w:tcW w:type="dxa" w:w="1080"/>
+            <w:tcW w:type="dxa" w:w="1100"/>
           </w:tcPr>
           <w:p>
             <w:r/>
@@ -3298,7 +3314,7 @@
         </w:tc>
         <w:tc>
           <w:tcPr>
-            <w:tcW w:type="dxa" w:w="1080"/>
+            <w:tcW w:type="dxa" w:w="3000"/>
           </w:tcPr>
           <w:p>
             <w:r/>
@@ -3313,7 +3329,7 @@
         </w:tc>
         <w:tc>
           <w:tcPr>
-            <w:tcW w:type="dxa" w:w="1080"/>
+            <w:tcW w:type="dxa" w:w="1500"/>
           </w:tcPr>
           <w:p>
             <w:r/>
@@ -3328,7 +3344,7 @@
         </w:tc>
         <w:tc>
           <w:tcPr>
-            <w:tcW w:type="dxa" w:w="1080"/>
+            <w:tcW w:type="dxa" w:w="1800"/>
           </w:tcPr>
           <w:p>
             <w:r/>
@@ -3345,7 +3361,7 @@
       <w:tr>
         <w:tc>
           <w:tcPr>
-            <w:tcW w:type="dxa" w:w="1080"/>
+            <w:tcW w:type="dxa" w:w="800"/>
           </w:tcPr>
           <w:p>
             <w:r/>
@@ -3360,7 +3376,7 @@
         </w:tc>
         <w:tc>
           <w:tcPr>
-            <w:tcW w:type="dxa" w:w="1080"/>
+            <w:tcW w:type="dxa" w:w="1800"/>
           </w:tcPr>
           <w:p>
             <w:r/>
@@ -3375,7 +3391,7 @@
         </w:tc>
         <w:tc>
           <w:tcPr>
-            <w:tcW w:type="dxa" w:w="1080"/>
+            <w:tcW w:type="dxa" w:w="3000"/>
           </w:tcPr>
           <w:p>
             <w:r/>
@@ -3390,7 +3406,7 @@
         </w:tc>
         <w:tc>
           <w:tcPr>
-            <w:tcW w:type="dxa" w:w="1080"/>
+            <w:tcW w:type="dxa" w:w="900"/>
           </w:tcPr>
           <w:p>
             <w:r/>
@@ -3405,7 +3421,7 @@
         </w:tc>
         <w:tc>
           <w:tcPr>
-            <w:tcW w:type="dxa" w:w="1080"/>
+            <w:tcW w:type="dxa" w:w="1100"/>
           </w:tcPr>
           <w:p>
             <w:r/>
@@ -3420,7 +3436,7 @@
         </w:tc>
         <w:tc>
           <w:tcPr>
-            <w:tcW w:type="dxa" w:w="1080"/>
+            <w:tcW w:type="dxa" w:w="3000"/>
           </w:tcPr>
           <w:p>
             <w:r/>
@@ -3435,7 +3451,7 @@
         </w:tc>
         <w:tc>
           <w:tcPr>
-            <w:tcW w:type="dxa" w:w="1080"/>
+            <w:tcW w:type="dxa" w:w="1500"/>
           </w:tcPr>
           <w:p>
             <w:r/>
@@ -3449,7 +3465,7 @@
         </w:tc>
         <w:tc>
           <w:tcPr>
-            <w:tcW w:type="dxa" w:w="1080"/>
+            <w:tcW w:type="dxa" w:w="1800"/>
           </w:tcPr>
           <w:p>
             <w:r/>
@@ -3465,7 +3481,7 @@
       <w:tr>
         <w:tc>
           <w:tcPr>
-            <w:tcW w:type="dxa" w:w="1080"/>
+            <w:tcW w:type="dxa" w:w="800"/>
           </w:tcPr>
           <w:p>
             <w:r/>
@@ -3480,7 +3496,7 @@
         </w:tc>
         <w:tc>
           <w:tcPr>
-            <w:tcW w:type="dxa" w:w="1080"/>
+            <w:tcW w:type="dxa" w:w="1800"/>
           </w:tcPr>
           <w:p>
             <w:r/>
@@ -3495,7 +3511,7 @@
         </w:tc>
         <w:tc>
           <w:tcPr>
-            <w:tcW w:type="dxa" w:w="1080"/>
+            <w:tcW w:type="dxa" w:w="3000"/>
           </w:tcPr>
           <w:p>
             <w:r/>
@@ -3510,7 +3526,7 @@
         </w:tc>
         <w:tc>
           <w:tcPr>
-            <w:tcW w:type="dxa" w:w="1080"/>
+            <w:tcW w:type="dxa" w:w="900"/>
           </w:tcPr>
           <w:p>
             <w:r/>
@@ -3525,7 +3541,7 @@
         </w:tc>
         <w:tc>
           <w:tcPr>
-            <w:tcW w:type="dxa" w:w="1080"/>
+            <w:tcW w:type="dxa" w:w="1100"/>
           </w:tcPr>
           <w:p>
             <w:r/>
@@ -3540,7 +3556,7 @@
         </w:tc>
         <w:tc>
           <w:tcPr>
-            <w:tcW w:type="dxa" w:w="1080"/>
+            <w:tcW w:type="dxa" w:w="3000"/>
           </w:tcPr>
           <w:p>
             <w:r/>
@@ -3555,7 +3571,7 @@
         </w:tc>
         <w:tc>
           <w:tcPr>
-            <w:tcW w:type="dxa" w:w="1080"/>
+            <w:tcW w:type="dxa" w:w="1500"/>
           </w:tcPr>
           <w:p>
             <w:r/>
@@ -3569,7 +3585,7 @@
         </w:tc>
         <w:tc>
           <w:tcPr>
-            <w:tcW w:type="dxa" w:w="1080"/>
+            <w:tcW w:type="dxa" w:w="1800"/>
           </w:tcPr>
           <w:p>
             <w:r/>
@@ -3585,7 +3601,7 @@
       <w:tr>
         <w:tc>
           <w:tcPr>
-            <w:tcW w:type="dxa" w:w="1080"/>
+            <w:tcW w:type="dxa" w:w="800"/>
           </w:tcPr>
           <w:p>
             <w:r/>
@@ -3600,7 +3616,7 @@
         </w:tc>
         <w:tc>
           <w:tcPr>
-            <w:tcW w:type="dxa" w:w="1080"/>
+            <w:tcW w:type="dxa" w:w="1800"/>
           </w:tcPr>
           <w:p>
             <w:r/>
@@ -3615,7 +3631,7 @@
         </w:tc>
         <w:tc>
           <w:tcPr>
-            <w:tcW w:type="dxa" w:w="1080"/>
+            <w:tcW w:type="dxa" w:w="3000"/>
           </w:tcPr>
           <w:p>
             <w:r/>
@@ -3630,7 +3646,7 @@
         </w:tc>
         <w:tc>
           <w:tcPr>
-            <w:tcW w:type="dxa" w:w="1080"/>
+            <w:tcW w:type="dxa" w:w="900"/>
           </w:tcPr>
           <w:p>
             <w:r/>
@@ -3645,7 +3661,7 @@
         </w:tc>
         <w:tc>
           <w:tcPr>
-            <w:tcW w:type="dxa" w:w="1080"/>
+            <w:tcW w:type="dxa" w:w="1100"/>
           </w:tcPr>
           <w:p>
             <w:r/>
@@ -3660,7 +3676,7 @@
         </w:tc>
         <w:tc>
           <w:tcPr>
-            <w:tcW w:type="dxa" w:w="1080"/>
+            <w:tcW w:type="dxa" w:w="3000"/>
           </w:tcPr>
           <w:p>
             <w:r/>
@@ -3675,7 +3691,7 @@
         </w:tc>
         <w:tc>
           <w:tcPr>
-            <w:tcW w:type="dxa" w:w="1080"/>
+            <w:tcW w:type="dxa" w:w="1500"/>
           </w:tcPr>
           <w:p>
             <w:r/>
@@ -3689,7 +3705,7 @@
         </w:tc>
         <w:tc>
           <w:tcPr>
-            <w:tcW w:type="dxa" w:w="1080"/>
+            <w:tcW w:type="dxa" w:w="1800"/>
           </w:tcPr>
           <w:p>
             <w:r/>
@@ -3727,22 +3743,23 @@
       <w:tblPr>
         <w:tblStyle w:val="LightGrid-Accent1"/>
         <w:tblW w:type="auto" w:w="0"/>
+        <w:tblLayout w:type="fixed"/>
         <w:tblLook w:firstColumn="1" w:firstRow="1" w:lastColumn="0" w:lastRow="0" w:noHBand="0" w:noVBand="1" w:val="04A0"/>
       </w:tblPr>
       <w:tblGrid>
-        <w:gridCol w:w="1080"/>
-        <w:gridCol w:w="1080"/>
-        <w:gridCol w:w="1080"/>
-        <w:gridCol w:w="1080"/>
-        <w:gridCol w:w="1080"/>
-        <w:gridCol w:w="1080"/>
-        <w:gridCol w:w="1080"/>
-        <w:gridCol w:w="1080"/>
+        <w:gridCol w:w="1767"/>
+        <w:gridCol w:w="1767"/>
+        <w:gridCol w:w="1767"/>
+        <w:gridCol w:w="1767"/>
+        <w:gridCol w:w="1767"/>
+        <w:gridCol w:w="1767"/>
+        <w:gridCol w:w="1767"/>
+        <w:gridCol w:w="1767"/>
       </w:tblGrid>
       <w:tr>
         <w:tc>
           <w:tcPr>
-            <w:tcW w:type="dxa" w:w="1080"/>
+            <w:tcW w:type="dxa" w:w="800"/>
           </w:tcPr>
           <w:p>
             <w:r/>
@@ -3757,7 +3774,7 @@
         </w:tc>
         <w:tc>
           <w:tcPr>
-            <w:tcW w:type="dxa" w:w="1080"/>
+            <w:tcW w:type="dxa" w:w="1800"/>
           </w:tcPr>
           <w:p>
             <w:r/>
@@ -3772,7 +3789,7 @@
         </w:tc>
         <w:tc>
           <w:tcPr>
-            <w:tcW w:type="dxa" w:w="1080"/>
+            <w:tcW w:type="dxa" w:w="3000"/>
           </w:tcPr>
           <w:p>
             <w:r/>
@@ -3787,7 +3804,7 @@
         </w:tc>
         <w:tc>
           <w:tcPr>
-            <w:tcW w:type="dxa" w:w="1080"/>
+            <w:tcW w:type="dxa" w:w="900"/>
           </w:tcPr>
           <w:p>
             <w:r/>
@@ -3802,7 +3819,7 @@
         </w:tc>
         <w:tc>
           <w:tcPr>
-            <w:tcW w:type="dxa" w:w="1080"/>
+            <w:tcW w:type="dxa" w:w="1100"/>
           </w:tcPr>
           <w:p>
             <w:r/>
@@ -3817,7 +3834,7 @@
         </w:tc>
         <w:tc>
           <w:tcPr>
-            <w:tcW w:type="dxa" w:w="1080"/>
+            <w:tcW w:type="dxa" w:w="3000"/>
           </w:tcPr>
           <w:p>
             <w:r/>
@@ -3832,7 +3849,7 @@
         </w:tc>
         <w:tc>
           <w:tcPr>
-            <w:tcW w:type="dxa" w:w="1080"/>
+            <w:tcW w:type="dxa" w:w="1500"/>
           </w:tcPr>
           <w:p>
             <w:r/>
@@ -3847,7 +3864,7 @@
         </w:tc>
         <w:tc>
           <w:tcPr>
-            <w:tcW w:type="dxa" w:w="1080"/>
+            <w:tcW w:type="dxa" w:w="1800"/>
           </w:tcPr>
           <w:p>
             <w:r/>
@@ -3864,7 +3881,7 @@
       <w:tr>
         <w:tc>
           <w:tcPr>
-            <w:tcW w:type="dxa" w:w="1080"/>
+            <w:tcW w:type="dxa" w:w="800"/>
           </w:tcPr>
           <w:p>
             <w:r/>
@@ -3879,7 +3896,7 @@
         </w:tc>
         <w:tc>
           <w:tcPr>
-            <w:tcW w:type="dxa" w:w="1080"/>
+            <w:tcW w:type="dxa" w:w="1800"/>
           </w:tcPr>
           <w:p>
             <w:r/>
@@ -3894,7 +3911,7 @@
         </w:tc>
         <w:tc>
           <w:tcPr>
-            <w:tcW w:type="dxa" w:w="1080"/>
+            <w:tcW w:type="dxa" w:w="3000"/>
           </w:tcPr>
           <w:p>
             <w:r/>
@@ -3909,7 +3926,7 @@
         </w:tc>
         <w:tc>
           <w:tcPr>
-            <w:tcW w:type="dxa" w:w="1080"/>
+            <w:tcW w:type="dxa" w:w="900"/>
           </w:tcPr>
           <w:p>
             <w:r/>
@@ -3924,7 +3941,7 @@
         </w:tc>
         <w:tc>
           <w:tcPr>
-            <w:tcW w:type="dxa" w:w="1080"/>
+            <w:tcW w:type="dxa" w:w="1100"/>
           </w:tcPr>
           <w:p>
             <w:r/>
@@ -3939,7 +3956,7 @@
         </w:tc>
         <w:tc>
           <w:tcPr>
-            <w:tcW w:type="dxa" w:w="1080"/>
+            <w:tcW w:type="dxa" w:w="3000"/>
           </w:tcPr>
           <w:p>
             <w:r/>
@@ -3954,7 +3971,7 @@
         </w:tc>
         <w:tc>
           <w:tcPr>
-            <w:tcW w:type="dxa" w:w="1080"/>
+            <w:tcW w:type="dxa" w:w="1500"/>
           </w:tcPr>
           <w:p>
             <w:r/>
@@ -3968,7 +3985,7 @@
         </w:tc>
         <w:tc>
           <w:tcPr>
-            <w:tcW w:type="dxa" w:w="1080"/>
+            <w:tcW w:type="dxa" w:w="1800"/>
           </w:tcPr>
           <w:p>
             <w:r/>
@@ -3984,7 +4001,7 @@
       <w:tr>
         <w:tc>
           <w:tcPr>
-            <w:tcW w:type="dxa" w:w="1080"/>
+            <w:tcW w:type="dxa" w:w="800"/>
           </w:tcPr>
           <w:p>
             <w:r/>
@@ -3999,7 +4016,7 @@
         </w:tc>
         <w:tc>
           <w:tcPr>
-            <w:tcW w:type="dxa" w:w="1080"/>
+            <w:tcW w:type="dxa" w:w="1800"/>
           </w:tcPr>
           <w:p>
             <w:r/>
@@ -4014,7 +4031,7 @@
         </w:tc>
         <w:tc>
           <w:tcPr>
-            <w:tcW w:type="dxa" w:w="1080"/>
+            <w:tcW w:type="dxa" w:w="3000"/>
           </w:tcPr>
           <w:p>
             <w:r/>
@@ -4029,7 +4046,7 @@
         </w:tc>
         <w:tc>
           <w:tcPr>
-            <w:tcW w:type="dxa" w:w="1080"/>
+            <w:tcW w:type="dxa" w:w="900"/>
           </w:tcPr>
           <w:p>
             <w:r/>
@@ -4044,7 +4061,7 @@
         </w:tc>
         <w:tc>
           <w:tcPr>
-            <w:tcW w:type="dxa" w:w="1080"/>
+            <w:tcW w:type="dxa" w:w="1100"/>
           </w:tcPr>
           <w:p>
             <w:r/>
@@ -4059,7 +4076,7 @@
         </w:tc>
         <w:tc>
           <w:tcPr>
-            <w:tcW w:type="dxa" w:w="1080"/>
+            <w:tcW w:type="dxa" w:w="3000"/>
           </w:tcPr>
           <w:p>
             <w:r/>
@@ -4074,7 +4091,7 @@
         </w:tc>
         <w:tc>
           <w:tcPr>
-            <w:tcW w:type="dxa" w:w="1080"/>
+            <w:tcW w:type="dxa" w:w="1500"/>
           </w:tcPr>
           <w:p>
             <w:r/>
@@ -4088,7 +4105,7 @@
         </w:tc>
         <w:tc>
           <w:tcPr>
-            <w:tcW w:type="dxa" w:w="1080"/>
+            <w:tcW w:type="dxa" w:w="1800"/>
           </w:tcPr>
           <w:p>
             <w:r/>
@@ -4104,7 +4121,7 @@
       <w:tr>
         <w:tc>
           <w:tcPr>
-            <w:tcW w:type="dxa" w:w="1080"/>
+            <w:tcW w:type="dxa" w:w="800"/>
           </w:tcPr>
           <w:p>
             <w:r/>
@@ -4119,7 +4136,7 @@
         </w:tc>
         <w:tc>
           <w:tcPr>
-            <w:tcW w:type="dxa" w:w="1080"/>
+            <w:tcW w:type="dxa" w:w="1800"/>
           </w:tcPr>
           <w:p>
             <w:r/>
@@ -4134,7 +4151,7 @@
         </w:tc>
         <w:tc>
           <w:tcPr>
-            <w:tcW w:type="dxa" w:w="1080"/>
+            <w:tcW w:type="dxa" w:w="3000"/>
           </w:tcPr>
           <w:p>
             <w:r/>
@@ -4149,7 +4166,7 @@
         </w:tc>
         <w:tc>
           <w:tcPr>
-            <w:tcW w:type="dxa" w:w="1080"/>
+            <w:tcW w:type="dxa" w:w="900"/>
           </w:tcPr>
           <w:p>
             <w:r/>
@@ -4164,7 +4181,7 @@
         </w:tc>
         <w:tc>
           <w:tcPr>
-            <w:tcW w:type="dxa" w:w="1080"/>
+            <w:tcW w:type="dxa" w:w="1100"/>
           </w:tcPr>
           <w:p>
             <w:r/>
@@ -4179,7 +4196,7 @@
         </w:tc>
         <w:tc>
           <w:tcPr>
-            <w:tcW w:type="dxa" w:w="1080"/>
+            <w:tcW w:type="dxa" w:w="3000"/>
           </w:tcPr>
           <w:p>
             <w:r/>
@@ -4194,7 +4211,7 @@
         </w:tc>
         <w:tc>
           <w:tcPr>
-            <w:tcW w:type="dxa" w:w="1080"/>
+            <w:tcW w:type="dxa" w:w="1500"/>
           </w:tcPr>
           <w:p>
             <w:r/>
@@ -4208,7 +4225,7 @@
         </w:tc>
         <w:tc>
           <w:tcPr>
-            <w:tcW w:type="dxa" w:w="1080"/>
+            <w:tcW w:type="dxa" w:w="1800"/>
           </w:tcPr>
           <w:p>
             <w:r/>
@@ -4246,22 +4263,23 @@
       <w:tblPr>
         <w:tblStyle w:val="LightGrid-Accent1"/>
         <w:tblW w:type="auto" w:w="0"/>
+        <w:tblLayout w:type="fixed"/>
         <w:tblLook w:firstColumn="1" w:firstRow="1" w:lastColumn="0" w:lastRow="0" w:noHBand="0" w:noVBand="1" w:val="04A0"/>
       </w:tblPr>
       <w:tblGrid>
-        <w:gridCol w:w="1080"/>
-        <w:gridCol w:w="1080"/>
-        <w:gridCol w:w="1080"/>
-        <w:gridCol w:w="1080"/>
-        <w:gridCol w:w="1080"/>
-        <w:gridCol w:w="1080"/>
-        <w:gridCol w:w="1080"/>
-        <w:gridCol w:w="1080"/>
+        <w:gridCol w:w="1767"/>
+        <w:gridCol w:w="1767"/>
+        <w:gridCol w:w="1767"/>
+        <w:gridCol w:w="1767"/>
+        <w:gridCol w:w="1767"/>
+        <w:gridCol w:w="1767"/>
+        <w:gridCol w:w="1767"/>
+        <w:gridCol w:w="1767"/>
       </w:tblGrid>
       <w:tr>
         <w:tc>
           <w:tcPr>
-            <w:tcW w:type="dxa" w:w="1080"/>
+            <w:tcW w:type="dxa" w:w="800"/>
           </w:tcPr>
           <w:p>
             <w:r/>
@@ -4276,7 +4294,7 @@
         </w:tc>
         <w:tc>
           <w:tcPr>
-            <w:tcW w:type="dxa" w:w="1080"/>
+            <w:tcW w:type="dxa" w:w="1800"/>
           </w:tcPr>
           <w:p>
             <w:r/>
@@ -4291,7 +4309,7 @@
         </w:tc>
         <w:tc>
           <w:tcPr>
-            <w:tcW w:type="dxa" w:w="1080"/>
+            <w:tcW w:type="dxa" w:w="3000"/>
           </w:tcPr>
           <w:p>
             <w:r/>
@@ -4306,7 +4324,7 @@
         </w:tc>
         <w:tc>
           <w:tcPr>
-            <w:tcW w:type="dxa" w:w="1080"/>
+            <w:tcW w:type="dxa" w:w="900"/>
           </w:tcPr>
           <w:p>
             <w:r/>
@@ -4321,7 +4339,7 @@
         </w:tc>
         <w:tc>
           <w:tcPr>
-            <w:tcW w:type="dxa" w:w="1080"/>
+            <w:tcW w:type="dxa" w:w="1100"/>
           </w:tcPr>
           <w:p>
             <w:r/>
@@ -4336,7 +4354,7 @@
         </w:tc>
         <w:tc>
           <w:tcPr>
-            <w:tcW w:type="dxa" w:w="1080"/>
+            <w:tcW w:type="dxa" w:w="3000"/>
           </w:tcPr>
           <w:p>
             <w:r/>
@@ -4351,7 +4369,7 @@
         </w:tc>
         <w:tc>
           <w:tcPr>
-            <w:tcW w:type="dxa" w:w="1080"/>
+            <w:tcW w:type="dxa" w:w="1500"/>
           </w:tcPr>
           <w:p>
             <w:r/>
@@ -4366,7 +4384,7 @@
         </w:tc>
         <w:tc>
           <w:tcPr>
-            <w:tcW w:type="dxa" w:w="1080"/>
+            <w:tcW w:type="dxa" w:w="1800"/>
           </w:tcPr>
           <w:p>
             <w:r/>
@@ -4383,7 +4401,7 @@
       <w:tr>
         <w:tc>
           <w:tcPr>
-            <w:tcW w:type="dxa" w:w="1080"/>
+            <w:tcW w:type="dxa" w:w="800"/>
           </w:tcPr>
           <w:p>
             <w:r/>
@@ -4398,7 +4416,7 @@
         </w:tc>
         <w:tc>
           <w:tcPr>
-            <w:tcW w:type="dxa" w:w="1080"/>
+            <w:tcW w:type="dxa" w:w="1800"/>
           </w:tcPr>
           <w:p>
             <w:r/>
@@ -4413,7 +4431,7 @@
         </w:tc>
         <w:tc>
           <w:tcPr>
-            <w:tcW w:type="dxa" w:w="1080"/>
+            <w:tcW w:type="dxa" w:w="3000"/>
           </w:tcPr>
           <w:p>
             <w:r/>
@@ -4428,7 +4446,7 @@
         </w:tc>
         <w:tc>
           <w:tcPr>
-            <w:tcW w:type="dxa" w:w="1080"/>
+            <w:tcW w:type="dxa" w:w="900"/>
           </w:tcPr>
           <w:p>
             <w:r/>
@@ -4443,7 +4461,7 @@
         </w:tc>
         <w:tc>
           <w:tcPr>
-            <w:tcW w:type="dxa" w:w="1080"/>
+            <w:tcW w:type="dxa" w:w="1100"/>
           </w:tcPr>
           <w:p>
             <w:r/>
@@ -4458,7 +4476,7 @@
         </w:tc>
         <w:tc>
           <w:tcPr>
-            <w:tcW w:type="dxa" w:w="1080"/>
+            <w:tcW w:type="dxa" w:w="3000"/>
           </w:tcPr>
           <w:p>
             <w:r/>
@@ -4473,7 +4491,7 @@
         </w:tc>
         <w:tc>
           <w:tcPr>
-            <w:tcW w:type="dxa" w:w="1080"/>
+            <w:tcW w:type="dxa" w:w="1500"/>
           </w:tcPr>
           <w:p>
             <w:r/>
@@ -4487,7 +4505,7 @@
         </w:tc>
         <w:tc>
           <w:tcPr>
-            <w:tcW w:type="dxa" w:w="1080"/>
+            <w:tcW w:type="dxa" w:w="1800"/>
           </w:tcPr>
           <w:p>
             <w:r/>
@@ -4503,7 +4521,7 @@
       <w:tr>
         <w:tc>
           <w:tcPr>
-            <w:tcW w:type="dxa" w:w="1080"/>
+            <w:tcW w:type="dxa" w:w="800"/>
           </w:tcPr>
           <w:p>
             <w:r/>
@@ -4518,7 +4536,7 @@
         </w:tc>
         <w:tc>
           <w:tcPr>
-            <w:tcW w:type="dxa" w:w="1080"/>
+            <w:tcW w:type="dxa" w:w="1800"/>
           </w:tcPr>
           <w:p>
             <w:r/>
@@ -4533,7 +4551,7 @@
         </w:tc>
         <w:tc>
           <w:tcPr>
-            <w:tcW w:type="dxa" w:w="1080"/>
+            <w:tcW w:type="dxa" w:w="3000"/>
           </w:tcPr>
           <w:p>
             <w:r/>
@@ -4548,7 +4566,7 @@
         </w:tc>
         <w:tc>
           <w:tcPr>
-            <w:tcW w:type="dxa" w:w="1080"/>
+            <w:tcW w:type="dxa" w:w="900"/>
           </w:tcPr>
           <w:p>
             <w:r/>
@@ -4563,7 +4581,7 @@
         </w:tc>
         <w:tc>
           <w:tcPr>
-            <w:tcW w:type="dxa" w:w="1080"/>
+            <w:tcW w:type="dxa" w:w="1100"/>
           </w:tcPr>
           <w:p>
             <w:r/>
@@ -4578,7 +4596,7 @@
         </w:tc>
         <w:tc>
           <w:tcPr>
-            <w:tcW w:type="dxa" w:w="1080"/>
+            <w:tcW w:type="dxa" w:w="3000"/>
           </w:tcPr>
           <w:p>
             <w:r/>
@@ -4593,7 +4611,7 @@
         </w:tc>
         <w:tc>
           <w:tcPr>
-            <w:tcW w:type="dxa" w:w="1080"/>
+            <w:tcW w:type="dxa" w:w="1500"/>
           </w:tcPr>
           <w:p>
             <w:r/>
@@ -4607,7 +4625,7 @@
         </w:tc>
         <w:tc>
           <w:tcPr>
-            <w:tcW w:type="dxa" w:w="1080"/>
+            <w:tcW w:type="dxa" w:w="1800"/>
           </w:tcPr>
           <w:p>
             <w:r/>
@@ -4639,8 +4657,8 @@
       </w:r>
     </w:p>
     <w:sectPr>
-      <w:pgSz w:w="12240" w:h="15840"/>
-      <w:pgMar w:top="1440" w:right="1800" w:bottom="1440" w:left="1800" w:header="720" w:footer="720" w:gutter="0"/>
+      <w:pgSz w:w="15840" w:h="12240" w:orient="landscape"/>
+      <w:pgMar w:top="1440" w:right="850" w:bottom="1440" w:left="850" w:header="720" w:footer="720" w:gutter="0"/>
       <w:cols w:space="720"/>
       <w:docGrid w:linePitch="360"/>
     </w:sectPr>

--- a/pentru-editori/13-aparat-locomotor/13-aparat-locomotor.docx
+++ b/pentru-editori/13-aparat-locomotor/13-aparat-locomotor.docx
@@ -7,26 +7,47 @@
         <w:pStyle w:val="Heading1"/>
       </w:pPr>
       <w:r>
+        <w:t>Aparat locomotor — pachet de review</w:t>
+      </w:r>
+    </w:p>
+    <w:p>
+      <w:pPr>
+        <w:spacing w:after="40"/>
+      </w:pPr>
+      <w:r>
         <w:rPr>
-          <w:color w:val="1C5D8C"/>
+          <w:b/>
+          <w:color w:val="555555"/>
+          <w:sz w:val="21"/>
         </w:rPr>
-        <w:t>Aparat locomotor</w:t>
+        <w:t>Revizia ghidului de indicații radioimagistice aprobat în 2021 · document de lucru pentru editorul de capitol</w:t>
+      </w:r>
+    </w:p>
+    <w:p>
+      <w:pPr>
+        <w:spacing w:before="40" w:after="200"/>
+        <w:pBdr>
+          <w:bottom w:val="single" w:sz="6" w:space="1" w:color="1C5D8C"/>
+        </w:pBdr>
+      </w:pPr>
+    </w:p>
+    <w:p>
+      <w:r>
+        <w:t>Documentul cuprinde, pentru capitolul dumneavoastră: modificările deja aplicate (informativ), problemele rămase de decis, propunerile de conținut nou și duplicatele de rezolvat. Conținutul actual al capitolului nu este reprodus aici — vine din fișierul GHID.csv, transmis alături.</w:t>
+      </w:r>
+    </w:p>
+    <w:p>
+      <w:r>
+        <w:t>Vă rugăm să completați coloanele „Decizie” (Aprobat / Respins / Amânat) și „Comentariu” direct în tabele, fără să le modificați structura. Acolo unde o problemă are variante enumerate, este suficient să indicați varianta aleasă.</w:t>
       </w:r>
     </w:p>
     <w:p>
       <w:r>
         <w:rPr>
           <w:i/>
+          <w:color w:val="555555"/>
         </w:rPr>
-        <w:t>Vă rugăm să completați coloanele „Decizie” și „Comentariu” direct în tabele (Aprobat / Respins / Amânat), fără să modificați structura lor.</w:t>
-      </w:r>
-    </w:p>
-    <w:p>
-      <w:r>
-        <w:rPr>
-          <w:i/>
-        </w:rPr>
-        <w:t>Alăturat: GHID.csv, conținutul integral al ghidului, și „Decizii structurale comune”.</w:t>
+        <w:t>Transmise alături: GHID.csv — conținutul integral al ghidului — și memoul „Decizii structurale comune”, de citit înaintea acestui pachet.</w:t>
       </w:r>
     </w:p>
     <w:p>
@@ -34,10 +55,12 @@
         <w:pStyle w:val="Heading2"/>
       </w:pPr>
       <w:r>
-        <w:rPr>
-          <w:color w:val="1C5D8C"/>
-        </w:rPr>
-        <w:t>1. Modificări aplicate (informativ)</w:t>
+        <w:t>1. Modificări deja aplicate (informativ)</w:t>
+      </w:r>
+    </w:p>
+    <w:p>
+      <w:r>
+        <w:t>Nu necesită decizie; sunt listate pentru ca revizuirea capitolului să pornească de la starea curentă.</w:t>
       </w:r>
     </w:p>
     <w:p>
@@ -61,35 +84,45 @@
         <w:pStyle w:val="Heading2"/>
       </w:pPr>
       <w:r>
-        <w:rPr>
-          <w:color w:val="1C5D8C"/>
-        </w:rPr>
         <w:t>2. Probleme de decis</w:t>
       </w:r>
     </w:p>
     <w:tbl>
       <w:tblPr>
-        <w:tblStyle w:val="LightGrid-Accent1"/>
-        <w:tblW w:type="auto" w:w="0"/>
+        <w:tblStyle w:val="TableGrid"/>
+        <w:tblW w:type="dxa" w:w="15100"/>
         <w:tblLayout w:type="fixed"/>
         <w:tblLook w:firstColumn="1" w:firstRow="1" w:lastColumn="0" w:lastRow="0" w:noHBand="0" w:noVBand="1" w:val="04A0"/>
       </w:tblPr>
       <w:tblGrid>
-        <w:gridCol w:w="4713"/>
-        <w:gridCol w:w="4713"/>
-        <w:gridCol w:w="4713"/>
+        <w:gridCol w:w="8500"/>
+        <w:gridCol w:w="3000"/>
+        <w:gridCol w:w="3600"/>
       </w:tblGrid>
       <w:tr>
+        <w:trPr>
+          <w:tblHeader w:val="true"/>
+        </w:trPr>
         <w:tc>
           <w:tcPr>
-            <w:tcW w:type="dxa" w:w="8400"/>
+            <w:tcW w:type="dxa" w:w="8500"/>
+            <w:vAlign w:val="top"/>
+            <w:shd w:val="clear" w:fill="1C5D8C"/>
           </w:tcPr>
           <w:p>
-            <w:r/>
+            <w:pPr>
+              <w:spacing w:after="40" w:line="240" w:lineRule="auto"/>
+            </w:pPr>
+            <w:r>
+              <w:rPr>
+                <w:color w:val="FFFFFF"/>
+              </w:rPr>
+            </w:r>
             <w:r>
               <w:rPr>
                 <w:b/>
                 <w:i w:val="0"/>
+                <w:sz w:val="19"/>
               </w:rPr>
               <w:t>Problemă</w:t>
             </w:r>
@@ -97,14 +130,24 @@
         </w:tc>
         <w:tc>
           <w:tcPr>
-            <w:tcW w:type="dxa" w:w="2700"/>
+            <w:tcW w:type="dxa" w:w="3000"/>
+            <w:vAlign w:val="top"/>
+            <w:shd w:val="clear" w:fill="1C5D8C"/>
           </w:tcPr>
           <w:p>
-            <w:r/>
+            <w:pPr>
+              <w:spacing w:after="40" w:line="240" w:lineRule="auto"/>
+            </w:pPr>
+            <w:r>
+              <w:rPr>
+                <w:color w:val="FFFFFF"/>
+              </w:rPr>
+            </w:r>
             <w:r>
               <w:rPr>
                 <w:b/>
                 <w:i w:val="0"/>
+                <w:sz w:val="19"/>
               </w:rPr>
               <w:t>Decizie</w:t>
             </w:r>
@@ -112,14 +155,24 @@
         </w:tc>
         <w:tc>
           <w:tcPr>
-            <w:tcW w:type="dxa" w:w="2700"/>
+            <w:tcW w:type="dxa" w:w="3600"/>
+            <w:vAlign w:val="top"/>
+            <w:shd w:val="clear" w:fill="1C5D8C"/>
           </w:tcPr>
           <w:p>
-            <w:r/>
+            <w:pPr>
+              <w:spacing w:after="40" w:line="240" w:lineRule="auto"/>
+            </w:pPr>
+            <w:r>
+              <w:rPr>
+                <w:color w:val="FFFFFF"/>
+              </w:rPr>
+            </w:r>
             <w:r>
               <w:rPr>
                 <w:b/>
                 <w:i w:val="0"/>
+                <w:sz w:val="19"/>
               </w:rPr>
               <w:t>Comentariu</w:t>
             </w:r>
@@ -129,57 +182,91 @@
       <w:tr>
         <w:tc>
           <w:tcPr>
-            <w:tcW w:type="dxa" w:w="8400"/>
+            <w:tcW w:type="dxa" w:w="8500"/>
+            <w:vAlign w:val="top"/>
           </w:tcPr>
           <w:p>
+            <w:pPr>
+              <w:spacing w:after="60" w:line="240" w:lineRule="auto"/>
+            </w:pPr>
             <w:r/>
             <w:r>
               <w:rPr>
                 <w:b/>
+                <w:i w:val="0"/>
+                <w:sz w:val="19"/>
               </w:rPr>
               <w:t>„Nevralgie cervico-brahială” (subcapitol Umăr) — rămâne acolo sau se mută la Coloană cervicală?</w:t>
             </w:r>
           </w:p>
           <w:p>
-            <w:r>
+            <w:pPr>
+              <w:spacing w:after="40" w:line="240" w:lineRule="auto"/>
+            </w:pPr>
+            <w:r>
+              <w:rPr>
+                <w:sz w:val="19"/>
+              </w:rPr>
               <w:t>Toate examenele vizează coloana cervicală (radiculopatie), nu umărul; motivul actual e diagnosticul diferențial al umărului dureros. Coloană vertebrală › Coloană cervicală are deja o situație omonimă.</w:t>
             </w:r>
           </w:p>
           <w:p>
-            <w:r>
+            <w:pPr>
+              <w:spacing w:after="40" w:line="240" w:lineRule="auto"/>
+            </w:pPr>
+            <w:r>
+              <w:rPr>
+                <w:sz w:val="19"/>
+              </w:rPr>
               <w:t>• Rămâne la Umăr (fațetă de diagnostic diferențial)</w:t>
             </w:r>
           </w:p>
           <w:p>
-            <w:r>
+            <w:pPr>
+              <w:spacing w:after="40" w:line="240" w:lineRule="auto"/>
+            </w:pPr>
+            <w:r>
+              <w:rPr>
+                <w:sz w:val="19"/>
+              </w:rPr>
               <w:t>• Se mută la Coloană vertebrală › Coloană cervicală</w:t>
             </w:r>
           </w:p>
         </w:tc>
         <w:tc>
           <w:tcPr>
-            <w:tcW w:type="dxa" w:w="2700"/>
+            <w:tcW w:type="dxa" w:w="3000"/>
+            <w:vAlign w:val="top"/>
           </w:tcPr>
           <w:p>
+            <w:pPr>
+              <w:spacing w:after="40" w:line="240" w:lineRule="auto"/>
+            </w:pPr>
             <w:r/>
             <w:r>
               <w:rPr>
                 <w:b w:val="0"/>
                 <w:i w:val="0"/>
+                <w:sz w:val="19"/>
               </w:rPr>
             </w:r>
           </w:p>
         </w:tc>
         <w:tc>
           <w:tcPr>
-            <w:tcW w:type="dxa" w:w="2700"/>
+            <w:tcW w:type="dxa" w:w="3600"/>
+            <w:vAlign w:val="top"/>
           </w:tcPr>
           <w:p>
+            <w:pPr>
+              <w:spacing w:after="40" w:line="240" w:lineRule="auto"/>
+            </w:pPr>
             <w:r/>
             <w:r>
               <w:rPr>
                 <w:b w:val="0"/>
                 <w:i w:val="0"/>
+                <w:sz w:val="19"/>
               </w:rPr>
             </w:r>
           </w:p>
@@ -188,57 +275,91 @@
       <w:tr>
         <w:tc>
           <w:tcPr>
-            <w:tcW w:type="dxa" w:w="8400"/>
+            <w:tcW w:type="dxa" w:w="8500"/>
+            <w:vAlign w:val="top"/>
           </w:tcPr>
           <w:p>
+            <w:pPr>
+              <w:spacing w:after="60" w:line="240" w:lineRule="auto"/>
+            </w:pPr>
             <w:r/>
             <w:r>
               <w:rPr>
                 <w:b/>
+                <w:i w:val="0"/>
+                <w:sz w:val="19"/>
               </w:rPr>
               <w:t>Osteomielita piciorului diabetic — situație separată de „Osteomielită – suspiciune”?</w:t>
             </w:r>
           </w:p>
           <w:p>
-            <w:r>
+            <w:pPr>
+              <w:spacing w:after="40" w:line="240" w:lineRule="auto"/>
+            </w:pPr>
+            <w:r>
+              <w:rPr>
+                <w:sz w:val="19"/>
+              </w:rPr>
               <w:t>ACR o tratează ca scenariu distinct (complicații particulare).</w:t>
             </w:r>
           </w:p>
           <w:p>
-            <w:r>
+            <w:pPr>
+              <w:spacing w:after="40" w:line="240" w:lineRule="auto"/>
+            </w:pPr>
+            <w:r>
+              <w:rPr>
+                <w:sz w:val="19"/>
+              </w:rPr>
               <w:t>• Situație proprie</w:t>
             </w:r>
           </w:p>
           <w:p>
-            <w:r>
+            <w:pPr>
+              <w:spacing w:after="40" w:line="240" w:lineRule="auto"/>
+            </w:pPr>
+            <w:r>
+              <w:rPr>
+                <w:sz w:val="19"/>
+              </w:rPr>
               <w:t>• Rămâne acoperită generic</w:t>
             </w:r>
           </w:p>
         </w:tc>
         <w:tc>
           <w:tcPr>
-            <w:tcW w:type="dxa" w:w="2700"/>
+            <w:tcW w:type="dxa" w:w="3000"/>
+            <w:vAlign w:val="top"/>
           </w:tcPr>
           <w:p>
+            <w:pPr>
+              <w:spacing w:after="40" w:line="240" w:lineRule="auto"/>
+            </w:pPr>
             <w:r/>
             <w:r>
               <w:rPr>
                 <w:b w:val="0"/>
                 <w:i w:val="0"/>
+                <w:sz w:val="19"/>
               </w:rPr>
             </w:r>
           </w:p>
         </w:tc>
         <w:tc>
           <w:tcPr>
-            <w:tcW w:type="dxa" w:w="2700"/>
+            <w:tcW w:type="dxa" w:w="3600"/>
+            <w:vAlign w:val="top"/>
           </w:tcPr>
           <w:p>
+            <w:pPr>
+              <w:spacing w:after="40" w:line="240" w:lineRule="auto"/>
+            </w:pPr>
             <w:r/>
             <w:r>
               <w:rPr>
                 <w:b w:val="0"/>
                 <w:i w:val="0"/>
+                <w:sz w:val="19"/>
               </w:rPr>
             </w:r>
           </w:p>
@@ -247,57 +368,91 @@
       <w:tr>
         <w:tc>
           <w:tcPr>
-            <w:tcW w:type="dxa" w:w="8400"/>
+            <w:tcW w:type="dxa" w:w="8500"/>
+            <w:vAlign w:val="top"/>
           </w:tcPr>
           <w:p>
+            <w:pPr>
+              <w:spacing w:after="60" w:line="240" w:lineRule="auto"/>
+            </w:pPr>
             <w:r/>
             <w:r>
               <w:rPr>
                 <w:b/>
+                <w:i w:val="0"/>
+                <w:sz w:val="19"/>
               </w:rPr>
               <w:t>Topicuri opționale — de adăugat dacă se dorește acoperire exhaustivă?</w:t>
             </w:r>
           </w:p>
           <w:p>
-            <w:r>
+            <w:pPr>
+              <w:spacing w:after="40" w:line="240" w:lineRule="auto"/>
+            </w:pPr>
+            <w:r>
+              <w:rPr>
+                <w:sz w:val="19"/>
+              </w:rPr>
               <w:t>Sindrom dureros de trohanter mare / bursită trohanteriană (Șold); boala Paget osoasă (Diverse); artropatie microcristalină / gută cu DECT (extindere a „Artropatie inflamatorie”).</w:t>
             </w:r>
           </w:p>
           <w:p>
-            <w:r>
+            <w:pPr>
+              <w:spacing w:after="40" w:line="240" w:lineRule="auto"/>
+            </w:pPr>
+            <w:r>
+              <w:rPr>
+                <w:sz w:val="19"/>
+              </w:rPr>
               <w:t>• Se adaugă</w:t>
             </w:r>
           </w:p>
           <w:p>
-            <w:r>
+            <w:pPr>
+              <w:spacing w:after="40" w:line="240" w:lineRule="auto"/>
+            </w:pPr>
+            <w:r>
+              <w:rPr>
+                <w:sz w:val="19"/>
+              </w:rPr>
               <w:t>• Nu se adaugă</w:t>
             </w:r>
           </w:p>
         </w:tc>
         <w:tc>
           <w:tcPr>
-            <w:tcW w:type="dxa" w:w="2700"/>
+            <w:tcW w:type="dxa" w:w="3000"/>
+            <w:vAlign w:val="top"/>
           </w:tcPr>
           <w:p>
+            <w:pPr>
+              <w:spacing w:after="40" w:line="240" w:lineRule="auto"/>
+            </w:pPr>
             <w:r/>
             <w:r>
               <w:rPr>
                 <w:b w:val="0"/>
                 <w:i w:val="0"/>
+                <w:sz w:val="19"/>
               </w:rPr>
             </w:r>
           </w:p>
         </w:tc>
         <w:tc>
           <w:tcPr>
-            <w:tcW w:type="dxa" w:w="2700"/>
+            <w:tcW w:type="dxa" w:w="3600"/>
+            <w:vAlign w:val="top"/>
           </w:tcPr>
           <w:p>
+            <w:pPr>
+              <w:spacing w:after="40" w:line="240" w:lineRule="auto"/>
+            </w:pPr>
             <w:r/>
             <w:r>
               <w:rPr>
                 <w:b w:val="0"/>
                 <w:i w:val="0"/>
+                <w:sz w:val="19"/>
               </w:rPr>
             </w:r>
           </w:p>
@@ -309,15 +464,12 @@
         <w:pStyle w:val="Heading2"/>
       </w:pPr>
       <w:r>
-        <w:rPr>
-          <w:color w:val="1C5D8C"/>
-        </w:rPr>
-        <w:t>3. Propuneri noi</w:t>
+        <w:t>3. Propuneri de conținut nou</w:t>
       </w:r>
     </w:p>
     <w:p>
       <w:r>
-        <w:t>Grade și doze orientative — de validat clinic.</w:t>
+        <w:t>Gradele și dozele sunt orientative — se validează clinic. Fiecare rând se aprobă, se respinge sau se amână separat.</w:t>
       </w:r>
     </w:p>
     <w:p>
@@ -325,9 +477,6 @@
         <w:pStyle w:val="Heading3"/>
       </w:pPr>
       <w:r>
-        <w:rPr>
-          <w:color w:val="1C5D8C"/>
-        </w:rPr>
         <w:t>Pumn și mână (subcapitol nou) — Durere cronică de pumn / mână</w:t>
       </w:r>
     </w:p>
@@ -335,38 +484,52 @@
       <w:r>
         <w:rPr>
           <w:i/>
+          <w:color w:val="555555"/>
         </w:rPr>
         <w:t>Cf. ACR Appropriateness Criteria – Chronic Wrist Pain.</w:t>
       </w:r>
     </w:p>
     <w:tbl>
       <w:tblPr>
-        <w:tblStyle w:val="LightGrid-Accent1"/>
-        <w:tblW w:type="auto" w:w="0"/>
+        <w:tblStyle w:val="TableGrid"/>
+        <w:tblW w:type="dxa" w:w="15120"/>
         <w:tblLayout w:type="fixed"/>
         <w:tblLook w:firstColumn="1" w:firstRow="1" w:lastColumn="0" w:lastRow="0" w:noHBand="0" w:noVBand="1" w:val="04A0"/>
       </w:tblPr>
       <w:tblGrid>
-        <w:gridCol w:w="1767"/>
-        <w:gridCol w:w="1767"/>
-        <w:gridCol w:w="1767"/>
-        <w:gridCol w:w="1767"/>
-        <w:gridCol w:w="1767"/>
-        <w:gridCol w:w="1767"/>
-        <w:gridCol w:w="1767"/>
-        <w:gridCol w:w="1767"/>
+        <w:gridCol w:w="640"/>
+        <w:gridCol w:w="2360"/>
+        <w:gridCol w:w="1900"/>
+        <w:gridCol w:w="760"/>
+        <w:gridCol w:w="800"/>
+        <w:gridCol w:w="3400"/>
+        <w:gridCol w:w="2100"/>
+        <w:gridCol w:w="3160"/>
       </w:tblGrid>
       <w:tr>
+        <w:trPr>
+          <w:tblHeader w:val="true"/>
+        </w:trPr>
         <w:tc>
           <w:tcPr>
-            <w:tcW w:type="dxa" w:w="800"/>
+            <w:tcW w:type="dxa" w:w="640"/>
+            <w:vAlign w:val="top"/>
+            <w:shd w:val="clear" w:fill="1C5D8C"/>
           </w:tcPr>
           <w:p>
-            <w:r/>
+            <w:pPr>
+              <w:spacing w:after="40" w:line="240" w:lineRule="auto"/>
+            </w:pPr>
+            <w:r>
+              <w:rPr>
+                <w:color w:val="FFFFFF"/>
+              </w:rPr>
+            </w:r>
             <w:r>
               <w:rPr>
                 <w:b/>
                 <w:i w:val="0"/>
+                <w:sz w:val="19"/>
               </w:rPr>
               <w:t>Tip</w:t>
             </w:r>
@@ -374,14 +537,24 @@
         </w:tc>
         <w:tc>
           <w:tcPr>
-            <w:tcW w:type="dxa" w:w="1800"/>
+            <w:tcW w:type="dxa" w:w="2360"/>
+            <w:vAlign w:val="top"/>
+            <w:shd w:val="clear" w:fill="1C5D8C"/>
           </w:tcPr>
           <w:p>
-            <w:r/>
+            <w:pPr>
+              <w:spacing w:after="40" w:line="240" w:lineRule="auto"/>
+            </w:pPr>
+            <w:r>
+              <w:rPr>
+                <w:color w:val="FFFFFF"/>
+              </w:rPr>
+            </w:r>
             <w:r>
               <w:rPr>
                 <w:b/>
                 <w:i w:val="0"/>
+                <w:sz w:val="19"/>
               </w:rPr>
               <w:t>Examen</w:t>
             </w:r>
@@ -389,14 +562,24 @@
         </w:tc>
         <w:tc>
           <w:tcPr>
-            <w:tcW w:type="dxa" w:w="3000"/>
+            <w:tcW w:type="dxa" w:w="1900"/>
+            <w:vAlign w:val="top"/>
+            <w:shd w:val="clear" w:fill="1C5D8C"/>
           </w:tcPr>
           <w:p>
-            <w:r/>
+            <w:pPr>
+              <w:spacing w:after="40" w:line="240" w:lineRule="auto"/>
+            </w:pPr>
+            <w:r>
+              <w:rPr>
+                <w:color w:val="FFFFFF"/>
+              </w:rPr>
+            </w:r>
             <w:r>
               <w:rPr>
                 <w:b/>
                 <w:i w:val="0"/>
+                <w:sz w:val="19"/>
               </w:rPr>
               <w:t>Indicație</w:t>
             </w:r>
@@ -404,14 +587,24 @@
         </w:tc>
         <w:tc>
           <w:tcPr>
-            <w:tcW w:type="dxa" w:w="900"/>
+            <w:tcW w:type="dxa" w:w="760"/>
+            <w:vAlign w:val="top"/>
+            <w:shd w:val="clear" w:fill="1C5D8C"/>
           </w:tcPr>
           <w:p>
-            <w:r/>
+            <w:pPr>
+              <w:spacing w:after="40" w:line="240" w:lineRule="auto"/>
+            </w:pPr>
+            <w:r>
+              <w:rPr>
+                <w:color w:val="FFFFFF"/>
+              </w:rPr>
+            </w:r>
             <w:r>
               <w:rPr>
                 <w:b/>
                 <w:i w:val="0"/>
+                <w:sz w:val="19"/>
               </w:rPr>
               <w:t>Grad</w:t>
             </w:r>
@@ -419,14 +612,24 @@
         </w:tc>
         <w:tc>
           <w:tcPr>
-            <w:tcW w:type="dxa" w:w="1100"/>
+            <w:tcW w:type="dxa" w:w="800"/>
+            <w:vAlign w:val="top"/>
+            <w:shd w:val="clear" w:fill="1C5D8C"/>
           </w:tcPr>
           <w:p>
-            <w:r/>
+            <w:pPr>
+              <w:spacing w:after="40" w:line="240" w:lineRule="auto"/>
+            </w:pPr>
+            <w:r>
+              <w:rPr>
+                <w:color w:val="FFFFFF"/>
+              </w:rPr>
+            </w:r>
             <w:r>
               <w:rPr>
                 <w:b/>
                 <w:i w:val="0"/>
+                <w:sz w:val="19"/>
               </w:rPr>
               <w:t>Doză</w:t>
             </w:r>
@@ -434,14 +637,24 @@
         </w:tc>
         <w:tc>
           <w:tcPr>
-            <w:tcW w:type="dxa" w:w="3000"/>
+            <w:tcW w:type="dxa" w:w="3400"/>
+            <w:vAlign w:val="top"/>
+            <w:shd w:val="clear" w:fill="1C5D8C"/>
           </w:tcPr>
           <w:p>
-            <w:r/>
+            <w:pPr>
+              <w:spacing w:after="40" w:line="240" w:lineRule="auto"/>
+            </w:pPr>
+            <w:r>
+              <w:rPr>
+                <w:color w:val="FFFFFF"/>
+              </w:rPr>
+            </w:r>
             <w:r>
               <w:rPr>
                 <w:b/>
                 <w:i w:val="0"/>
+                <w:sz w:val="19"/>
               </w:rPr>
               <w:t>Comentarii</w:t>
             </w:r>
@@ -449,14 +662,24 @@
         </w:tc>
         <w:tc>
           <w:tcPr>
-            <w:tcW w:type="dxa" w:w="1500"/>
+            <w:tcW w:type="dxa" w:w="2100"/>
+            <w:vAlign w:val="top"/>
+            <w:shd w:val="clear" w:fill="1C5D8C"/>
           </w:tcPr>
           <w:p>
-            <w:r/>
+            <w:pPr>
+              <w:spacing w:after="40" w:line="240" w:lineRule="auto"/>
+            </w:pPr>
+            <w:r>
+              <w:rPr>
+                <w:color w:val="FFFFFF"/>
+              </w:rPr>
+            </w:r>
             <w:r>
               <w:rPr>
                 <w:b/>
                 <w:i w:val="0"/>
+                <w:sz w:val="19"/>
               </w:rPr>
               <w:t>Decizie</w:t>
             </w:r>
@@ -464,14 +687,24 @@
         </w:tc>
         <w:tc>
           <w:tcPr>
-            <w:tcW w:type="dxa" w:w="1800"/>
+            <w:tcW w:type="dxa" w:w="3160"/>
+            <w:vAlign w:val="top"/>
+            <w:shd w:val="clear" w:fill="1C5D8C"/>
           </w:tcPr>
           <w:p>
-            <w:r/>
+            <w:pPr>
+              <w:spacing w:after="40" w:line="240" w:lineRule="auto"/>
+            </w:pPr>
+            <w:r>
+              <w:rPr>
+                <w:color w:val="FFFFFF"/>
+              </w:rPr>
+            </w:r>
             <w:r>
               <w:rPr>
                 <w:b/>
                 <w:i w:val="0"/>
+                <w:sz w:val="19"/>
               </w:rPr>
               <w:t>Comentariu editor</w:t>
             </w:r>
@@ -481,14 +714,19 @@
       <w:tr>
         <w:tc>
           <w:tcPr>
-            <w:tcW w:type="dxa" w:w="800"/>
+            <w:tcW w:type="dxa" w:w="640"/>
+            <w:vAlign w:val="top"/>
           </w:tcPr>
           <w:p>
+            <w:pPr>
+              <w:spacing w:after="40" w:line="240" w:lineRule="auto"/>
+            </w:pPr>
             <w:r/>
             <w:r>
               <w:rPr>
                 <w:b w:val="0"/>
                 <w:i w:val="0"/>
+                <w:sz w:val="19"/>
               </w:rPr>
               <w:t>G</w:t>
             </w:r>
@@ -496,14 +734,19 @@
         </w:tc>
         <w:tc>
           <w:tcPr>
-            <w:tcW w:type="dxa" w:w="1800"/>
+            <w:tcW w:type="dxa" w:w="2360"/>
+            <w:vAlign w:val="top"/>
           </w:tcPr>
           <w:p>
+            <w:pPr>
+              <w:spacing w:after="40" w:line="240" w:lineRule="auto"/>
+            </w:pPr>
             <w:r/>
             <w:r>
               <w:rPr>
                 <w:b w:val="0"/>
                 <w:i w:val="0"/>
+                <w:sz w:val="19"/>
               </w:rPr>
               <w:t>Radiografie</w:t>
             </w:r>
@@ -511,14 +754,19 @@
         </w:tc>
         <w:tc>
           <w:tcPr>
-            <w:tcW w:type="dxa" w:w="3000"/>
+            <w:tcW w:type="dxa" w:w="1900"/>
+            <w:vAlign w:val="top"/>
           </w:tcPr>
           <w:p>
+            <w:pPr>
+              <w:spacing w:after="40" w:line="240" w:lineRule="auto"/>
+            </w:pPr>
             <w:r/>
             <w:r>
               <w:rPr>
                 <w:b w:val="0"/>
                 <w:i w:val="0"/>
+                <w:sz w:val="19"/>
               </w:rPr>
               <w:t>Indicat</w:t>
             </w:r>
@@ -526,14 +774,19 @@
         </w:tc>
         <w:tc>
           <w:tcPr>
-            <w:tcW w:type="dxa" w:w="900"/>
+            <w:tcW w:type="dxa" w:w="760"/>
+            <w:vAlign w:val="top"/>
           </w:tcPr>
           <w:p>
+            <w:pPr>
+              <w:spacing w:after="40" w:line="240" w:lineRule="auto"/>
+            </w:pPr>
             <w:r/>
             <w:r>
               <w:rPr>
                 <w:b w:val="0"/>
                 <w:i w:val="0"/>
+                <w:sz w:val="19"/>
               </w:rPr>
               <w:t>B</w:t>
             </w:r>
@@ -541,14 +794,19 @@
         </w:tc>
         <w:tc>
           <w:tcPr>
-            <w:tcW w:type="dxa" w:w="1100"/>
+            <w:tcW w:type="dxa" w:w="800"/>
+            <w:vAlign w:val="top"/>
           </w:tcPr>
           <w:p>
+            <w:pPr>
+              <w:spacing w:after="40" w:line="240" w:lineRule="auto"/>
+            </w:pPr>
             <w:r/>
             <w:r>
               <w:rPr>
                 <w:b w:val="0"/>
                 <w:i w:val="0"/>
+                <w:sz w:val="19"/>
               </w:rPr>
               <w:t>1</w:t>
             </w:r>
@@ -556,14 +814,19 @@
         </w:tc>
         <w:tc>
           <w:tcPr>
-            <w:tcW w:type="dxa" w:w="3000"/>
+            <w:tcW w:type="dxa" w:w="3400"/>
+            <w:vAlign w:val="top"/>
           </w:tcPr>
           <w:p>
+            <w:pPr>
+              <w:spacing w:after="40" w:line="240" w:lineRule="auto"/>
+            </w:pPr>
             <w:r/>
             <w:r>
               <w:rPr>
                 <w:b w:val="0"/>
                 <w:i w:val="0"/>
+                <w:sz w:val="19"/>
               </w:rPr>
               <w:t>Primă intenție: artroză, condrocalcinoză, aliniament, sechele.</w:t>
             </w:r>
@@ -571,28 +834,38 @@
         </w:tc>
         <w:tc>
           <w:tcPr>
-            <w:tcW w:type="dxa" w:w="1500"/>
+            <w:tcW w:type="dxa" w:w="2100"/>
+            <w:vAlign w:val="top"/>
           </w:tcPr>
           <w:p>
+            <w:pPr>
+              <w:spacing w:after="40" w:line="240" w:lineRule="auto"/>
+            </w:pPr>
             <w:r/>
             <w:r>
               <w:rPr>
                 <w:b w:val="0"/>
                 <w:i w:val="0"/>
+                <w:sz w:val="19"/>
               </w:rPr>
             </w:r>
           </w:p>
         </w:tc>
         <w:tc>
           <w:tcPr>
-            <w:tcW w:type="dxa" w:w="1800"/>
+            <w:tcW w:type="dxa" w:w="3160"/>
+            <w:vAlign w:val="top"/>
           </w:tcPr>
           <w:p>
+            <w:pPr>
+              <w:spacing w:after="40" w:line="240" w:lineRule="auto"/>
+            </w:pPr>
             <w:r/>
             <w:r>
               <w:rPr>
                 <w:b w:val="0"/>
                 <w:i w:val="0"/>
+                <w:sz w:val="19"/>
               </w:rPr>
             </w:r>
           </w:p>
@@ -601,14 +874,19 @@
       <w:tr>
         <w:tc>
           <w:tcPr>
-            <w:tcW w:type="dxa" w:w="800"/>
+            <w:tcW w:type="dxa" w:w="640"/>
+            <w:vAlign w:val="top"/>
           </w:tcPr>
           <w:p>
+            <w:pPr>
+              <w:spacing w:after="40" w:line="240" w:lineRule="auto"/>
+            </w:pPr>
             <w:r/>
             <w:r>
               <w:rPr>
                 <w:b w:val="0"/>
                 <w:i w:val="0"/>
+                <w:sz w:val="19"/>
               </w:rPr>
               <w:t>M</w:t>
             </w:r>
@@ -616,14 +894,19 @@
         </w:tc>
         <w:tc>
           <w:tcPr>
-            <w:tcW w:type="dxa" w:w="1800"/>
+            <w:tcW w:type="dxa" w:w="2360"/>
+            <w:vAlign w:val="top"/>
           </w:tcPr>
           <w:p>
+            <w:pPr>
+              <w:spacing w:after="40" w:line="240" w:lineRule="auto"/>
+            </w:pPr>
             <w:r/>
             <w:r>
               <w:rPr>
                 <w:b w:val="0"/>
                 <w:i w:val="0"/>
+                <w:sz w:val="19"/>
               </w:rPr>
               <w:t>IRM</w:t>
             </w:r>
@@ -631,14 +914,19 @@
         </w:tc>
         <w:tc>
           <w:tcPr>
-            <w:tcW w:type="dxa" w:w="3000"/>
+            <w:tcW w:type="dxa" w:w="1900"/>
+            <w:vAlign w:val="top"/>
           </w:tcPr>
           <w:p>
+            <w:pPr>
+              <w:spacing w:after="40" w:line="240" w:lineRule="auto"/>
+            </w:pPr>
             <w:r/>
             <w:r>
               <w:rPr>
                 <w:b w:val="0"/>
                 <w:i w:val="0"/>
+                <w:sz w:val="19"/>
               </w:rPr>
               <w:t>Doar cu aviz specializat</w:t>
             </w:r>
@@ -646,14 +934,19 @@
         </w:tc>
         <w:tc>
           <w:tcPr>
-            <w:tcW w:type="dxa" w:w="900"/>
+            <w:tcW w:type="dxa" w:w="760"/>
+            <w:vAlign w:val="top"/>
           </w:tcPr>
           <w:p>
+            <w:pPr>
+              <w:spacing w:after="40" w:line="240" w:lineRule="auto"/>
+            </w:pPr>
             <w:r/>
             <w:r>
               <w:rPr>
                 <w:b w:val="0"/>
                 <w:i w:val="0"/>
+                <w:sz w:val="19"/>
               </w:rPr>
               <w:t>B</w:t>
             </w:r>
@@ -661,14 +954,19 @@
         </w:tc>
         <w:tc>
           <w:tcPr>
-            <w:tcW w:type="dxa" w:w="1100"/>
+            <w:tcW w:type="dxa" w:w="800"/>
+            <w:vAlign w:val="top"/>
           </w:tcPr>
           <w:p>
+            <w:pPr>
+              <w:spacing w:after="40" w:line="240" w:lineRule="auto"/>
+            </w:pPr>
             <w:r/>
             <w:r>
               <w:rPr>
                 <w:b w:val="0"/>
                 <w:i w:val="0"/>
+                <w:sz w:val="19"/>
               </w:rPr>
               <w:t>0</w:t>
             </w:r>
@@ -676,14 +974,19 @@
         </w:tc>
         <w:tc>
           <w:tcPr>
-            <w:tcW w:type="dxa" w:w="3000"/>
+            <w:tcW w:type="dxa" w:w="3400"/>
+            <w:vAlign w:val="top"/>
           </w:tcPr>
           <w:p>
+            <w:pPr>
+              <w:spacing w:after="40" w:line="240" w:lineRule="auto"/>
+            </w:pPr>
             <w:r/>
             <w:r>
               <w:rPr>
                 <w:b w:val="0"/>
                 <w:i w:val="0"/>
+                <w:sz w:val="19"/>
               </w:rPr>
               <w:t>Leziuni TFCC, ligament scafo-lunar, necroză (Kienböck/scafoid), sinovită.</w:t>
             </w:r>
@@ -691,28 +994,38 @@
         </w:tc>
         <w:tc>
           <w:tcPr>
-            <w:tcW w:type="dxa" w:w="1500"/>
+            <w:tcW w:type="dxa" w:w="2100"/>
+            <w:vAlign w:val="top"/>
           </w:tcPr>
           <w:p>
+            <w:pPr>
+              <w:spacing w:after="40" w:line="240" w:lineRule="auto"/>
+            </w:pPr>
             <w:r/>
             <w:r>
               <w:rPr>
                 <w:b w:val="0"/>
                 <w:i w:val="0"/>
+                <w:sz w:val="19"/>
               </w:rPr>
             </w:r>
           </w:p>
         </w:tc>
         <w:tc>
           <w:tcPr>
-            <w:tcW w:type="dxa" w:w="1800"/>
+            <w:tcW w:type="dxa" w:w="3160"/>
+            <w:vAlign w:val="top"/>
           </w:tcPr>
           <w:p>
+            <w:pPr>
+              <w:spacing w:after="40" w:line="240" w:lineRule="auto"/>
+            </w:pPr>
             <w:r/>
             <w:r>
               <w:rPr>
                 <w:b w:val="0"/>
                 <w:i w:val="0"/>
+                <w:sz w:val="19"/>
               </w:rPr>
             </w:r>
           </w:p>
@@ -721,14 +1034,19 @@
       <w:tr>
         <w:tc>
           <w:tcPr>
-            <w:tcW w:type="dxa" w:w="800"/>
+            <w:tcW w:type="dxa" w:w="640"/>
+            <w:vAlign w:val="top"/>
           </w:tcPr>
           <w:p>
+            <w:pPr>
+              <w:spacing w:after="40" w:line="240" w:lineRule="auto"/>
+            </w:pPr>
             <w:r/>
             <w:r>
               <w:rPr>
                 <w:b w:val="0"/>
                 <w:i w:val="0"/>
+                <w:sz w:val="19"/>
               </w:rPr>
               <w:t>E</w:t>
             </w:r>
@@ -736,14 +1054,19 @@
         </w:tc>
         <w:tc>
           <w:tcPr>
-            <w:tcW w:type="dxa" w:w="1800"/>
+            <w:tcW w:type="dxa" w:w="2360"/>
+            <w:vAlign w:val="top"/>
           </w:tcPr>
           <w:p>
+            <w:pPr>
+              <w:spacing w:after="40" w:line="240" w:lineRule="auto"/>
+            </w:pPr>
             <w:r/>
             <w:r>
               <w:rPr>
                 <w:b w:val="0"/>
                 <w:i w:val="0"/>
+                <w:sz w:val="19"/>
               </w:rPr>
               <w:t>Ecografie</w:t>
             </w:r>
@@ -751,14 +1074,19 @@
         </w:tc>
         <w:tc>
           <w:tcPr>
-            <w:tcW w:type="dxa" w:w="3000"/>
+            <w:tcW w:type="dxa" w:w="1900"/>
+            <w:vAlign w:val="top"/>
           </w:tcPr>
           <w:p>
+            <w:pPr>
+              <w:spacing w:after="40" w:line="240" w:lineRule="auto"/>
+            </w:pPr>
             <w:r/>
             <w:r>
               <w:rPr>
                 <w:b w:val="0"/>
                 <w:i w:val="0"/>
+                <w:sz w:val="19"/>
               </w:rPr>
               <w:t>Doar în cazuri particulare</w:t>
             </w:r>
@@ -766,14 +1094,19 @@
         </w:tc>
         <w:tc>
           <w:tcPr>
-            <w:tcW w:type="dxa" w:w="900"/>
+            <w:tcW w:type="dxa" w:w="760"/>
+            <w:vAlign w:val="top"/>
           </w:tcPr>
           <w:p>
+            <w:pPr>
+              <w:spacing w:after="40" w:line="240" w:lineRule="auto"/>
+            </w:pPr>
             <w:r/>
             <w:r>
               <w:rPr>
                 <w:b w:val="0"/>
                 <w:i w:val="0"/>
+                <w:sz w:val="19"/>
               </w:rPr>
               <w:t>C</w:t>
             </w:r>
@@ -781,14 +1114,19 @@
         </w:tc>
         <w:tc>
           <w:tcPr>
-            <w:tcW w:type="dxa" w:w="1100"/>
+            <w:tcW w:type="dxa" w:w="800"/>
+            <w:vAlign w:val="top"/>
           </w:tcPr>
           <w:p>
+            <w:pPr>
+              <w:spacing w:after="40" w:line="240" w:lineRule="auto"/>
+            </w:pPr>
             <w:r/>
             <w:r>
               <w:rPr>
                 <w:b w:val="0"/>
                 <w:i w:val="0"/>
+                <w:sz w:val="19"/>
               </w:rPr>
               <w:t>0</w:t>
             </w:r>
@@ -796,14 +1134,19 @@
         </w:tc>
         <w:tc>
           <w:tcPr>
-            <w:tcW w:type="dxa" w:w="3000"/>
+            <w:tcW w:type="dxa" w:w="3400"/>
+            <w:vAlign w:val="top"/>
           </w:tcPr>
           <w:p>
+            <w:pPr>
+              <w:spacing w:after="40" w:line="240" w:lineRule="auto"/>
+            </w:pPr>
             <w:r/>
             <w:r>
               <w:rPr>
                 <w:b w:val="0"/>
                 <w:i w:val="0"/>
+                <w:sz w:val="19"/>
               </w:rPr>
               <w:t>Tenosinovite, ganglioni, sindrom de tunel carpian.</w:t>
             </w:r>
@@ -811,28 +1154,38 @@
         </w:tc>
         <w:tc>
           <w:tcPr>
-            <w:tcW w:type="dxa" w:w="1500"/>
+            <w:tcW w:type="dxa" w:w="2100"/>
+            <w:vAlign w:val="top"/>
           </w:tcPr>
           <w:p>
+            <w:pPr>
+              <w:spacing w:after="40" w:line="240" w:lineRule="auto"/>
+            </w:pPr>
             <w:r/>
             <w:r>
               <w:rPr>
                 <w:b w:val="0"/>
                 <w:i w:val="0"/>
+                <w:sz w:val="19"/>
               </w:rPr>
             </w:r>
           </w:p>
         </w:tc>
         <w:tc>
           <w:tcPr>
-            <w:tcW w:type="dxa" w:w="1800"/>
+            <w:tcW w:type="dxa" w:w="3160"/>
+            <w:vAlign w:val="top"/>
           </w:tcPr>
           <w:p>
+            <w:pPr>
+              <w:spacing w:after="40" w:line="240" w:lineRule="auto"/>
+            </w:pPr>
             <w:r/>
             <w:r>
               <w:rPr>
                 <w:b w:val="0"/>
                 <w:i w:val="0"/>
+                <w:sz w:val="19"/>
               </w:rPr>
             </w:r>
           </w:p>
@@ -841,14 +1194,19 @@
       <w:tr>
         <w:tc>
           <w:tcPr>
-            <w:tcW w:type="dxa" w:w="800"/>
+            <w:tcW w:type="dxa" w:w="640"/>
+            <w:vAlign w:val="top"/>
           </w:tcPr>
           <w:p>
+            <w:pPr>
+              <w:spacing w:after="40" w:line="240" w:lineRule="auto"/>
+            </w:pPr>
             <w:r/>
             <w:r>
               <w:rPr>
                 <w:b w:val="0"/>
                 <w:i w:val="0"/>
+                <w:sz w:val="19"/>
               </w:rPr>
               <w:t>T</w:t>
             </w:r>
@@ -856,14 +1214,19 @@
         </w:tc>
         <w:tc>
           <w:tcPr>
-            <w:tcW w:type="dxa" w:w="1800"/>
+            <w:tcW w:type="dxa" w:w="2360"/>
+            <w:vAlign w:val="top"/>
           </w:tcPr>
           <w:p>
+            <w:pPr>
+              <w:spacing w:after="40" w:line="240" w:lineRule="auto"/>
+            </w:pPr>
             <w:r/>
             <w:r>
               <w:rPr>
                 <w:b w:val="0"/>
                 <w:i w:val="0"/>
+                <w:sz w:val="19"/>
               </w:rPr>
               <w:t>CT</w:t>
             </w:r>
@@ -871,14 +1234,19 @@
         </w:tc>
         <w:tc>
           <w:tcPr>
-            <w:tcW w:type="dxa" w:w="3000"/>
+            <w:tcW w:type="dxa" w:w="1900"/>
+            <w:vAlign w:val="top"/>
           </w:tcPr>
           <w:p>
+            <w:pPr>
+              <w:spacing w:after="40" w:line="240" w:lineRule="auto"/>
+            </w:pPr>
             <w:r/>
             <w:r>
               <w:rPr>
                 <w:b w:val="0"/>
                 <w:i w:val="0"/>
+                <w:sz w:val="19"/>
               </w:rPr>
               <w:t>Doar în cazuri particulare</w:t>
             </w:r>
@@ -886,14 +1254,19 @@
         </w:tc>
         <w:tc>
           <w:tcPr>
-            <w:tcW w:type="dxa" w:w="900"/>
+            <w:tcW w:type="dxa" w:w="760"/>
+            <w:vAlign w:val="top"/>
           </w:tcPr>
           <w:p>
+            <w:pPr>
+              <w:spacing w:after="40" w:line="240" w:lineRule="auto"/>
+            </w:pPr>
             <w:r/>
             <w:r>
               <w:rPr>
                 <w:b w:val="0"/>
                 <w:i w:val="0"/>
+                <w:sz w:val="19"/>
               </w:rPr>
               <w:t>C</w:t>
             </w:r>
@@ -901,14 +1274,19 @@
         </w:tc>
         <w:tc>
           <w:tcPr>
-            <w:tcW w:type="dxa" w:w="1100"/>
+            <w:tcW w:type="dxa" w:w="800"/>
+            <w:vAlign w:val="top"/>
           </w:tcPr>
           <w:p>
+            <w:pPr>
+              <w:spacing w:after="40" w:line="240" w:lineRule="auto"/>
+            </w:pPr>
             <w:r/>
             <w:r>
               <w:rPr>
                 <w:b w:val="0"/>
                 <w:i w:val="0"/>
+                <w:sz w:val="19"/>
               </w:rPr>
               <w:t>1</w:t>
             </w:r>
@@ -916,14 +1294,19 @@
         </w:tc>
         <w:tc>
           <w:tcPr>
-            <w:tcW w:type="dxa" w:w="3000"/>
+            <w:tcW w:type="dxa" w:w="3400"/>
+            <w:vAlign w:val="top"/>
           </w:tcPr>
           <w:p>
+            <w:pPr>
+              <w:spacing w:after="40" w:line="240" w:lineRule="auto"/>
+            </w:pPr>
             <w:r/>
             <w:r>
               <w:rPr>
                 <w:b w:val="0"/>
                 <w:i w:val="0"/>
+                <w:sz w:val="19"/>
               </w:rPr>
               <w:t>Pseudartroză de scafoid, aliniament osos, corpi liberi.</w:t>
             </w:r>
@@ -931,28 +1314,38 @@
         </w:tc>
         <w:tc>
           <w:tcPr>
-            <w:tcW w:type="dxa" w:w="1500"/>
+            <w:tcW w:type="dxa" w:w="2100"/>
+            <w:vAlign w:val="top"/>
           </w:tcPr>
           <w:p>
+            <w:pPr>
+              <w:spacing w:after="40" w:line="240" w:lineRule="auto"/>
+            </w:pPr>
             <w:r/>
             <w:r>
               <w:rPr>
                 <w:b w:val="0"/>
                 <w:i w:val="0"/>
+                <w:sz w:val="19"/>
               </w:rPr>
             </w:r>
           </w:p>
         </w:tc>
         <w:tc>
           <w:tcPr>
-            <w:tcW w:type="dxa" w:w="1800"/>
+            <w:tcW w:type="dxa" w:w="3160"/>
+            <w:vAlign w:val="top"/>
           </w:tcPr>
           <w:p>
+            <w:pPr>
+              <w:spacing w:after="40" w:line="240" w:lineRule="auto"/>
+            </w:pPr>
             <w:r/>
             <w:r>
               <w:rPr>
                 <w:b w:val="0"/>
                 <w:i w:val="0"/>
+                <w:sz w:val="19"/>
               </w:rPr>
             </w:r>
           </w:p>
@@ -965,9 +1358,6 @@
         <w:pStyle w:val="Heading3"/>
       </w:pPr>
       <w:r>
-        <w:rPr>
-          <w:color w:val="1C5D8C"/>
-        </w:rPr>
         <w:t>Cot (subcapitol nou) — Durere cronică de cot / epicondilită</w:t>
       </w:r>
     </w:p>
@@ -975,38 +1365,52 @@
       <w:r>
         <w:rPr>
           <w:i/>
+          <w:color w:val="555555"/>
         </w:rPr>
         <w:t>Cf. ACR Appropriateness Criteria – Chronic Elbow Pain.</w:t>
       </w:r>
     </w:p>
     <w:tbl>
       <w:tblPr>
-        <w:tblStyle w:val="LightGrid-Accent1"/>
-        <w:tblW w:type="auto" w:w="0"/>
+        <w:tblStyle w:val="TableGrid"/>
+        <w:tblW w:type="dxa" w:w="15120"/>
         <w:tblLayout w:type="fixed"/>
         <w:tblLook w:firstColumn="1" w:firstRow="1" w:lastColumn="0" w:lastRow="0" w:noHBand="0" w:noVBand="1" w:val="04A0"/>
       </w:tblPr>
       <w:tblGrid>
-        <w:gridCol w:w="1767"/>
-        <w:gridCol w:w="1767"/>
-        <w:gridCol w:w="1767"/>
-        <w:gridCol w:w="1767"/>
-        <w:gridCol w:w="1767"/>
-        <w:gridCol w:w="1767"/>
-        <w:gridCol w:w="1767"/>
-        <w:gridCol w:w="1767"/>
+        <w:gridCol w:w="640"/>
+        <w:gridCol w:w="2360"/>
+        <w:gridCol w:w="1900"/>
+        <w:gridCol w:w="760"/>
+        <w:gridCol w:w="800"/>
+        <w:gridCol w:w="3400"/>
+        <w:gridCol w:w="2100"/>
+        <w:gridCol w:w="3160"/>
       </w:tblGrid>
       <w:tr>
+        <w:trPr>
+          <w:tblHeader w:val="true"/>
+        </w:trPr>
         <w:tc>
           <w:tcPr>
-            <w:tcW w:type="dxa" w:w="800"/>
+            <w:tcW w:type="dxa" w:w="640"/>
+            <w:vAlign w:val="top"/>
+            <w:shd w:val="clear" w:fill="1C5D8C"/>
           </w:tcPr>
           <w:p>
-            <w:r/>
+            <w:pPr>
+              <w:spacing w:after="40" w:line="240" w:lineRule="auto"/>
+            </w:pPr>
+            <w:r>
+              <w:rPr>
+                <w:color w:val="FFFFFF"/>
+              </w:rPr>
+            </w:r>
             <w:r>
               <w:rPr>
                 <w:b/>
                 <w:i w:val="0"/>
+                <w:sz w:val="19"/>
               </w:rPr>
               <w:t>Tip</w:t>
             </w:r>
@@ -1014,14 +1418,24 @@
         </w:tc>
         <w:tc>
           <w:tcPr>
-            <w:tcW w:type="dxa" w:w="1800"/>
+            <w:tcW w:type="dxa" w:w="2360"/>
+            <w:vAlign w:val="top"/>
+            <w:shd w:val="clear" w:fill="1C5D8C"/>
           </w:tcPr>
           <w:p>
-            <w:r/>
+            <w:pPr>
+              <w:spacing w:after="40" w:line="240" w:lineRule="auto"/>
+            </w:pPr>
+            <w:r>
+              <w:rPr>
+                <w:color w:val="FFFFFF"/>
+              </w:rPr>
+            </w:r>
             <w:r>
               <w:rPr>
                 <w:b/>
                 <w:i w:val="0"/>
+                <w:sz w:val="19"/>
               </w:rPr>
               <w:t>Examen</w:t>
             </w:r>
@@ -1029,14 +1443,24 @@
         </w:tc>
         <w:tc>
           <w:tcPr>
-            <w:tcW w:type="dxa" w:w="3000"/>
+            <w:tcW w:type="dxa" w:w="1900"/>
+            <w:vAlign w:val="top"/>
+            <w:shd w:val="clear" w:fill="1C5D8C"/>
           </w:tcPr>
           <w:p>
-            <w:r/>
+            <w:pPr>
+              <w:spacing w:after="40" w:line="240" w:lineRule="auto"/>
+            </w:pPr>
+            <w:r>
+              <w:rPr>
+                <w:color w:val="FFFFFF"/>
+              </w:rPr>
+            </w:r>
             <w:r>
               <w:rPr>
                 <w:b/>
                 <w:i w:val="0"/>
+                <w:sz w:val="19"/>
               </w:rPr>
               <w:t>Indicație</w:t>
             </w:r>
@@ -1044,14 +1468,24 @@
         </w:tc>
         <w:tc>
           <w:tcPr>
-            <w:tcW w:type="dxa" w:w="900"/>
+            <w:tcW w:type="dxa" w:w="760"/>
+            <w:vAlign w:val="top"/>
+            <w:shd w:val="clear" w:fill="1C5D8C"/>
           </w:tcPr>
           <w:p>
-            <w:r/>
+            <w:pPr>
+              <w:spacing w:after="40" w:line="240" w:lineRule="auto"/>
+            </w:pPr>
+            <w:r>
+              <w:rPr>
+                <w:color w:val="FFFFFF"/>
+              </w:rPr>
+            </w:r>
             <w:r>
               <w:rPr>
                 <w:b/>
                 <w:i w:val="0"/>
+                <w:sz w:val="19"/>
               </w:rPr>
               <w:t>Grad</w:t>
             </w:r>
@@ -1059,14 +1493,24 @@
         </w:tc>
         <w:tc>
           <w:tcPr>
-            <w:tcW w:type="dxa" w:w="1100"/>
+            <w:tcW w:type="dxa" w:w="800"/>
+            <w:vAlign w:val="top"/>
+            <w:shd w:val="clear" w:fill="1C5D8C"/>
           </w:tcPr>
           <w:p>
-            <w:r/>
+            <w:pPr>
+              <w:spacing w:after="40" w:line="240" w:lineRule="auto"/>
+            </w:pPr>
+            <w:r>
+              <w:rPr>
+                <w:color w:val="FFFFFF"/>
+              </w:rPr>
+            </w:r>
             <w:r>
               <w:rPr>
                 <w:b/>
                 <w:i w:val="0"/>
+                <w:sz w:val="19"/>
               </w:rPr>
               <w:t>Doză</w:t>
             </w:r>
@@ -1074,14 +1518,24 @@
         </w:tc>
         <w:tc>
           <w:tcPr>
-            <w:tcW w:type="dxa" w:w="3000"/>
+            <w:tcW w:type="dxa" w:w="3400"/>
+            <w:vAlign w:val="top"/>
+            <w:shd w:val="clear" w:fill="1C5D8C"/>
           </w:tcPr>
           <w:p>
-            <w:r/>
+            <w:pPr>
+              <w:spacing w:after="40" w:line="240" w:lineRule="auto"/>
+            </w:pPr>
+            <w:r>
+              <w:rPr>
+                <w:color w:val="FFFFFF"/>
+              </w:rPr>
+            </w:r>
             <w:r>
               <w:rPr>
                 <w:b/>
                 <w:i w:val="0"/>
+                <w:sz w:val="19"/>
               </w:rPr>
               <w:t>Comentarii</w:t>
             </w:r>
@@ -1089,14 +1543,24 @@
         </w:tc>
         <w:tc>
           <w:tcPr>
-            <w:tcW w:type="dxa" w:w="1500"/>
+            <w:tcW w:type="dxa" w:w="2100"/>
+            <w:vAlign w:val="top"/>
+            <w:shd w:val="clear" w:fill="1C5D8C"/>
           </w:tcPr>
           <w:p>
-            <w:r/>
+            <w:pPr>
+              <w:spacing w:after="40" w:line="240" w:lineRule="auto"/>
+            </w:pPr>
+            <w:r>
+              <w:rPr>
+                <w:color w:val="FFFFFF"/>
+              </w:rPr>
+            </w:r>
             <w:r>
               <w:rPr>
                 <w:b/>
                 <w:i w:val="0"/>
+                <w:sz w:val="19"/>
               </w:rPr>
               <w:t>Decizie</w:t>
             </w:r>
@@ -1104,14 +1568,24 @@
         </w:tc>
         <w:tc>
           <w:tcPr>
-            <w:tcW w:type="dxa" w:w="1800"/>
+            <w:tcW w:type="dxa" w:w="3160"/>
+            <w:vAlign w:val="top"/>
+            <w:shd w:val="clear" w:fill="1C5D8C"/>
           </w:tcPr>
           <w:p>
-            <w:r/>
+            <w:pPr>
+              <w:spacing w:after="40" w:line="240" w:lineRule="auto"/>
+            </w:pPr>
+            <w:r>
+              <w:rPr>
+                <w:color w:val="FFFFFF"/>
+              </w:rPr>
+            </w:r>
             <w:r>
               <w:rPr>
                 <w:b/>
                 <w:i w:val="0"/>
+                <w:sz w:val="19"/>
               </w:rPr>
               <w:t>Comentariu editor</w:t>
             </w:r>
@@ -1121,14 +1595,19 @@
       <w:tr>
         <w:tc>
           <w:tcPr>
-            <w:tcW w:type="dxa" w:w="800"/>
+            <w:tcW w:type="dxa" w:w="640"/>
+            <w:vAlign w:val="top"/>
           </w:tcPr>
           <w:p>
+            <w:pPr>
+              <w:spacing w:after="40" w:line="240" w:lineRule="auto"/>
+            </w:pPr>
             <w:r/>
             <w:r>
               <w:rPr>
                 <w:b w:val="0"/>
                 <w:i w:val="0"/>
+                <w:sz w:val="19"/>
               </w:rPr>
               <w:t>G</w:t>
             </w:r>
@@ -1136,14 +1615,19 @@
         </w:tc>
         <w:tc>
           <w:tcPr>
-            <w:tcW w:type="dxa" w:w="1800"/>
+            <w:tcW w:type="dxa" w:w="2360"/>
+            <w:vAlign w:val="top"/>
           </w:tcPr>
           <w:p>
+            <w:pPr>
+              <w:spacing w:after="40" w:line="240" w:lineRule="auto"/>
+            </w:pPr>
             <w:r/>
             <w:r>
               <w:rPr>
                 <w:b w:val="0"/>
                 <w:i w:val="0"/>
+                <w:sz w:val="19"/>
               </w:rPr>
               <w:t>Radiografie</w:t>
             </w:r>
@@ -1151,14 +1635,19 @@
         </w:tc>
         <w:tc>
           <w:tcPr>
-            <w:tcW w:type="dxa" w:w="3000"/>
+            <w:tcW w:type="dxa" w:w="1900"/>
+            <w:vAlign w:val="top"/>
           </w:tcPr>
           <w:p>
+            <w:pPr>
+              <w:spacing w:after="40" w:line="240" w:lineRule="auto"/>
+            </w:pPr>
             <w:r/>
             <w:r>
               <w:rPr>
                 <w:b w:val="0"/>
                 <w:i w:val="0"/>
+                <w:sz w:val="19"/>
               </w:rPr>
               <w:t>Indicat</w:t>
             </w:r>
@@ -1166,14 +1655,19 @@
         </w:tc>
         <w:tc>
           <w:tcPr>
-            <w:tcW w:type="dxa" w:w="900"/>
+            <w:tcW w:type="dxa" w:w="760"/>
+            <w:vAlign w:val="top"/>
           </w:tcPr>
           <w:p>
+            <w:pPr>
+              <w:spacing w:after="40" w:line="240" w:lineRule="auto"/>
+            </w:pPr>
             <w:r/>
             <w:r>
               <w:rPr>
                 <w:b w:val="0"/>
                 <w:i w:val="0"/>
+                <w:sz w:val="19"/>
               </w:rPr>
               <w:t>B</w:t>
             </w:r>
@@ -1181,14 +1675,19 @@
         </w:tc>
         <w:tc>
           <w:tcPr>
-            <w:tcW w:type="dxa" w:w="1100"/>
+            <w:tcW w:type="dxa" w:w="800"/>
+            <w:vAlign w:val="top"/>
           </w:tcPr>
           <w:p>
+            <w:pPr>
+              <w:spacing w:after="40" w:line="240" w:lineRule="auto"/>
+            </w:pPr>
             <w:r/>
             <w:r>
               <w:rPr>
                 <w:b w:val="0"/>
                 <w:i w:val="0"/>
+                <w:sz w:val="19"/>
               </w:rPr>
               <w:t>1</w:t>
             </w:r>
@@ -1196,14 +1695,19 @@
         </w:tc>
         <w:tc>
           <w:tcPr>
-            <w:tcW w:type="dxa" w:w="3000"/>
+            <w:tcW w:type="dxa" w:w="3400"/>
+            <w:vAlign w:val="top"/>
           </w:tcPr>
           <w:p>
+            <w:pPr>
+              <w:spacing w:after="40" w:line="240" w:lineRule="auto"/>
+            </w:pPr>
             <w:r/>
             <w:r>
               <w:rPr>
                 <w:b w:val="0"/>
                 <w:i w:val="0"/>
+                <w:sz w:val="19"/>
               </w:rPr>
               <w:t>Primă intenție: artroză, corpi liberi, osteocondrită disecantă.</w:t>
             </w:r>
@@ -1211,28 +1715,38 @@
         </w:tc>
         <w:tc>
           <w:tcPr>
-            <w:tcW w:type="dxa" w:w="1500"/>
+            <w:tcW w:type="dxa" w:w="2100"/>
+            <w:vAlign w:val="top"/>
           </w:tcPr>
           <w:p>
+            <w:pPr>
+              <w:spacing w:after="40" w:line="240" w:lineRule="auto"/>
+            </w:pPr>
             <w:r/>
             <w:r>
               <w:rPr>
                 <w:b w:val="0"/>
                 <w:i w:val="0"/>
+                <w:sz w:val="19"/>
               </w:rPr>
             </w:r>
           </w:p>
         </w:tc>
         <w:tc>
           <w:tcPr>
-            <w:tcW w:type="dxa" w:w="1800"/>
+            <w:tcW w:type="dxa" w:w="3160"/>
+            <w:vAlign w:val="top"/>
           </w:tcPr>
           <w:p>
+            <w:pPr>
+              <w:spacing w:after="40" w:line="240" w:lineRule="auto"/>
+            </w:pPr>
             <w:r/>
             <w:r>
               <w:rPr>
                 <w:b w:val="0"/>
                 <w:i w:val="0"/>
+                <w:sz w:val="19"/>
               </w:rPr>
             </w:r>
           </w:p>
@@ -1241,14 +1755,19 @@
       <w:tr>
         <w:tc>
           <w:tcPr>
-            <w:tcW w:type="dxa" w:w="800"/>
+            <w:tcW w:type="dxa" w:w="640"/>
+            <w:vAlign w:val="top"/>
           </w:tcPr>
           <w:p>
+            <w:pPr>
+              <w:spacing w:after="40" w:line="240" w:lineRule="auto"/>
+            </w:pPr>
             <w:r/>
             <w:r>
               <w:rPr>
                 <w:b w:val="0"/>
                 <w:i w:val="0"/>
+                <w:sz w:val="19"/>
               </w:rPr>
               <w:t>E</w:t>
             </w:r>
@@ -1256,14 +1775,19 @@
         </w:tc>
         <w:tc>
           <w:tcPr>
-            <w:tcW w:type="dxa" w:w="1800"/>
+            <w:tcW w:type="dxa" w:w="2360"/>
+            <w:vAlign w:val="top"/>
           </w:tcPr>
           <w:p>
+            <w:pPr>
+              <w:spacing w:after="40" w:line="240" w:lineRule="auto"/>
+            </w:pPr>
             <w:r/>
             <w:r>
               <w:rPr>
                 <w:b w:val="0"/>
                 <w:i w:val="0"/>
+                <w:sz w:val="19"/>
               </w:rPr>
               <w:t>Ecografie</w:t>
             </w:r>
@@ -1271,14 +1795,19 @@
         </w:tc>
         <w:tc>
           <w:tcPr>
-            <w:tcW w:type="dxa" w:w="3000"/>
+            <w:tcW w:type="dxa" w:w="1900"/>
+            <w:vAlign w:val="top"/>
           </w:tcPr>
           <w:p>
+            <w:pPr>
+              <w:spacing w:after="40" w:line="240" w:lineRule="auto"/>
+            </w:pPr>
             <w:r/>
             <w:r>
               <w:rPr>
                 <w:b w:val="0"/>
                 <w:i w:val="0"/>
+                <w:sz w:val="19"/>
               </w:rPr>
               <w:t>Indicat</w:t>
             </w:r>
@@ -1286,14 +1815,19 @@
         </w:tc>
         <w:tc>
           <w:tcPr>
-            <w:tcW w:type="dxa" w:w="900"/>
+            <w:tcW w:type="dxa" w:w="760"/>
+            <w:vAlign w:val="top"/>
           </w:tcPr>
           <w:p>
+            <w:pPr>
+              <w:spacing w:after="40" w:line="240" w:lineRule="auto"/>
+            </w:pPr>
             <w:r/>
             <w:r>
               <w:rPr>
                 <w:b w:val="0"/>
                 <w:i w:val="0"/>
+                <w:sz w:val="19"/>
               </w:rPr>
               <w:t>C</w:t>
             </w:r>
@@ -1301,14 +1835,19 @@
         </w:tc>
         <w:tc>
           <w:tcPr>
-            <w:tcW w:type="dxa" w:w="1100"/>
+            <w:tcW w:type="dxa" w:w="800"/>
+            <w:vAlign w:val="top"/>
           </w:tcPr>
           <w:p>
+            <w:pPr>
+              <w:spacing w:after="40" w:line="240" w:lineRule="auto"/>
+            </w:pPr>
             <w:r/>
             <w:r>
               <w:rPr>
                 <w:b w:val="0"/>
                 <w:i w:val="0"/>
+                <w:sz w:val="19"/>
               </w:rPr>
               <w:t>0</w:t>
             </w:r>
@@ -1316,14 +1855,19 @@
         </w:tc>
         <w:tc>
           <w:tcPr>
-            <w:tcW w:type="dxa" w:w="3000"/>
+            <w:tcW w:type="dxa" w:w="3400"/>
+            <w:vAlign w:val="top"/>
           </w:tcPr>
           <w:p>
+            <w:pPr>
+              <w:spacing w:after="40" w:line="240" w:lineRule="auto"/>
+            </w:pPr>
             <w:r/>
             <w:r>
               <w:rPr>
                 <w:b w:val="0"/>
                 <w:i w:val="0"/>
+                <w:sz w:val="19"/>
               </w:rPr>
               <w:t>Epicondilită, patologie tendinoasă, colecții, nerv ulnar.</w:t>
             </w:r>
@@ -1331,28 +1875,38 @@
         </w:tc>
         <w:tc>
           <w:tcPr>
-            <w:tcW w:type="dxa" w:w="1500"/>
+            <w:tcW w:type="dxa" w:w="2100"/>
+            <w:vAlign w:val="top"/>
           </w:tcPr>
           <w:p>
+            <w:pPr>
+              <w:spacing w:after="40" w:line="240" w:lineRule="auto"/>
+            </w:pPr>
             <w:r/>
             <w:r>
               <w:rPr>
                 <w:b w:val="0"/>
                 <w:i w:val="0"/>
+                <w:sz w:val="19"/>
               </w:rPr>
             </w:r>
           </w:p>
         </w:tc>
         <w:tc>
           <w:tcPr>
-            <w:tcW w:type="dxa" w:w="1800"/>
+            <w:tcW w:type="dxa" w:w="3160"/>
+            <w:vAlign w:val="top"/>
           </w:tcPr>
           <w:p>
+            <w:pPr>
+              <w:spacing w:after="40" w:line="240" w:lineRule="auto"/>
+            </w:pPr>
             <w:r/>
             <w:r>
               <w:rPr>
                 <w:b w:val="0"/>
                 <w:i w:val="0"/>
+                <w:sz w:val="19"/>
               </w:rPr>
             </w:r>
           </w:p>
@@ -1361,14 +1915,19 @@
       <w:tr>
         <w:tc>
           <w:tcPr>
-            <w:tcW w:type="dxa" w:w="800"/>
+            <w:tcW w:type="dxa" w:w="640"/>
+            <w:vAlign w:val="top"/>
           </w:tcPr>
           <w:p>
+            <w:pPr>
+              <w:spacing w:after="40" w:line="240" w:lineRule="auto"/>
+            </w:pPr>
             <w:r/>
             <w:r>
               <w:rPr>
                 <w:b w:val="0"/>
                 <w:i w:val="0"/>
+                <w:sz w:val="19"/>
               </w:rPr>
               <w:t>M</w:t>
             </w:r>
@@ -1376,14 +1935,19 @@
         </w:tc>
         <w:tc>
           <w:tcPr>
-            <w:tcW w:type="dxa" w:w="1800"/>
+            <w:tcW w:type="dxa" w:w="2360"/>
+            <w:vAlign w:val="top"/>
           </w:tcPr>
           <w:p>
+            <w:pPr>
+              <w:spacing w:after="40" w:line="240" w:lineRule="auto"/>
+            </w:pPr>
             <w:r/>
             <w:r>
               <w:rPr>
                 <w:b w:val="0"/>
                 <w:i w:val="0"/>
+                <w:sz w:val="19"/>
               </w:rPr>
               <w:t>IRM</w:t>
             </w:r>
@@ -1391,14 +1955,19 @@
         </w:tc>
         <w:tc>
           <w:tcPr>
-            <w:tcW w:type="dxa" w:w="3000"/>
+            <w:tcW w:type="dxa" w:w="1900"/>
+            <w:vAlign w:val="top"/>
           </w:tcPr>
           <w:p>
+            <w:pPr>
+              <w:spacing w:after="40" w:line="240" w:lineRule="auto"/>
+            </w:pPr>
             <w:r/>
             <w:r>
               <w:rPr>
                 <w:b w:val="0"/>
                 <w:i w:val="0"/>
+                <w:sz w:val="19"/>
               </w:rPr>
               <w:t>Doar cu aviz specializat</w:t>
             </w:r>
@@ -1406,14 +1975,19 @@
         </w:tc>
         <w:tc>
           <w:tcPr>
-            <w:tcW w:type="dxa" w:w="900"/>
+            <w:tcW w:type="dxa" w:w="760"/>
+            <w:vAlign w:val="top"/>
           </w:tcPr>
           <w:p>
+            <w:pPr>
+              <w:spacing w:after="40" w:line="240" w:lineRule="auto"/>
+            </w:pPr>
             <w:r/>
             <w:r>
               <w:rPr>
                 <w:b w:val="0"/>
                 <w:i w:val="0"/>
+                <w:sz w:val="19"/>
               </w:rPr>
               <w:t>B</w:t>
             </w:r>
@@ -1421,14 +1995,19 @@
         </w:tc>
         <w:tc>
           <w:tcPr>
-            <w:tcW w:type="dxa" w:w="1100"/>
+            <w:tcW w:type="dxa" w:w="800"/>
+            <w:vAlign w:val="top"/>
           </w:tcPr>
           <w:p>
+            <w:pPr>
+              <w:spacing w:after="40" w:line="240" w:lineRule="auto"/>
+            </w:pPr>
             <w:r/>
             <w:r>
               <w:rPr>
                 <w:b w:val="0"/>
                 <w:i w:val="0"/>
+                <w:sz w:val="19"/>
               </w:rPr>
               <w:t>0</w:t>
             </w:r>
@@ -1436,14 +2015,19 @@
         </w:tc>
         <w:tc>
           <w:tcPr>
-            <w:tcW w:type="dxa" w:w="3000"/>
+            <w:tcW w:type="dxa" w:w="3400"/>
+            <w:vAlign w:val="top"/>
           </w:tcPr>
           <w:p>
+            <w:pPr>
+              <w:spacing w:after="40" w:line="240" w:lineRule="auto"/>
+            </w:pPr>
             <w:r/>
             <w:r>
               <w:rPr>
                 <w:b w:val="0"/>
                 <w:i w:val="0"/>
+                <w:sz w:val="19"/>
               </w:rPr>
               <w:t>Tendinopatii, leziuni ligamentare/osteocondrale, neuropatie ulnară.</w:t>
             </w:r>
@@ -1451,28 +2035,38 @@
         </w:tc>
         <w:tc>
           <w:tcPr>
-            <w:tcW w:type="dxa" w:w="1500"/>
+            <w:tcW w:type="dxa" w:w="2100"/>
+            <w:vAlign w:val="top"/>
           </w:tcPr>
           <w:p>
+            <w:pPr>
+              <w:spacing w:after="40" w:line="240" w:lineRule="auto"/>
+            </w:pPr>
             <w:r/>
             <w:r>
               <w:rPr>
                 <w:b w:val="0"/>
                 <w:i w:val="0"/>
+                <w:sz w:val="19"/>
               </w:rPr>
             </w:r>
           </w:p>
         </w:tc>
         <w:tc>
           <w:tcPr>
-            <w:tcW w:type="dxa" w:w="1800"/>
+            <w:tcW w:type="dxa" w:w="3160"/>
+            <w:vAlign w:val="top"/>
           </w:tcPr>
           <w:p>
+            <w:pPr>
+              <w:spacing w:after="40" w:line="240" w:lineRule="auto"/>
+            </w:pPr>
             <w:r/>
             <w:r>
               <w:rPr>
                 <w:b w:val="0"/>
                 <w:i w:val="0"/>
+                <w:sz w:val="19"/>
               </w:rPr>
             </w:r>
           </w:p>
@@ -1485,9 +2079,6 @@
         <w:pStyle w:val="Heading3"/>
       </w:pPr>
       <w:r>
-        <w:rPr>
-          <w:color w:val="1C5D8C"/>
-        </w:rPr>
         <w:t>Gleznă (subcapitol nou) — Durere cronică de gleznă / instabilitate</w:t>
       </w:r>
     </w:p>
@@ -1495,38 +2086,52 @@
       <w:r>
         <w:rPr>
           <w:i/>
+          <w:color w:val="555555"/>
         </w:rPr>
         <w:t>Cf. ACR Appropriateness Criteria – Chronic Ankle Pain.</w:t>
       </w:r>
     </w:p>
     <w:tbl>
       <w:tblPr>
-        <w:tblStyle w:val="LightGrid-Accent1"/>
-        <w:tblW w:type="auto" w:w="0"/>
+        <w:tblStyle w:val="TableGrid"/>
+        <w:tblW w:type="dxa" w:w="15120"/>
         <w:tblLayout w:type="fixed"/>
         <w:tblLook w:firstColumn="1" w:firstRow="1" w:lastColumn="0" w:lastRow="0" w:noHBand="0" w:noVBand="1" w:val="04A0"/>
       </w:tblPr>
       <w:tblGrid>
-        <w:gridCol w:w="1767"/>
-        <w:gridCol w:w="1767"/>
-        <w:gridCol w:w="1767"/>
-        <w:gridCol w:w="1767"/>
-        <w:gridCol w:w="1767"/>
-        <w:gridCol w:w="1767"/>
-        <w:gridCol w:w="1767"/>
-        <w:gridCol w:w="1767"/>
+        <w:gridCol w:w="640"/>
+        <w:gridCol w:w="2360"/>
+        <w:gridCol w:w="1900"/>
+        <w:gridCol w:w="760"/>
+        <w:gridCol w:w="800"/>
+        <w:gridCol w:w="3400"/>
+        <w:gridCol w:w="2100"/>
+        <w:gridCol w:w="3160"/>
       </w:tblGrid>
       <w:tr>
+        <w:trPr>
+          <w:tblHeader w:val="true"/>
+        </w:trPr>
         <w:tc>
           <w:tcPr>
-            <w:tcW w:type="dxa" w:w="800"/>
+            <w:tcW w:type="dxa" w:w="640"/>
+            <w:vAlign w:val="top"/>
+            <w:shd w:val="clear" w:fill="1C5D8C"/>
           </w:tcPr>
           <w:p>
-            <w:r/>
+            <w:pPr>
+              <w:spacing w:after="40" w:line="240" w:lineRule="auto"/>
+            </w:pPr>
+            <w:r>
+              <w:rPr>
+                <w:color w:val="FFFFFF"/>
+              </w:rPr>
+            </w:r>
             <w:r>
               <w:rPr>
                 <w:b/>
                 <w:i w:val="0"/>
+                <w:sz w:val="19"/>
               </w:rPr>
               <w:t>Tip</w:t>
             </w:r>
@@ -1534,14 +2139,24 @@
         </w:tc>
         <w:tc>
           <w:tcPr>
-            <w:tcW w:type="dxa" w:w="1800"/>
+            <w:tcW w:type="dxa" w:w="2360"/>
+            <w:vAlign w:val="top"/>
+            <w:shd w:val="clear" w:fill="1C5D8C"/>
           </w:tcPr>
           <w:p>
-            <w:r/>
+            <w:pPr>
+              <w:spacing w:after="40" w:line="240" w:lineRule="auto"/>
+            </w:pPr>
+            <w:r>
+              <w:rPr>
+                <w:color w:val="FFFFFF"/>
+              </w:rPr>
+            </w:r>
             <w:r>
               <w:rPr>
                 <w:b/>
                 <w:i w:val="0"/>
+                <w:sz w:val="19"/>
               </w:rPr>
               <w:t>Examen</w:t>
             </w:r>
@@ -1549,14 +2164,24 @@
         </w:tc>
         <w:tc>
           <w:tcPr>
-            <w:tcW w:type="dxa" w:w="3000"/>
+            <w:tcW w:type="dxa" w:w="1900"/>
+            <w:vAlign w:val="top"/>
+            <w:shd w:val="clear" w:fill="1C5D8C"/>
           </w:tcPr>
           <w:p>
-            <w:r/>
+            <w:pPr>
+              <w:spacing w:after="40" w:line="240" w:lineRule="auto"/>
+            </w:pPr>
+            <w:r>
+              <w:rPr>
+                <w:color w:val="FFFFFF"/>
+              </w:rPr>
+            </w:r>
             <w:r>
               <w:rPr>
                 <w:b/>
                 <w:i w:val="0"/>
+                <w:sz w:val="19"/>
               </w:rPr>
               <w:t>Indicație</w:t>
             </w:r>
@@ -1564,14 +2189,24 @@
         </w:tc>
         <w:tc>
           <w:tcPr>
-            <w:tcW w:type="dxa" w:w="900"/>
+            <w:tcW w:type="dxa" w:w="760"/>
+            <w:vAlign w:val="top"/>
+            <w:shd w:val="clear" w:fill="1C5D8C"/>
           </w:tcPr>
           <w:p>
-            <w:r/>
+            <w:pPr>
+              <w:spacing w:after="40" w:line="240" w:lineRule="auto"/>
+            </w:pPr>
+            <w:r>
+              <w:rPr>
+                <w:color w:val="FFFFFF"/>
+              </w:rPr>
+            </w:r>
             <w:r>
               <w:rPr>
                 <w:b/>
                 <w:i w:val="0"/>
+                <w:sz w:val="19"/>
               </w:rPr>
               <w:t>Grad</w:t>
             </w:r>
@@ -1579,14 +2214,24 @@
         </w:tc>
         <w:tc>
           <w:tcPr>
-            <w:tcW w:type="dxa" w:w="1100"/>
+            <w:tcW w:type="dxa" w:w="800"/>
+            <w:vAlign w:val="top"/>
+            <w:shd w:val="clear" w:fill="1C5D8C"/>
           </w:tcPr>
           <w:p>
-            <w:r/>
+            <w:pPr>
+              <w:spacing w:after="40" w:line="240" w:lineRule="auto"/>
+            </w:pPr>
+            <w:r>
+              <w:rPr>
+                <w:color w:val="FFFFFF"/>
+              </w:rPr>
+            </w:r>
             <w:r>
               <w:rPr>
                 <w:b/>
                 <w:i w:val="0"/>
+                <w:sz w:val="19"/>
               </w:rPr>
               <w:t>Doză</w:t>
             </w:r>
@@ -1594,14 +2239,24 @@
         </w:tc>
         <w:tc>
           <w:tcPr>
-            <w:tcW w:type="dxa" w:w="3000"/>
+            <w:tcW w:type="dxa" w:w="3400"/>
+            <w:vAlign w:val="top"/>
+            <w:shd w:val="clear" w:fill="1C5D8C"/>
           </w:tcPr>
           <w:p>
-            <w:r/>
+            <w:pPr>
+              <w:spacing w:after="40" w:line="240" w:lineRule="auto"/>
+            </w:pPr>
+            <w:r>
+              <w:rPr>
+                <w:color w:val="FFFFFF"/>
+              </w:rPr>
+            </w:r>
             <w:r>
               <w:rPr>
                 <w:b/>
                 <w:i w:val="0"/>
+                <w:sz w:val="19"/>
               </w:rPr>
               <w:t>Comentarii</w:t>
             </w:r>
@@ -1609,14 +2264,24 @@
         </w:tc>
         <w:tc>
           <w:tcPr>
-            <w:tcW w:type="dxa" w:w="1500"/>
+            <w:tcW w:type="dxa" w:w="2100"/>
+            <w:vAlign w:val="top"/>
+            <w:shd w:val="clear" w:fill="1C5D8C"/>
           </w:tcPr>
           <w:p>
-            <w:r/>
+            <w:pPr>
+              <w:spacing w:after="40" w:line="240" w:lineRule="auto"/>
+            </w:pPr>
+            <w:r>
+              <w:rPr>
+                <w:color w:val="FFFFFF"/>
+              </w:rPr>
+            </w:r>
             <w:r>
               <w:rPr>
                 <w:b/>
                 <w:i w:val="0"/>
+                <w:sz w:val="19"/>
               </w:rPr>
               <w:t>Decizie</w:t>
             </w:r>
@@ -1624,14 +2289,24 @@
         </w:tc>
         <w:tc>
           <w:tcPr>
-            <w:tcW w:type="dxa" w:w="1800"/>
+            <w:tcW w:type="dxa" w:w="3160"/>
+            <w:vAlign w:val="top"/>
+            <w:shd w:val="clear" w:fill="1C5D8C"/>
           </w:tcPr>
           <w:p>
-            <w:r/>
+            <w:pPr>
+              <w:spacing w:after="40" w:line="240" w:lineRule="auto"/>
+            </w:pPr>
+            <w:r>
+              <w:rPr>
+                <w:color w:val="FFFFFF"/>
+              </w:rPr>
+            </w:r>
             <w:r>
               <w:rPr>
                 <w:b/>
                 <w:i w:val="0"/>
+                <w:sz w:val="19"/>
               </w:rPr>
               <w:t>Comentariu editor</w:t>
             </w:r>
@@ -1641,14 +2316,19 @@
       <w:tr>
         <w:tc>
           <w:tcPr>
-            <w:tcW w:type="dxa" w:w="800"/>
+            <w:tcW w:type="dxa" w:w="640"/>
+            <w:vAlign w:val="top"/>
           </w:tcPr>
           <w:p>
+            <w:pPr>
+              <w:spacing w:after="40" w:line="240" w:lineRule="auto"/>
+            </w:pPr>
             <w:r/>
             <w:r>
               <w:rPr>
                 <w:b w:val="0"/>
                 <w:i w:val="0"/>
+                <w:sz w:val="19"/>
               </w:rPr>
               <w:t>G</w:t>
             </w:r>
@@ -1656,14 +2336,19 @@
         </w:tc>
         <w:tc>
           <w:tcPr>
-            <w:tcW w:type="dxa" w:w="1800"/>
+            <w:tcW w:type="dxa" w:w="2360"/>
+            <w:vAlign w:val="top"/>
           </w:tcPr>
           <w:p>
+            <w:pPr>
+              <w:spacing w:after="40" w:line="240" w:lineRule="auto"/>
+            </w:pPr>
             <w:r/>
             <w:r>
               <w:rPr>
                 <w:b w:val="0"/>
                 <w:i w:val="0"/>
+                <w:sz w:val="19"/>
               </w:rPr>
               <w:t>Radiografie (cu încărcare)</w:t>
             </w:r>
@@ -1671,14 +2356,19 @@
         </w:tc>
         <w:tc>
           <w:tcPr>
-            <w:tcW w:type="dxa" w:w="3000"/>
+            <w:tcW w:type="dxa" w:w="1900"/>
+            <w:vAlign w:val="top"/>
           </w:tcPr>
           <w:p>
+            <w:pPr>
+              <w:spacing w:after="40" w:line="240" w:lineRule="auto"/>
+            </w:pPr>
             <w:r/>
             <w:r>
               <w:rPr>
                 <w:b w:val="0"/>
                 <w:i w:val="0"/>
+                <w:sz w:val="19"/>
               </w:rPr>
               <w:t>Indicat</w:t>
             </w:r>
@@ -1686,14 +2376,19 @@
         </w:tc>
         <w:tc>
           <w:tcPr>
-            <w:tcW w:type="dxa" w:w="900"/>
+            <w:tcW w:type="dxa" w:w="760"/>
+            <w:vAlign w:val="top"/>
           </w:tcPr>
           <w:p>
+            <w:pPr>
+              <w:spacing w:after="40" w:line="240" w:lineRule="auto"/>
+            </w:pPr>
             <w:r/>
             <w:r>
               <w:rPr>
                 <w:b w:val="0"/>
                 <w:i w:val="0"/>
+                <w:sz w:val="19"/>
               </w:rPr>
               <w:t>B</w:t>
             </w:r>
@@ -1701,14 +2396,19 @@
         </w:tc>
         <w:tc>
           <w:tcPr>
-            <w:tcW w:type="dxa" w:w="1100"/>
+            <w:tcW w:type="dxa" w:w="800"/>
+            <w:vAlign w:val="top"/>
           </w:tcPr>
           <w:p>
+            <w:pPr>
+              <w:spacing w:after="40" w:line="240" w:lineRule="auto"/>
+            </w:pPr>
             <w:r/>
             <w:r>
               <w:rPr>
                 <w:b w:val="0"/>
                 <w:i w:val="0"/>
+                <w:sz w:val="19"/>
               </w:rPr>
               <w:t>1</w:t>
             </w:r>
@@ -1716,14 +2416,19 @@
         </w:tc>
         <w:tc>
           <w:tcPr>
-            <w:tcW w:type="dxa" w:w="3000"/>
+            <w:tcW w:type="dxa" w:w="3400"/>
+            <w:vAlign w:val="top"/>
           </w:tcPr>
           <w:p>
+            <w:pPr>
+              <w:spacing w:after="40" w:line="240" w:lineRule="auto"/>
+            </w:pPr>
             <w:r/>
             <w:r>
               <w:rPr>
                 <w:b w:val="0"/>
                 <w:i w:val="0"/>
+                <w:sz w:val="19"/>
               </w:rPr>
               <w:t>Primă intenție: artroză, aliniament, sechele post-traumatice.</w:t>
             </w:r>
@@ -1731,28 +2436,38 @@
         </w:tc>
         <w:tc>
           <w:tcPr>
-            <w:tcW w:type="dxa" w:w="1500"/>
+            <w:tcW w:type="dxa" w:w="2100"/>
+            <w:vAlign w:val="top"/>
           </w:tcPr>
           <w:p>
+            <w:pPr>
+              <w:spacing w:after="40" w:line="240" w:lineRule="auto"/>
+            </w:pPr>
             <w:r/>
             <w:r>
               <w:rPr>
                 <w:b w:val="0"/>
                 <w:i w:val="0"/>
+                <w:sz w:val="19"/>
               </w:rPr>
             </w:r>
           </w:p>
         </w:tc>
         <w:tc>
           <w:tcPr>
-            <w:tcW w:type="dxa" w:w="1800"/>
+            <w:tcW w:type="dxa" w:w="3160"/>
+            <w:vAlign w:val="top"/>
           </w:tcPr>
           <w:p>
+            <w:pPr>
+              <w:spacing w:after="40" w:line="240" w:lineRule="auto"/>
+            </w:pPr>
             <w:r/>
             <w:r>
               <w:rPr>
                 <w:b w:val="0"/>
                 <w:i w:val="0"/>
+                <w:sz w:val="19"/>
               </w:rPr>
             </w:r>
           </w:p>
@@ -1761,14 +2476,19 @@
       <w:tr>
         <w:tc>
           <w:tcPr>
-            <w:tcW w:type="dxa" w:w="800"/>
+            <w:tcW w:type="dxa" w:w="640"/>
+            <w:vAlign w:val="top"/>
           </w:tcPr>
           <w:p>
+            <w:pPr>
+              <w:spacing w:after="40" w:line="240" w:lineRule="auto"/>
+            </w:pPr>
             <w:r/>
             <w:r>
               <w:rPr>
                 <w:b w:val="0"/>
                 <w:i w:val="0"/>
+                <w:sz w:val="19"/>
               </w:rPr>
               <w:t>M</w:t>
             </w:r>
@@ -1776,14 +2496,19 @@
         </w:tc>
         <w:tc>
           <w:tcPr>
-            <w:tcW w:type="dxa" w:w="1800"/>
+            <w:tcW w:type="dxa" w:w="2360"/>
+            <w:vAlign w:val="top"/>
           </w:tcPr>
           <w:p>
+            <w:pPr>
+              <w:spacing w:after="40" w:line="240" w:lineRule="auto"/>
+            </w:pPr>
             <w:r/>
             <w:r>
               <w:rPr>
                 <w:b w:val="0"/>
                 <w:i w:val="0"/>
+                <w:sz w:val="19"/>
               </w:rPr>
               <w:t>IRM</w:t>
             </w:r>
@@ -1791,14 +2516,19 @@
         </w:tc>
         <w:tc>
           <w:tcPr>
-            <w:tcW w:type="dxa" w:w="3000"/>
+            <w:tcW w:type="dxa" w:w="1900"/>
+            <w:vAlign w:val="top"/>
           </w:tcPr>
           <w:p>
+            <w:pPr>
+              <w:spacing w:after="40" w:line="240" w:lineRule="auto"/>
+            </w:pPr>
             <w:r/>
             <w:r>
               <w:rPr>
                 <w:b w:val="0"/>
                 <w:i w:val="0"/>
+                <w:sz w:val="19"/>
               </w:rPr>
               <w:t>Doar cu aviz specializat</w:t>
             </w:r>
@@ -1806,14 +2536,19 @@
         </w:tc>
         <w:tc>
           <w:tcPr>
-            <w:tcW w:type="dxa" w:w="900"/>
+            <w:tcW w:type="dxa" w:w="760"/>
+            <w:vAlign w:val="top"/>
           </w:tcPr>
           <w:p>
+            <w:pPr>
+              <w:spacing w:after="40" w:line="240" w:lineRule="auto"/>
+            </w:pPr>
             <w:r/>
             <w:r>
               <w:rPr>
                 <w:b w:val="0"/>
                 <w:i w:val="0"/>
+                <w:sz w:val="19"/>
               </w:rPr>
               <w:t>B</w:t>
             </w:r>
@@ -1821,14 +2556,19 @@
         </w:tc>
         <w:tc>
           <w:tcPr>
-            <w:tcW w:type="dxa" w:w="1100"/>
+            <w:tcW w:type="dxa" w:w="800"/>
+            <w:vAlign w:val="top"/>
           </w:tcPr>
           <w:p>
+            <w:pPr>
+              <w:spacing w:after="40" w:line="240" w:lineRule="auto"/>
+            </w:pPr>
             <w:r/>
             <w:r>
               <w:rPr>
                 <w:b w:val="0"/>
                 <w:i w:val="0"/>
+                <w:sz w:val="19"/>
               </w:rPr>
               <w:t>0</w:t>
             </w:r>
@@ -1836,14 +2576,19 @@
         </w:tc>
         <w:tc>
           <w:tcPr>
-            <w:tcW w:type="dxa" w:w="3000"/>
+            <w:tcW w:type="dxa" w:w="3400"/>
+            <w:vAlign w:val="top"/>
           </w:tcPr>
           <w:p>
+            <w:pPr>
+              <w:spacing w:after="40" w:line="240" w:lineRule="auto"/>
+            </w:pPr>
             <w:r/>
             <w:r>
               <w:rPr>
                 <w:b w:val="0"/>
                 <w:i w:val="0"/>
+                <w:sz w:val="19"/>
               </w:rPr>
               <w:t>Leziuni osteocondrale, tendinoase, ligamentare, impingement.</w:t>
             </w:r>
@@ -1851,28 +2596,38 @@
         </w:tc>
         <w:tc>
           <w:tcPr>
-            <w:tcW w:type="dxa" w:w="1500"/>
+            <w:tcW w:type="dxa" w:w="2100"/>
+            <w:vAlign w:val="top"/>
           </w:tcPr>
           <w:p>
+            <w:pPr>
+              <w:spacing w:after="40" w:line="240" w:lineRule="auto"/>
+            </w:pPr>
             <w:r/>
             <w:r>
               <w:rPr>
                 <w:b w:val="0"/>
                 <w:i w:val="0"/>
+                <w:sz w:val="19"/>
               </w:rPr>
             </w:r>
           </w:p>
         </w:tc>
         <w:tc>
           <w:tcPr>
-            <w:tcW w:type="dxa" w:w="1800"/>
+            <w:tcW w:type="dxa" w:w="3160"/>
+            <w:vAlign w:val="top"/>
           </w:tcPr>
           <w:p>
+            <w:pPr>
+              <w:spacing w:after="40" w:line="240" w:lineRule="auto"/>
+            </w:pPr>
             <w:r/>
             <w:r>
               <w:rPr>
                 <w:b w:val="0"/>
                 <w:i w:val="0"/>
+                <w:sz w:val="19"/>
               </w:rPr>
             </w:r>
           </w:p>
@@ -1881,14 +2636,19 @@
       <w:tr>
         <w:tc>
           <w:tcPr>
-            <w:tcW w:type="dxa" w:w="800"/>
+            <w:tcW w:type="dxa" w:w="640"/>
+            <w:vAlign w:val="top"/>
           </w:tcPr>
           <w:p>
+            <w:pPr>
+              <w:spacing w:after="40" w:line="240" w:lineRule="auto"/>
+            </w:pPr>
             <w:r/>
             <w:r>
               <w:rPr>
                 <w:b w:val="0"/>
                 <w:i w:val="0"/>
+                <w:sz w:val="19"/>
               </w:rPr>
               <w:t>E</w:t>
             </w:r>
@@ -1896,14 +2656,19 @@
         </w:tc>
         <w:tc>
           <w:tcPr>
-            <w:tcW w:type="dxa" w:w="1800"/>
+            <w:tcW w:type="dxa" w:w="2360"/>
+            <w:vAlign w:val="top"/>
           </w:tcPr>
           <w:p>
+            <w:pPr>
+              <w:spacing w:after="40" w:line="240" w:lineRule="auto"/>
+            </w:pPr>
             <w:r/>
             <w:r>
               <w:rPr>
                 <w:b w:val="0"/>
                 <w:i w:val="0"/>
+                <w:sz w:val="19"/>
               </w:rPr>
               <w:t>Ecografie</w:t>
             </w:r>
@@ -1911,14 +2676,19 @@
         </w:tc>
         <w:tc>
           <w:tcPr>
-            <w:tcW w:type="dxa" w:w="3000"/>
+            <w:tcW w:type="dxa" w:w="1900"/>
+            <w:vAlign w:val="top"/>
           </w:tcPr>
           <w:p>
+            <w:pPr>
+              <w:spacing w:after="40" w:line="240" w:lineRule="auto"/>
+            </w:pPr>
             <w:r/>
             <w:r>
               <w:rPr>
                 <w:b w:val="0"/>
                 <w:i w:val="0"/>
+                <w:sz w:val="19"/>
               </w:rPr>
               <w:t>Doar în cazuri particulare</w:t>
             </w:r>
@@ -1926,14 +2696,19 @@
         </w:tc>
         <w:tc>
           <w:tcPr>
-            <w:tcW w:type="dxa" w:w="900"/>
+            <w:tcW w:type="dxa" w:w="760"/>
+            <w:vAlign w:val="top"/>
           </w:tcPr>
           <w:p>
+            <w:pPr>
+              <w:spacing w:after="40" w:line="240" w:lineRule="auto"/>
+            </w:pPr>
             <w:r/>
             <w:r>
               <w:rPr>
                 <w:b w:val="0"/>
                 <w:i w:val="0"/>
+                <w:sz w:val="19"/>
               </w:rPr>
               <w:t>C</w:t>
             </w:r>
@@ -1941,14 +2716,19 @@
         </w:tc>
         <w:tc>
           <w:tcPr>
-            <w:tcW w:type="dxa" w:w="1100"/>
+            <w:tcW w:type="dxa" w:w="800"/>
+            <w:vAlign w:val="top"/>
           </w:tcPr>
           <w:p>
+            <w:pPr>
+              <w:spacing w:after="40" w:line="240" w:lineRule="auto"/>
+            </w:pPr>
             <w:r/>
             <w:r>
               <w:rPr>
                 <w:b w:val="0"/>
                 <w:i w:val="0"/>
+                <w:sz w:val="19"/>
               </w:rPr>
               <w:t>0</w:t>
             </w:r>
@@ -1956,14 +2736,19 @@
         </w:tc>
         <w:tc>
           <w:tcPr>
-            <w:tcW w:type="dxa" w:w="3000"/>
+            <w:tcW w:type="dxa" w:w="3400"/>
+            <w:vAlign w:val="top"/>
           </w:tcPr>
           <w:p>
+            <w:pPr>
+              <w:spacing w:after="40" w:line="240" w:lineRule="auto"/>
+            </w:pPr>
             <w:r/>
             <w:r>
               <w:rPr>
                 <w:b w:val="0"/>
                 <w:i w:val="0"/>
+                <w:sz w:val="19"/>
               </w:rPr>
               <w:t>Patologie tendinoasă, sinovită, ghidaj infiltrații.</w:t>
             </w:r>
@@ -1971,28 +2756,38 @@
         </w:tc>
         <w:tc>
           <w:tcPr>
-            <w:tcW w:type="dxa" w:w="1500"/>
+            <w:tcW w:type="dxa" w:w="2100"/>
+            <w:vAlign w:val="top"/>
           </w:tcPr>
           <w:p>
+            <w:pPr>
+              <w:spacing w:after="40" w:line="240" w:lineRule="auto"/>
+            </w:pPr>
             <w:r/>
             <w:r>
               <w:rPr>
                 <w:b w:val="0"/>
                 <w:i w:val="0"/>
+                <w:sz w:val="19"/>
               </w:rPr>
             </w:r>
           </w:p>
         </w:tc>
         <w:tc>
           <w:tcPr>
-            <w:tcW w:type="dxa" w:w="1800"/>
+            <w:tcW w:type="dxa" w:w="3160"/>
+            <w:vAlign w:val="top"/>
           </w:tcPr>
           <w:p>
+            <w:pPr>
+              <w:spacing w:after="40" w:line="240" w:lineRule="auto"/>
+            </w:pPr>
             <w:r/>
             <w:r>
               <w:rPr>
                 <w:b w:val="0"/>
                 <w:i w:val="0"/>
+                <w:sz w:val="19"/>
               </w:rPr>
             </w:r>
           </w:p>
@@ -2001,14 +2796,19 @@
       <w:tr>
         <w:tc>
           <w:tcPr>
-            <w:tcW w:type="dxa" w:w="800"/>
+            <w:tcW w:type="dxa" w:w="640"/>
+            <w:vAlign w:val="top"/>
           </w:tcPr>
           <w:p>
+            <w:pPr>
+              <w:spacing w:after="40" w:line="240" w:lineRule="auto"/>
+            </w:pPr>
             <w:r/>
             <w:r>
               <w:rPr>
                 <w:b w:val="0"/>
                 <w:i w:val="0"/>
+                <w:sz w:val="19"/>
               </w:rPr>
               <w:t>T</w:t>
             </w:r>
@@ -2016,14 +2816,19 @@
         </w:tc>
         <w:tc>
           <w:tcPr>
-            <w:tcW w:type="dxa" w:w="1800"/>
+            <w:tcW w:type="dxa" w:w="2360"/>
+            <w:vAlign w:val="top"/>
           </w:tcPr>
           <w:p>
+            <w:pPr>
+              <w:spacing w:after="40" w:line="240" w:lineRule="auto"/>
+            </w:pPr>
             <w:r/>
             <w:r>
               <w:rPr>
                 <w:b w:val="0"/>
                 <w:i w:val="0"/>
+                <w:sz w:val="19"/>
               </w:rPr>
               <w:t>CT</w:t>
             </w:r>
@@ -2031,14 +2836,19 @@
         </w:tc>
         <w:tc>
           <w:tcPr>
-            <w:tcW w:type="dxa" w:w="3000"/>
+            <w:tcW w:type="dxa" w:w="1900"/>
+            <w:vAlign w:val="top"/>
           </w:tcPr>
           <w:p>
+            <w:pPr>
+              <w:spacing w:after="40" w:line="240" w:lineRule="auto"/>
+            </w:pPr>
             <w:r/>
             <w:r>
               <w:rPr>
                 <w:b w:val="0"/>
                 <w:i w:val="0"/>
+                <w:sz w:val="19"/>
               </w:rPr>
               <w:t>Doar în cazuri particulare</w:t>
             </w:r>
@@ -2046,14 +2856,19 @@
         </w:tc>
         <w:tc>
           <w:tcPr>
-            <w:tcW w:type="dxa" w:w="900"/>
+            <w:tcW w:type="dxa" w:w="760"/>
+            <w:vAlign w:val="top"/>
           </w:tcPr>
           <w:p>
+            <w:pPr>
+              <w:spacing w:after="40" w:line="240" w:lineRule="auto"/>
+            </w:pPr>
             <w:r/>
             <w:r>
               <w:rPr>
                 <w:b w:val="0"/>
                 <w:i w:val="0"/>
+                <w:sz w:val="19"/>
               </w:rPr>
               <w:t>C</w:t>
             </w:r>
@@ -2061,14 +2876,19 @@
         </w:tc>
         <w:tc>
           <w:tcPr>
-            <w:tcW w:type="dxa" w:w="1100"/>
+            <w:tcW w:type="dxa" w:w="800"/>
+            <w:vAlign w:val="top"/>
           </w:tcPr>
           <w:p>
+            <w:pPr>
+              <w:spacing w:after="40" w:line="240" w:lineRule="auto"/>
+            </w:pPr>
             <w:r/>
             <w:r>
               <w:rPr>
                 <w:b w:val="0"/>
                 <w:i w:val="0"/>
+                <w:sz w:val="19"/>
               </w:rPr>
               <w:t>1–2</w:t>
             </w:r>
@@ -2076,14 +2896,19 @@
         </w:tc>
         <w:tc>
           <w:tcPr>
-            <w:tcW w:type="dxa" w:w="3000"/>
+            <w:tcW w:type="dxa" w:w="3400"/>
+            <w:vAlign w:val="top"/>
           </w:tcPr>
           <w:p>
+            <w:pPr>
+              <w:spacing w:after="40" w:line="240" w:lineRule="auto"/>
+            </w:pPr>
             <w:r/>
             <w:r>
               <w:rPr>
                 <w:b w:val="0"/>
                 <w:i w:val="0"/>
+                <w:sz w:val="19"/>
               </w:rPr>
               <w:t>Coaliție tarsală, leziuni osoase/osteocondrale, aliniament.</w:t>
             </w:r>
@@ -2091,28 +2916,38 @@
         </w:tc>
         <w:tc>
           <w:tcPr>
-            <w:tcW w:type="dxa" w:w="1500"/>
+            <w:tcW w:type="dxa" w:w="2100"/>
+            <w:vAlign w:val="top"/>
           </w:tcPr>
           <w:p>
+            <w:pPr>
+              <w:spacing w:after="40" w:line="240" w:lineRule="auto"/>
+            </w:pPr>
             <w:r/>
             <w:r>
               <w:rPr>
                 <w:b w:val="0"/>
                 <w:i w:val="0"/>
+                <w:sz w:val="19"/>
               </w:rPr>
             </w:r>
           </w:p>
         </w:tc>
         <w:tc>
           <w:tcPr>
-            <w:tcW w:type="dxa" w:w="1800"/>
+            <w:tcW w:type="dxa" w:w="3160"/>
+            <w:vAlign w:val="top"/>
           </w:tcPr>
           <w:p>
+            <w:pPr>
+              <w:spacing w:after="40" w:line="240" w:lineRule="auto"/>
+            </w:pPr>
             <w:r/>
             <w:r>
               <w:rPr>
                 <w:b w:val="0"/>
                 <w:i w:val="0"/>
+                <w:sz w:val="19"/>
               </w:rPr>
             </w:r>
           </w:p>
@@ -2125,9 +2960,6 @@
         <w:pStyle w:val="Heading3"/>
       </w:pPr>
       <w:r>
-        <w:rPr>
-          <w:color w:val="1C5D8C"/>
-        </w:rPr>
         <w:t>Diverse — Osteoporoză — evaluarea densității minerale osoase (DXA)</w:t>
       </w:r>
     </w:p>
@@ -2135,38 +2967,52 @@
       <w:r>
         <w:rPr>
           <w:i/>
+          <w:color w:val="555555"/>
         </w:rPr>
         <w:t>Clinician's guide BHOF/NOF; ISCD.</w:t>
       </w:r>
     </w:p>
     <w:tbl>
       <w:tblPr>
-        <w:tblStyle w:val="LightGrid-Accent1"/>
-        <w:tblW w:type="auto" w:w="0"/>
+        <w:tblStyle w:val="TableGrid"/>
+        <w:tblW w:type="dxa" w:w="15120"/>
         <w:tblLayout w:type="fixed"/>
         <w:tblLook w:firstColumn="1" w:firstRow="1" w:lastColumn="0" w:lastRow="0" w:noHBand="0" w:noVBand="1" w:val="04A0"/>
       </w:tblPr>
       <w:tblGrid>
-        <w:gridCol w:w="1767"/>
-        <w:gridCol w:w="1767"/>
-        <w:gridCol w:w="1767"/>
-        <w:gridCol w:w="1767"/>
-        <w:gridCol w:w="1767"/>
-        <w:gridCol w:w="1767"/>
-        <w:gridCol w:w="1767"/>
-        <w:gridCol w:w="1767"/>
+        <w:gridCol w:w="640"/>
+        <w:gridCol w:w="2360"/>
+        <w:gridCol w:w="1900"/>
+        <w:gridCol w:w="760"/>
+        <w:gridCol w:w="800"/>
+        <w:gridCol w:w="3400"/>
+        <w:gridCol w:w="2100"/>
+        <w:gridCol w:w="3160"/>
       </w:tblGrid>
       <w:tr>
+        <w:trPr>
+          <w:tblHeader w:val="true"/>
+        </w:trPr>
         <w:tc>
           <w:tcPr>
-            <w:tcW w:type="dxa" w:w="800"/>
+            <w:tcW w:type="dxa" w:w="640"/>
+            <w:vAlign w:val="top"/>
+            <w:shd w:val="clear" w:fill="1C5D8C"/>
           </w:tcPr>
           <w:p>
-            <w:r/>
+            <w:pPr>
+              <w:spacing w:after="40" w:line="240" w:lineRule="auto"/>
+            </w:pPr>
+            <w:r>
+              <w:rPr>
+                <w:color w:val="FFFFFF"/>
+              </w:rPr>
+            </w:r>
             <w:r>
               <w:rPr>
                 <w:b/>
                 <w:i w:val="0"/>
+                <w:sz w:val="19"/>
               </w:rPr>
               <w:t>Tip</w:t>
             </w:r>
@@ -2174,14 +3020,24 @@
         </w:tc>
         <w:tc>
           <w:tcPr>
-            <w:tcW w:type="dxa" w:w="1800"/>
+            <w:tcW w:type="dxa" w:w="2360"/>
+            <w:vAlign w:val="top"/>
+            <w:shd w:val="clear" w:fill="1C5D8C"/>
           </w:tcPr>
           <w:p>
-            <w:r/>
+            <w:pPr>
+              <w:spacing w:after="40" w:line="240" w:lineRule="auto"/>
+            </w:pPr>
+            <w:r>
+              <w:rPr>
+                <w:color w:val="FFFFFF"/>
+              </w:rPr>
+            </w:r>
             <w:r>
               <w:rPr>
                 <w:b/>
                 <w:i w:val="0"/>
+                <w:sz w:val="19"/>
               </w:rPr>
               <w:t>Examen</w:t>
             </w:r>
@@ -2189,14 +3045,24 @@
         </w:tc>
         <w:tc>
           <w:tcPr>
-            <w:tcW w:type="dxa" w:w="3000"/>
+            <w:tcW w:type="dxa" w:w="1900"/>
+            <w:vAlign w:val="top"/>
+            <w:shd w:val="clear" w:fill="1C5D8C"/>
           </w:tcPr>
           <w:p>
-            <w:r/>
+            <w:pPr>
+              <w:spacing w:after="40" w:line="240" w:lineRule="auto"/>
+            </w:pPr>
+            <w:r>
+              <w:rPr>
+                <w:color w:val="FFFFFF"/>
+              </w:rPr>
+            </w:r>
             <w:r>
               <w:rPr>
                 <w:b/>
                 <w:i w:val="0"/>
+                <w:sz w:val="19"/>
               </w:rPr>
               <w:t>Indicație</w:t>
             </w:r>
@@ -2204,14 +3070,24 @@
         </w:tc>
         <w:tc>
           <w:tcPr>
-            <w:tcW w:type="dxa" w:w="900"/>
+            <w:tcW w:type="dxa" w:w="760"/>
+            <w:vAlign w:val="top"/>
+            <w:shd w:val="clear" w:fill="1C5D8C"/>
           </w:tcPr>
           <w:p>
-            <w:r/>
+            <w:pPr>
+              <w:spacing w:after="40" w:line="240" w:lineRule="auto"/>
+            </w:pPr>
+            <w:r>
+              <w:rPr>
+                <w:color w:val="FFFFFF"/>
+              </w:rPr>
+            </w:r>
             <w:r>
               <w:rPr>
                 <w:b/>
                 <w:i w:val="0"/>
+                <w:sz w:val="19"/>
               </w:rPr>
               <w:t>Grad</w:t>
             </w:r>
@@ -2219,14 +3095,24 @@
         </w:tc>
         <w:tc>
           <w:tcPr>
-            <w:tcW w:type="dxa" w:w="1100"/>
+            <w:tcW w:type="dxa" w:w="800"/>
+            <w:vAlign w:val="top"/>
+            <w:shd w:val="clear" w:fill="1C5D8C"/>
           </w:tcPr>
           <w:p>
-            <w:r/>
+            <w:pPr>
+              <w:spacing w:after="40" w:line="240" w:lineRule="auto"/>
+            </w:pPr>
+            <w:r>
+              <w:rPr>
+                <w:color w:val="FFFFFF"/>
+              </w:rPr>
+            </w:r>
             <w:r>
               <w:rPr>
                 <w:b/>
                 <w:i w:val="0"/>
+                <w:sz w:val="19"/>
               </w:rPr>
               <w:t>Doză</w:t>
             </w:r>
@@ -2234,14 +3120,24 @@
         </w:tc>
         <w:tc>
           <w:tcPr>
-            <w:tcW w:type="dxa" w:w="3000"/>
+            <w:tcW w:type="dxa" w:w="3400"/>
+            <w:vAlign w:val="top"/>
+            <w:shd w:val="clear" w:fill="1C5D8C"/>
           </w:tcPr>
           <w:p>
-            <w:r/>
+            <w:pPr>
+              <w:spacing w:after="40" w:line="240" w:lineRule="auto"/>
+            </w:pPr>
+            <w:r>
+              <w:rPr>
+                <w:color w:val="FFFFFF"/>
+              </w:rPr>
+            </w:r>
             <w:r>
               <w:rPr>
                 <w:b/>
                 <w:i w:val="0"/>
+                <w:sz w:val="19"/>
               </w:rPr>
               <w:t>Comentarii</w:t>
             </w:r>
@@ -2249,14 +3145,24 @@
         </w:tc>
         <w:tc>
           <w:tcPr>
-            <w:tcW w:type="dxa" w:w="1500"/>
+            <w:tcW w:type="dxa" w:w="2100"/>
+            <w:vAlign w:val="top"/>
+            <w:shd w:val="clear" w:fill="1C5D8C"/>
           </w:tcPr>
           <w:p>
-            <w:r/>
+            <w:pPr>
+              <w:spacing w:after="40" w:line="240" w:lineRule="auto"/>
+            </w:pPr>
+            <w:r>
+              <w:rPr>
+                <w:color w:val="FFFFFF"/>
+              </w:rPr>
+            </w:r>
             <w:r>
               <w:rPr>
                 <w:b/>
                 <w:i w:val="0"/>
+                <w:sz w:val="19"/>
               </w:rPr>
               <w:t>Decizie</w:t>
             </w:r>
@@ -2264,14 +3170,24 @@
         </w:tc>
         <w:tc>
           <w:tcPr>
-            <w:tcW w:type="dxa" w:w="1800"/>
+            <w:tcW w:type="dxa" w:w="3160"/>
+            <w:vAlign w:val="top"/>
+            <w:shd w:val="clear" w:fill="1C5D8C"/>
           </w:tcPr>
           <w:p>
-            <w:r/>
+            <w:pPr>
+              <w:spacing w:after="40" w:line="240" w:lineRule="auto"/>
+            </w:pPr>
+            <w:r>
+              <w:rPr>
+                <w:color w:val="FFFFFF"/>
+              </w:rPr>
+            </w:r>
             <w:r>
               <w:rPr>
                 <w:b/>
                 <w:i w:val="0"/>
+                <w:sz w:val="19"/>
               </w:rPr>
               <w:t>Comentariu editor</w:t>
             </w:r>
@@ -2281,14 +3197,19 @@
       <w:tr>
         <w:tc>
           <w:tcPr>
-            <w:tcW w:type="dxa" w:w="800"/>
+            <w:tcW w:type="dxa" w:w="640"/>
+            <w:vAlign w:val="top"/>
           </w:tcPr>
           <w:p>
+            <w:pPr>
+              <w:spacing w:after="40" w:line="240" w:lineRule="auto"/>
+            </w:pPr>
             <w:r/>
             <w:r>
               <w:rPr>
                 <w:b w:val="0"/>
                 <w:i w:val="0"/>
+                <w:sz w:val="19"/>
               </w:rPr>
               <w:t>D</w:t>
             </w:r>
@@ -2296,14 +3217,19 @@
         </w:tc>
         <w:tc>
           <w:tcPr>
-            <w:tcW w:type="dxa" w:w="1800"/>
+            <w:tcW w:type="dxa" w:w="2360"/>
+            <w:vAlign w:val="top"/>
           </w:tcPr>
           <w:p>
+            <w:pPr>
+              <w:spacing w:after="40" w:line="240" w:lineRule="auto"/>
+            </w:pPr>
             <w:r/>
             <w:r>
               <w:rPr>
                 <w:b w:val="0"/>
                 <w:i w:val="0"/>
+                <w:sz w:val="19"/>
               </w:rPr>
               <w:t>Osteodensitometrie (DXA coloană + șold)</w:t>
             </w:r>
@@ -2311,14 +3237,19 @@
         </w:tc>
         <w:tc>
           <w:tcPr>
-            <w:tcW w:type="dxa" w:w="3000"/>
+            <w:tcW w:type="dxa" w:w="1900"/>
+            <w:vAlign w:val="top"/>
           </w:tcPr>
           <w:p>
+            <w:pPr>
+              <w:spacing w:after="40" w:line="240" w:lineRule="auto"/>
+            </w:pPr>
             <w:r/>
             <w:r>
               <w:rPr>
                 <w:b w:val="0"/>
                 <w:i w:val="0"/>
+                <w:sz w:val="19"/>
               </w:rPr>
               <w:t>Indicat</w:t>
             </w:r>
@@ -2326,14 +3257,19 @@
         </w:tc>
         <w:tc>
           <w:tcPr>
-            <w:tcW w:type="dxa" w:w="900"/>
+            <w:tcW w:type="dxa" w:w="760"/>
+            <w:vAlign w:val="top"/>
           </w:tcPr>
           <w:p>
+            <w:pPr>
+              <w:spacing w:after="40" w:line="240" w:lineRule="auto"/>
+            </w:pPr>
             <w:r/>
             <w:r>
               <w:rPr>
                 <w:b w:val="0"/>
                 <w:i w:val="0"/>
+                <w:sz w:val="19"/>
               </w:rPr>
               <w:t>A</w:t>
             </w:r>
@@ -2341,14 +3277,19 @@
         </w:tc>
         <w:tc>
           <w:tcPr>
-            <w:tcW w:type="dxa" w:w="1100"/>
+            <w:tcW w:type="dxa" w:w="800"/>
+            <w:vAlign w:val="top"/>
           </w:tcPr>
           <w:p>
+            <w:pPr>
+              <w:spacing w:after="40" w:line="240" w:lineRule="auto"/>
+            </w:pPr>
             <w:r/>
             <w:r>
               <w:rPr>
                 <w:b w:val="0"/>
                 <w:i w:val="0"/>
+                <w:sz w:val="19"/>
               </w:rPr>
               <w:t>1</w:t>
             </w:r>
@@ -2356,14 +3297,19 @@
         </w:tc>
         <w:tc>
           <w:tcPr>
-            <w:tcW w:type="dxa" w:w="3000"/>
+            <w:tcW w:type="dxa" w:w="3400"/>
+            <w:vAlign w:val="top"/>
           </w:tcPr>
           <w:p>
+            <w:pPr>
+              <w:spacing w:after="40" w:line="240" w:lineRule="auto"/>
+            </w:pPr>
             <w:r/>
             <w:r>
               <w:rPr>
                 <w:b w:val="0"/>
                 <w:i w:val="0"/>
+                <w:sz w:val="19"/>
               </w:rPr>
               <w:t>Diagnostic (T-scor ≤ −2,5) și estimarea riscului de fractură; monitorizare la 1–2 ani.</w:t>
             </w:r>
@@ -2371,28 +3317,38 @@
         </w:tc>
         <w:tc>
           <w:tcPr>
-            <w:tcW w:type="dxa" w:w="1500"/>
+            <w:tcW w:type="dxa" w:w="2100"/>
+            <w:vAlign w:val="top"/>
           </w:tcPr>
           <w:p>
+            <w:pPr>
+              <w:spacing w:after="40" w:line="240" w:lineRule="auto"/>
+            </w:pPr>
             <w:r/>
             <w:r>
               <w:rPr>
                 <w:b w:val="0"/>
                 <w:i w:val="0"/>
+                <w:sz w:val="19"/>
               </w:rPr>
             </w:r>
           </w:p>
         </w:tc>
         <w:tc>
           <w:tcPr>
-            <w:tcW w:type="dxa" w:w="1800"/>
+            <w:tcW w:type="dxa" w:w="3160"/>
+            <w:vAlign w:val="top"/>
           </w:tcPr>
           <w:p>
+            <w:pPr>
+              <w:spacing w:after="40" w:line="240" w:lineRule="auto"/>
+            </w:pPr>
             <w:r/>
             <w:r>
               <w:rPr>
                 <w:b w:val="0"/>
                 <w:i w:val="0"/>
+                <w:sz w:val="19"/>
               </w:rPr>
             </w:r>
           </w:p>
@@ -2401,14 +3357,19 @@
       <w:tr>
         <w:tc>
           <w:tcPr>
-            <w:tcW w:type="dxa" w:w="800"/>
+            <w:tcW w:type="dxa" w:w="640"/>
+            <w:vAlign w:val="top"/>
           </w:tcPr>
           <w:p>
+            <w:pPr>
+              <w:spacing w:after="40" w:line="240" w:lineRule="auto"/>
+            </w:pPr>
             <w:r/>
             <w:r>
               <w:rPr>
                 <w:b w:val="0"/>
                 <w:i w:val="0"/>
+                <w:sz w:val="19"/>
               </w:rPr>
               <w:t>G</w:t>
             </w:r>
@@ -2416,14 +3377,19 @@
         </w:tc>
         <w:tc>
           <w:tcPr>
-            <w:tcW w:type="dxa" w:w="1800"/>
+            <w:tcW w:type="dxa" w:w="2360"/>
+            <w:vAlign w:val="top"/>
           </w:tcPr>
           <w:p>
+            <w:pPr>
+              <w:spacing w:after="40" w:line="240" w:lineRule="auto"/>
+            </w:pPr>
             <w:r/>
             <w:r>
               <w:rPr>
                 <w:b w:val="0"/>
                 <w:i w:val="0"/>
+                <w:sz w:val="19"/>
               </w:rPr>
               <w:t>Radiografie coloană toraco-lombară (morfometrie / VFA)</w:t>
             </w:r>
@@ -2431,14 +3397,19 @@
         </w:tc>
         <w:tc>
           <w:tcPr>
-            <w:tcW w:type="dxa" w:w="3000"/>
+            <w:tcW w:type="dxa" w:w="1900"/>
+            <w:vAlign w:val="top"/>
           </w:tcPr>
           <w:p>
+            <w:pPr>
+              <w:spacing w:after="40" w:line="240" w:lineRule="auto"/>
+            </w:pPr>
             <w:r/>
             <w:r>
               <w:rPr>
                 <w:b w:val="0"/>
                 <w:i w:val="0"/>
+                <w:sz w:val="19"/>
               </w:rPr>
               <w:t>Doar în cazuri particulare</w:t>
             </w:r>
@@ -2446,14 +3417,19 @@
         </w:tc>
         <w:tc>
           <w:tcPr>
-            <w:tcW w:type="dxa" w:w="900"/>
+            <w:tcW w:type="dxa" w:w="760"/>
+            <w:vAlign w:val="top"/>
           </w:tcPr>
           <w:p>
+            <w:pPr>
+              <w:spacing w:after="40" w:line="240" w:lineRule="auto"/>
+            </w:pPr>
             <w:r/>
             <w:r>
               <w:rPr>
                 <w:b w:val="0"/>
                 <w:i w:val="0"/>
+                <w:sz w:val="19"/>
               </w:rPr>
               <w:t>B</w:t>
             </w:r>
@@ -2461,14 +3437,19 @@
         </w:tc>
         <w:tc>
           <w:tcPr>
-            <w:tcW w:type="dxa" w:w="1100"/>
+            <w:tcW w:type="dxa" w:w="800"/>
+            <w:vAlign w:val="top"/>
           </w:tcPr>
           <w:p>
+            <w:pPr>
+              <w:spacing w:after="40" w:line="240" w:lineRule="auto"/>
+            </w:pPr>
             <w:r/>
             <w:r>
               <w:rPr>
                 <w:b w:val="0"/>
                 <w:i w:val="0"/>
+                <w:sz w:val="19"/>
               </w:rPr>
               <w:t>1</w:t>
             </w:r>
@@ -2476,14 +3457,19 @@
         </w:tc>
         <w:tc>
           <w:tcPr>
-            <w:tcW w:type="dxa" w:w="3000"/>
+            <w:tcW w:type="dxa" w:w="3400"/>
+            <w:vAlign w:val="top"/>
           </w:tcPr>
           <w:p>
+            <w:pPr>
+              <w:spacing w:after="40" w:line="240" w:lineRule="auto"/>
+            </w:pPr>
             <w:r/>
             <w:r>
               <w:rPr>
                 <w:b w:val="0"/>
                 <w:i w:val="0"/>
+                <w:sz w:val="19"/>
               </w:rPr>
               <w:t>Detectarea fracturilor vertebrale de fragilitate.</w:t>
             </w:r>
@@ -2491,28 +3477,38 @@
         </w:tc>
         <w:tc>
           <w:tcPr>
-            <w:tcW w:type="dxa" w:w="1500"/>
+            <w:tcW w:type="dxa" w:w="2100"/>
+            <w:vAlign w:val="top"/>
           </w:tcPr>
           <w:p>
+            <w:pPr>
+              <w:spacing w:after="40" w:line="240" w:lineRule="auto"/>
+            </w:pPr>
             <w:r/>
             <w:r>
               <w:rPr>
                 <w:b w:val="0"/>
                 <w:i w:val="0"/>
+                <w:sz w:val="19"/>
               </w:rPr>
             </w:r>
           </w:p>
         </w:tc>
         <w:tc>
           <w:tcPr>
-            <w:tcW w:type="dxa" w:w="1800"/>
+            <w:tcW w:type="dxa" w:w="3160"/>
+            <w:vAlign w:val="top"/>
           </w:tcPr>
           <w:p>
+            <w:pPr>
+              <w:spacing w:after="40" w:line="240" w:lineRule="auto"/>
+            </w:pPr>
             <w:r/>
             <w:r>
               <w:rPr>
                 <w:b w:val="0"/>
                 <w:i w:val="0"/>
+                <w:sz w:val="19"/>
               </w:rPr>
             </w:r>
           </w:p>
@@ -2521,14 +3517,19 @@
       <w:tr>
         <w:tc>
           <w:tcPr>
-            <w:tcW w:type="dxa" w:w="800"/>
+            <w:tcW w:type="dxa" w:w="640"/>
+            <w:vAlign w:val="top"/>
           </w:tcPr>
           <w:p>
+            <w:pPr>
+              <w:spacing w:after="40" w:line="240" w:lineRule="auto"/>
+            </w:pPr>
             <w:r/>
             <w:r>
               <w:rPr>
                 <w:b w:val="0"/>
                 <w:i w:val="0"/>
+                <w:sz w:val="19"/>
               </w:rPr>
               <w:t>T</w:t>
             </w:r>
@@ -2536,14 +3537,19 @@
         </w:tc>
         <w:tc>
           <w:tcPr>
-            <w:tcW w:type="dxa" w:w="1800"/>
+            <w:tcW w:type="dxa" w:w="2360"/>
+            <w:vAlign w:val="top"/>
           </w:tcPr>
           <w:p>
+            <w:pPr>
+              <w:spacing w:after="40" w:line="240" w:lineRule="auto"/>
+            </w:pPr>
             <w:r/>
             <w:r>
               <w:rPr>
                 <w:b w:val="0"/>
                 <w:i w:val="0"/>
+                <w:sz w:val="19"/>
               </w:rPr>
               <w:t>CT (QCT)</w:t>
             </w:r>
@@ -2551,14 +3557,19 @@
         </w:tc>
         <w:tc>
           <w:tcPr>
-            <w:tcW w:type="dxa" w:w="3000"/>
+            <w:tcW w:type="dxa" w:w="1900"/>
+            <w:vAlign w:val="top"/>
           </w:tcPr>
           <w:p>
+            <w:pPr>
+              <w:spacing w:after="40" w:line="240" w:lineRule="auto"/>
+            </w:pPr>
             <w:r/>
             <w:r>
               <w:rPr>
                 <w:b w:val="0"/>
                 <w:i w:val="0"/>
+                <w:sz w:val="19"/>
               </w:rPr>
               <w:t>Doar cu aviz specializat</w:t>
             </w:r>
@@ -2566,14 +3577,19 @@
         </w:tc>
         <w:tc>
           <w:tcPr>
-            <w:tcW w:type="dxa" w:w="900"/>
+            <w:tcW w:type="dxa" w:w="760"/>
+            <w:vAlign w:val="top"/>
           </w:tcPr>
           <w:p>
+            <w:pPr>
+              <w:spacing w:after="40" w:line="240" w:lineRule="auto"/>
+            </w:pPr>
             <w:r/>
             <w:r>
               <w:rPr>
                 <w:b w:val="0"/>
                 <w:i w:val="0"/>
+                <w:sz w:val="19"/>
               </w:rPr>
               <w:t>B</w:t>
             </w:r>
@@ -2581,14 +3597,19 @@
         </w:tc>
         <w:tc>
           <w:tcPr>
-            <w:tcW w:type="dxa" w:w="1100"/>
+            <w:tcW w:type="dxa" w:w="800"/>
+            <w:vAlign w:val="top"/>
           </w:tcPr>
           <w:p>
+            <w:pPr>
+              <w:spacing w:after="40" w:line="240" w:lineRule="auto"/>
+            </w:pPr>
             <w:r/>
             <w:r>
               <w:rPr>
                 <w:b w:val="0"/>
                 <w:i w:val="0"/>
+                <w:sz w:val="19"/>
               </w:rPr>
               <w:t>2–3</w:t>
             </w:r>
@@ -2596,14 +3617,19 @@
         </w:tc>
         <w:tc>
           <w:tcPr>
-            <w:tcW w:type="dxa" w:w="3000"/>
+            <w:tcW w:type="dxa" w:w="3400"/>
+            <w:vAlign w:val="top"/>
           </w:tcPr>
           <w:p>
+            <w:pPr>
+              <w:spacing w:after="40" w:line="240" w:lineRule="auto"/>
+            </w:pPr>
             <w:r/>
             <w:r>
               <w:rPr>
                 <w:b w:val="0"/>
                 <w:i w:val="0"/>
+                <w:sz w:val="19"/>
               </w:rPr>
               <w:t>Cazuri selectate; iradiere mai mare decât DXA.</w:t>
             </w:r>
@@ -2611,28 +3637,38 @@
         </w:tc>
         <w:tc>
           <w:tcPr>
-            <w:tcW w:type="dxa" w:w="1500"/>
+            <w:tcW w:type="dxa" w:w="2100"/>
+            <w:vAlign w:val="top"/>
           </w:tcPr>
           <w:p>
+            <w:pPr>
+              <w:spacing w:after="40" w:line="240" w:lineRule="auto"/>
+            </w:pPr>
             <w:r/>
             <w:r>
               <w:rPr>
                 <w:b w:val="0"/>
                 <w:i w:val="0"/>
+                <w:sz w:val="19"/>
               </w:rPr>
             </w:r>
           </w:p>
         </w:tc>
         <w:tc>
           <w:tcPr>
-            <w:tcW w:type="dxa" w:w="1800"/>
+            <w:tcW w:type="dxa" w:w="3160"/>
+            <w:vAlign w:val="top"/>
           </w:tcPr>
           <w:p>
+            <w:pPr>
+              <w:spacing w:after="40" w:line="240" w:lineRule="auto"/>
+            </w:pPr>
             <w:r/>
             <w:r>
               <w:rPr>
                 <w:b w:val="0"/>
                 <w:i w:val="0"/>
+                <w:sz w:val="19"/>
               </w:rPr>
             </w:r>
           </w:p>
@@ -2645,9 +3681,6 @@
         <w:pStyle w:val="Heading3"/>
       </w:pPr>
       <w:r>
-        <w:rPr>
-          <w:color w:val="1C5D8C"/>
-        </w:rPr>
         <w:t>Diverse — Sindrom dureros post-protezare — completare (fără IRM azi)</w:t>
       </w:r>
     </w:p>
@@ -2655,38 +3688,52 @@
       <w:r>
         <w:rPr>
           <w:i/>
+          <w:color w:val="555555"/>
         </w:rPr>
         <w:t>Cf. ACR Appropriateness Criteria – Imaging After Total Hip/Knee Arthroplasty (2023).</w:t>
       </w:r>
     </w:p>
     <w:tbl>
       <w:tblPr>
-        <w:tblStyle w:val="LightGrid-Accent1"/>
-        <w:tblW w:type="auto" w:w="0"/>
+        <w:tblStyle w:val="TableGrid"/>
+        <w:tblW w:type="dxa" w:w="15120"/>
         <w:tblLayout w:type="fixed"/>
         <w:tblLook w:firstColumn="1" w:firstRow="1" w:lastColumn="0" w:lastRow="0" w:noHBand="0" w:noVBand="1" w:val="04A0"/>
       </w:tblPr>
       <w:tblGrid>
-        <w:gridCol w:w="1767"/>
-        <w:gridCol w:w="1767"/>
-        <w:gridCol w:w="1767"/>
-        <w:gridCol w:w="1767"/>
-        <w:gridCol w:w="1767"/>
-        <w:gridCol w:w="1767"/>
-        <w:gridCol w:w="1767"/>
-        <w:gridCol w:w="1767"/>
+        <w:gridCol w:w="640"/>
+        <w:gridCol w:w="2360"/>
+        <w:gridCol w:w="1900"/>
+        <w:gridCol w:w="760"/>
+        <w:gridCol w:w="800"/>
+        <w:gridCol w:w="3400"/>
+        <w:gridCol w:w="2100"/>
+        <w:gridCol w:w="3160"/>
       </w:tblGrid>
       <w:tr>
+        <w:trPr>
+          <w:tblHeader w:val="true"/>
+        </w:trPr>
         <w:tc>
           <w:tcPr>
-            <w:tcW w:type="dxa" w:w="800"/>
+            <w:tcW w:type="dxa" w:w="640"/>
+            <w:vAlign w:val="top"/>
+            <w:shd w:val="clear" w:fill="1C5D8C"/>
           </w:tcPr>
           <w:p>
-            <w:r/>
+            <w:pPr>
+              <w:spacing w:after="40" w:line="240" w:lineRule="auto"/>
+            </w:pPr>
+            <w:r>
+              <w:rPr>
+                <w:color w:val="FFFFFF"/>
+              </w:rPr>
+            </w:r>
             <w:r>
               <w:rPr>
                 <w:b/>
                 <w:i w:val="0"/>
+                <w:sz w:val="19"/>
               </w:rPr>
               <w:t>Tip</w:t>
             </w:r>
@@ -2694,14 +3741,24 @@
         </w:tc>
         <w:tc>
           <w:tcPr>
-            <w:tcW w:type="dxa" w:w="1800"/>
+            <w:tcW w:type="dxa" w:w="2360"/>
+            <w:vAlign w:val="top"/>
+            <w:shd w:val="clear" w:fill="1C5D8C"/>
           </w:tcPr>
           <w:p>
-            <w:r/>
+            <w:pPr>
+              <w:spacing w:after="40" w:line="240" w:lineRule="auto"/>
+            </w:pPr>
+            <w:r>
+              <w:rPr>
+                <w:color w:val="FFFFFF"/>
+              </w:rPr>
+            </w:r>
             <w:r>
               <w:rPr>
                 <w:b/>
                 <w:i w:val="0"/>
+                <w:sz w:val="19"/>
               </w:rPr>
               <w:t>Examen</w:t>
             </w:r>
@@ -2709,14 +3766,24 @@
         </w:tc>
         <w:tc>
           <w:tcPr>
-            <w:tcW w:type="dxa" w:w="3000"/>
+            <w:tcW w:type="dxa" w:w="1900"/>
+            <w:vAlign w:val="top"/>
+            <w:shd w:val="clear" w:fill="1C5D8C"/>
           </w:tcPr>
           <w:p>
-            <w:r/>
+            <w:pPr>
+              <w:spacing w:after="40" w:line="240" w:lineRule="auto"/>
+            </w:pPr>
+            <w:r>
+              <w:rPr>
+                <w:color w:val="FFFFFF"/>
+              </w:rPr>
+            </w:r>
             <w:r>
               <w:rPr>
                 <w:b/>
                 <w:i w:val="0"/>
+                <w:sz w:val="19"/>
               </w:rPr>
               <w:t>Indicație</w:t>
             </w:r>
@@ -2724,14 +3791,24 @@
         </w:tc>
         <w:tc>
           <w:tcPr>
-            <w:tcW w:type="dxa" w:w="900"/>
+            <w:tcW w:type="dxa" w:w="760"/>
+            <w:vAlign w:val="top"/>
+            <w:shd w:val="clear" w:fill="1C5D8C"/>
           </w:tcPr>
           <w:p>
-            <w:r/>
+            <w:pPr>
+              <w:spacing w:after="40" w:line="240" w:lineRule="auto"/>
+            </w:pPr>
+            <w:r>
+              <w:rPr>
+                <w:color w:val="FFFFFF"/>
+              </w:rPr>
+            </w:r>
             <w:r>
               <w:rPr>
                 <w:b/>
                 <w:i w:val="0"/>
+                <w:sz w:val="19"/>
               </w:rPr>
               <w:t>Grad</w:t>
             </w:r>
@@ -2739,14 +3816,24 @@
         </w:tc>
         <w:tc>
           <w:tcPr>
-            <w:tcW w:type="dxa" w:w="1100"/>
+            <w:tcW w:type="dxa" w:w="800"/>
+            <w:vAlign w:val="top"/>
+            <w:shd w:val="clear" w:fill="1C5D8C"/>
           </w:tcPr>
           <w:p>
-            <w:r/>
+            <w:pPr>
+              <w:spacing w:after="40" w:line="240" w:lineRule="auto"/>
+            </w:pPr>
+            <w:r>
+              <w:rPr>
+                <w:color w:val="FFFFFF"/>
+              </w:rPr>
+            </w:r>
             <w:r>
               <w:rPr>
                 <w:b/>
                 <w:i w:val="0"/>
+                <w:sz w:val="19"/>
               </w:rPr>
               <w:t>Doză</w:t>
             </w:r>
@@ -2754,14 +3841,24 @@
         </w:tc>
         <w:tc>
           <w:tcPr>
-            <w:tcW w:type="dxa" w:w="3000"/>
+            <w:tcW w:type="dxa" w:w="3400"/>
+            <w:vAlign w:val="top"/>
+            <w:shd w:val="clear" w:fill="1C5D8C"/>
           </w:tcPr>
           <w:p>
-            <w:r/>
+            <w:pPr>
+              <w:spacing w:after="40" w:line="240" w:lineRule="auto"/>
+            </w:pPr>
+            <w:r>
+              <w:rPr>
+                <w:color w:val="FFFFFF"/>
+              </w:rPr>
+            </w:r>
             <w:r>
               <w:rPr>
                 <w:b/>
                 <w:i w:val="0"/>
+                <w:sz w:val="19"/>
               </w:rPr>
               <w:t>Comentarii</w:t>
             </w:r>
@@ -2769,14 +3866,24 @@
         </w:tc>
         <w:tc>
           <w:tcPr>
-            <w:tcW w:type="dxa" w:w="1500"/>
+            <w:tcW w:type="dxa" w:w="2100"/>
+            <w:vAlign w:val="top"/>
+            <w:shd w:val="clear" w:fill="1C5D8C"/>
           </w:tcPr>
           <w:p>
-            <w:r/>
+            <w:pPr>
+              <w:spacing w:after="40" w:line="240" w:lineRule="auto"/>
+            </w:pPr>
+            <w:r>
+              <w:rPr>
+                <w:color w:val="FFFFFF"/>
+              </w:rPr>
+            </w:r>
             <w:r>
               <w:rPr>
                 <w:b/>
                 <w:i w:val="0"/>
+                <w:sz w:val="19"/>
               </w:rPr>
               <w:t>Decizie</w:t>
             </w:r>
@@ -2784,14 +3891,24 @@
         </w:tc>
         <w:tc>
           <w:tcPr>
-            <w:tcW w:type="dxa" w:w="1800"/>
+            <w:tcW w:type="dxa" w:w="3160"/>
+            <w:vAlign w:val="top"/>
+            <w:shd w:val="clear" w:fill="1C5D8C"/>
           </w:tcPr>
           <w:p>
-            <w:r/>
+            <w:pPr>
+              <w:spacing w:after="40" w:line="240" w:lineRule="auto"/>
+            </w:pPr>
+            <w:r>
+              <w:rPr>
+                <w:color w:val="FFFFFF"/>
+              </w:rPr>
+            </w:r>
             <w:r>
               <w:rPr>
                 <w:b/>
                 <w:i w:val="0"/>
+                <w:sz w:val="19"/>
               </w:rPr>
               <w:t>Comentariu editor</w:t>
             </w:r>
@@ -2801,14 +3918,19 @@
       <w:tr>
         <w:tc>
           <w:tcPr>
-            <w:tcW w:type="dxa" w:w="800"/>
+            <w:tcW w:type="dxa" w:w="640"/>
+            <w:vAlign w:val="top"/>
           </w:tcPr>
           <w:p>
+            <w:pPr>
+              <w:spacing w:after="40" w:line="240" w:lineRule="auto"/>
+            </w:pPr>
             <w:r/>
             <w:r>
               <w:rPr>
                 <w:b w:val="0"/>
                 <w:i w:val="0"/>
+                <w:sz w:val="19"/>
               </w:rPr>
               <w:t>M</w:t>
             </w:r>
@@ -2816,14 +3938,19 @@
         </w:tc>
         <w:tc>
           <w:tcPr>
-            <w:tcW w:type="dxa" w:w="1800"/>
+            <w:tcW w:type="dxa" w:w="2360"/>
+            <w:vAlign w:val="top"/>
           </w:tcPr>
           <w:p>
+            <w:pPr>
+              <w:spacing w:after="40" w:line="240" w:lineRule="auto"/>
+            </w:pPr>
             <w:r/>
             <w:r>
               <w:rPr>
                 <w:b w:val="0"/>
                 <w:i w:val="0"/>
+                <w:sz w:val="19"/>
               </w:rPr>
               <w:t>IRM (cu reducerea artefactelor metalice)</w:t>
             </w:r>
@@ -2831,14 +3958,19 @@
         </w:tc>
         <w:tc>
           <w:tcPr>
-            <w:tcW w:type="dxa" w:w="3000"/>
+            <w:tcW w:type="dxa" w:w="1900"/>
+            <w:vAlign w:val="top"/>
           </w:tcPr>
           <w:p>
+            <w:pPr>
+              <w:spacing w:after="40" w:line="240" w:lineRule="auto"/>
+            </w:pPr>
             <w:r/>
             <w:r>
               <w:rPr>
                 <w:b w:val="0"/>
                 <w:i w:val="0"/>
+                <w:sz w:val="19"/>
               </w:rPr>
               <w:t>Doar cu aviz specializat</w:t>
             </w:r>
@@ -2846,14 +3978,19 @@
         </w:tc>
         <w:tc>
           <w:tcPr>
-            <w:tcW w:type="dxa" w:w="900"/>
+            <w:tcW w:type="dxa" w:w="760"/>
+            <w:vAlign w:val="top"/>
           </w:tcPr>
           <w:p>
+            <w:pPr>
+              <w:spacing w:after="40" w:line="240" w:lineRule="auto"/>
+            </w:pPr>
             <w:r/>
             <w:r>
               <w:rPr>
                 <w:b w:val="0"/>
                 <w:i w:val="0"/>
+                <w:sz w:val="19"/>
               </w:rPr>
               <w:t>B</w:t>
             </w:r>
@@ -2861,14 +3998,19 @@
         </w:tc>
         <w:tc>
           <w:tcPr>
-            <w:tcW w:type="dxa" w:w="1100"/>
+            <w:tcW w:type="dxa" w:w="800"/>
+            <w:vAlign w:val="top"/>
           </w:tcPr>
           <w:p>
+            <w:pPr>
+              <w:spacing w:after="40" w:line="240" w:lineRule="auto"/>
+            </w:pPr>
             <w:r/>
             <w:r>
               <w:rPr>
                 <w:b w:val="0"/>
                 <w:i w:val="0"/>
+                <w:sz w:val="19"/>
               </w:rPr>
               <w:t>0</w:t>
             </w:r>
@@ -2876,14 +4018,19 @@
         </w:tc>
         <w:tc>
           <w:tcPr>
-            <w:tcW w:type="dxa" w:w="3000"/>
+            <w:tcW w:type="dxa" w:w="3400"/>
+            <w:vAlign w:val="top"/>
           </w:tcPr>
           <w:p>
+            <w:pPr>
+              <w:spacing w:after="40" w:line="240" w:lineRule="auto"/>
+            </w:pPr>
             <w:r/>
             <w:r>
               <w:rPr>
                 <w:b w:val="0"/>
                 <w:i w:val="0"/>
+                <w:sz w:val="19"/>
               </w:rPr>
               <w:t>Osteoliză/mobilizare periprotetică, reacție adversă la debriuri metalice, infecție. Secvențe MARS/MAVRIC.</w:t>
             </w:r>
@@ -2891,28 +4038,38 @@
         </w:tc>
         <w:tc>
           <w:tcPr>
-            <w:tcW w:type="dxa" w:w="1500"/>
+            <w:tcW w:type="dxa" w:w="2100"/>
+            <w:vAlign w:val="top"/>
           </w:tcPr>
           <w:p>
+            <w:pPr>
+              <w:spacing w:after="40" w:line="240" w:lineRule="auto"/>
+            </w:pPr>
             <w:r/>
             <w:r>
               <w:rPr>
                 <w:b w:val="0"/>
                 <w:i w:val="0"/>
+                <w:sz w:val="19"/>
               </w:rPr>
             </w:r>
           </w:p>
         </w:tc>
         <w:tc>
           <w:tcPr>
-            <w:tcW w:type="dxa" w:w="1800"/>
+            <w:tcW w:type="dxa" w:w="3160"/>
+            <w:vAlign w:val="top"/>
           </w:tcPr>
           <w:p>
+            <w:pPr>
+              <w:spacing w:after="40" w:line="240" w:lineRule="auto"/>
+            </w:pPr>
             <w:r/>
             <w:r>
               <w:rPr>
                 <w:b w:val="0"/>
                 <w:i w:val="0"/>
+                <w:sz w:val="19"/>
               </w:rPr>
             </w:r>
           </w:p>
@@ -2925,9 +4082,6 @@
         <w:pStyle w:val="Heading3"/>
       </w:pPr>
       <w:r>
-        <w:rPr>
-          <w:color w:val="1C5D8C"/>
-        </w:rPr>
         <w:t>Șold — Necroza aseptică de cap femural — completare (fără CT azi)</w:t>
       </w:r>
     </w:p>
@@ -2935,38 +4089,52 @@
       <w:r>
         <w:rPr>
           <w:i/>
+          <w:color w:val="555555"/>
         </w:rPr>
         <w:t>Cf. ACR Appropriateness Criteria – Osteonecrosis.</w:t>
       </w:r>
     </w:p>
     <w:tbl>
       <w:tblPr>
-        <w:tblStyle w:val="LightGrid-Accent1"/>
-        <w:tblW w:type="auto" w:w="0"/>
+        <w:tblStyle w:val="TableGrid"/>
+        <w:tblW w:type="dxa" w:w="15120"/>
         <w:tblLayout w:type="fixed"/>
         <w:tblLook w:firstColumn="1" w:firstRow="1" w:lastColumn="0" w:lastRow="0" w:noHBand="0" w:noVBand="1" w:val="04A0"/>
       </w:tblPr>
       <w:tblGrid>
-        <w:gridCol w:w="1767"/>
-        <w:gridCol w:w="1767"/>
-        <w:gridCol w:w="1767"/>
-        <w:gridCol w:w="1767"/>
-        <w:gridCol w:w="1767"/>
-        <w:gridCol w:w="1767"/>
-        <w:gridCol w:w="1767"/>
-        <w:gridCol w:w="1767"/>
+        <w:gridCol w:w="640"/>
+        <w:gridCol w:w="2360"/>
+        <w:gridCol w:w="1900"/>
+        <w:gridCol w:w="760"/>
+        <w:gridCol w:w="800"/>
+        <w:gridCol w:w="3400"/>
+        <w:gridCol w:w="2100"/>
+        <w:gridCol w:w="3160"/>
       </w:tblGrid>
       <w:tr>
+        <w:trPr>
+          <w:tblHeader w:val="true"/>
+        </w:trPr>
         <w:tc>
           <w:tcPr>
-            <w:tcW w:type="dxa" w:w="800"/>
+            <w:tcW w:type="dxa" w:w="640"/>
+            <w:vAlign w:val="top"/>
+            <w:shd w:val="clear" w:fill="1C5D8C"/>
           </w:tcPr>
           <w:p>
-            <w:r/>
+            <w:pPr>
+              <w:spacing w:after="40" w:line="240" w:lineRule="auto"/>
+            </w:pPr>
+            <w:r>
+              <w:rPr>
+                <w:color w:val="FFFFFF"/>
+              </w:rPr>
+            </w:r>
             <w:r>
               <w:rPr>
                 <w:b/>
                 <w:i w:val="0"/>
+                <w:sz w:val="19"/>
               </w:rPr>
               <w:t>Tip</w:t>
             </w:r>
@@ -2974,14 +4142,24 @@
         </w:tc>
         <w:tc>
           <w:tcPr>
-            <w:tcW w:type="dxa" w:w="1800"/>
+            <w:tcW w:type="dxa" w:w="2360"/>
+            <w:vAlign w:val="top"/>
+            <w:shd w:val="clear" w:fill="1C5D8C"/>
           </w:tcPr>
           <w:p>
-            <w:r/>
+            <w:pPr>
+              <w:spacing w:after="40" w:line="240" w:lineRule="auto"/>
+            </w:pPr>
+            <w:r>
+              <w:rPr>
+                <w:color w:val="FFFFFF"/>
+              </w:rPr>
+            </w:r>
             <w:r>
               <w:rPr>
                 <w:b/>
                 <w:i w:val="0"/>
+                <w:sz w:val="19"/>
               </w:rPr>
               <w:t>Examen</w:t>
             </w:r>
@@ -2989,14 +4167,24 @@
         </w:tc>
         <w:tc>
           <w:tcPr>
-            <w:tcW w:type="dxa" w:w="3000"/>
+            <w:tcW w:type="dxa" w:w="1900"/>
+            <w:vAlign w:val="top"/>
+            <w:shd w:val="clear" w:fill="1C5D8C"/>
           </w:tcPr>
           <w:p>
-            <w:r/>
+            <w:pPr>
+              <w:spacing w:after="40" w:line="240" w:lineRule="auto"/>
+            </w:pPr>
+            <w:r>
+              <w:rPr>
+                <w:color w:val="FFFFFF"/>
+              </w:rPr>
+            </w:r>
             <w:r>
               <w:rPr>
                 <w:b/>
                 <w:i w:val="0"/>
+                <w:sz w:val="19"/>
               </w:rPr>
               <w:t>Indicație</w:t>
             </w:r>
@@ -3004,14 +4192,24 @@
         </w:tc>
         <w:tc>
           <w:tcPr>
-            <w:tcW w:type="dxa" w:w="900"/>
+            <w:tcW w:type="dxa" w:w="760"/>
+            <w:vAlign w:val="top"/>
+            <w:shd w:val="clear" w:fill="1C5D8C"/>
           </w:tcPr>
           <w:p>
-            <w:r/>
+            <w:pPr>
+              <w:spacing w:after="40" w:line="240" w:lineRule="auto"/>
+            </w:pPr>
+            <w:r>
+              <w:rPr>
+                <w:color w:val="FFFFFF"/>
+              </w:rPr>
+            </w:r>
             <w:r>
               <w:rPr>
                 <w:b/>
                 <w:i w:val="0"/>
+                <w:sz w:val="19"/>
               </w:rPr>
               <w:t>Grad</w:t>
             </w:r>
@@ -3019,14 +4217,24 @@
         </w:tc>
         <w:tc>
           <w:tcPr>
-            <w:tcW w:type="dxa" w:w="1100"/>
+            <w:tcW w:type="dxa" w:w="800"/>
+            <w:vAlign w:val="top"/>
+            <w:shd w:val="clear" w:fill="1C5D8C"/>
           </w:tcPr>
           <w:p>
-            <w:r/>
+            <w:pPr>
+              <w:spacing w:after="40" w:line="240" w:lineRule="auto"/>
+            </w:pPr>
+            <w:r>
+              <w:rPr>
+                <w:color w:val="FFFFFF"/>
+              </w:rPr>
+            </w:r>
             <w:r>
               <w:rPr>
                 <w:b/>
                 <w:i w:val="0"/>
+                <w:sz w:val="19"/>
               </w:rPr>
               <w:t>Doză</w:t>
             </w:r>
@@ -3034,14 +4242,24 @@
         </w:tc>
         <w:tc>
           <w:tcPr>
-            <w:tcW w:type="dxa" w:w="3000"/>
+            <w:tcW w:type="dxa" w:w="3400"/>
+            <w:vAlign w:val="top"/>
+            <w:shd w:val="clear" w:fill="1C5D8C"/>
           </w:tcPr>
           <w:p>
-            <w:r/>
+            <w:pPr>
+              <w:spacing w:after="40" w:line="240" w:lineRule="auto"/>
+            </w:pPr>
+            <w:r>
+              <w:rPr>
+                <w:color w:val="FFFFFF"/>
+              </w:rPr>
+            </w:r>
             <w:r>
               <w:rPr>
                 <w:b/>
                 <w:i w:val="0"/>
+                <w:sz w:val="19"/>
               </w:rPr>
               <w:t>Comentarii</w:t>
             </w:r>
@@ -3049,14 +4267,24 @@
         </w:tc>
         <w:tc>
           <w:tcPr>
-            <w:tcW w:type="dxa" w:w="1500"/>
+            <w:tcW w:type="dxa" w:w="2100"/>
+            <w:vAlign w:val="top"/>
+            <w:shd w:val="clear" w:fill="1C5D8C"/>
           </w:tcPr>
           <w:p>
-            <w:r/>
+            <w:pPr>
+              <w:spacing w:after="40" w:line="240" w:lineRule="auto"/>
+            </w:pPr>
+            <w:r>
+              <w:rPr>
+                <w:color w:val="FFFFFF"/>
+              </w:rPr>
+            </w:r>
             <w:r>
               <w:rPr>
                 <w:b/>
                 <w:i w:val="0"/>
+                <w:sz w:val="19"/>
               </w:rPr>
               <w:t>Decizie</w:t>
             </w:r>
@@ -3064,14 +4292,24 @@
         </w:tc>
         <w:tc>
           <w:tcPr>
-            <w:tcW w:type="dxa" w:w="1800"/>
+            <w:tcW w:type="dxa" w:w="3160"/>
+            <w:vAlign w:val="top"/>
+            <w:shd w:val="clear" w:fill="1C5D8C"/>
           </w:tcPr>
           <w:p>
-            <w:r/>
+            <w:pPr>
+              <w:spacing w:after="40" w:line="240" w:lineRule="auto"/>
+            </w:pPr>
+            <w:r>
+              <w:rPr>
+                <w:color w:val="FFFFFF"/>
+              </w:rPr>
+            </w:r>
             <w:r>
               <w:rPr>
                 <w:b/>
                 <w:i w:val="0"/>
+                <w:sz w:val="19"/>
               </w:rPr>
               <w:t>Comentariu editor</w:t>
             </w:r>
@@ -3081,14 +4319,19 @@
       <w:tr>
         <w:tc>
           <w:tcPr>
-            <w:tcW w:type="dxa" w:w="800"/>
+            <w:tcW w:type="dxa" w:w="640"/>
+            <w:vAlign w:val="top"/>
           </w:tcPr>
           <w:p>
+            <w:pPr>
+              <w:spacing w:after="40" w:line="240" w:lineRule="auto"/>
+            </w:pPr>
             <w:r/>
             <w:r>
               <w:rPr>
                 <w:b w:val="0"/>
                 <w:i w:val="0"/>
+                <w:sz w:val="19"/>
               </w:rPr>
               <w:t>T</w:t>
             </w:r>
@@ -3096,14 +4339,19 @@
         </w:tc>
         <w:tc>
           <w:tcPr>
-            <w:tcW w:type="dxa" w:w="1800"/>
+            <w:tcW w:type="dxa" w:w="2360"/>
+            <w:vAlign w:val="top"/>
           </w:tcPr>
           <w:p>
+            <w:pPr>
+              <w:spacing w:after="40" w:line="240" w:lineRule="auto"/>
+            </w:pPr>
             <w:r/>
             <w:r>
               <w:rPr>
                 <w:b w:val="0"/>
                 <w:i w:val="0"/>
+                <w:sz w:val="19"/>
               </w:rPr>
               <w:t>CT</w:t>
             </w:r>
@@ -3111,14 +4359,19 @@
         </w:tc>
         <w:tc>
           <w:tcPr>
-            <w:tcW w:type="dxa" w:w="3000"/>
+            <w:tcW w:type="dxa" w:w="1900"/>
+            <w:vAlign w:val="top"/>
           </w:tcPr>
           <w:p>
+            <w:pPr>
+              <w:spacing w:after="40" w:line="240" w:lineRule="auto"/>
+            </w:pPr>
             <w:r/>
             <w:r>
               <w:rPr>
                 <w:b w:val="0"/>
                 <w:i w:val="0"/>
+                <w:sz w:val="19"/>
               </w:rPr>
               <w:t>Doar în cazuri particulare</w:t>
             </w:r>
@@ -3126,14 +4379,19 @@
         </w:tc>
         <w:tc>
           <w:tcPr>
-            <w:tcW w:type="dxa" w:w="900"/>
+            <w:tcW w:type="dxa" w:w="760"/>
+            <w:vAlign w:val="top"/>
           </w:tcPr>
           <w:p>
+            <w:pPr>
+              <w:spacing w:after="40" w:line="240" w:lineRule="auto"/>
+            </w:pPr>
             <w:r/>
             <w:r>
               <w:rPr>
                 <w:b w:val="0"/>
                 <w:i w:val="0"/>
+                <w:sz w:val="19"/>
               </w:rPr>
               <w:t>C</w:t>
             </w:r>
@@ -3141,14 +4399,19 @@
         </w:tc>
         <w:tc>
           <w:tcPr>
-            <w:tcW w:type="dxa" w:w="1100"/>
+            <w:tcW w:type="dxa" w:w="800"/>
+            <w:vAlign w:val="top"/>
           </w:tcPr>
           <w:p>
+            <w:pPr>
+              <w:spacing w:after="40" w:line="240" w:lineRule="auto"/>
+            </w:pPr>
             <w:r/>
             <w:r>
               <w:rPr>
                 <w:b w:val="0"/>
                 <w:i w:val="0"/>
+                <w:sz w:val="19"/>
               </w:rPr>
               <w:t>2–3</w:t>
             </w:r>
@@ -3156,14 +4419,19 @@
         </w:tc>
         <w:tc>
           <w:tcPr>
-            <w:tcW w:type="dxa" w:w="3000"/>
+            <w:tcW w:type="dxa" w:w="3400"/>
+            <w:vAlign w:val="top"/>
           </w:tcPr>
           <w:p>
+            <w:pPr>
+              <w:spacing w:after="40" w:line="240" w:lineRule="auto"/>
+            </w:pPr>
             <w:r/>
             <w:r>
               <w:rPr>
                 <w:b w:val="0"/>
                 <w:i w:val="0"/>
+                <w:sz w:val="19"/>
               </w:rPr>
               <w:t>Alternativă la IRM contraindicat; evaluarea fracturii subcondrale / colapsului capului femural.</w:t>
             </w:r>
@@ -3171,28 +4439,38 @@
         </w:tc>
         <w:tc>
           <w:tcPr>
-            <w:tcW w:type="dxa" w:w="1500"/>
+            <w:tcW w:type="dxa" w:w="2100"/>
+            <w:vAlign w:val="top"/>
           </w:tcPr>
           <w:p>
+            <w:pPr>
+              <w:spacing w:after="40" w:line="240" w:lineRule="auto"/>
+            </w:pPr>
             <w:r/>
             <w:r>
               <w:rPr>
                 <w:b w:val="0"/>
                 <w:i w:val="0"/>
+                <w:sz w:val="19"/>
               </w:rPr>
             </w:r>
           </w:p>
         </w:tc>
         <w:tc>
           <w:tcPr>
-            <w:tcW w:type="dxa" w:w="1800"/>
+            <w:tcW w:type="dxa" w:w="3160"/>
+            <w:vAlign w:val="top"/>
           </w:tcPr>
           <w:p>
+            <w:pPr>
+              <w:spacing w:after="40" w:line="240" w:lineRule="auto"/>
+            </w:pPr>
             <w:r/>
             <w:r>
               <w:rPr>
                 <w:b w:val="0"/>
                 <w:i w:val="0"/>
+                <w:sz w:val="19"/>
               </w:rPr>
             </w:r>
           </w:p>
@@ -3205,9 +4483,6 @@
         <w:pStyle w:val="Heading3"/>
       </w:pPr>
       <w:r>
-        <w:rPr>
-          <w:color w:val="1C5D8C"/>
-        </w:rPr>
         <w:t>Diverse — Artrită septică</w:t>
       </w:r>
     </w:p>
@@ -3215,38 +4490,52 @@
       <w:r>
         <w:rPr>
           <w:i/>
+          <w:color w:val="555555"/>
         </w:rPr>
         <w:t>Cf. ACR Appropriateness Criteria – Suspected Osteomyelitis, Septic Arthritis, or Soft Tissue Infection.</w:t>
       </w:r>
     </w:p>
     <w:tbl>
       <w:tblPr>
-        <w:tblStyle w:val="LightGrid-Accent1"/>
-        <w:tblW w:type="auto" w:w="0"/>
+        <w:tblStyle w:val="TableGrid"/>
+        <w:tblW w:type="dxa" w:w="15120"/>
         <w:tblLayout w:type="fixed"/>
         <w:tblLook w:firstColumn="1" w:firstRow="1" w:lastColumn="0" w:lastRow="0" w:noHBand="0" w:noVBand="1" w:val="04A0"/>
       </w:tblPr>
       <w:tblGrid>
-        <w:gridCol w:w="1767"/>
-        <w:gridCol w:w="1767"/>
-        <w:gridCol w:w="1767"/>
-        <w:gridCol w:w="1767"/>
-        <w:gridCol w:w="1767"/>
-        <w:gridCol w:w="1767"/>
-        <w:gridCol w:w="1767"/>
-        <w:gridCol w:w="1767"/>
+        <w:gridCol w:w="640"/>
+        <w:gridCol w:w="2360"/>
+        <w:gridCol w:w="1900"/>
+        <w:gridCol w:w="760"/>
+        <w:gridCol w:w="800"/>
+        <w:gridCol w:w="3400"/>
+        <w:gridCol w:w="2100"/>
+        <w:gridCol w:w="3160"/>
       </w:tblGrid>
       <w:tr>
+        <w:trPr>
+          <w:tblHeader w:val="true"/>
+        </w:trPr>
         <w:tc>
           <w:tcPr>
-            <w:tcW w:type="dxa" w:w="800"/>
+            <w:tcW w:type="dxa" w:w="640"/>
+            <w:vAlign w:val="top"/>
+            <w:shd w:val="clear" w:fill="1C5D8C"/>
           </w:tcPr>
           <w:p>
-            <w:r/>
+            <w:pPr>
+              <w:spacing w:after="40" w:line="240" w:lineRule="auto"/>
+            </w:pPr>
+            <w:r>
+              <w:rPr>
+                <w:color w:val="FFFFFF"/>
+              </w:rPr>
+            </w:r>
             <w:r>
               <w:rPr>
                 <w:b/>
                 <w:i w:val="0"/>
+                <w:sz w:val="19"/>
               </w:rPr>
               <w:t>Tip</w:t>
             </w:r>
@@ -3254,14 +4543,24 @@
         </w:tc>
         <w:tc>
           <w:tcPr>
-            <w:tcW w:type="dxa" w:w="1800"/>
+            <w:tcW w:type="dxa" w:w="2360"/>
+            <w:vAlign w:val="top"/>
+            <w:shd w:val="clear" w:fill="1C5D8C"/>
           </w:tcPr>
           <w:p>
-            <w:r/>
+            <w:pPr>
+              <w:spacing w:after="40" w:line="240" w:lineRule="auto"/>
+            </w:pPr>
+            <w:r>
+              <w:rPr>
+                <w:color w:val="FFFFFF"/>
+              </w:rPr>
+            </w:r>
             <w:r>
               <w:rPr>
                 <w:b/>
                 <w:i w:val="0"/>
+                <w:sz w:val="19"/>
               </w:rPr>
               <w:t>Examen</w:t>
             </w:r>
@@ -3269,14 +4568,24 @@
         </w:tc>
         <w:tc>
           <w:tcPr>
-            <w:tcW w:type="dxa" w:w="3000"/>
+            <w:tcW w:type="dxa" w:w="1900"/>
+            <w:vAlign w:val="top"/>
+            <w:shd w:val="clear" w:fill="1C5D8C"/>
           </w:tcPr>
           <w:p>
-            <w:r/>
+            <w:pPr>
+              <w:spacing w:after="40" w:line="240" w:lineRule="auto"/>
+            </w:pPr>
+            <w:r>
+              <w:rPr>
+                <w:color w:val="FFFFFF"/>
+              </w:rPr>
+            </w:r>
             <w:r>
               <w:rPr>
                 <w:b/>
                 <w:i w:val="0"/>
+                <w:sz w:val="19"/>
               </w:rPr>
               <w:t>Indicație</w:t>
             </w:r>
@@ -3284,14 +4593,24 @@
         </w:tc>
         <w:tc>
           <w:tcPr>
-            <w:tcW w:type="dxa" w:w="900"/>
+            <w:tcW w:type="dxa" w:w="760"/>
+            <w:vAlign w:val="top"/>
+            <w:shd w:val="clear" w:fill="1C5D8C"/>
           </w:tcPr>
           <w:p>
-            <w:r/>
+            <w:pPr>
+              <w:spacing w:after="40" w:line="240" w:lineRule="auto"/>
+            </w:pPr>
+            <w:r>
+              <w:rPr>
+                <w:color w:val="FFFFFF"/>
+              </w:rPr>
+            </w:r>
             <w:r>
               <w:rPr>
                 <w:b/>
                 <w:i w:val="0"/>
+                <w:sz w:val="19"/>
               </w:rPr>
               <w:t>Grad</w:t>
             </w:r>
@@ -3299,14 +4618,24 @@
         </w:tc>
         <w:tc>
           <w:tcPr>
-            <w:tcW w:type="dxa" w:w="1100"/>
+            <w:tcW w:type="dxa" w:w="800"/>
+            <w:vAlign w:val="top"/>
+            <w:shd w:val="clear" w:fill="1C5D8C"/>
           </w:tcPr>
           <w:p>
-            <w:r/>
+            <w:pPr>
+              <w:spacing w:after="40" w:line="240" w:lineRule="auto"/>
+            </w:pPr>
+            <w:r>
+              <w:rPr>
+                <w:color w:val="FFFFFF"/>
+              </w:rPr>
+            </w:r>
             <w:r>
               <w:rPr>
                 <w:b/>
                 <w:i w:val="0"/>
+                <w:sz w:val="19"/>
               </w:rPr>
               <w:t>Doză</w:t>
             </w:r>
@@ -3314,14 +4643,24 @@
         </w:tc>
         <w:tc>
           <w:tcPr>
-            <w:tcW w:type="dxa" w:w="3000"/>
+            <w:tcW w:type="dxa" w:w="3400"/>
+            <w:vAlign w:val="top"/>
+            <w:shd w:val="clear" w:fill="1C5D8C"/>
           </w:tcPr>
           <w:p>
-            <w:r/>
+            <w:pPr>
+              <w:spacing w:after="40" w:line="240" w:lineRule="auto"/>
+            </w:pPr>
+            <w:r>
+              <w:rPr>
+                <w:color w:val="FFFFFF"/>
+              </w:rPr>
+            </w:r>
             <w:r>
               <w:rPr>
                 <w:b/>
                 <w:i w:val="0"/>
+                <w:sz w:val="19"/>
               </w:rPr>
               <w:t>Comentarii</w:t>
             </w:r>
@@ -3329,14 +4668,24 @@
         </w:tc>
         <w:tc>
           <w:tcPr>
-            <w:tcW w:type="dxa" w:w="1500"/>
+            <w:tcW w:type="dxa" w:w="2100"/>
+            <w:vAlign w:val="top"/>
+            <w:shd w:val="clear" w:fill="1C5D8C"/>
           </w:tcPr>
           <w:p>
-            <w:r/>
+            <w:pPr>
+              <w:spacing w:after="40" w:line="240" w:lineRule="auto"/>
+            </w:pPr>
+            <w:r>
+              <w:rPr>
+                <w:color w:val="FFFFFF"/>
+              </w:rPr>
+            </w:r>
             <w:r>
               <w:rPr>
                 <w:b/>
                 <w:i w:val="0"/>
+                <w:sz w:val="19"/>
               </w:rPr>
               <w:t>Decizie</w:t>
             </w:r>
@@ -3344,14 +4693,24 @@
         </w:tc>
         <w:tc>
           <w:tcPr>
-            <w:tcW w:type="dxa" w:w="1800"/>
+            <w:tcW w:type="dxa" w:w="3160"/>
+            <w:vAlign w:val="top"/>
+            <w:shd w:val="clear" w:fill="1C5D8C"/>
           </w:tcPr>
           <w:p>
-            <w:r/>
+            <w:pPr>
+              <w:spacing w:after="40" w:line="240" w:lineRule="auto"/>
+            </w:pPr>
+            <w:r>
+              <w:rPr>
+                <w:color w:val="FFFFFF"/>
+              </w:rPr>
+            </w:r>
             <w:r>
               <w:rPr>
                 <w:b/>
                 <w:i w:val="0"/>
+                <w:sz w:val="19"/>
               </w:rPr>
               <w:t>Comentariu editor</w:t>
             </w:r>
@@ -3361,14 +4720,19 @@
       <w:tr>
         <w:tc>
           <w:tcPr>
-            <w:tcW w:type="dxa" w:w="800"/>
+            <w:tcW w:type="dxa" w:w="640"/>
+            <w:vAlign w:val="top"/>
           </w:tcPr>
           <w:p>
+            <w:pPr>
+              <w:spacing w:after="40" w:line="240" w:lineRule="auto"/>
+            </w:pPr>
             <w:r/>
             <w:r>
               <w:rPr>
                 <w:b w:val="0"/>
                 <w:i w:val="0"/>
+                <w:sz w:val="19"/>
               </w:rPr>
               <w:t>E</w:t>
             </w:r>
@@ -3376,14 +4740,19 @@
         </w:tc>
         <w:tc>
           <w:tcPr>
-            <w:tcW w:type="dxa" w:w="1800"/>
+            <w:tcW w:type="dxa" w:w="2360"/>
+            <w:vAlign w:val="top"/>
           </w:tcPr>
           <w:p>
+            <w:pPr>
+              <w:spacing w:after="40" w:line="240" w:lineRule="auto"/>
+            </w:pPr>
             <w:r/>
             <w:r>
               <w:rPr>
                 <w:b w:val="0"/>
                 <w:i w:val="0"/>
+                <w:sz w:val="19"/>
               </w:rPr>
               <w:t>Ecografie</w:t>
             </w:r>
@@ -3391,14 +4760,19 @@
         </w:tc>
         <w:tc>
           <w:tcPr>
-            <w:tcW w:type="dxa" w:w="3000"/>
+            <w:tcW w:type="dxa" w:w="1900"/>
+            <w:vAlign w:val="top"/>
           </w:tcPr>
           <w:p>
+            <w:pPr>
+              <w:spacing w:after="40" w:line="240" w:lineRule="auto"/>
+            </w:pPr>
             <w:r/>
             <w:r>
               <w:rPr>
                 <w:b w:val="0"/>
                 <w:i w:val="0"/>
+                <w:sz w:val="19"/>
               </w:rPr>
               <w:t>Indicat</w:t>
             </w:r>
@@ -3406,14 +4780,19 @@
         </w:tc>
         <w:tc>
           <w:tcPr>
-            <w:tcW w:type="dxa" w:w="900"/>
+            <w:tcW w:type="dxa" w:w="760"/>
+            <w:vAlign w:val="top"/>
           </w:tcPr>
           <w:p>
+            <w:pPr>
+              <w:spacing w:after="40" w:line="240" w:lineRule="auto"/>
+            </w:pPr>
             <w:r/>
             <w:r>
               <w:rPr>
                 <w:b w:val="0"/>
                 <w:i w:val="0"/>
+                <w:sz w:val="19"/>
               </w:rPr>
               <w:t>B</w:t>
             </w:r>
@@ -3421,14 +4800,19 @@
         </w:tc>
         <w:tc>
           <w:tcPr>
-            <w:tcW w:type="dxa" w:w="1100"/>
+            <w:tcW w:type="dxa" w:w="800"/>
+            <w:vAlign w:val="top"/>
           </w:tcPr>
           <w:p>
+            <w:pPr>
+              <w:spacing w:after="40" w:line="240" w:lineRule="auto"/>
+            </w:pPr>
             <w:r/>
             <w:r>
               <w:rPr>
                 <w:b w:val="0"/>
                 <w:i w:val="0"/>
+                <w:sz w:val="19"/>
               </w:rPr>
               <w:t>0</w:t>
             </w:r>
@@ -3436,14 +4820,19 @@
         </w:tc>
         <w:tc>
           <w:tcPr>
-            <w:tcW w:type="dxa" w:w="3000"/>
+            <w:tcW w:type="dxa" w:w="3400"/>
+            <w:vAlign w:val="top"/>
           </w:tcPr>
           <w:p>
+            <w:pPr>
+              <w:spacing w:after="40" w:line="240" w:lineRule="auto"/>
+            </w:pPr>
             <w:r/>
             <w:r>
               <w:rPr>
                 <w:b w:val="0"/>
                 <w:i w:val="0"/>
+                <w:sz w:val="19"/>
               </w:rPr>
               <w:t>Epanșament articular, ghidajul puncției articulare (cheia diagnosticului).</w:t>
             </w:r>
@@ -3451,28 +4840,38 @@
         </w:tc>
         <w:tc>
           <w:tcPr>
-            <w:tcW w:type="dxa" w:w="1500"/>
+            <w:tcW w:type="dxa" w:w="2100"/>
+            <w:vAlign w:val="top"/>
           </w:tcPr>
           <w:p>
+            <w:pPr>
+              <w:spacing w:after="40" w:line="240" w:lineRule="auto"/>
+            </w:pPr>
             <w:r/>
             <w:r>
               <w:rPr>
                 <w:b w:val="0"/>
                 <w:i w:val="0"/>
+                <w:sz w:val="19"/>
               </w:rPr>
             </w:r>
           </w:p>
         </w:tc>
         <w:tc>
           <w:tcPr>
-            <w:tcW w:type="dxa" w:w="1800"/>
+            <w:tcW w:type="dxa" w:w="3160"/>
+            <w:vAlign w:val="top"/>
           </w:tcPr>
           <w:p>
+            <w:pPr>
+              <w:spacing w:after="40" w:line="240" w:lineRule="auto"/>
+            </w:pPr>
             <w:r/>
             <w:r>
               <w:rPr>
                 <w:b w:val="0"/>
                 <w:i w:val="0"/>
+                <w:sz w:val="19"/>
               </w:rPr>
             </w:r>
           </w:p>
@@ -3481,14 +4880,19 @@
       <w:tr>
         <w:tc>
           <w:tcPr>
-            <w:tcW w:type="dxa" w:w="800"/>
+            <w:tcW w:type="dxa" w:w="640"/>
+            <w:vAlign w:val="top"/>
           </w:tcPr>
           <w:p>
+            <w:pPr>
+              <w:spacing w:after="40" w:line="240" w:lineRule="auto"/>
+            </w:pPr>
             <w:r/>
             <w:r>
               <w:rPr>
                 <w:b w:val="0"/>
                 <w:i w:val="0"/>
+                <w:sz w:val="19"/>
               </w:rPr>
               <w:t>M</w:t>
             </w:r>
@@ -3496,14 +4900,19 @@
         </w:tc>
         <w:tc>
           <w:tcPr>
-            <w:tcW w:type="dxa" w:w="1800"/>
+            <w:tcW w:type="dxa" w:w="2360"/>
+            <w:vAlign w:val="top"/>
           </w:tcPr>
           <w:p>
+            <w:pPr>
+              <w:spacing w:after="40" w:line="240" w:lineRule="auto"/>
+            </w:pPr>
             <w:r/>
             <w:r>
               <w:rPr>
                 <w:b w:val="0"/>
                 <w:i w:val="0"/>
+                <w:sz w:val="19"/>
               </w:rPr>
               <w:t>IRM</w:t>
             </w:r>
@@ -3511,14 +4920,19 @@
         </w:tc>
         <w:tc>
           <w:tcPr>
-            <w:tcW w:type="dxa" w:w="3000"/>
+            <w:tcW w:type="dxa" w:w="1900"/>
+            <w:vAlign w:val="top"/>
           </w:tcPr>
           <w:p>
+            <w:pPr>
+              <w:spacing w:after="40" w:line="240" w:lineRule="auto"/>
+            </w:pPr>
             <w:r/>
             <w:r>
               <w:rPr>
                 <w:b w:val="0"/>
                 <w:i w:val="0"/>
+                <w:sz w:val="19"/>
               </w:rPr>
               <w:t>Indicat</w:t>
             </w:r>
@@ -3526,14 +4940,19 @@
         </w:tc>
         <w:tc>
           <w:tcPr>
-            <w:tcW w:type="dxa" w:w="900"/>
+            <w:tcW w:type="dxa" w:w="760"/>
+            <w:vAlign w:val="top"/>
           </w:tcPr>
           <w:p>
+            <w:pPr>
+              <w:spacing w:after="40" w:line="240" w:lineRule="auto"/>
+            </w:pPr>
             <w:r/>
             <w:r>
               <w:rPr>
                 <w:b w:val="0"/>
                 <w:i w:val="0"/>
+                <w:sz w:val="19"/>
               </w:rPr>
               <w:t>B</w:t>
             </w:r>
@@ -3541,14 +4960,19 @@
         </w:tc>
         <w:tc>
           <w:tcPr>
-            <w:tcW w:type="dxa" w:w="1100"/>
+            <w:tcW w:type="dxa" w:w="800"/>
+            <w:vAlign w:val="top"/>
           </w:tcPr>
           <w:p>
+            <w:pPr>
+              <w:spacing w:after="40" w:line="240" w:lineRule="auto"/>
+            </w:pPr>
             <w:r/>
             <w:r>
               <w:rPr>
                 <w:b w:val="0"/>
                 <w:i w:val="0"/>
+                <w:sz w:val="19"/>
               </w:rPr>
               <w:t>0</w:t>
             </w:r>
@@ -3556,14 +4980,19 @@
         </w:tc>
         <w:tc>
           <w:tcPr>
-            <w:tcW w:type="dxa" w:w="3000"/>
+            <w:tcW w:type="dxa" w:w="3400"/>
+            <w:vAlign w:val="top"/>
           </w:tcPr>
           <w:p>
+            <w:pPr>
+              <w:spacing w:after="40" w:line="240" w:lineRule="auto"/>
+            </w:pPr>
             <w:r/>
             <w:r>
               <w:rPr>
                 <w:b w:val="0"/>
                 <w:i w:val="0"/>
+                <w:sz w:val="19"/>
               </w:rPr>
               <w:t>Extensie osoasă / de părți moi, osteomielită asociată.</w:t>
             </w:r>
@@ -3571,28 +5000,38 @@
         </w:tc>
         <w:tc>
           <w:tcPr>
-            <w:tcW w:type="dxa" w:w="1500"/>
+            <w:tcW w:type="dxa" w:w="2100"/>
+            <w:vAlign w:val="top"/>
           </w:tcPr>
           <w:p>
+            <w:pPr>
+              <w:spacing w:after="40" w:line="240" w:lineRule="auto"/>
+            </w:pPr>
             <w:r/>
             <w:r>
               <w:rPr>
                 <w:b w:val="0"/>
                 <w:i w:val="0"/>
+                <w:sz w:val="19"/>
               </w:rPr>
             </w:r>
           </w:p>
         </w:tc>
         <w:tc>
           <w:tcPr>
-            <w:tcW w:type="dxa" w:w="1800"/>
+            <w:tcW w:type="dxa" w:w="3160"/>
+            <w:vAlign w:val="top"/>
           </w:tcPr>
           <w:p>
+            <w:pPr>
+              <w:spacing w:after="40" w:line="240" w:lineRule="auto"/>
+            </w:pPr>
             <w:r/>
             <w:r>
               <w:rPr>
                 <w:b w:val="0"/>
                 <w:i w:val="0"/>
+                <w:sz w:val="19"/>
               </w:rPr>
             </w:r>
           </w:p>
@@ -3601,14 +5040,19 @@
       <w:tr>
         <w:tc>
           <w:tcPr>
-            <w:tcW w:type="dxa" w:w="800"/>
+            <w:tcW w:type="dxa" w:w="640"/>
+            <w:vAlign w:val="top"/>
           </w:tcPr>
           <w:p>
+            <w:pPr>
+              <w:spacing w:after="40" w:line="240" w:lineRule="auto"/>
+            </w:pPr>
             <w:r/>
             <w:r>
               <w:rPr>
                 <w:b w:val="0"/>
                 <w:i w:val="0"/>
+                <w:sz w:val="19"/>
               </w:rPr>
               <w:t>G</w:t>
             </w:r>
@@ -3616,14 +5060,19 @@
         </w:tc>
         <w:tc>
           <w:tcPr>
-            <w:tcW w:type="dxa" w:w="1800"/>
+            <w:tcW w:type="dxa" w:w="2360"/>
+            <w:vAlign w:val="top"/>
           </w:tcPr>
           <w:p>
+            <w:pPr>
+              <w:spacing w:after="40" w:line="240" w:lineRule="auto"/>
+            </w:pPr>
             <w:r/>
             <w:r>
               <w:rPr>
                 <w:b w:val="0"/>
                 <w:i w:val="0"/>
+                <w:sz w:val="19"/>
               </w:rPr>
               <w:t>Radiografie</w:t>
             </w:r>
@@ -3631,14 +5080,19 @@
         </w:tc>
         <w:tc>
           <w:tcPr>
-            <w:tcW w:type="dxa" w:w="3000"/>
+            <w:tcW w:type="dxa" w:w="1900"/>
+            <w:vAlign w:val="top"/>
           </w:tcPr>
           <w:p>
+            <w:pPr>
+              <w:spacing w:after="40" w:line="240" w:lineRule="auto"/>
+            </w:pPr>
             <w:r/>
             <w:r>
               <w:rPr>
                 <w:b w:val="0"/>
                 <w:i w:val="0"/>
+                <w:sz w:val="19"/>
               </w:rPr>
               <w:t>Indicat</w:t>
             </w:r>
@@ -3646,14 +5100,19 @@
         </w:tc>
         <w:tc>
           <w:tcPr>
-            <w:tcW w:type="dxa" w:w="900"/>
+            <w:tcW w:type="dxa" w:w="760"/>
+            <w:vAlign w:val="top"/>
           </w:tcPr>
           <w:p>
+            <w:pPr>
+              <w:spacing w:after="40" w:line="240" w:lineRule="auto"/>
+            </w:pPr>
             <w:r/>
             <w:r>
               <w:rPr>
                 <w:b w:val="0"/>
                 <w:i w:val="0"/>
+                <w:sz w:val="19"/>
               </w:rPr>
               <w:t>C</w:t>
             </w:r>
@@ -3661,14 +5120,19 @@
         </w:tc>
         <w:tc>
           <w:tcPr>
-            <w:tcW w:type="dxa" w:w="1100"/>
+            <w:tcW w:type="dxa" w:w="800"/>
+            <w:vAlign w:val="top"/>
           </w:tcPr>
           <w:p>
+            <w:pPr>
+              <w:spacing w:after="40" w:line="240" w:lineRule="auto"/>
+            </w:pPr>
             <w:r/>
             <w:r>
               <w:rPr>
                 <w:b w:val="0"/>
                 <w:i w:val="0"/>
+                <w:sz w:val="19"/>
               </w:rPr>
               <w:t>1</w:t>
             </w:r>
@@ -3676,14 +5140,19 @@
         </w:tc>
         <w:tc>
           <w:tcPr>
-            <w:tcW w:type="dxa" w:w="3000"/>
+            <w:tcW w:type="dxa" w:w="3400"/>
+            <w:vAlign w:val="top"/>
           </w:tcPr>
           <w:p>
+            <w:pPr>
+              <w:spacing w:after="40" w:line="240" w:lineRule="auto"/>
+            </w:pPr>
             <w:r/>
             <w:r>
               <w:rPr>
                 <w:b w:val="0"/>
                 <w:i w:val="0"/>
+                <w:sz w:val="19"/>
               </w:rPr>
               <w:t>Inițial adesea normală; exclude alte cauze.</w:t>
             </w:r>
@@ -3691,28 +5160,38 @@
         </w:tc>
         <w:tc>
           <w:tcPr>
-            <w:tcW w:type="dxa" w:w="1500"/>
+            <w:tcW w:type="dxa" w:w="2100"/>
+            <w:vAlign w:val="top"/>
           </w:tcPr>
           <w:p>
+            <w:pPr>
+              <w:spacing w:after="40" w:line="240" w:lineRule="auto"/>
+            </w:pPr>
             <w:r/>
             <w:r>
               <w:rPr>
                 <w:b w:val="0"/>
                 <w:i w:val="0"/>
+                <w:sz w:val="19"/>
               </w:rPr>
             </w:r>
           </w:p>
         </w:tc>
         <w:tc>
           <w:tcPr>
-            <w:tcW w:type="dxa" w:w="1800"/>
+            <w:tcW w:type="dxa" w:w="3160"/>
+            <w:vAlign w:val="top"/>
           </w:tcPr>
           <w:p>
+            <w:pPr>
+              <w:spacing w:after="40" w:line="240" w:lineRule="auto"/>
+            </w:pPr>
             <w:r/>
             <w:r>
               <w:rPr>
                 <w:b w:val="0"/>
                 <w:i w:val="0"/>
+                <w:sz w:val="19"/>
               </w:rPr>
             </w:r>
           </w:p>
@@ -3725,9 +5204,6 @@
         <w:pStyle w:val="Heading3"/>
       </w:pPr>
       <w:r>
-        <w:rPr>
-          <w:color w:val="1C5D8C"/>
-        </w:rPr>
         <w:t>Diverse — Fractură de stres / insuficiență (suprasolicitare, non-traumatică)</w:t>
       </w:r>
     </w:p>
@@ -3735,38 +5211,52 @@
       <w:r>
         <w:rPr>
           <w:i/>
+          <w:color w:val="555555"/>
         </w:rPr>
         <w:t>Cf. ACR Appropriateness Criteria – Stress (fatigue/insufficiency) Fracture.</w:t>
       </w:r>
     </w:p>
     <w:tbl>
       <w:tblPr>
-        <w:tblStyle w:val="LightGrid-Accent1"/>
-        <w:tblW w:type="auto" w:w="0"/>
+        <w:tblStyle w:val="TableGrid"/>
+        <w:tblW w:type="dxa" w:w="15120"/>
         <w:tblLayout w:type="fixed"/>
         <w:tblLook w:firstColumn="1" w:firstRow="1" w:lastColumn="0" w:lastRow="0" w:noHBand="0" w:noVBand="1" w:val="04A0"/>
       </w:tblPr>
       <w:tblGrid>
-        <w:gridCol w:w="1767"/>
-        <w:gridCol w:w="1767"/>
-        <w:gridCol w:w="1767"/>
-        <w:gridCol w:w="1767"/>
-        <w:gridCol w:w="1767"/>
-        <w:gridCol w:w="1767"/>
-        <w:gridCol w:w="1767"/>
-        <w:gridCol w:w="1767"/>
+        <w:gridCol w:w="640"/>
+        <w:gridCol w:w="2360"/>
+        <w:gridCol w:w="1900"/>
+        <w:gridCol w:w="760"/>
+        <w:gridCol w:w="800"/>
+        <w:gridCol w:w="3400"/>
+        <w:gridCol w:w="2100"/>
+        <w:gridCol w:w="3160"/>
       </w:tblGrid>
       <w:tr>
+        <w:trPr>
+          <w:tblHeader w:val="true"/>
+        </w:trPr>
         <w:tc>
           <w:tcPr>
-            <w:tcW w:type="dxa" w:w="800"/>
+            <w:tcW w:type="dxa" w:w="640"/>
+            <w:vAlign w:val="top"/>
+            <w:shd w:val="clear" w:fill="1C5D8C"/>
           </w:tcPr>
           <w:p>
-            <w:r/>
+            <w:pPr>
+              <w:spacing w:after="40" w:line="240" w:lineRule="auto"/>
+            </w:pPr>
+            <w:r>
+              <w:rPr>
+                <w:color w:val="FFFFFF"/>
+              </w:rPr>
+            </w:r>
             <w:r>
               <w:rPr>
                 <w:b/>
                 <w:i w:val="0"/>
+                <w:sz w:val="19"/>
               </w:rPr>
               <w:t>Tip</w:t>
             </w:r>
@@ -3774,14 +5264,24 @@
         </w:tc>
         <w:tc>
           <w:tcPr>
-            <w:tcW w:type="dxa" w:w="1800"/>
+            <w:tcW w:type="dxa" w:w="2360"/>
+            <w:vAlign w:val="top"/>
+            <w:shd w:val="clear" w:fill="1C5D8C"/>
           </w:tcPr>
           <w:p>
-            <w:r/>
+            <w:pPr>
+              <w:spacing w:after="40" w:line="240" w:lineRule="auto"/>
+            </w:pPr>
+            <w:r>
+              <w:rPr>
+                <w:color w:val="FFFFFF"/>
+              </w:rPr>
+            </w:r>
             <w:r>
               <w:rPr>
                 <w:b/>
                 <w:i w:val="0"/>
+                <w:sz w:val="19"/>
               </w:rPr>
               <w:t>Examen</w:t>
             </w:r>
@@ -3789,14 +5289,24 @@
         </w:tc>
         <w:tc>
           <w:tcPr>
-            <w:tcW w:type="dxa" w:w="3000"/>
+            <w:tcW w:type="dxa" w:w="1900"/>
+            <w:vAlign w:val="top"/>
+            <w:shd w:val="clear" w:fill="1C5D8C"/>
           </w:tcPr>
           <w:p>
-            <w:r/>
+            <w:pPr>
+              <w:spacing w:after="40" w:line="240" w:lineRule="auto"/>
+            </w:pPr>
+            <w:r>
+              <w:rPr>
+                <w:color w:val="FFFFFF"/>
+              </w:rPr>
+            </w:r>
             <w:r>
               <w:rPr>
                 <w:b/>
                 <w:i w:val="0"/>
+                <w:sz w:val="19"/>
               </w:rPr>
               <w:t>Indicație</w:t>
             </w:r>
@@ -3804,14 +5314,24 @@
         </w:tc>
         <w:tc>
           <w:tcPr>
-            <w:tcW w:type="dxa" w:w="900"/>
+            <w:tcW w:type="dxa" w:w="760"/>
+            <w:vAlign w:val="top"/>
+            <w:shd w:val="clear" w:fill="1C5D8C"/>
           </w:tcPr>
           <w:p>
-            <w:r/>
+            <w:pPr>
+              <w:spacing w:after="40" w:line="240" w:lineRule="auto"/>
+            </w:pPr>
+            <w:r>
+              <w:rPr>
+                <w:color w:val="FFFFFF"/>
+              </w:rPr>
+            </w:r>
             <w:r>
               <w:rPr>
                 <w:b/>
                 <w:i w:val="0"/>
+                <w:sz w:val="19"/>
               </w:rPr>
               <w:t>Grad</w:t>
             </w:r>
@@ -3819,14 +5339,24 @@
         </w:tc>
         <w:tc>
           <w:tcPr>
-            <w:tcW w:type="dxa" w:w="1100"/>
+            <w:tcW w:type="dxa" w:w="800"/>
+            <w:vAlign w:val="top"/>
+            <w:shd w:val="clear" w:fill="1C5D8C"/>
           </w:tcPr>
           <w:p>
-            <w:r/>
+            <w:pPr>
+              <w:spacing w:after="40" w:line="240" w:lineRule="auto"/>
+            </w:pPr>
+            <w:r>
+              <w:rPr>
+                <w:color w:val="FFFFFF"/>
+              </w:rPr>
+            </w:r>
             <w:r>
               <w:rPr>
                 <w:b/>
                 <w:i w:val="0"/>
+                <w:sz w:val="19"/>
               </w:rPr>
               <w:t>Doză</w:t>
             </w:r>
@@ -3834,14 +5364,24 @@
         </w:tc>
         <w:tc>
           <w:tcPr>
-            <w:tcW w:type="dxa" w:w="3000"/>
+            <w:tcW w:type="dxa" w:w="3400"/>
+            <w:vAlign w:val="top"/>
+            <w:shd w:val="clear" w:fill="1C5D8C"/>
           </w:tcPr>
           <w:p>
-            <w:r/>
+            <w:pPr>
+              <w:spacing w:after="40" w:line="240" w:lineRule="auto"/>
+            </w:pPr>
+            <w:r>
+              <w:rPr>
+                <w:color w:val="FFFFFF"/>
+              </w:rPr>
+            </w:r>
             <w:r>
               <w:rPr>
                 <w:b/>
                 <w:i w:val="0"/>
+                <w:sz w:val="19"/>
               </w:rPr>
               <w:t>Comentarii</w:t>
             </w:r>
@@ -3849,14 +5389,24 @@
         </w:tc>
         <w:tc>
           <w:tcPr>
-            <w:tcW w:type="dxa" w:w="1500"/>
+            <w:tcW w:type="dxa" w:w="2100"/>
+            <w:vAlign w:val="top"/>
+            <w:shd w:val="clear" w:fill="1C5D8C"/>
           </w:tcPr>
           <w:p>
-            <w:r/>
+            <w:pPr>
+              <w:spacing w:after="40" w:line="240" w:lineRule="auto"/>
+            </w:pPr>
+            <w:r>
+              <w:rPr>
+                <w:color w:val="FFFFFF"/>
+              </w:rPr>
+            </w:r>
             <w:r>
               <w:rPr>
                 <w:b/>
                 <w:i w:val="0"/>
+                <w:sz w:val="19"/>
               </w:rPr>
               <w:t>Decizie</w:t>
             </w:r>
@@ -3864,14 +5414,24 @@
         </w:tc>
         <w:tc>
           <w:tcPr>
-            <w:tcW w:type="dxa" w:w="1800"/>
+            <w:tcW w:type="dxa" w:w="3160"/>
+            <w:vAlign w:val="top"/>
+            <w:shd w:val="clear" w:fill="1C5D8C"/>
           </w:tcPr>
           <w:p>
-            <w:r/>
+            <w:pPr>
+              <w:spacing w:after="40" w:line="240" w:lineRule="auto"/>
+            </w:pPr>
+            <w:r>
+              <w:rPr>
+                <w:color w:val="FFFFFF"/>
+              </w:rPr>
+            </w:r>
             <w:r>
               <w:rPr>
                 <w:b/>
                 <w:i w:val="0"/>
+                <w:sz w:val="19"/>
               </w:rPr>
               <w:t>Comentariu editor</w:t>
             </w:r>
@@ -3881,14 +5441,19 @@
       <w:tr>
         <w:tc>
           <w:tcPr>
-            <w:tcW w:type="dxa" w:w="800"/>
+            <w:tcW w:type="dxa" w:w="640"/>
+            <w:vAlign w:val="top"/>
           </w:tcPr>
           <w:p>
+            <w:pPr>
+              <w:spacing w:after="40" w:line="240" w:lineRule="auto"/>
+            </w:pPr>
             <w:r/>
             <w:r>
               <w:rPr>
                 <w:b w:val="0"/>
                 <w:i w:val="0"/>
+                <w:sz w:val="19"/>
               </w:rPr>
               <w:t>G</w:t>
             </w:r>
@@ -3896,14 +5461,19 @@
         </w:tc>
         <w:tc>
           <w:tcPr>
-            <w:tcW w:type="dxa" w:w="1800"/>
+            <w:tcW w:type="dxa" w:w="2360"/>
+            <w:vAlign w:val="top"/>
           </w:tcPr>
           <w:p>
+            <w:pPr>
+              <w:spacing w:after="40" w:line="240" w:lineRule="auto"/>
+            </w:pPr>
             <w:r/>
             <w:r>
               <w:rPr>
                 <w:b w:val="0"/>
                 <w:i w:val="0"/>
+                <w:sz w:val="19"/>
               </w:rPr>
               <w:t>Radiografie</w:t>
             </w:r>
@@ -3911,14 +5481,19 @@
         </w:tc>
         <w:tc>
           <w:tcPr>
-            <w:tcW w:type="dxa" w:w="3000"/>
+            <w:tcW w:type="dxa" w:w="1900"/>
+            <w:vAlign w:val="top"/>
           </w:tcPr>
           <w:p>
+            <w:pPr>
+              <w:spacing w:after="40" w:line="240" w:lineRule="auto"/>
+            </w:pPr>
             <w:r/>
             <w:r>
               <w:rPr>
                 <w:b w:val="0"/>
                 <w:i w:val="0"/>
+                <w:sz w:val="19"/>
               </w:rPr>
               <w:t>Indicat</w:t>
             </w:r>
@@ -3926,14 +5501,19 @@
         </w:tc>
         <w:tc>
           <w:tcPr>
-            <w:tcW w:type="dxa" w:w="900"/>
+            <w:tcW w:type="dxa" w:w="760"/>
+            <w:vAlign w:val="top"/>
           </w:tcPr>
           <w:p>
+            <w:pPr>
+              <w:spacing w:after="40" w:line="240" w:lineRule="auto"/>
+            </w:pPr>
             <w:r/>
             <w:r>
               <w:rPr>
                 <w:b w:val="0"/>
                 <w:i w:val="0"/>
+                <w:sz w:val="19"/>
               </w:rPr>
               <w:t>C</w:t>
             </w:r>
@@ -3941,14 +5521,19 @@
         </w:tc>
         <w:tc>
           <w:tcPr>
-            <w:tcW w:type="dxa" w:w="1100"/>
+            <w:tcW w:type="dxa" w:w="800"/>
+            <w:vAlign w:val="top"/>
           </w:tcPr>
           <w:p>
+            <w:pPr>
+              <w:spacing w:after="40" w:line="240" w:lineRule="auto"/>
+            </w:pPr>
             <w:r/>
             <w:r>
               <w:rPr>
                 <w:b w:val="0"/>
                 <w:i w:val="0"/>
+                <w:sz w:val="19"/>
               </w:rPr>
               <w:t>1</w:t>
             </w:r>
@@ -3956,14 +5541,19 @@
         </w:tc>
         <w:tc>
           <w:tcPr>
-            <w:tcW w:type="dxa" w:w="3000"/>
+            <w:tcW w:type="dxa" w:w="3400"/>
+            <w:vAlign w:val="top"/>
           </w:tcPr>
           <w:p>
+            <w:pPr>
+              <w:spacing w:after="40" w:line="240" w:lineRule="auto"/>
+            </w:pPr>
             <w:r/>
             <w:r>
               <w:rPr>
                 <w:b w:val="0"/>
                 <w:i w:val="0"/>
+                <w:sz w:val="19"/>
               </w:rPr>
               <w:t>Adesea normală precoce.</w:t>
             </w:r>
@@ -3971,28 +5561,38 @@
         </w:tc>
         <w:tc>
           <w:tcPr>
-            <w:tcW w:type="dxa" w:w="1500"/>
+            <w:tcW w:type="dxa" w:w="2100"/>
+            <w:vAlign w:val="top"/>
           </w:tcPr>
           <w:p>
+            <w:pPr>
+              <w:spacing w:after="40" w:line="240" w:lineRule="auto"/>
+            </w:pPr>
             <w:r/>
             <w:r>
               <w:rPr>
                 <w:b w:val="0"/>
                 <w:i w:val="0"/>
+                <w:sz w:val="19"/>
               </w:rPr>
             </w:r>
           </w:p>
         </w:tc>
         <w:tc>
           <w:tcPr>
-            <w:tcW w:type="dxa" w:w="1800"/>
+            <w:tcW w:type="dxa" w:w="3160"/>
+            <w:vAlign w:val="top"/>
           </w:tcPr>
           <w:p>
+            <w:pPr>
+              <w:spacing w:after="40" w:line="240" w:lineRule="auto"/>
+            </w:pPr>
             <w:r/>
             <w:r>
               <w:rPr>
                 <w:b w:val="0"/>
                 <w:i w:val="0"/>
+                <w:sz w:val="19"/>
               </w:rPr>
             </w:r>
           </w:p>
@@ -4001,14 +5601,19 @@
       <w:tr>
         <w:tc>
           <w:tcPr>
-            <w:tcW w:type="dxa" w:w="800"/>
+            <w:tcW w:type="dxa" w:w="640"/>
+            <w:vAlign w:val="top"/>
           </w:tcPr>
           <w:p>
+            <w:pPr>
+              <w:spacing w:after="40" w:line="240" w:lineRule="auto"/>
+            </w:pPr>
             <w:r/>
             <w:r>
               <w:rPr>
                 <w:b w:val="0"/>
                 <w:i w:val="0"/>
+                <w:sz w:val="19"/>
               </w:rPr>
               <w:t>M</w:t>
             </w:r>
@@ -4016,14 +5621,19 @@
         </w:tc>
         <w:tc>
           <w:tcPr>
-            <w:tcW w:type="dxa" w:w="1800"/>
+            <w:tcW w:type="dxa" w:w="2360"/>
+            <w:vAlign w:val="top"/>
           </w:tcPr>
           <w:p>
+            <w:pPr>
+              <w:spacing w:after="40" w:line="240" w:lineRule="auto"/>
+            </w:pPr>
             <w:r/>
             <w:r>
               <w:rPr>
                 <w:b w:val="0"/>
                 <w:i w:val="0"/>
+                <w:sz w:val="19"/>
               </w:rPr>
               <w:t>IRM</w:t>
             </w:r>
@@ -4031,14 +5641,19 @@
         </w:tc>
         <w:tc>
           <w:tcPr>
-            <w:tcW w:type="dxa" w:w="3000"/>
+            <w:tcW w:type="dxa" w:w="1900"/>
+            <w:vAlign w:val="top"/>
           </w:tcPr>
           <w:p>
+            <w:pPr>
+              <w:spacing w:after="40" w:line="240" w:lineRule="auto"/>
+            </w:pPr>
             <w:r/>
             <w:r>
               <w:rPr>
                 <w:b w:val="0"/>
                 <w:i w:val="0"/>
+                <w:sz w:val="19"/>
               </w:rPr>
               <w:t>Indicat</w:t>
             </w:r>
@@ -4046,14 +5661,19 @@
         </w:tc>
         <w:tc>
           <w:tcPr>
-            <w:tcW w:type="dxa" w:w="900"/>
+            <w:tcW w:type="dxa" w:w="760"/>
+            <w:vAlign w:val="top"/>
           </w:tcPr>
           <w:p>
+            <w:pPr>
+              <w:spacing w:after="40" w:line="240" w:lineRule="auto"/>
+            </w:pPr>
             <w:r/>
             <w:r>
               <w:rPr>
                 <w:b w:val="0"/>
                 <w:i w:val="0"/>
+                <w:sz w:val="19"/>
               </w:rPr>
               <w:t>B</w:t>
             </w:r>
@@ -4061,14 +5681,19 @@
         </w:tc>
         <w:tc>
           <w:tcPr>
-            <w:tcW w:type="dxa" w:w="1100"/>
+            <w:tcW w:type="dxa" w:w="800"/>
+            <w:vAlign w:val="top"/>
           </w:tcPr>
           <w:p>
+            <w:pPr>
+              <w:spacing w:after="40" w:line="240" w:lineRule="auto"/>
+            </w:pPr>
             <w:r/>
             <w:r>
               <w:rPr>
                 <w:b w:val="0"/>
                 <w:i w:val="0"/>
+                <w:sz w:val="19"/>
               </w:rPr>
               <w:t>0</w:t>
             </w:r>
@@ -4076,14 +5701,19 @@
         </w:tc>
         <w:tc>
           <w:tcPr>
-            <w:tcW w:type="dxa" w:w="3000"/>
+            <w:tcW w:type="dxa" w:w="3400"/>
+            <w:vAlign w:val="top"/>
           </w:tcPr>
           <w:p>
+            <w:pPr>
+              <w:spacing w:after="40" w:line="240" w:lineRule="auto"/>
+            </w:pPr>
             <w:r/>
             <w:r>
               <w:rPr>
                 <w:b w:val="0"/>
                 <w:i w:val="0"/>
+                <w:sz w:val="19"/>
               </w:rPr>
               <w:t>Cea mai sensibilă (edem osos precoce).</w:t>
             </w:r>
@@ -4091,28 +5721,38 @@
         </w:tc>
         <w:tc>
           <w:tcPr>
-            <w:tcW w:type="dxa" w:w="1500"/>
+            <w:tcW w:type="dxa" w:w="2100"/>
+            <w:vAlign w:val="top"/>
           </w:tcPr>
           <w:p>
+            <w:pPr>
+              <w:spacing w:after="40" w:line="240" w:lineRule="auto"/>
+            </w:pPr>
             <w:r/>
             <w:r>
               <w:rPr>
                 <w:b w:val="0"/>
                 <w:i w:val="0"/>
+                <w:sz w:val="19"/>
               </w:rPr>
             </w:r>
           </w:p>
         </w:tc>
         <w:tc>
           <w:tcPr>
-            <w:tcW w:type="dxa" w:w="1800"/>
+            <w:tcW w:type="dxa" w:w="3160"/>
+            <w:vAlign w:val="top"/>
           </w:tcPr>
           <w:p>
+            <w:pPr>
+              <w:spacing w:after="40" w:line="240" w:lineRule="auto"/>
+            </w:pPr>
             <w:r/>
             <w:r>
               <w:rPr>
                 <w:b w:val="0"/>
                 <w:i w:val="0"/>
+                <w:sz w:val="19"/>
               </w:rPr>
             </w:r>
           </w:p>
@@ -4121,14 +5761,19 @@
       <w:tr>
         <w:tc>
           <w:tcPr>
-            <w:tcW w:type="dxa" w:w="800"/>
+            <w:tcW w:type="dxa" w:w="640"/>
+            <w:vAlign w:val="top"/>
           </w:tcPr>
           <w:p>
+            <w:pPr>
+              <w:spacing w:after="40" w:line="240" w:lineRule="auto"/>
+            </w:pPr>
             <w:r/>
             <w:r>
               <w:rPr>
                 <w:b w:val="0"/>
                 <w:i w:val="0"/>
+                <w:sz w:val="19"/>
               </w:rPr>
               <w:t>N</w:t>
             </w:r>
@@ -4136,14 +5781,19 @@
         </w:tc>
         <w:tc>
           <w:tcPr>
-            <w:tcW w:type="dxa" w:w="1800"/>
+            <w:tcW w:type="dxa" w:w="2360"/>
+            <w:vAlign w:val="top"/>
           </w:tcPr>
           <w:p>
+            <w:pPr>
+              <w:spacing w:after="40" w:line="240" w:lineRule="auto"/>
+            </w:pPr>
             <w:r/>
             <w:r>
               <w:rPr>
                 <w:b w:val="0"/>
                 <w:i w:val="0"/>
+                <w:sz w:val="19"/>
               </w:rPr>
               <w:t>Scintigrafie osoasă</w:t>
             </w:r>
@@ -4151,14 +5801,19 @@
         </w:tc>
         <w:tc>
           <w:tcPr>
-            <w:tcW w:type="dxa" w:w="3000"/>
+            <w:tcW w:type="dxa" w:w="1900"/>
+            <w:vAlign w:val="top"/>
           </w:tcPr>
           <w:p>
+            <w:pPr>
+              <w:spacing w:after="40" w:line="240" w:lineRule="auto"/>
+            </w:pPr>
             <w:r/>
             <w:r>
               <w:rPr>
                 <w:b w:val="0"/>
                 <w:i w:val="0"/>
+                <w:sz w:val="19"/>
               </w:rPr>
               <w:t>Doar în cazuri particulare</w:t>
             </w:r>
@@ -4166,14 +5821,19 @@
         </w:tc>
         <w:tc>
           <w:tcPr>
-            <w:tcW w:type="dxa" w:w="900"/>
+            <w:tcW w:type="dxa" w:w="760"/>
+            <w:vAlign w:val="top"/>
           </w:tcPr>
           <w:p>
+            <w:pPr>
+              <w:spacing w:after="40" w:line="240" w:lineRule="auto"/>
+            </w:pPr>
             <w:r/>
             <w:r>
               <w:rPr>
                 <w:b w:val="0"/>
                 <w:i w:val="0"/>
+                <w:sz w:val="19"/>
               </w:rPr>
               <w:t>B</w:t>
             </w:r>
@@ -4181,14 +5841,19 @@
         </w:tc>
         <w:tc>
           <w:tcPr>
-            <w:tcW w:type="dxa" w:w="1100"/>
+            <w:tcW w:type="dxa" w:w="800"/>
+            <w:vAlign w:val="top"/>
           </w:tcPr>
           <w:p>
+            <w:pPr>
+              <w:spacing w:after="40" w:line="240" w:lineRule="auto"/>
+            </w:pPr>
             <w:r/>
             <w:r>
               <w:rPr>
                 <w:b w:val="0"/>
                 <w:i w:val="0"/>
+                <w:sz w:val="19"/>
               </w:rPr>
               <w:t>2–3</w:t>
             </w:r>
@@ -4196,14 +5861,19 @@
         </w:tc>
         <w:tc>
           <w:tcPr>
-            <w:tcW w:type="dxa" w:w="3000"/>
+            <w:tcW w:type="dxa" w:w="3400"/>
+            <w:vAlign w:val="top"/>
           </w:tcPr>
           <w:p>
+            <w:pPr>
+              <w:spacing w:after="40" w:line="240" w:lineRule="auto"/>
+            </w:pPr>
             <w:r/>
             <w:r>
               <w:rPr>
                 <w:b w:val="0"/>
                 <w:i w:val="0"/>
+                <w:sz w:val="19"/>
               </w:rPr>
               <w:t>Alternativă când IRM nu e disponibil.</w:t>
             </w:r>
@@ -4211,28 +5881,38 @@
         </w:tc>
         <w:tc>
           <w:tcPr>
-            <w:tcW w:type="dxa" w:w="1500"/>
+            <w:tcW w:type="dxa" w:w="2100"/>
+            <w:vAlign w:val="top"/>
           </w:tcPr>
           <w:p>
+            <w:pPr>
+              <w:spacing w:after="40" w:line="240" w:lineRule="auto"/>
+            </w:pPr>
             <w:r/>
             <w:r>
               <w:rPr>
                 <w:b w:val="0"/>
                 <w:i w:val="0"/>
+                <w:sz w:val="19"/>
               </w:rPr>
             </w:r>
           </w:p>
         </w:tc>
         <w:tc>
           <w:tcPr>
-            <w:tcW w:type="dxa" w:w="1800"/>
+            <w:tcW w:type="dxa" w:w="3160"/>
+            <w:vAlign w:val="top"/>
           </w:tcPr>
           <w:p>
+            <w:pPr>
+              <w:spacing w:after="40" w:line="240" w:lineRule="auto"/>
+            </w:pPr>
             <w:r/>
             <w:r>
               <w:rPr>
                 <w:b w:val="0"/>
                 <w:i w:val="0"/>
+                <w:sz w:val="19"/>
               </w:rPr>
             </w:r>
           </w:p>
@@ -4245,9 +5925,6 @@
         <w:pStyle w:val="Heading3"/>
       </w:pPr>
       <w:r>
-        <w:rPr>
-          <w:color w:val="1C5D8C"/>
-        </w:rPr>
         <w:t>Picior — Durere cronică de picior (nevrom Morton, metatarsalgie, disfuncție de tendon tibial posterior)</w:t>
       </w:r>
     </w:p>
@@ -4255,38 +5932,52 @@
       <w:r>
         <w:rPr>
           <w:i/>
+          <w:color w:val="555555"/>
         </w:rPr>
         <w:t>Cf. ACR Appropriateness Criteria – Chronic Foot Pain.</w:t>
       </w:r>
     </w:p>
     <w:tbl>
       <w:tblPr>
-        <w:tblStyle w:val="LightGrid-Accent1"/>
-        <w:tblW w:type="auto" w:w="0"/>
+        <w:tblStyle w:val="TableGrid"/>
+        <w:tblW w:type="dxa" w:w="15120"/>
         <w:tblLayout w:type="fixed"/>
         <w:tblLook w:firstColumn="1" w:firstRow="1" w:lastColumn="0" w:lastRow="0" w:noHBand="0" w:noVBand="1" w:val="04A0"/>
       </w:tblPr>
       <w:tblGrid>
-        <w:gridCol w:w="1767"/>
-        <w:gridCol w:w="1767"/>
-        <w:gridCol w:w="1767"/>
-        <w:gridCol w:w="1767"/>
-        <w:gridCol w:w="1767"/>
-        <w:gridCol w:w="1767"/>
-        <w:gridCol w:w="1767"/>
-        <w:gridCol w:w="1767"/>
+        <w:gridCol w:w="640"/>
+        <w:gridCol w:w="2360"/>
+        <w:gridCol w:w="1900"/>
+        <w:gridCol w:w="760"/>
+        <w:gridCol w:w="800"/>
+        <w:gridCol w:w="3400"/>
+        <w:gridCol w:w="2100"/>
+        <w:gridCol w:w="3160"/>
       </w:tblGrid>
       <w:tr>
+        <w:trPr>
+          <w:tblHeader w:val="true"/>
+        </w:trPr>
         <w:tc>
           <w:tcPr>
-            <w:tcW w:type="dxa" w:w="800"/>
+            <w:tcW w:type="dxa" w:w="640"/>
+            <w:vAlign w:val="top"/>
+            <w:shd w:val="clear" w:fill="1C5D8C"/>
           </w:tcPr>
           <w:p>
-            <w:r/>
+            <w:pPr>
+              <w:spacing w:after="40" w:line="240" w:lineRule="auto"/>
+            </w:pPr>
+            <w:r>
+              <w:rPr>
+                <w:color w:val="FFFFFF"/>
+              </w:rPr>
+            </w:r>
             <w:r>
               <w:rPr>
                 <w:b/>
                 <w:i w:val="0"/>
+                <w:sz w:val="19"/>
               </w:rPr>
               <w:t>Tip</w:t>
             </w:r>
@@ -4294,14 +5985,24 @@
         </w:tc>
         <w:tc>
           <w:tcPr>
-            <w:tcW w:type="dxa" w:w="1800"/>
+            <w:tcW w:type="dxa" w:w="2360"/>
+            <w:vAlign w:val="top"/>
+            <w:shd w:val="clear" w:fill="1C5D8C"/>
           </w:tcPr>
           <w:p>
-            <w:r/>
+            <w:pPr>
+              <w:spacing w:after="40" w:line="240" w:lineRule="auto"/>
+            </w:pPr>
+            <w:r>
+              <w:rPr>
+                <w:color w:val="FFFFFF"/>
+              </w:rPr>
+            </w:r>
             <w:r>
               <w:rPr>
                 <w:b/>
                 <w:i w:val="0"/>
+                <w:sz w:val="19"/>
               </w:rPr>
               <w:t>Examen</w:t>
             </w:r>
@@ -4309,14 +6010,24 @@
         </w:tc>
         <w:tc>
           <w:tcPr>
-            <w:tcW w:type="dxa" w:w="3000"/>
+            <w:tcW w:type="dxa" w:w="1900"/>
+            <w:vAlign w:val="top"/>
+            <w:shd w:val="clear" w:fill="1C5D8C"/>
           </w:tcPr>
           <w:p>
-            <w:r/>
+            <w:pPr>
+              <w:spacing w:after="40" w:line="240" w:lineRule="auto"/>
+            </w:pPr>
+            <w:r>
+              <w:rPr>
+                <w:color w:val="FFFFFF"/>
+              </w:rPr>
+            </w:r>
             <w:r>
               <w:rPr>
                 <w:b/>
                 <w:i w:val="0"/>
+                <w:sz w:val="19"/>
               </w:rPr>
               <w:t>Indicație</w:t>
             </w:r>
@@ -4324,14 +6035,24 @@
         </w:tc>
         <w:tc>
           <w:tcPr>
-            <w:tcW w:type="dxa" w:w="900"/>
+            <w:tcW w:type="dxa" w:w="760"/>
+            <w:vAlign w:val="top"/>
+            <w:shd w:val="clear" w:fill="1C5D8C"/>
           </w:tcPr>
           <w:p>
-            <w:r/>
+            <w:pPr>
+              <w:spacing w:after="40" w:line="240" w:lineRule="auto"/>
+            </w:pPr>
+            <w:r>
+              <w:rPr>
+                <w:color w:val="FFFFFF"/>
+              </w:rPr>
+            </w:r>
             <w:r>
               <w:rPr>
                 <w:b/>
                 <w:i w:val="0"/>
+                <w:sz w:val="19"/>
               </w:rPr>
               <w:t>Grad</w:t>
             </w:r>
@@ -4339,14 +6060,24 @@
         </w:tc>
         <w:tc>
           <w:tcPr>
-            <w:tcW w:type="dxa" w:w="1100"/>
+            <w:tcW w:type="dxa" w:w="800"/>
+            <w:vAlign w:val="top"/>
+            <w:shd w:val="clear" w:fill="1C5D8C"/>
           </w:tcPr>
           <w:p>
-            <w:r/>
+            <w:pPr>
+              <w:spacing w:after="40" w:line="240" w:lineRule="auto"/>
+            </w:pPr>
+            <w:r>
+              <w:rPr>
+                <w:color w:val="FFFFFF"/>
+              </w:rPr>
+            </w:r>
             <w:r>
               <w:rPr>
                 <w:b/>
                 <w:i w:val="0"/>
+                <w:sz w:val="19"/>
               </w:rPr>
               <w:t>Doză</w:t>
             </w:r>
@@ -4354,14 +6085,24 @@
         </w:tc>
         <w:tc>
           <w:tcPr>
-            <w:tcW w:type="dxa" w:w="3000"/>
+            <w:tcW w:type="dxa" w:w="3400"/>
+            <w:vAlign w:val="top"/>
+            <w:shd w:val="clear" w:fill="1C5D8C"/>
           </w:tcPr>
           <w:p>
-            <w:r/>
+            <w:pPr>
+              <w:spacing w:after="40" w:line="240" w:lineRule="auto"/>
+            </w:pPr>
+            <w:r>
+              <w:rPr>
+                <w:color w:val="FFFFFF"/>
+              </w:rPr>
+            </w:r>
             <w:r>
               <w:rPr>
                 <w:b/>
                 <w:i w:val="0"/>
+                <w:sz w:val="19"/>
               </w:rPr>
               <w:t>Comentarii</w:t>
             </w:r>
@@ -4369,14 +6110,24 @@
         </w:tc>
         <w:tc>
           <w:tcPr>
-            <w:tcW w:type="dxa" w:w="1500"/>
+            <w:tcW w:type="dxa" w:w="2100"/>
+            <w:vAlign w:val="top"/>
+            <w:shd w:val="clear" w:fill="1C5D8C"/>
           </w:tcPr>
           <w:p>
-            <w:r/>
+            <w:pPr>
+              <w:spacing w:after="40" w:line="240" w:lineRule="auto"/>
+            </w:pPr>
+            <w:r>
+              <w:rPr>
+                <w:color w:val="FFFFFF"/>
+              </w:rPr>
+            </w:r>
             <w:r>
               <w:rPr>
                 <w:b/>
                 <w:i w:val="0"/>
+                <w:sz w:val="19"/>
               </w:rPr>
               <w:t>Decizie</w:t>
             </w:r>
@@ -4384,14 +6135,24 @@
         </w:tc>
         <w:tc>
           <w:tcPr>
-            <w:tcW w:type="dxa" w:w="1800"/>
+            <w:tcW w:type="dxa" w:w="3160"/>
+            <w:vAlign w:val="top"/>
+            <w:shd w:val="clear" w:fill="1C5D8C"/>
           </w:tcPr>
           <w:p>
-            <w:r/>
+            <w:pPr>
+              <w:spacing w:after="40" w:line="240" w:lineRule="auto"/>
+            </w:pPr>
+            <w:r>
+              <w:rPr>
+                <w:color w:val="FFFFFF"/>
+              </w:rPr>
+            </w:r>
             <w:r>
               <w:rPr>
                 <w:b/>
                 <w:i w:val="0"/>
+                <w:sz w:val="19"/>
               </w:rPr>
               <w:t>Comentariu editor</w:t>
             </w:r>
@@ -4401,14 +6162,19 @@
       <w:tr>
         <w:tc>
           <w:tcPr>
-            <w:tcW w:type="dxa" w:w="800"/>
+            <w:tcW w:type="dxa" w:w="640"/>
+            <w:vAlign w:val="top"/>
           </w:tcPr>
           <w:p>
+            <w:pPr>
+              <w:spacing w:after="40" w:line="240" w:lineRule="auto"/>
+            </w:pPr>
             <w:r/>
             <w:r>
               <w:rPr>
                 <w:b w:val="0"/>
                 <w:i w:val="0"/>
+                <w:sz w:val="19"/>
               </w:rPr>
               <w:t>E</w:t>
             </w:r>
@@ -4416,14 +6182,19 @@
         </w:tc>
         <w:tc>
           <w:tcPr>
-            <w:tcW w:type="dxa" w:w="1800"/>
+            <w:tcW w:type="dxa" w:w="2360"/>
+            <w:vAlign w:val="top"/>
           </w:tcPr>
           <w:p>
+            <w:pPr>
+              <w:spacing w:after="40" w:line="240" w:lineRule="auto"/>
+            </w:pPr>
             <w:r/>
             <w:r>
               <w:rPr>
                 <w:b w:val="0"/>
                 <w:i w:val="0"/>
+                <w:sz w:val="19"/>
               </w:rPr>
               <w:t>Ecografie</w:t>
             </w:r>
@@ -4431,14 +6202,19 @@
         </w:tc>
         <w:tc>
           <w:tcPr>
-            <w:tcW w:type="dxa" w:w="3000"/>
+            <w:tcW w:type="dxa" w:w="1900"/>
+            <w:vAlign w:val="top"/>
           </w:tcPr>
           <w:p>
+            <w:pPr>
+              <w:spacing w:after="40" w:line="240" w:lineRule="auto"/>
+            </w:pPr>
             <w:r/>
             <w:r>
               <w:rPr>
                 <w:b w:val="0"/>
                 <w:i w:val="0"/>
+                <w:sz w:val="19"/>
               </w:rPr>
               <w:t>Indicat</w:t>
             </w:r>
@@ -4446,14 +6222,19 @@
         </w:tc>
         <w:tc>
           <w:tcPr>
-            <w:tcW w:type="dxa" w:w="900"/>
+            <w:tcW w:type="dxa" w:w="760"/>
+            <w:vAlign w:val="top"/>
           </w:tcPr>
           <w:p>
+            <w:pPr>
+              <w:spacing w:after="40" w:line="240" w:lineRule="auto"/>
+            </w:pPr>
             <w:r/>
             <w:r>
               <w:rPr>
                 <w:b w:val="0"/>
                 <w:i w:val="0"/>
+                <w:sz w:val="19"/>
               </w:rPr>
               <w:t>B</w:t>
             </w:r>
@@ -4461,14 +6242,19 @@
         </w:tc>
         <w:tc>
           <w:tcPr>
-            <w:tcW w:type="dxa" w:w="1100"/>
+            <w:tcW w:type="dxa" w:w="800"/>
+            <w:vAlign w:val="top"/>
           </w:tcPr>
           <w:p>
+            <w:pPr>
+              <w:spacing w:after="40" w:line="240" w:lineRule="auto"/>
+            </w:pPr>
             <w:r/>
             <w:r>
               <w:rPr>
                 <w:b w:val="0"/>
                 <w:i w:val="0"/>
+                <w:sz w:val="19"/>
               </w:rPr>
               <w:t>0</w:t>
             </w:r>
@@ -4476,14 +6262,19 @@
         </w:tc>
         <w:tc>
           <w:tcPr>
-            <w:tcW w:type="dxa" w:w="3000"/>
+            <w:tcW w:type="dxa" w:w="3400"/>
+            <w:vAlign w:val="top"/>
           </w:tcPr>
           <w:p>
+            <w:pPr>
+              <w:spacing w:after="40" w:line="240" w:lineRule="auto"/>
+            </w:pPr>
             <w:r/>
             <w:r>
               <w:rPr>
                 <w:b w:val="0"/>
                 <w:i w:val="0"/>
+                <w:sz w:val="19"/>
               </w:rPr>
               <w:t>Nevrom Morton, tendinopatii, ghidaj infiltrații.</w:t>
             </w:r>
@@ -4491,28 +6282,38 @@
         </w:tc>
         <w:tc>
           <w:tcPr>
-            <w:tcW w:type="dxa" w:w="1500"/>
+            <w:tcW w:type="dxa" w:w="2100"/>
+            <w:vAlign w:val="top"/>
           </w:tcPr>
           <w:p>
+            <w:pPr>
+              <w:spacing w:after="40" w:line="240" w:lineRule="auto"/>
+            </w:pPr>
             <w:r/>
             <w:r>
               <w:rPr>
                 <w:b w:val="0"/>
                 <w:i w:val="0"/>
+                <w:sz w:val="19"/>
               </w:rPr>
             </w:r>
           </w:p>
         </w:tc>
         <w:tc>
           <w:tcPr>
-            <w:tcW w:type="dxa" w:w="1800"/>
+            <w:tcW w:type="dxa" w:w="3160"/>
+            <w:vAlign w:val="top"/>
           </w:tcPr>
           <w:p>
+            <w:pPr>
+              <w:spacing w:after="40" w:line="240" w:lineRule="auto"/>
+            </w:pPr>
             <w:r/>
             <w:r>
               <w:rPr>
                 <w:b w:val="0"/>
                 <w:i w:val="0"/>
+                <w:sz w:val="19"/>
               </w:rPr>
             </w:r>
           </w:p>
@@ -4521,14 +6322,19 @@
       <w:tr>
         <w:tc>
           <w:tcPr>
-            <w:tcW w:type="dxa" w:w="800"/>
+            <w:tcW w:type="dxa" w:w="640"/>
+            <w:vAlign w:val="top"/>
           </w:tcPr>
           <w:p>
+            <w:pPr>
+              <w:spacing w:after="40" w:line="240" w:lineRule="auto"/>
+            </w:pPr>
             <w:r/>
             <w:r>
               <w:rPr>
                 <w:b w:val="0"/>
                 <w:i w:val="0"/>
+                <w:sz w:val="19"/>
               </w:rPr>
               <w:t>M</w:t>
             </w:r>
@@ -4536,14 +6342,19 @@
         </w:tc>
         <w:tc>
           <w:tcPr>
-            <w:tcW w:type="dxa" w:w="1800"/>
+            <w:tcW w:type="dxa" w:w="2360"/>
+            <w:vAlign w:val="top"/>
           </w:tcPr>
           <w:p>
+            <w:pPr>
+              <w:spacing w:after="40" w:line="240" w:lineRule="auto"/>
+            </w:pPr>
             <w:r/>
             <w:r>
               <w:rPr>
                 <w:b w:val="0"/>
                 <w:i w:val="0"/>
+                <w:sz w:val="19"/>
               </w:rPr>
               <w:t>IRM</w:t>
             </w:r>
@@ -4551,14 +6362,19 @@
         </w:tc>
         <w:tc>
           <w:tcPr>
-            <w:tcW w:type="dxa" w:w="3000"/>
+            <w:tcW w:type="dxa" w:w="1900"/>
+            <w:vAlign w:val="top"/>
           </w:tcPr>
           <w:p>
+            <w:pPr>
+              <w:spacing w:after="40" w:line="240" w:lineRule="auto"/>
+            </w:pPr>
             <w:r/>
             <w:r>
               <w:rPr>
                 <w:b w:val="0"/>
                 <w:i w:val="0"/>
+                <w:sz w:val="19"/>
               </w:rPr>
               <w:t>Doar cu aviz specializat</w:t>
             </w:r>
@@ -4566,14 +6382,19 @@
         </w:tc>
         <w:tc>
           <w:tcPr>
-            <w:tcW w:type="dxa" w:w="900"/>
+            <w:tcW w:type="dxa" w:w="760"/>
+            <w:vAlign w:val="top"/>
           </w:tcPr>
           <w:p>
+            <w:pPr>
+              <w:spacing w:after="40" w:line="240" w:lineRule="auto"/>
+            </w:pPr>
             <w:r/>
             <w:r>
               <w:rPr>
                 <w:b w:val="0"/>
                 <w:i w:val="0"/>
+                <w:sz w:val="19"/>
               </w:rPr>
               <w:t>B</w:t>
             </w:r>
@@ -4581,14 +6402,19 @@
         </w:tc>
         <w:tc>
           <w:tcPr>
-            <w:tcW w:type="dxa" w:w="1100"/>
+            <w:tcW w:type="dxa" w:w="800"/>
+            <w:vAlign w:val="top"/>
           </w:tcPr>
           <w:p>
+            <w:pPr>
+              <w:spacing w:after="40" w:line="240" w:lineRule="auto"/>
+            </w:pPr>
             <w:r/>
             <w:r>
               <w:rPr>
                 <w:b w:val="0"/>
                 <w:i w:val="0"/>
+                <w:sz w:val="19"/>
               </w:rPr>
               <w:t>0</w:t>
             </w:r>
@@ -4596,14 +6422,19 @@
         </w:tc>
         <w:tc>
           <w:tcPr>
-            <w:tcW w:type="dxa" w:w="3000"/>
+            <w:tcW w:type="dxa" w:w="3400"/>
+            <w:vAlign w:val="top"/>
           </w:tcPr>
           <w:p>
+            <w:pPr>
+              <w:spacing w:after="40" w:line="240" w:lineRule="auto"/>
+            </w:pPr>
             <w:r/>
             <w:r>
               <w:rPr>
                 <w:b w:val="0"/>
                 <w:i w:val="0"/>
+                <w:sz w:val="19"/>
               </w:rPr>
               <w:t>Nevrom, disfuncție de tendon tibial posterior, leziuni osteocondrale.</w:t>
             </w:r>
@@ -4611,28 +6442,38 @@
         </w:tc>
         <w:tc>
           <w:tcPr>
-            <w:tcW w:type="dxa" w:w="1500"/>
+            <w:tcW w:type="dxa" w:w="2100"/>
+            <w:vAlign w:val="top"/>
           </w:tcPr>
           <w:p>
+            <w:pPr>
+              <w:spacing w:after="40" w:line="240" w:lineRule="auto"/>
+            </w:pPr>
             <w:r/>
             <w:r>
               <w:rPr>
                 <w:b w:val="0"/>
                 <w:i w:val="0"/>
+                <w:sz w:val="19"/>
               </w:rPr>
             </w:r>
           </w:p>
         </w:tc>
         <w:tc>
           <w:tcPr>
-            <w:tcW w:type="dxa" w:w="1800"/>
+            <w:tcW w:type="dxa" w:w="3160"/>
+            <w:vAlign w:val="top"/>
           </w:tcPr>
           <w:p>
+            <w:pPr>
+              <w:spacing w:after="40" w:line="240" w:lineRule="auto"/>
+            </w:pPr>
             <w:r/>
             <w:r>
               <w:rPr>
                 <w:b w:val="0"/>
                 <w:i w:val="0"/>
+                <w:sz w:val="19"/>
               </w:rPr>
             </w:r>
           </w:p>
@@ -4645,25 +6486,82 @@
         <w:pStyle w:val="Heading2"/>
       </w:pPr>
       <w:r>
-        <w:rPr>
-          <w:color w:val="1C5D8C"/>
-        </w:rPr>
         <w:t>4. Duplicate de rezolvat</w:t>
       </w:r>
     </w:p>
     <w:p>
       <w:r>
-        <w:t>(niciun duplicat deschis pentru acest capitol)</w:t>
+        <w:rPr>
+          <w:i/>
+          <w:color w:val="555555"/>
+        </w:rPr>
+        <w:t>Niciun duplicat deschis pentru acest capitol.</w:t>
       </w:r>
     </w:p>
     <w:sectPr>
-      <w:pgSz w:w="15840" w:h="12240" w:orient="landscape"/>
-      <w:pgMar w:top="1440" w:right="850" w:bottom="1440" w:left="850" w:header="720" w:footer="720" w:gutter="0"/>
+      <w:footerReference w:type="default" r:id="rId9"/>
+      <w:pgSz w:w="16838" w:h="11906" w:orient="landscape"/>
+      <w:pgMar w:top="850" w:right="850" w:bottom="850" w:left="850" w:header="720" w:footer="720" w:gutter="0"/>
       <w:cols w:space="720"/>
       <w:docGrid w:linePitch="360"/>
     </w:sectPr>
   </w:body>
 </w:document>
+</file>
+
+<file path=word/footer1.xml><?xml version="1.0" encoding="utf-8"?>
+<w:ftr xmlns:m="http://schemas.openxmlformats.org/officeDocument/2006/math" xmlns:mc="http://schemas.openxmlformats.org/markup-compatibility/2006" xmlns:mo="http://schemas.microsoft.com/office/mac/office/2008/main" xmlns:mv="urn:schemas-microsoft-com:mac:vml" xmlns:o="urn:schemas-microsoft-com:office:office" xmlns:r="http://schemas.openxmlformats.org/officeDocument/2006/relationships" xmlns:v="urn:schemas-microsoft-com:vml" xmlns:w10="urn:schemas-microsoft-com:office:word" xmlns:w14="http://schemas.microsoft.com/office/word/2010/wordml" xmlns:w="http://schemas.openxmlformats.org/wordprocessingml/2006/main" xmlns:wne="http://schemas.microsoft.com/office/word/2006/wordml" xmlns:wp14="http://schemas.microsoft.com/office/word/2010/wordprocessingDrawing" xmlns:wp="http://schemas.openxmlformats.org/drawingml/2006/wordprocessingDrawing" xmlns:wpc="http://schemas.microsoft.com/office/word/2010/wordprocessingCanvas" xmlns:wpg="http://schemas.microsoft.com/office/word/2010/wordprocessingGroup" xmlns:wpi="http://schemas.microsoft.com/office/word/2010/wordprocessingInk" xmlns:wps="http://schemas.microsoft.com/office/word/2010/wordprocessingShape" mc:Ignorable="w14 wp14">
+  <w:p>
+    <w:pPr>
+      <w:pStyle w:val="Footer"/>
+      <w:tabs>
+        <w:tab w:pos="4680" w:val="clear"/>
+        <w:tab w:pos="9360" w:val="clear"/>
+        <w:tab w:pos="15138" w:val="right"/>
+      </w:tabs>
+    </w:pPr>
+    <w:r>
+      <w:rPr>
+        <w:color w:val="555555"/>
+        <w:sz w:val="18"/>
+      </w:rPr>
+      <w:t>Aparat locomotor — pachet de review</w:t>
+      <w:tab/>
+    </w:r>
+    <w:r>
+      <w:rPr>
+        <w:color w:val="555555"/>
+        <w:sz w:val="18"/>
+      </w:rPr>
+      <w:t xml:space="preserve">Pagina </w:t>
+    </w:r>
+    <w:r>
+      <w:rPr>
+        <w:color w:val="555555"/>
+        <w:sz w:val="18"/>
+      </w:rPr>
+      <w:fldChar w:fldCharType="begin"/>
+      <w:instrText xml:space="preserve">PAGE</w:instrText>
+      <w:fldChar w:fldCharType="end"/>
+    </w:r>
+    <w:r>
+      <w:rPr>
+        <w:color w:val="555555"/>
+        <w:sz w:val="18"/>
+      </w:rPr>
+      <w:t xml:space="preserve"> din </w:t>
+    </w:r>
+    <w:r>
+      <w:rPr>
+        <w:color w:val="555555"/>
+        <w:sz w:val="18"/>
+      </w:rPr>
+      <w:fldChar w:fldCharType="begin"/>
+      <w:instrText xml:space="preserve">NUMPAGES</w:instrText>
+      <w:fldChar w:fldCharType="end"/>
+    </w:r>
+  </w:p>
+</w:ftr>
 </file>
 
 <file path=word/numbering.xml><?xml version="1.0" encoding="utf-8"?>
@@ -5029,6 +6927,13 @@
     <w:name w:val="Normal"/>
     <w:qFormat/>
     <w:rsid w:val="00FC693F"/>
+    <w:pPr>
+      <w:spacing w:after="160" w:line="276" w:lineRule="auto"/>
+    </w:pPr>
+    <w:rPr>
+      <w:rFonts w:ascii="Calibri" w:hAnsi="Calibri" w:eastAsia="Calibri"/>
+      <w:sz w:val="22"/>
+    </w:rPr>
   </w:style>
   <w:style w:type="paragraph" w:styleId="Header">
     <w:name w:val="header"/>
@@ -5085,15 +6990,15 @@
     <w:pPr>
       <w:keepNext/>
       <w:keepLines/>
-      <w:spacing w:before="480" w:after="0"/>
+      <w:spacing w:before="0" w:after="120"/>
       <w:outlineLvl w:val="0"/>
     </w:pPr>
     <w:rPr>
-      <w:rFonts w:asciiTheme="majorHAnsi" w:eastAsiaTheme="majorEastAsia" w:hAnsiTheme="majorHAnsi" w:cstheme="majorBidi"/>
+      <w:rFonts w:asciiTheme="majorHAnsi" w:eastAsiaTheme="majorEastAsia" w:hAnsiTheme="majorHAnsi" w:cstheme="majorBidi" w:ascii="Calibri" w:hAnsi="Calibri"/>
       <w:b/>
       <w:bCs/>
-      <w:color w:val="365F91" w:themeColor="accent1" w:themeShade="BF"/>
-      <w:sz w:val="28"/>
+      <w:color w:val="1C5D8C"/>
+      <w:sz w:val="40"/>
       <w:szCs w:val="28"/>
     </w:rPr>
   </w:style>
@@ -5109,14 +7014,14 @@
     <w:pPr>
       <w:keepNext/>
       <w:keepLines/>
-      <w:spacing w:before="200" w:after="0"/>
+      <w:spacing w:before="320" w:after="120"/>
       <w:outlineLvl w:val="1"/>
     </w:pPr>
     <w:rPr>
-      <w:rFonts w:asciiTheme="majorHAnsi" w:eastAsiaTheme="majorEastAsia" w:hAnsiTheme="majorHAnsi" w:cstheme="majorBidi"/>
+      <w:rFonts w:asciiTheme="majorHAnsi" w:eastAsiaTheme="majorEastAsia" w:hAnsiTheme="majorHAnsi" w:cstheme="majorBidi" w:ascii="Calibri" w:hAnsi="Calibri"/>
       <w:b/>
       <w:bCs/>
-      <w:color w:val="4F81BD" w:themeColor="accent1"/>
+      <w:color w:val="1C5D8C"/>
       <w:sz w:val="26"/>
       <w:szCs w:val="26"/>
     </w:rPr>
@@ -5133,14 +7038,15 @@
     <w:pPr>
       <w:keepNext/>
       <w:keepLines/>
-      <w:spacing w:before="200" w:after="0"/>
+      <w:spacing w:before="240" w:after="80"/>
       <w:outlineLvl w:val="2"/>
     </w:pPr>
     <w:rPr>
-      <w:rFonts w:asciiTheme="majorHAnsi" w:eastAsiaTheme="majorEastAsia" w:hAnsiTheme="majorHAnsi" w:cstheme="majorBidi"/>
+      <w:rFonts w:asciiTheme="majorHAnsi" w:eastAsiaTheme="majorEastAsia" w:hAnsiTheme="majorHAnsi" w:cstheme="majorBidi" w:ascii="Calibri" w:hAnsi="Calibri"/>
       <w:b/>
       <w:bCs/>
-      <w:color w:val="4F81BD" w:themeColor="accent1"/>
+      <w:color w:val="1C5D8C"/>
+      <w:sz w:val="23"/>
     </w:rPr>
   </w:style>
   <w:style w:type="paragraph" w:styleId="Heading4">
@@ -5556,8 +7462,13 @@
       <w:numPr>
         <w:numId w:val="1"/>
       </w:numPr>
+      <w:spacing w:before="0" w:after="80"/>
       <w:contextualSpacing/>
     </w:pPr>
+    <w:rPr>
+      <w:rFonts w:ascii="Calibri" w:hAnsi="Calibri"/>
+      <w:sz w:val="22"/>
+    </w:rPr>
   </w:style>
   <w:style w:type="paragraph" w:styleId="ListBullet2">
     <w:name w:val="List Bullet 2"/>

--- a/pentru-editori/13-aparat-locomotor/13-aparat-locomotor.docx
+++ b/pentru-editori/13-aparat-locomotor/13-aparat-locomotor.docx
@@ -33,7 +33,7 @@
     </w:p>
     <w:p>
       <w:r>
-        <w:t>Documentul cuprinde, pentru capitolul dumneavoastră: modificările deja aplicate (informativ), problemele rămase de decis, propunerile de conținut nou și duplicatele de rezolvat. Conținutul actual al capitolului nu este reprodus aici — vine din fișierul GHID.csv, transmis alături.</w:t>
+        <w:t>Documentul cuprinde, pentru capitolul dumneavoastră: modificările deja aplicate (informativ), problemele rămase de decis, propunerile de conținut nou și duplicatele de rezolvat. Conținutul actual al capitolului nu este reprodus aici — vine din fișierele GHID.csv și GHID.html, atașate.</w:t>
       </w:r>
     </w:p>
     <w:p>
@@ -47,7 +47,7 @@
           <w:i/>
           <w:color w:val="555555"/>
         </w:rPr>
-        <w:t>Transmise alături: GHID.csv — conținutul integral al ghidului — și memoul „Decizii structurale comune”, de citit înaintea acestui pachet.</w:t>
+        <w:t>Atașate: GHID.csv și GHID.html — conținutul integral al ghidului — și memoul „Decizii structurale comune”, de citit înaintea acestui pachet.</w:t>
       </w:r>
     </w:p>
     <w:p>
@@ -115,13 +115,9 @@
             </w:pPr>
             <w:r>
               <w:rPr>
-                <w:color w:val="FFFFFF"/>
-              </w:rPr>
-            </w:r>
-            <w:r>
-              <w:rPr>
                 <w:b/>
                 <w:i w:val="0"/>
+                <w:color w:val="FFFFFF"/>
                 <w:sz w:val="19"/>
               </w:rPr>
               <w:t>Problemă</w:t>
@@ -140,13 +136,9 @@
             </w:pPr>
             <w:r>
               <w:rPr>
-                <w:color w:val="FFFFFF"/>
-              </w:rPr>
-            </w:r>
-            <w:r>
-              <w:rPr>
                 <w:b/>
                 <w:i w:val="0"/>
+                <w:color w:val="FFFFFF"/>
                 <w:sz w:val="19"/>
               </w:rPr>
               <w:t>Decizie</w:t>
@@ -165,13 +157,9 @@
             </w:pPr>
             <w:r>
               <w:rPr>
-                <w:color w:val="FFFFFF"/>
-              </w:rPr>
-            </w:r>
-            <w:r>
-              <w:rPr>
                 <w:b/>
                 <w:i w:val="0"/>
+                <w:color w:val="FFFFFF"/>
                 <w:sz w:val="19"/>
               </w:rPr>
               <w:t>Comentariu</w:t>
@@ -189,7 +177,6 @@
             <w:pPr>
               <w:spacing w:after="60" w:line="240" w:lineRule="auto"/>
             </w:pPr>
-            <w:r/>
             <w:r>
               <w:rPr>
                 <w:b/>
@@ -242,7 +229,6 @@
             <w:pPr>
               <w:spacing w:after="40" w:line="240" w:lineRule="auto"/>
             </w:pPr>
-            <w:r/>
             <w:r>
               <w:rPr>
                 <w:b w:val="0"/>
@@ -261,7 +247,6 @@
             <w:pPr>
               <w:spacing w:after="40" w:line="240" w:lineRule="auto"/>
             </w:pPr>
-            <w:r/>
             <w:r>
               <w:rPr>
                 <w:b w:val="0"/>
@@ -282,7 +267,6 @@
             <w:pPr>
               <w:spacing w:after="60" w:line="240" w:lineRule="auto"/>
             </w:pPr>
-            <w:r/>
             <w:r>
               <w:rPr>
                 <w:b/>
@@ -335,7 +319,6 @@
             <w:pPr>
               <w:spacing w:after="40" w:line="240" w:lineRule="auto"/>
             </w:pPr>
-            <w:r/>
             <w:r>
               <w:rPr>
                 <w:b w:val="0"/>
@@ -354,7 +337,6 @@
             <w:pPr>
               <w:spacing w:after="40" w:line="240" w:lineRule="auto"/>
             </w:pPr>
-            <w:r/>
             <w:r>
               <w:rPr>
                 <w:b w:val="0"/>
@@ -375,7 +357,6 @@
             <w:pPr>
               <w:spacing w:after="60" w:line="240" w:lineRule="auto"/>
             </w:pPr>
-            <w:r/>
             <w:r>
               <w:rPr>
                 <w:b/>
@@ -428,7 +409,6 @@
             <w:pPr>
               <w:spacing w:after="40" w:line="240" w:lineRule="auto"/>
             </w:pPr>
-            <w:r/>
             <w:r>
               <w:rPr>
                 <w:b w:val="0"/>
@@ -447,7 +427,6 @@
             <w:pPr>
               <w:spacing w:after="40" w:line="240" w:lineRule="auto"/>
             </w:pPr>
-            <w:r/>
             <w:r>
               <w:rPr>
                 <w:b w:val="0"/>
@@ -469,7 +448,7 @@
     </w:p>
     <w:p>
       <w:r>
-        <w:t>Gradele și dozele sunt orientative — se validează clinic. Fiecare rând se aprobă, se respinge sau se amână separat.</w:t>
+        <w:t>Gradele și dozele sunt orientative — necesită validare. Fiecare rând, separat, se aprobă, se respinge sau se amână.</w:t>
       </w:r>
     </w:p>
     <w:p>
@@ -522,13 +501,9 @@
             </w:pPr>
             <w:r>
               <w:rPr>
-                <w:color w:val="FFFFFF"/>
-              </w:rPr>
-            </w:r>
-            <w:r>
-              <w:rPr>
                 <w:b/>
                 <w:i w:val="0"/>
+                <w:color w:val="FFFFFF"/>
                 <w:sz w:val="19"/>
               </w:rPr>
               <w:t>Tip</w:t>
@@ -547,13 +522,9 @@
             </w:pPr>
             <w:r>
               <w:rPr>
-                <w:color w:val="FFFFFF"/>
-              </w:rPr>
-            </w:r>
-            <w:r>
-              <w:rPr>
                 <w:b/>
                 <w:i w:val="0"/>
+                <w:color w:val="FFFFFF"/>
                 <w:sz w:val="19"/>
               </w:rPr>
               <w:t>Examen</w:t>
@@ -572,13 +543,9 @@
             </w:pPr>
             <w:r>
               <w:rPr>
-                <w:color w:val="FFFFFF"/>
-              </w:rPr>
-            </w:r>
-            <w:r>
-              <w:rPr>
                 <w:b/>
                 <w:i w:val="0"/>
+                <w:color w:val="FFFFFF"/>
                 <w:sz w:val="19"/>
               </w:rPr>
               <w:t>Indicație</w:t>
@@ -597,13 +564,9 @@
             </w:pPr>
             <w:r>
               <w:rPr>
-                <w:color w:val="FFFFFF"/>
-              </w:rPr>
-            </w:r>
-            <w:r>
-              <w:rPr>
                 <w:b/>
                 <w:i w:val="0"/>
+                <w:color w:val="FFFFFF"/>
                 <w:sz w:val="19"/>
               </w:rPr>
               <w:t>Grad</w:t>
@@ -622,13 +585,9 @@
             </w:pPr>
             <w:r>
               <w:rPr>
-                <w:color w:val="FFFFFF"/>
-              </w:rPr>
-            </w:r>
-            <w:r>
-              <w:rPr>
                 <w:b/>
                 <w:i w:val="0"/>
+                <w:color w:val="FFFFFF"/>
                 <w:sz w:val="19"/>
               </w:rPr>
               <w:t>Doză</w:t>
@@ -647,13 +606,9 @@
             </w:pPr>
             <w:r>
               <w:rPr>
-                <w:color w:val="FFFFFF"/>
-              </w:rPr>
-            </w:r>
-            <w:r>
-              <w:rPr>
                 <w:b/>
                 <w:i w:val="0"/>
+                <w:color w:val="FFFFFF"/>
                 <w:sz w:val="19"/>
               </w:rPr>
               <w:t>Comentarii</w:t>
@@ -672,13 +627,9 @@
             </w:pPr>
             <w:r>
               <w:rPr>
-                <w:color w:val="FFFFFF"/>
-              </w:rPr>
-            </w:r>
-            <w:r>
-              <w:rPr>
                 <w:b/>
                 <w:i w:val="0"/>
+                <w:color w:val="FFFFFF"/>
                 <w:sz w:val="19"/>
               </w:rPr>
               <w:t>Decizie</w:t>
@@ -697,13 +648,9 @@
             </w:pPr>
             <w:r>
               <w:rPr>
-                <w:color w:val="FFFFFF"/>
-              </w:rPr>
-            </w:r>
-            <w:r>
-              <w:rPr>
                 <w:b/>
                 <w:i w:val="0"/>
+                <w:color w:val="FFFFFF"/>
                 <w:sz w:val="19"/>
               </w:rPr>
               <w:t>Comentariu editor</w:t>
@@ -721,7 +668,6 @@
             <w:pPr>
               <w:spacing w:after="40" w:line="240" w:lineRule="auto"/>
             </w:pPr>
-            <w:r/>
             <w:r>
               <w:rPr>
                 <w:b w:val="0"/>
@@ -741,7 +687,6 @@
             <w:pPr>
               <w:spacing w:after="40" w:line="240" w:lineRule="auto"/>
             </w:pPr>
-            <w:r/>
             <w:r>
               <w:rPr>
                 <w:b w:val="0"/>
@@ -761,7 +706,6 @@
             <w:pPr>
               <w:spacing w:after="40" w:line="240" w:lineRule="auto"/>
             </w:pPr>
-            <w:r/>
             <w:r>
               <w:rPr>
                 <w:b w:val="0"/>
@@ -781,7 +725,6 @@
             <w:pPr>
               <w:spacing w:after="40" w:line="240" w:lineRule="auto"/>
             </w:pPr>
-            <w:r/>
             <w:r>
               <w:rPr>
                 <w:b w:val="0"/>
@@ -801,7 +744,6 @@
             <w:pPr>
               <w:spacing w:after="40" w:line="240" w:lineRule="auto"/>
             </w:pPr>
-            <w:r/>
             <w:r>
               <w:rPr>
                 <w:b w:val="0"/>
@@ -821,7 +763,6 @@
             <w:pPr>
               <w:spacing w:after="40" w:line="240" w:lineRule="auto"/>
             </w:pPr>
-            <w:r/>
             <w:r>
               <w:rPr>
                 <w:b w:val="0"/>
@@ -841,7 +782,6 @@
             <w:pPr>
               <w:spacing w:after="40" w:line="240" w:lineRule="auto"/>
             </w:pPr>
-            <w:r/>
             <w:r>
               <w:rPr>
                 <w:b w:val="0"/>
@@ -860,7 +800,6 @@
             <w:pPr>
               <w:spacing w:after="40" w:line="240" w:lineRule="auto"/>
             </w:pPr>
-            <w:r/>
             <w:r>
               <w:rPr>
                 <w:b w:val="0"/>
@@ -881,7 +820,6 @@
             <w:pPr>
               <w:spacing w:after="40" w:line="240" w:lineRule="auto"/>
             </w:pPr>
-            <w:r/>
             <w:r>
               <w:rPr>
                 <w:b w:val="0"/>
@@ -901,7 +839,6 @@
             <w:pPr>
               <w:spacing w:after="40" w:line="240" w:lineRule="auto"/>
             </w:pPr>
-            <w:r/>
             <w:r>
               <w:rPr>
                 <w:b w:val="0"/>
@@ -921,7 +858,6 @@
             <w:pPr>
               <w:spacing w:after="40" w:line="240" w:lineRule="auto"/>
             </w:pPr>
-            <w:r/>
             <w:r>
               <w:rPr>
                 <w:b w:val="0"/>
@@ -941,7 +877,6 @@
             <w:pPr>
               <w:spacing w:after="40" w:line="240" w:lineRule="auto"/>
             </w:pPr>
-            <w:r/>
             <w:r>
               <w:rPr>
                 <w:b w:val="0"/>
@@ -961,7 +896,6 @@
             <w:pPr>
               <w:spacing w:after="40" w:line="240" w:lineRule="auto"/>
             </w:pPr>
-            <w:r/>
             <w:r>
               <w:rPr>
                 <w:b w:val="0"/>
@@ -981,7 +915,6 @@
             <w:pPr>
               <w:spacing w:after="40" w:line="240" w:lineRule="auto"/>
             </w:pPr>
-            <w:r/>
             <w:r>
               <w:rPr>
                 <w:b w:val="0"/>
@@ -1001,7 +934,6 @@
             <w:pPr>
               <w:spacing w:after="40" w:line="240" w:lineRule="auto"/>
             </w:pPr>
-            <w:r/>
             <w:r>
               <w:rPr>
                 <w:b w:val="0"/>
@@ -1020,7 +952,6 @@
             <w:pPr>
               <w:spacing w:after="40" w:line="240" w:lineRule="auto"/>
             </w:pPr>
-            <w:r/>
             <w:r>
               <w:rPr>
                 <w:b w:val="0"/>
@@ -1041,7 +972,6 @@
             <w:pPr>
               <w:spacing w:after="40" w:line="240" w:lineRule="auto"/>
             </w:pPr>
-            <w:r/>
             <w:r>
               <w:rPr>
                 <w:b w:val="0"/>
@@ -1061,7 +991,6 @@
             <w:pPr>
               <w:spacing w:after="40" w:line="240" w:lineRule="auto"/>
             </w:pPr>
-            <w:r/>
             <w:r>
               <w:rPr>
                 <w:b w:val="0"/>
@@ -1081,7 +1010,6 @@
             <w:pPr>
               <w:spacing w:after="40" w:line="240" w:lineRule="auto"/>
             </w:pPr>
-            <w:r/>
             <w:r>
               <w:rPr>
                 <w:b w:val="0"/>
@@ -1101,7 +1029,6 @@
             <w:pPr>
               <w:spacing w:after="40" w:line="240" w:lineRule="auto"/>
             </w:pPr>
-            <w:r/>
             <w:r>
               <w:rPr>
                 <w:b w:val="0"/>
@@ -1121,7 +1048,6 @@
             <w:pPr>
               <w:spacing w:after="40" w:line="240" w:lineRule="auto"/>
             </w:pPr>
-            <w:r/>
             <w:r>
               <w:rPr>
                 <w:b w:val="0"/>
@@ -1141,7 +1067,6 @@
             <w:pPr>
               <w:spacing w:after="40" w:line="240" w:lineRule="auto"/>
             </w:pPr>
-            <w:r/>
             <w:r>
               <w:rPr>
                 <w:b w:val="0"/>
@@ -1161,7 +1086,6 @@
             <w:pPr>
               <w:spacing w:after="40" w:line="240" w:lineRule="auto"/>
             </w:pPr>
-            <w:r/>
             <w:r>
               <w:rPr>
                 <w:b w:val="0"/>
@@ -1180,7 +1104,6 @@
             <w:pPr>
               <w:spacing w:after="40" w:line="240" w:lineRule="auto"/>
             </w:pPr>
-            <w:r/>
             <w:r>
               <w:rPr>
                 <w:b w:val="0"/>
@@ -1201,7 +1124,6 @@
             <w:pPr>
               <w:spacing w:after="40" w:line="240" w:lineRule="auto"/>
             </w:pPr>
-            <w:r/>
             <w:r>
               <w:rPr>
                 <w:b w:val="0"/>
@@ -1221,7 +1143,6 @@
             <w:pPr>
               <w:spacing w:after="40" w:line="240" w:lineRule="auto"/>
             </w:pPr>
-            <w:r/>
             <w:r>
               <w:rPr>
                 <w:b w:val="0"/>
@@ -1241,7 +1162,6 @@
             <w:pPr>
               <w:spacing w:after="40" w:line="240" w:lineRule="auto"/>
             </w:pPr>
-            <w:r/>
             <w:r>
               <w:rPr>
                 <w:b w:val="0"/>
@@ -1261,7 +1181,6 @@
             <w:pPr>
               <w:spacing w:after="40" w:line="240" w:lineRule="auto"/>
             </w:pPr>
-            <w:r/>
             <w:r>
               <w:rPr>
                 <w:b w:val="0"/>
@@ -1281,7 +1200,6 @@
             <w:pPr>
               <w:spacing w:after="40" w:line="240" w:lineRule="auto"/>
             </w:pPr>
-            <w:r/>
             <w:r>
               <w:rPr>
                 <w:b w:val="0"/>
@@ -1301,7 +1219,6 @@
             <w:pPr>
               <w:spacing w:after="40" w:line="240" w:lineRule="auto"/>
             </w:pPr>
-            <w:r/>
             <w:r>
               <w:rPr>
                 <w:b w:val="0"/>
@@ -1321,7 +1238,6 @@
             <w:pPr>
               <w:spacing w:after="40" w:line="240" w:lineRule="auto"/>
             </w:pPr>
-            <w:r/>
             <w:r>
               <w:rPr>
                 <w:b w:val="0"/>
@@ -1340,7 +1256,6 @@
             <w:pPr>
               <w:spacing w:after="40" w:line="240" w:lineRule="auto"/>
             </w:pPr>
-            <w:r/>
             <w:r>
               <w:rPr>
                 <w:b w:val="0"/>
@@ -1403,13 +1318,9 @@
             </w:pPr>
             <w:r>
               <w:rPr>
-                <w:color w:val="FFFFFF"/>
-              </w:rPr>
-            </w:r>
-            <w:r>
-              <w:rPr>
                 <w:b/>
                 <w:i w:val="0"/>
+                <w:color w:val="FFFFFF"/>
                 <w:sz w:val="19"/>
               </w:rPr>
               <w:t>Tip</w:t>
@@ -1428,13 +1339,9 @@
             </w:pPr>
             <w:r>
               <w:rPr>
-                <w:color w:val="FFFFFF"/>
-              </w:rPr>
-            </w:r>
-            <w:r>
-              <w:rPr>
                 <w:b/>
                 <w:i w:val="0"/>
+                <w:color w:val="FFFFFF"/>
                 <w:sz w:val="19"/>
               </w:rPr>
               <w:t>Examen</w:t>
@@ -1453,13 +1360,9 @@
             </w:pPr>
             <w:r>
               <w:rPr>
-                <w:color w:val="FFFFFF"/>
-              </w:rPr>
-            </w:r>
-            <w:r>
-              <w:rPr>
                 <w:b/>
                 <w:i w:val="0"/>
+                <w:color w:val="FFFFFF"/>
                 <w:sz w:val="19"/>
               </w:rPr>
               <w:t>Indicație</w:t>
@@ -1478,13 +1381,9 @@
             </w:pPr>
             <w:r>
               <w:rPr>
-                <w:color w:val="FFFFFF"/>
-              </w:rPr>
-            </w:r>
-            <w:r>
-              <w:rPr>
                 <w:b/>
                 <w:i w:val="0"/>
+                <w:color w:val="FFFFFF"/>
                 <w:sz w:val="19"/>
               </w:rPr>
               <w:t>Grad</w:t>
@@ -1503,13 +1402,9 @@
             </w:pPr>
             <w:r>
               <w:rPr>
-                <w:color w:val="FFFFFF"/>
-              </w:rPr>
-            </w:r>
-            <w:r>
-              <w:rPr>
                 <w:b/>
                 <w:i w:val="0"/>
+                <w:color w:val="FFFFFF"/>
                 <w:sz w:val="19"/>
               </w:rPr>
               <w:t>Doză</w:t>
@@ -1528,13 +1423,9 @@
             </w:pPr>
             <w:r>
               <w:rPr>
-                <w:color w:val="FFFFFF"/>
-              </w:rPr>
-            </w:r>
-            <w:r>
-              <w:rPr>
                 <w:b/>
                 <w:i w:val="0"/>
+                <w:color w:val="FFFFFF"/>
                 <w:sz w:val="19"/>
               </w:rPr>
               <w:t>Comentarii</w:t>
@@ -1553,13 +1444,9 @@
             </w:pPr>
             <w:r>
               <w:rPr>
-                <w:color w:val="FFFFFF"/>
-              </w:rPr>
-            </w:r>
-            <w:r>
-              <w:rPr>
                 <w:b/>
                 <w:i w:val="0"/>
+                <w:color w:val="FFFFFF"/>
                 <w:sz w:val="19"/>
               </w:rPr>
               <w:t>Decizie</w:t>
@@ -1578,13 +1465,9 @@
             </w:pPr>
             <w:r>
               <w:rPr>
-                <w:color w:val="FFFFFF"/>
-              </w:rPr>
-            </w:r>
-            <w:r>
-              <w:rPr>
                 <w:b/>
                 <w:i w:val="0"/>
+                <w:color w:val="FFFFFF"/>
                 <w:sz w:val="19"/>
               </w:rPr>
               <w:t>Comentariu editor</w:t>
@@ -1602,7 +1485,6 @@
             <w:pPr>
               <w:spacing w:after="40" w:line="240" w:lineRule="auto"/>
             </w:pPr>
-            <w:r/>
             <w:r>
               <w:rPr>
                 <w:b w:val="0"/>
@@ -1622,7 +1504,6 @@
             <w:pPr>
               <w:spacing w:after="40" w:line="240" w:lineRule="auto"/>
             </w:pPr>
-            <w:r/>
             <w:r>
               <w:rPr>
                 <w:b w:val="0"/>
@@ -1642,7 +1523,6 @@
             <w:pPr>
               <w:spacing w:after="40" w:line="240" w:lineRule="auto"/>
             </w:pPr>
-            <w:r/>
             <w:r>
               <w:rPr>
                 <w:b w:val="0"/>
@@ -1662,7 +1542,6 @@
             <w:pPr>
               <w:spacing w:after="40" w:line="240" w:lineRule="auto"/>
             </w:pPr>
-            <w:r/>
             <w:r>
               <w:rPr>
                 <w:b w:val="0"/>
@@ -1682,7 +1561,6 @@
             <w:pPr>
               <w:spacing w:after="40" w:line="240" w:lineRule="auto"/>
             </w:pPr>
-            <w:r/>
             <w:r>
               <w:rPr>
                 <w:b w:val="0"/>
@@ -1702,7 +1580,6 @@
             <w:pPr>
               <w:spacing w:after="40" w:line="240" w:lineRule="auto"/>
             </w:pPr>
-            <w:r/>
             <w:r>
               <w:rPr>
                 <w:b w:val="0"/>
@@ -1722,7 +1599,6 @@
             <w:pPr>
               <w:spacing w:after="40" w:line="240" w:lineRule="auto"/>
             </w:pPr>
-            <w:r/>
             <w:r>
               <w:rPr>
                 <w:b w:val="0"/>
@@ -1741,7 +1617,6 @@
             <w:pPr>
               <w:spacing w:after="40" w:line="240" w:lineRule="auto"/>
             </w:pPr>
-            <w:r/>
             <w:r>
               <w:rPr>
                 <w:b w:val="0"/>
@@ -1762,7 +1637,6 @@
             <w:pPr>
               <w:spacing w:after="40" w:line="240" w:lineRule="auto"/>
             </w:pPr>
-            <w:r/>
             <w:r>
               <w:rPr>
                 <w:b w:val="0"/>
@@ -1782,7 +1656,6 @@
             <w:pPr>
               <w:spacing w:after="40" w:line="240" w:lineRule="auto"/>
             </w:pPr>
-            <w:r/>
             <w:r>
               <w:rPr>
                 <w:b w:val="0"/>
@@ -1802,7 +1675,6 @@
             <w:pPr>
               <w:spacing w:after="40" w:line="240" w:lineRule="auto"/>
             </w:pPr>
-            <w:r/>
             <w:r>
               <w:rPr>
                 <w:b w:val="0"/>
@@ -1822,7 +1694,6 @@
             <w:pPr>
               <w:spacing w:after="40" w:line="240" w:lineRule="auto"/>
             </w:pPr>
-            <w:r/>
             <w:r>
               <w:rPr>
                 <w:b w:val="0"/>
@@ -1842,7 +1713,6 @@
             <w:pPr>
               <w:spacing w:after="40" w:line="240" w:lineRule="auto"/>
             </w:pPr>
-            <w:r/>
             <w:r>
               <w:rPr>
                 <w:b w:val="0"/>
@@ -1862,7 +1732,6 @@
             <w:pPr>
               <w:spacing w:after="40" w:line="240" w:lineRule="auto"/>
             </w:pPr>
-            <w:r/>
             <w:r>
               <w:rPr>
                 <w:b w:val="0"/>
@@ -1882,7 +1751,6 @@
             <w:pPr>
               <w:spacing w:after="40" w:line="240" w:lineRule="auto"/>
             </w:pPr>
-            <w:r/>
             <w:r>
               <w:rPr>
                 <w:b w:val="0"/>
@@ -1901,7 +1769,6 @@
             <w:pPr>
               <w:spacing w:after="40" w:line="240" w:lineRule="auto"/>
             </w:pPr>
-            <w:r/>
             <w:r>
               <w:rPr>
                 <w:b w:val="0"/>
@@ -1922,7 +1789,6 @@
             <w:pPr>
               <w:spacing w:after="40" w:line="240" w:lineRule="auto"/>
             </w:pPr>
-            <w:r/>
             <w:r>
               <w:rPr>
                 <w:b w:val="0"/>
@@ -1942,7 +1808,6 @@
             <w:pPr>
               <w:spacing w:after="40" w:line="240" w:lineRule="auto"/>
             </w:pPr>
-            <w:r/>
             <w:r>
               <w:rPr>
                 <w:b w:val="0"/>
@@ -1962,7 +1827,6 @@
             <w:pPr>
               <w:spacing w:after="40" w:line="240" w:lineRule="auto"/>
             </w:pPr>
-            <w:r/>
             <w:r>
               <w:rPr>
                 <w:b w:val="0"/>
@@ -1982,7 +1846,6 @@
             <w:pPr>
               <w:spacing w:after="40" w:line="240" w:lineRule="auto"/>
             </w:pPr>
-            <w:r/>
             <w:r>
               <w:rPr>
                 <w:b w:val="0"/>
@@ -2002,7 +1865,6 @@
             <w:pPr>
               <w:spacing w:after="40" w:line="240" w:lineRule="auto"/>
             </w:pPr>
-            <w:r/>
             <w:r>
               <w:rPr>
                 <w:b w:val="0"/>
@@ -2022,7 +1884,6 @@
             <w:pPr>
               <w:spacing w:after="40" w:line="240" w:lineRule="auto"/>
             </w:pPr>
-            <w:r/>
             <w:r>
               <w:rPr>
                 <w:b w:val="0"/>
@@ -2042,7 +1903,6 @@
             <w:pPr>
               <w:spacing w:after="40" w:line="240" w:lineRule="auto"/>
             </w:pPr>
-            <w:r/>
             <w:r>
               <w:rPr>
                 <w:b w:val="0"/>
@@ -2061,7 +1921,6 @@
             <w:pPr>
               <w:spacing w:after="40" w:line="240" w:lineRule="auto"/>
             </w:pPr>
-            <w:r/>
             <w:r>
               <w:rPr>
                 <w:b w:val="0"/>
@@ -2124,13 +1983,9 @@
             </w:pPr>
             <w:r>
               <w:rPr>
-                <w:color w:val="FFFFFF"/>
-              </w:rPr>
-            </w:r>
-            <w:r>
-              <w:rPr>
                 <w:b/>
                 <w:i w:val="0"/>
+                <w:color w:val="FFFFFF"/>
                 <w:sz w:val="19"/>
               </w:rPr>
               <w:t>Tip</w:t>
@@ -2149,13 +2004,9 @@
             </w:pPr>
             <w:r>
               <w:rPr>
-                <w:color w:val="FFFFFF"/>
-              </w:rPr>
-            </w:r>
-            <w:r>
-              <w:rPr>
                 <w:b/>
                 <w:i w:val="0"/>
+                <w:color w:val="FFFFFF"/>
                 <w:sz w:val="19"/>
               </w:rPr>
               <w:t>Examen</w:t>
@@ -2174,13 +2025,9 @@
             </w:pPr>
             <w:r>
               <w:rPr>
-                <w:color w:val="FFFFFF"/>
-              </w:rPr>
-            </w:r>
-            <w:r>
-              <w:rPr>
                 <w:b/>
                 <w:i w:val="0"/>
+                <w:color w:val="FFFFFF"/>
                 <w:sz w:val="19"/>
               </w:rPr>
               <w:t>Indicație</w:t>
@@ -2199,13 +2046,9 @@
             </w:pPr>
             <w:r>
               <w:rPr>
-                <w:color w:val="FFFFFF"/>
-              </w:rPr>
-            </w:r>
-            <w:r>
-              <w:rPr>
                 <w:b/>
                 <w:i w:val="0"/>
+                <w:color w:val="FFFFFF"/>
                 <w:sz w:val="19"/>
               </w:rPr>
               <w:t>Grad</w:t>
@@ -2224,13 +2067,9 @@
             </w:pPr>
             <w:r>
               <w:rPr>
-                <w:color w:val="FFFFFF"/>
-              </w:rPr>
-            </w:r>
-            <w:r>
-              <w:rPr>
                 <w:b/>
                 <w:i w:val="0"/>
+                <w:color w:val="FFFFFF"/>
                 <w:sz w:val="19"/>
               </w:rPr>
               <w:t>Doză</w:t>
@@ -2249,13 +2088,9 @@
             </w:pPr>
             <w:r>
               <w:rPr>
-                <w:color w:val="FFFFFF"/>
-              </w:rPr>
-            </w:r>
-            <w:r>
-              <w:rPr>
                 <w:b/>
                 <w:i w:val="0"/>
+                <w:color w:val="FFFFFF"/>
                 <w:sz w:val="19"/>
               </w:rPr>
               <w:t>Comentarii</w:t>
@@ -2274,13 +2109,9 @@
             </w:pPr>
             <w:r>
               <w:rPr>
-                <w:color w:val="FFFFFF"/>
-              </w:rPr>
-            </w:r>
-            <w:r>
-              <w:rPr>
                 <w:b/>
                 <w:i w:val="0"/>
+                <w:color w:val="FFFFFF"/>
                 <w:sz w:val="19"/>
               </w:rPr>
               <w:t>Decizie</w:t>
@@ -2299,13 +2130,9 @@
             </w:pPr>
             <w:r>
               <w:rPr>
-                <w:color w:val="FFFFFF"/>
-              </w:rPr>
-            </w:r>
-            <w:r>
-              <w:rPr>
                 <w:b/>
                 <w:i w:val="0"/>
+                <w:color w:val="FFFFFF"/>
                 <w:sz w:val="19"/>
               </w:rPr>
               <w:t>Comentariu editor</w:t>
@@ -2323,7 +2150,6 @@
             <w:pPr>
               <w:spacing w:after="40" w:line="240" w:lineRule="auto"/>
             </w:pPr>
-            <w:r/>
             <w:r>
               <w:rPr>
                 <w:b w:val="0"/>
@@ -2343,7 +2169,6 @@
             <w:pPr>
               <w:spacing w:after="40" w:line="240" w:lineRule="auto"/>
             </w:pPr>
-            <w:r/>
             <w:r>
               <w:rPr>
                 <w:b w:val="0"/>
@@ -2363,7 +2188,6 @@
             <w:pPr>
               <w:spacing w:after="40" w:line="240" w:lineRule="auto"/>
             </w:pPr>
-            <w:r/>
             <w:r>
               <w:rPr>
                 <w:b w:val="0"/>
@@ -2383,7 +2207,6 @@
             <w:pPr>
               <w:spacing w:after="40" w:line="240" w:lineRule="auto"/>
             </w:pPr>
-            <w:r/>
             <w:r>
               <w:rPr>
                 <w:b w:val="0"/>
@@ -2403,7 +2226,6 @@
             <w:pPr>
               <w:spacing w:after="40" w:line="240" w:lineRule="auto"/>
             </w:pPr>
-            <w:r/>
             <w:r>
               <w:rPr>
                 <w:b w:val="0"/>
@@ -2423,7 +2245,6 @@
             <w:pPr>
               <w:spacing w:after="40" w:line="240" w:lineRule="auto"/>
             </w:pPr>
-            <w:r/>
             <w:r>
               <w:rPr>
                 <w:b w:val="0"/>
@@ -2443,7 +2264,6 @@
             <w:pPr>
               <w:spacing w:after="40" w:line="240" w:lineRule="auto"/>
             </w:pPr>
-            <w:r/>
             <w:r>
               <w:rPr>
                 <w:b w:val="0"/>
@@ -2462,7 +2282,6 @@
             <w:pPr>
               <w:spacing w:after="40" w:line="240" w:lineRule="auto"/>
             </w:pPr>
-            <w:r/>
             <w:r>
               <w:rPr>
                 <w:b w:val="0"/>
@@ -2483,7 +2302,6 @@
             <w:pPr>
               <w:spacing w:after="40" w:line="240" w:lineRule="auto"/>
             </w:pPr>
-            <w:r/>
             <w:r>
               <w:rPr>
                 <w:b w:val="0"/>
@@ -2503,7 +2321,6 @@
             <w:pPr>
               <w:spacing w:after="40" w:line="240" w:lineRule="auto"/>
             </w:pPr>
-            <w:r/>
             <w:r>
               <w:rPr>
                 <w:b w:val="0"/>
@@ -2523,7 +2340,6 @@
             <w:pPr>
               <w:spacing w:after="40" w:line="240" w:lineRule="auto"/>
             </w:pPr>
-            <w:r/>
             <w:r>
               <w:rPr>
                 <w:b w:val="0"/>
@@ -2543,7 +2359,6 @@
             <w:pPr>
               <w:spacing w:after="40" w:line="240" w:lineRule="auto"/>
             </w:pPr>
-            <w:r/>
             <w:r>
               <w:rPr>
                 <w:b w:val="0"/>
@@ -2563,7 +2378,6 @@
             <w:pPr>
               <w:spacing w:after="40" w:line="240" w:lineRule="auto"/>
             </w:pPr>
-            <w:r/>
             <w:r>
               <w:rPr>
                 <w:b w:val="0"/>
@@ -2583,7 +2397,6 @@
             <w:pPr>
               <w:spacing w:after="40" w:line="240" w:lineRule="auto"/>
             </w:pPr>
-            <w:r/>
             <w:r>
               <w:rPr>
                 <w:b w:val="0"/>
@@ -2603,7 +2416,6 @@
             <w:pPr>
               <w:spacing w:after="40" w:line="240" w:lineRule="auto"/>
             </w:pPr>
-            <w:r/>
             <w:r>
               <w:rPr>
                 <w:b w:val="0"/>
@@ -2622,7 +2434,6 @@
             <w:pPr>
               <w:spacing w:after="40" w:line="240" w:lineRule="auto"/>
             </w:pPr>
-            <w:r/>
             <w:r>
               <w:rPr>
                 <w:b w:val="0"/>
@@ -2643,7 +2454,6 @@
             <w:pPr>
               <w:spacing w:after="40" w:line="240" w:lineRule="auto"/>
             </w:pPr>
-            <w:r/>
             <w:r>
               <w:rPr>
                 <w:b w:val="0"/>
@@ -2663,7 +2473,6 @@
             <w:pPr>
               <w:spacing w:after="40" w:line="240" w:lineRule="auto"/>
             </w:pPr>
-            <w:r/>
             <w:r>
               <w:rPr>
                 <w:b w:val="0"/>
@@ -2683,7 +2492,6 @@
             <w:pPr>
               <w:spacing w:after="40" w:line="240" w:lineRule="auto"/>
             </w:pPr>
-            <w:r/>
             <w:r>
               <w:rPr>
                 <w:b w:val="0"/>
@@ -2703,7 +2511,6 @@
             <w:pPr>
               <w:spacing w:after="40" w:line="240" w:lineRule="auto"/>
             </w:pPr>
-            <w:r/>
             <w:r>
               <w:rPr>
                 <w:b w:val="0"/>
@@ -2723,7 +2530,6 @@
             <w:pPr>
               <w:spacing w:after="40" w:line="240" w:lineRule="auto"/>
             </w:pPr>
-            <w:r/>
             <w:r>
               <w:rPr>
                 <w:b w:val="0"/>
@@ -2743,7 +2549,6 @@
             <w:pPr>
               <w:spacing w:after="40" w:line="240" w:lineRule="auto"/>
             </w:pPr>
-            <w:r/>
             <w:r>
               <w:rPr>
                 <w:b w:val="0"/>
@@ -2763,7 +2568,6 @@
             <w:pPr>
               <w:spacing w:after="40" w:line="240" w:lineRule="auto"/>
             </w:pPr>
-            <w:r/>
             <w:r>
               <w:rPr>
                 <w:b w:val="0"/>
@@ -2782,7 +2586,6 @@
             <w:pPr>
               <w:spacing w:after="40" w:line="240" w:lineRule="auto"/>
             </w:pPr>
-            <w:r/>
             <w:r>
               <w:rPr>
                 <w:b w:val="0"/>
@@ -2803,7 +2606,6 @@
             <w:pPr>
               <w:spacing w:after="40" w:line="240" w:lineRule="auto"/>
             </w:pPr>
-            <w:r/>
             <w:r>
               <w:rPr>
                 <w:b w:val="0"/>
@@ -2823,7 +2625,6 @@
             <w:pPr>
               <w:spacing w:after="40" w:line="240" w:lineRule="auto"/>
             </w:pPr>
-            <w:r/>
             <w:r>
               <w:rPr>
                 <w:b w:val="0"/>
@@ -2843,7 +2644,6 @@
             <w:pPr>
               <w:spacing w:after="40" w:line="240" w:lineRule="auto"/>
             </w:pPr>
-            <w:r/>
             <w:r>
               <w:rPr>
                 <w:b w:val="0"/>
@@ -2863,7 +2663,6 @@
             <w:pPr>
               <w:spacing w:after="40" w:line="240" w:lineRule="auto"/>
             </w:pPr>
-            <w:r/>
             <w:r>
               <w:rPr>
                 <w:b w:val="0"/>
@@ -2883,7 +2682,6 @@
             <w:pPr>
               <w:spacing w:after="40" w:line="240" w:lineRule="auto"/>
             </w:pPr>
-            <w:r/>
             <w:r>
               <w:rPr>
                 <w:b w:val="0"/>
@@ -2903,7 +2701,6 @@
             <w:pPr>
               <w:spacing w:after="40" w:line="240" w:lineRule="auto"/>
             </w:pPr>
-            <w:r/>
             <w:r>
               <w:rPr>
                 <w:b w:val="0"/>
@@ -2923,7 +2720,6 @@
             <w:pPr>
               <w:spacing w:after="40" w:line="240" w:lineRule="auto"/>
             </w:pPr>
-            <w:r/>
             <w:r>
               <w:rPr>
                 <w:b w:val="0"/>
@@ -2942,7 +2738,6 @@
             <w:pPr>
               <w:spacing w:after="40" w:line="240" w:lineRule="auto"/>
             </w:pPr>
-            <w:r/>
             <w:r>
               <w:rPr>
                 <w:b w:val="0"/>
@@ -3005,13 +2800,9 @@
             </w:pPr>
             <w:r>
               <w:rPr>
-                <w:color w:val="FFFFFF"/>
-              </w:rPr>
-            </w:r>
-            <w:r>
-              <w:rPr>
                 <w:b/>
                 <w:i w:val="0"/>
+                <w:color w:val="FFFFFF"/>
                 <w:sz w:val="19"/>
               </w:rPr>
               <w:t>Tip</w:t>
@@ -3030,13 +2821,9 @@
             </w:pPr>
             <w:r>
               <w:rPr>
-                <w:color w:val="FFFFFF"/>
-              </w:rPr>
-            </w:r>
-            <w:r>
-              <w:rPr>
                 <w:b/>
                 <w:i w:val="0"/>
+                <w:color w:val="FFFFFF"/>
                 <w:sz w:val="19"/>
               </w:rPr>
               <w:t>Examen</w:t>
@@ -3055,13 +2842,9 @@
             </w:pPr>
             <w:r>
               <w:rPr>
-                <w:color w:val="FFFFFF"/>
-              </w:rPr>
-            </w:r>
-            <w:r>
-              <w:rPr>
                 <w:b/>
                 <w:i w:val="0"/>
+                <w:color w:val="FFFFFF"/>
                 <w:sz w:val="19"/>
               </w:rPr>
               <w:t>Indicație</w:t>
@@ -3080,13 +2863,9 @@
             </w:pPr>
             <w:r>
               <w:rPr>
-                <w:color w:val="FFFFFF"/>
-              </w:rPr>
-            </w:r>
-            <w:r>
-              <w:rPr>
                 <w:b/>
                 <w:i w:val="0"/>
+                <w:color w:val="FFFFFF"/>
                 <w:sz w:val="19"/>
               </w:rPr>
               <w:t>Grad</w:t>
@@ -3105,13 +2884,9 @@
             </w:pPr>
             <w:r>
               <w:rPr>
-                <w:color w:val="FFFFFF"/>
-              </w:rPr>
-            </w:r>
-            <w:r>
-              <w:rPr>
                 <w:b/>
                 <w:i w:val="0"/>
+                <w:color w:val="FFFFFF"/>
                 <w:sz w:val="19"/>
               </w:rPr>
               <w:t>Doză</w:t>
@@ -3130,13 +2905,9 @@
             </w:pPr>
             <w:r>
               <w:rPr>
-                <w:color w:val="FFFFFF"/>
-              </w:rPr>
-            </w:r>
-            <w:r>
-              <w:rPr>
                 <w:b/>
                 <w:i w:val="0"/>
+                <w:color w:val="FFFFFF"/>
                 <w:sz w:val="19"/>
               </w:rPr>
               <w:t>Comentarii</w:t>
@@ -3155,13 +2926,9 @@
             </w:pPr>
             <w:r>
               <w:rPr>
-                <w:color w:val="FFFFFF"/>
-              </w:rPr>
-            </w:r>
-            <w:r>
-              <w:rPr>
                 <w:b/>
                 <w:i w:val="0"/>
+                <w:color w:val="FFFFFF"/>
                 <w:sz w:val="19"/>
               </w:rPr>
               <w:t>Decizie</w:t>
@@ -3180,13 +2947,9 @@
             </w:pPr>
             <w:r>
               <w:rPr>
-                <w:color w:val="FFFFFF"/>
-              </w:rPr>
-            </w:r>
-            <w:r>
-              <w:rPr>
                 <w:b/>
                 <w:i w:val="0"/>
+                <w:color w:val="FFFFFF"/>
                 <w:sz w:val="19"/>
               </w:rPr>
               <w:t>Comentariu editor</w:t>
@@ -3204,7 +2967,6 @@
             <w:pPr>
               <w:spacing w:after="40" w:line="240" w:lineRule="auto"/>
             </w:pPr>
-            <w:r/>
             <w:r>
               <w:rPr>
                 <w:b w:val="0"/>
@@ -3224,7 +2986,6 @@
             <w:pPr>
               <w:spacing w:after="40" w:line="240" w:lineRule="auto"/>
             </w:pPr>
-            <w:r/>
             <w:r>
               <w:rPr>
                 <w:b w:val="0"/>
@@ -3244,7 +3005,6 @@
             <w:pPr>
               <w:spacing w:after="40" w:line="240" w:lineRule="auto"/>
             </w:pPr>
-            <w:r/>
             <w:r>
               <w:rPr>
                 <w:b w:val="0"/>
@@ -3264,7 +3024,6 @@
             <w:pPr>
               <w:spacing w:after="40" w:line="240" w:lineRule="auto"/>
             </w:pPr>
-            <w:r/>
             <w:r>
               <w:rPr>
                 <w:b w:val="0"/>
@@ -3284,7 +3043,6 @@
             <w:pPr>
               <w:spacing w:after="40" w:line="240" w:lineRule="auto"/>
             </w:pPr>
-            <w:r/>
             <w:r>
               <w:rPr>
                 <w:b w:val="0"/>
@@ -3304,7 +3062,6 @@
             <w:pPr>
               <w:spacing w:after="40" w:line="240" w:lineRule="auto"/>
             </w:pPr>
-            <w:r/>
             <w:r>
               <w:rPr>
                 <w:b w:val="0"/>
@@ -3324,7 +3081,6 @@
             <w:pPr>
               <w:spacing w:after="40" w:line="240" w:lineRule="auto"/>
             </w:pPr>
-            <w:r/>
             <w:r>
               <w:rPr>
                 <w:b w:val="0"/>
@@ -3343,7 +3099,6 @@
             <w:pPr>
               <w:spacing w:after="40" w:line="240" w:lineRule="auto"/>
             </w:pPr>
-            <w:r/>
             <w:r>
               <w:rPr>
                 <w:b w:val="0"/>
@@ -3364,7 +3119,6 @@
             <w:pPr>
               <w:spacing w:after="40" w:line="240" w:lineRule="auto"/>
             </w:pPr>
-            <w:r/>
             <w:r>
               <w:rPr>
                 <w:b w:val="0"/>
@@ -3384,7 +3138,6 @@
             <w:pPr>
               <w:spacing w:after="40" w:line="240" w:lineRule="auto"/>
             </w:pPr>
-            <w:r/>
             <w:r>
               <w:rPr>
                 <w:b w:val="0"/>
@@ -3404,7 +3157,6 @@
             <w:pPr>
               <w:spacing w:after="40" w:line="240" w:lineRule="auto"/>
             </w:pPr>
-            <w:r/>
             <w:r>
               <w:rPr>
                 <w:b w:val="0"/>
@@ -3424,7 +3176,6 @@
             <w:pPr>
               <w:spacing w:after="40" w:line="240" w:lineRule="auto"/>
             </w:pPr>
-            <w:r/>
             <w:r>
               <w:rPr>
                 <w:b w:val="0"/>
@@ -3444,7 +3195,6 @@
             <w:pPr>
               <w:spacing w:after="40" w:line="240" w:lineRule="auto"/>
             </w:pPr>
-            <w:r/>
             <w:r>
               <w:rPr>
                 <w:b w:val="0"/>
@@ -3464,7 +3214,6 @@
             <w:pPr>
               <w:spacing w:after="40" w:line="240" w:lineRule="auto"/>
             </w:pPr>
-            <w:r/>
             <w:r>
               <w:rPr>
                 <w:b w:val="0"/>
@@ -3484,7 +3233,6 @@
             <w:pPr>
               <w:spacing w:after="40" w:line="240" w:lineRule="auto"/>
             </w:pPr>
-            <w:r/>
             <w:r>
               <w:rPr>
                 <w:b w:val="0"/>
@@ -3503,7 +3251,6 @@
             <w:pPr>
               <w:spacing w:after="40" w:line="240" w:lineRule="auto"/>
             </w:pPr>
-            <w:r/>
             <w:r>
               <w:rPr>
                 <w:b w:val="0"/>
@@ -3524,7 +3271,6 @@
             <w:pPr>
               <w:spacing w:after="40" w:line="240" w:lineRule="auto"/>
             </w:pPr>
-            <w:r/>
             <w:r>
               <w:rPr>
                 <w:b w:val="0"/>
@@ -3544,7 +3290,6 @@
             <w:pPr>
               <w:spacing w:after="40" w:line="240" w:lineRule="auto"/>
             </w:pPr>
-            <w:r/>
             <w:r>
               <w:rPr>
                 <w:b w:val="0"/>
@@ -3564,7 +3309,6 @@
             <w:pPr>
               <w:spacing w:after="40" w:line="240" w:lineRule="auto"/>
             </w:pPr>
-            <w:r/>
             <w:r>
               <w:rPr>
                 <w:b w:val="0"/>
@@ -3584,7 +3328,6 @@
             <w:pPr>
               <w:spacing w:after="40" w:line="240" w:lineRule="auto"/>
             </w:pPr>
-            <w:r/>
             <w:r>
               <w:rPr>
                 <w:b w:val="0"/>
@@ -3604,7 +3347,6 @@
             <w:pPr>
               <w:spacing w:after="40" w:line="240" w:lineRule="auto"/>
             </w:pPr>
-            <w:r/>
             <w:r>
               <w:rPr>
                 <w:b w:val="0"/>
@@ -3624,7 +3366,6 @@
             <w:pPr>
               <w:spacing w:after="40" w:line="240" w:lineRule="auto"/>
             </w:pPr>
-            <w:r/>
             <w:r>
               <w:rPr>
                 <w:b w:val="0"/>
@@ -3644,7 +3385,6 @@
             <w:pPr>
               <w:spacing w:after="40" w:line="240" w:lineRule="auto"/>
             </w:pPr>
-            <w:r/>
             <w:r>
               <w:rPr>
                 <w:b w:val="0"/>
@@ -3663,7 +3403,6 @@
             <w:pPr>
               <w:spacing w:after="40" w:line="240" w:lineRule="auto"/>
             </w:pPr>
-            <w:r/>
             <w:r>
               <w:rPr>
                 <w:b w:val="0"/>
@@ -3726,13 +3465,9 @@
             </w:pPr>
             <w:r>
               <w:rPr>
-                <w:color w:val="FFFFFF"/>
-              </w:rPr>
-            </w:r>
-            <w:r>
-              <w:rPr>
                 <w:b/>
                 <w:i w:val="0"/>
+                <w:color w:val="FFFFFF"/>
                 <w:sz w:val="19"/>
               </w:rPr>
               <w:t>Tip</w:t>
@@ -3751,13 +3486,9 @@
             </w:pPr>
             <w:r>
               <w:rPr>
-                <w:color w:val="FFFFFF"/>
-              </w:rPr>
-            </w:r>
-            <w:r>
-              <w:rPr>
                 <w:b/>
                 <w:i w:val="0"/>
+                <w:color w:val="FFFFFF"/>
                 <w:sz w:val="19"/>
               </w:rPr>
               <w:t>Examen</w:t>
@@ -3776,13 +3507,9 @@
             </w:pPr>
             <w:r>
               <w:rPr>
-                <w:color w:val="FFFFFF"/>
-              </w:rPr>
-            </w:r>
-            <w:r>
-              <w:rPr>
                 <w:b/>
                 <w:i w:val="0"/>
+                <w:color w:val="FFFFFF"/>
                 <w:sz w:val="19"/>
               </w:rPr>
               <w:t>Indicație</w:t>
@@ -3801,13 +3528,9 @@
             </w:pPr>
             <w:r>
               <w:rPr>
-                <w:color w:val="FFFFFF"/>
-              </w:rPr>
-            </w:r>
-            <w:r>
-              <w:rPr>
                 <w:b/>
                 <w:i w:val="0"/>
+                <w:color w:val="FFFFFF"/>
                 <w:sz w:val="19"/>
               </w:rPr>
               <w:t>Grad</w:t>
@@ -3826,13 +3549,9 @@
             </w:pPr>
             <w:r>
               <w:rPr>
-                <w:color w:val="FFFFFF"/>
-              </w:rPr>
-            </w:r>
-            <w:r>
-              <w:rPr>
                 <w:b/>
                 <w:i w:val="0"/>
+                <w:color w:val="FFFFFF"/>
                 <w:sz w:val="19"/>
               </w:rPr>
               <w:t>Doză</w:t>
@@ -3851,13 +3570,9 @@
             </w:pPr>
             <w:r>
               <w:rPr>
-                <w:color w:val="FFFFFF"/>
-              </w:rPr>
-            </w:r>
-            <w:r>
-              <w:rPr>
                 <w:b/>
                 <w:i w:val="0"/>
+                <w:color w:val="FFFFFF"/>
                 <w:sz w:val="19"/>
               </w:rPr>
               <w:t>Comentarii</w:t>
@@ -3876,13 +3591,9 @@
             </w:pPr>
             <w:r>
               <w:rPr>
-                <w:color w:val="FFFFFF"/>
-              </w:rPr>
-            </w:r>
-            <w:r>
-              <w:rPr>
                 <w:b/>
                 <w:i w:val="0"/>
+                <w:color w:val="FFFFFF"/>
                 <w:sz w:val="19"/>
               </w:rPr>
               <w:t>Decizie</w:t>
@@ -3901,13 +3612,9 @@
             </w:pPr>
             <w:r>
               <w:rPr>
-                <w:color w:val="FFFFFF"/>
-              </w:rPr>
-            </w:r>
-            <w:r>
-              <w:rPr>
                 <w:b/>
                 <w:i w:val="0"/>
+                <w:color w:val="FFFFFF"/>
                 <w:sz w:val="19"/>
               </w:rPr>
               <w:t>Comentariu editor</w:t>
@@ -3925,7 +3632,6 @@
             <w:pPr>
               <w:spacing w:after="40" w:line="240" w:lineRule="auto"/>
             </w:pPr>
-            <w:r/>
             <w:r>
               <w:rPr>
                 <w:b w:val="0"/>
@@ -3945,7 +3651,6 @@
             <w:pPr>
               <w:spacing w:after="40" w:line="240" w:lineRule="auto"/>
             </w:pPr>
-            <w:r/>
             <w:r>
               <w:rPr>
                 <w:b w:val="0"/>
@@ -3965,7 +3670,6 @@
             <w:pPr>
               <w:spacing w:after="40" w:line="240" w:lineRule="auto"/>
             </w:pPr>
-            <w:r/>
             <w:r>
               <w:rPr>
                 <w:b w:val="0"/>
@@ -3985,7 +3689,6 @@
             <w:pPr>
               <w:spacing w:after="40" w:line="240" w:lineRule="auto"/>
             </w:pPr>
-            <w:r/>
             <w:r>
               <w:rPr>
                 <w:b w:val="0"/>
@@ -4005,7 +3708,6 @@
             <w:pPr>
               <w:spacing w:after="40" w:line="240" w:lineRule="auto"/>
             </w:pPr>
-            <w:r/>
             <w:r>
               <w:rPr>
                 <w:b w:val="0"/>
@@ -4025,7 +3727,6 @@
             <w:pPr>
               <w:spacing w:after="40" w:line="240" w:lineRule="auto"/>
             </w:pPr>
-            <w:r/>
             <w:r>
               <w:rPr>
                 <w:b w:val="0"/>
@@ -4045,7 +3746,6 @@
             <w:pPr>
               <w:spacing w:after="40" w:line="240" w:lineRule="auto"/>
             </w:pPr>
-            <w:r/>
             <w:r>
               <w:rPr>
                 <w:b w:val="0"/>
@@ -4064,7 +3764,6 @@
             <w:pPr>
               <w:spacing w:after="40" w:line="240" w:lineRule="auto"/>
             </w:pPr>
-            <w:r/>
             <w:r>
               <w:rPr>
                 <w:b w:val="0"/>
@@ -4127,13 +3826,9 @@
             </w:pPr>
             <w:r>
               <w:rPr>
-                <w:color w:val="FFFFFF"/>
-              </w:rPr>
-            </w:r>
-            <w:r>
-              <w:rPr>
                 <w:b/>
                 <w:i w:val="0"/>
+                <w:color w:val="FFFFFF"/>
                 <w:sz w:val="19"/>
               </w:rPr>
               <w:t>Tip</w:t>
@@ -4152,13 +3847,9 @@
             </w:pPr>
             <w:r>
               <w:rPr>
-                <w:color w:val="FFFFFF"/>
-              </w:rPr>
-            </w:r>
-            <w:r>
-              <w:rPr>
                 <w:b/>
                 <w:i w:val="0"/>
+                <w:color w:val="FFFFFF"/>
                 <w:sz w:val="19"/>
               </w:rPr>
               <w:t>Examen</w:t>
@@ -4177,13 +3868,9 @@
             </w:pPr>
             <w:r>
               <w:rPr>
-                <w:color w:val="FFFFFF"/>
-              </w:rPr>
-            </w:r>
-            <w:r>
-              <w:rPr>
                 <w:b/>
                 <w:i w:val="0"/>
+                <w:color w:val="FFFFFF"/>
                 <w:sz w:val="19"/>
               </w:rPr>
               <w:t>Indicație</w:t>
@@ -4202,13 +3889,9 @@
             </w:pPr>
             <w:r>
               <w:rPr>
-                <w:color w:val="FFFFFF"/>
-              </w:rPr>
-            </w:r>
-            <w:r>
-              <w:rPr>
                 <w:b/>
                 <w:i w:val="0"/>
+                <w:color w:val="FFFFFF"/>
                 <w:sz w:val="19"/>
               </w:rPr>
               <w:t>Grad</w:t>
@@ -4227,13 +3910,9 @@
             </w:pPr>
             <w:r>
               <w:rPr>
-                <w:color w:val="FFFFFF"/>
-              </w:rPr>
-            </w:r>
-            <w:r>
-              <w:rPr>
                 <w:b/>
                 <w:i w:val="0"/>
+                <w:color w:val="FFFFFF"/>
                 <w:sz w:val="19"/>
               </w:rPr>
               <w:t>Doză</w:t>
@@ -4252,13 +3931,9 @@
             </w:pPr>
             <w:r>
               <w:rPr>
-                <w:color w:val="FFFFFF"/>
-              </w:rPr>
-            </w:r>
-            <w:r>
-              <w:rPr>
                 <w:b/>
                 <w:i w:val="0"/>
+                <w:color w:val="FFFFFF"/>
                 <w:sz w:val="19"/>
               </w:rPr>
               <w:t>Comentarii</w:t>
@@ -4277,13 +3952,9 @@
             </w:pPr>
             <w:r>
               <w:rPr>
-                <w:color w:val="FFFFFF"/>
-              </w:rPr>
-            </w:r>
-            <w:r>
-              <w:rPr>
                 <w:b/>
                 <w:i w:val="0"/>
+                <w:color w:val="FFFFFF"/>
                 <w:sz w:val="19"/>
               </w:rPr>
               <w:t>Decizie</w:t>
@@ -4302,13 +3973,9 @@
             </w:pPr>
             <w:r>
               <w:rPr>
-                <w:color w:val="FFFFFF"/>
-              </w:rPr>
-            </w:r>
-            <w:r>
-              <w:rPr>
                 <w:b/>
                 <w:i w:val="0"/>
+                <w:color w:val="FFFFFF"/>
                 <w:sz w:val="19"/>
               </w:rPr>
               <w:t>Comentariu editor</w:t>
@@ -4326,7 +3993,6 @@
             <w:pPr>
               <w:spacing w:after="40" w:line="240" w:lineRule="auto"/>
             </w:pPr>
-            <w:r/>
             <w:r>
               <w:rPr>
                 <w:b w:val="0"/>
@@ -4346,7 +4012,6 @@
             <w:pPr>
               <w:spacing w:after="40" w:line="240" w:lineRule="auto"/>
             </w:pPr>
-            <w:r/>
             <w:r>
               <w:rPr>
                 <w:b w:val="0"/>
@@ -4366,7 +4031,6 @@
             <w:pPr>
               <w:spacing w:after="40" w:line="240" w:lineRule="auto"/>
             </w:pPr>
-            <w:r/>
             <w:r>
               <w:rPr>
                 <w:b w:val="0"/>
@@ -4386,7 +4050,6 @@
             <w:pPr>
               <w:spacing w:after="40" w:line="240" w:lineRule="auto"/>
             </w:pPr>
-            <w:r/>
             <w:r>
               <w:rPr>
                 <w:b w:val="0"/>
@@ -4406,7 +4069,6 @@
             <w:pPr>
               <w:spacing w:after="40" w:line="240" w:lineRule="auto"/>
             </w:pPr>
-            <w:r/>
             <w:r>
               <w:rPr>
                 <w:b w:val="0"/>
@@ -4426,7 +4088,6 @@
             <w:pPr>
               <w:spacing w:after="40" w:line="240" w:lineRule="auto"/>
             </w:pPr>
-            <w:r/>
             <w:r>
               <w:rPr>
                 <w:b w:val="0"/>
@@ -4446,7 +4107,6 @@
             <w:pPr>
               <w:spacing w:after="40" w:line="240" w:lineRule="auto"/>
             </w:pPr>
-            <w:r/>
             <w:r>
               <w:rPr>
                 <w:b w:val="0"/>
@@ -4465,7 +4125,6 @@
             <w:pPr>
               <w:spacing w:after="40" w:line="240" w:lineRule="auto"/>
             </w:pPr>
-            <w:r/>
             <w:r>
               <w:rPr>
                 <w:b w:val="0"/>
@@ -4528,13 +4187,9 @@
             </w:pPr>
             <w:r>
               <w:rPr>
-                <w:color w:val="FFFFFF"/>
-              </w:rPr>
-            </w:r>
-            <w:r>
-              <w:rPr>
                 <w:b/>
                 <w:i w:val="0"/>
+                <w:color w:val="FFFFFF"/>
                 <w:sz w:val="19"/>
               </w:rPr>
               <w:t>Tip</w:t>
@@ -4553,13 +4208,9 @@
             </w:pPr>
             <w:r>
               <w:rPr>
-                <w:color w:val="FFFFFF"/>
-              </w:rPr>
-            </w:r>
-            <w:r>
-              <w:rPr>
                 <w:b/>
                 <w:i w:val="0"/>
+                <w:color w:val="FFFFFF"/>
                 <w:sz w:val="19"/>
               </w:rPr>
               <w:t>Examen</w:t>
@@ -4578,13 +4229,9 @@
             </w:pPr>
             <w:r>
               <w:rPr>
-                <w:color w:val="FFFFFF"/>
-              </w:rPr>
-            </w:r>
-            <w:r>
-              <w:rPr>
                 <w:b/>
                 <w:i w:val="0"/>
+                <w:color w:val="FFFFFF"/>
                 <w:sz w:val="19"/>
               </w:rPr>
               <w:t>Indicație</w:t>
@@ -4603,13 +4250,9 @@
             </w:pPr>
             <w:r>
               <w:rPr>
-                <w:color w:val="FFFFFF"/>
-              </w:rPr>
-            </w:r>
-            <w:r>
-              <w:rPr>
                 <w:b/>
                 <w:i w:val="0"/>
+                <w:color w:val="FFFFFF"/>
                 <w:sz w:val="19"/>
               </w:rPr>
               <w:t>Grad</w:t>
@@ -4628,13 +4271,9 @@
             </w:pPr>
             <w:r>
               <w:rPr>
-                <w:color w:val="FFFFFF"/>
-              </w:rPr>
-            </w:r>
-            <w:r>
-              <w:rPr>
                 <w:b/>
                 <w:i w:val="0"/>
+                <w:color w:val="FFFFFF"/>
                 <w:sz w:val="19"/>
               </w:rPr>
               <w:t>Doză</w:t>
@@ -4653,13 +4292,9 @@
             </w:pPr>
             <w:r>
               <w:rPr>
-                <w:color w:val="FFFFFF"/>
-              </w:rPr>
-            </w:r>
-            <w:r>
-              <w:rPr>
                 <w:b/>
                 <w:i w:val="0"/>
+                <w:color w:val="FFFFFF"/>
                 <w:sz w:val="19"/>
               </w:rPr>
               <w:t>Comentarii</w:t>
@@ -4678,13 +4313,9 @@
             </w:pPr>
             <w:r>
               <w:rPr>
-                <w:color w:val="FFFFFF"/>
-              </w:rPr>
-            </w:r>
-            <w:r>
-              <w:rPr>
                 <w:b/>
                 <w:i w:val="0"/>
+                <w:color w:val="FFFFFF"/>
                 <w:sz w:val="19"/>
               </w:rPr>
               <w:t>Decizie</w:t>
@@ -4703,13 +4334,9 @@
             </w:pPr>
             <w:r>
               <w:rPr>
-                <w:color w:val="FFFFFF"/>
-              </w:rPr>
-            </w:r>
-            <w:r>
-              <w:rPr>
                 <w:b/>
                 <w:i w:val="0"/>
+                <w:color w:val="FFFFFF"/>
                 <w:sz w:val="19"/>
               </w:rPr>
               <w:t>Comentariu editor</w:t>
@@ -4727,7 +4354,6 @@
             <w:pPr>
               <w:spacing w:after="40" w:line="240" w:lineRule="auto"/>
             </w:pPr>
-            <w:r/>
             <w:r>
               <w:rPr>
                 <w:b w:val="0"/>
@@ -4747,7 +4373,6 @@
             <w:pPr>
               <w:spacing w:after="40" w:line="240" w:lineRule="auto"/>
             </w:pPr>
-            <w:r/>
             <w:r>
               <w:rPr>
                 <w:b w:val="0"/>
@@ -4767,7 +4392,6 @@
             <w:pPr>
               <w:spacing w:after="40" w:line="240" w:lineRule="auto"/>
             </w:pPr>
-            <w:r/>
             <w:r>
               <w:rPr>
                 <w:b w:val="0"/>
@@ -4787,7 +4411,6 @@
             <w:pPr>
               <w:spacing w:after="40" w:line="240" w:lineRule="auto"/>
             </w:pPr>
-            <w:r/>
             <w:r>
               <w:rPr>
                 <w:b w:val="0"/>
@@ -4807,7 +4430,6 @@
             <w:pPr>
               <w:spacing w:after="40" w:line="240" w:lineRule="auto"/>
             </w:pPr>
-            <w:r/>
             <w:r>
               <w:rPr>
                 <w:b w:val="0"/>
@@ -4827,7 +4449,6 @@
             <w:pPr>
               <w:spacing w:after="40" w:line="240" w:lineRule="auto"/>
             </w:pPr>
-            <w:r/>
             <w:r>
               <w:rPr>
                 <w:b w:val="0"/>
@@ -4847,7 +4468,6 @@
             <w:pPr>
               <w:spacing w:after="40" w:line="240" w:lineRule="auto"/>
             </w:pPr>
-            <w:r/>
             <w:r>
               <w:rPr>
                 <w:b w:val="0"/>
@@ -4866,7 +4486,6 @@
             <w:pPr>
               <w:spacing w:after="40" w:line="240" w:lineRule="auto"/>
             </w:pPr>
-            <w:r/>
             <w:r>
               <w:rPr>
                 <w:b w:val="0"/>
@@ -4887,7 +4506,6 @@
             <w:pPr>
               <w:spacing w:after="40" w:line="240" w:lineRule="auto"/>
             </w:pPr>
-            <w:r/>
             <w:r>
               <w:rPr>
                 <w:b w:val="0"/>
@@ -4907,7 +4525,6 @@
             <w:pPr>
               <w:spacing w:after="40" w:line="240" w:lineRule="auto"/>
             </w:pPr>
-            <w:r/>
             <w:r>
               <w:rPr>
                 <w:b w:val="0"/>
@@ -4927,7 +4544,6 @@
             <w:pPr>
               <w:spacing w:after="40" w:line="240" w:lineRule="auto"/>
             </w:pPr>
-            <w:r/>
             <w:r>
               <w:rPr>
                 <w:b w:val="0"/>
@@ -4947,7 +4563,6 @@
             <w:pPr>
               <w:spacing w:after="40" w:line="240" w:lineRule="auto"/>
             </w:pPr>
-            <w:r/>
             <w:r>
               <w:rPr>
                 <w:b w:val="0"/>
@@ -4967,7 +4582,6 @@
             <w:pPr>
               <w:spacing w:after="40" w:line="240" w:lineRule="auto"/>
             </w:pPr>
-            <w:r/>
             <w:r>
               <w:rPr>
                 <w:b w:val="0"/>
@@ -4987,7 +4601,6 @@
             <w:pPr>
               <w:spacing w:after="40" w:line="240" w:lineRule="auto"/>
             </w:pPr>
-            <w:r/>
             <w:r>
               <w:rPr>
                 <w:b w:val="0"/>
@@ -5007,7 +4620,6 @@
             <w:pPr>
               <w:spacing w:after="40" w:line="240" w:lineRule="auto"/>
             </w:pPr>
-            <w:r/>
             <w:r>
               <w:rPr>
                 <w:b w:val="0"/>
@@ -5026,7 +4638,6 @@
             <w:pPr>
               <w:spacing w:after="40" w:line="240" w:lineRule="auto"/>
             </w:pPr>
-            <w:r/>
             <w:r>
               <w:rPr>
                 <w:b w:val="0"/>
@@ -5047,7 +4658,6 @@
             <w:pPr>
               <w:spacing w:after="40" w:line="240" w:lineRule="auto"/>
             </w:pPr>
-            <w:r/>
             <w:r>
               <w:rPr>
                 <w:b w:val="0"/>
@@ -5067,7 +4677,6 @@
             <w:pPr>
               <w:spacing w:after="40" w:line="240" w:lineRule="auto"/>
             </w:pPr>
-            <w:r/>
             <w:r>
               <w:rPr>
                 <w:b w:val="0"/>
@@ -5087,7 +4696,6 @@
             <w:pPr>
               <w:spacing w:after="40" w:line="240" w:lineRule="auto"/>
             </w:pPr>
-            <w:r/>
             <w:r>
               <w:rPr>
                 <w:b w:val="0"/>
@@ -5107,7 +4715,6 @@
             <w:pPr>
               <w:spacing w:after="40" w:line="240" w:lineRule="auto"/>
             </w:pPr>
-            <w:r/>
             <w:r>
               <w:rPr>
                 <w:b w:val="0"/>
@@ -5127,7 +4734,6 @@
             <w:pPr>
               <w:spacing w:after="40" w:line="240" w:lineRule="auto"/>
             </w:pPr>
-            <w:r/>
             <w:r>
               <w:rPr>
                 <w:b w:val="0"/>
@@ -5147,7 +4753,6 @@
             <w:pPr>
               <w:spacing w:after="40" w:line="240" w:lineRule="auto"/>
             </w:pPr>
-            <w:r/>
             <w:r>
               <w:rPr>
                 <w:b w:val="0"/>
@@ -5167,7 +4772,6 @@
             <w:pPr>
               <w:spacing w:after="40" w:line="240" w:lineRule="auto"/>
             </w:pPr>
-            <w:r/>
             <w:r>
               <w:rPr>
                 <w:b w:val="0"/>
@@ -5186,7 +4790,6 @@
             <w:pPr>
               <w:spacing w:after="40" w:line="240" w:lineRule="auto"/>
             </w:pPr>
-            <w:r/>
             <w:r>
               <w:rPr>
                 <w:b w:val="0"/>
@@ -5249,13 +4852,9 @@
             </w:pPr>
             <w:r>
               <w:rPr>
-                <w:color w:val="FFFFFF"/>
-              </w:rPr>
-            </w:r>
-            <w:r>
-              <w:rPr>
                 <w:b/>
                 <w:i w:val="0"/>
+                <w:color w:val="FFFFFF"/>
                 <w:sz w:val="19"/>
               </w:rPr>
               <w:t>Tip</w:t>
@@ -5274,13 +4873,9 @@
             </w:pPr>
             <w:r>
               <w:rPr>
-                <w:color w:val="FFFFFF"/>
-              </w:rPr>
-            </w:r>
-            <w:r>
-              <w:rPr>
                 <w:b/>
                 <w:i w:val="0"/>
+                <w:color w:val="FFFFFF"/>
                 <w:sz w:val="19"/>
               </w:rPr>
               <w:t>Examen</w:t>
@@ -5299,13 +4894,9 @@
             </w:pPr>
             <w:r>
               <w:rPr>
-                <w:color w:val="FFFFFF"/>
-              </w:rPr>
-            </w:r>
-            <w:r>
-              <w:rPr>
                 <w:b/>
                 <w:i w:val="0"/>
+                <w:color w:val="FFFFFF"/>
                 <w:sz w:val="19"/>
               </w:rPr>
               <w:t>Indicație</w:t>
@@ -5324,13 +4915,9 @@
             </w:pPr>
             <w:r>
               <w:rPr>
-                <w:color w:val="FFFFFF"/>
-              </w:rPr>
-            </w:r>
-            <w:r>
-              <w:rPr>
                 <w:b/>
                 <w:i w:val="0"/>
+                <w:color w:val="FFFFFF"/>
                 <w:sz w:val="19"/>
               </w:rPr>
               <w:t>Grad</w:t>
@@ -5349,13 +4936,9 @@
             </w:pPr>
             <w:r>
               <w:rPr>
-                <w:color w:val="FFFFFF"/>
-              </w:rPr>
-            </w:r>
-            <w:r>
-              <w:rPr>
                 <w:b/>
                 <w:i w:val="0"/>
+                <w:color w:val="FFFFFF"/>
                 <w:sz w:val="19"/>
               </w:rPr>
               <w:t>Doză</w:t>
@@ -5374,13 +4957,9 @@
             </w:pPr>
             <w:r>
               <w:rPr>
-                <w:color w:val="FFFFFF"/>
-              </w:rPr>
-            </w:r>
-            <w:r>
-              <w:rPr>
                 <w:b/>
                 <w:i w:val="0"/>
+                <w:color w:val="FFFFFF"/>
                 <w:sz w:val="19"/>
               </w:rPr>
               <w:t>Comentarii</w:t>
@@ -5399,13 +4978,9 @@
             </w:pPr>
             <w:r>
               <w:rPr>
-                <w:color w:val="FFFFFF"/>
-              </w:rPr>
-            </w:r>
-            <w:r>
-              <w:rPr>
                 <w:b/>
                 <w:i w:val="0"/>
+                <w:color w:val="FFFFFF"/>
                 <w:sz w:val="19"/>
               </w:rPr>
               <w:t>Decizie</w:t>
@@ -5424,13 +4999,9 @@
             </w:pPr>
             <w:r>
               <w:rPr>
-                <w:color w:val="FFFFFF"/>
-              </w:rPr>
-            </w:r>
-            <w:r>
-              <w:rPr>
                 <w:b/>
                 <w:i w:val="0"/>
+                <w:color w:val="FFFFFF"/>
                 <w:sz w:val="19"/>
               </w:rPr>
               <w:t>Comentariu editor</w:t>
@@ -5448,7 +5019,6 @@
             <w:pPr>
               <w:spacing w:after="40" w:line="240" w:lineRule="auto"/>
             </w:pPr>
-            <w:r/>
             <w:r>
               <w:rPr>
                 <w:b w:val="0"/>
@@ -5468,7 +5038,6 @@
             <w:pPr>
               <w:spacing w:after="40" w:line="240" w:lineRule="auto"/>
             </w:pPr>
-            <w:r/>
             <w:r>
               <w:rPr>
                 <w:b w:val="0"/>
@@ -5488,7 +5057,6 @@
             <w:pPr>
               <w:spacing w:after="40" w:line="240" w:lineRule="auto"/>
             </w:pPr>
-            <w:r/>
             <w:r>
               <w:rPr>
                 <w:b w:val="0"/>
@@ -5508,7 +5076,6 @@
             <w:pPr>
               <w:spacing w:after="40" w:line="240" w:lineRule="auto"/>
             </w:pPr>
-            <w:r/>
             <w:r>
               <w:rPr>
                 <w:b w:val="0"/>
@@ -5528,7 +5095,6 @@
             <w:pPr>
               <w:spacing w:after="40" w:line="240" w:lineRule="auto"/>
             </w:pPr>
-            <w:r/>
             <w:r>
               <w:rPr>
                 <w:b w:val="0"/>
@@ -5548,7 +5114,6 @@
             <w:pPr>
               <w:spacing w:after="40" w:line="240" w:lineRule="auto"/>
             </w:pPr>
-            <w:r/>
             <w:r>
               <w:rPr>
                 <w:b w:val="0"/>
@@ -5568,7 +5133,6 @@
             <w:pPr>
               <w:spacing w:after="40" w:line="240" w:lineRule="auto"/>
             </w:pPr>
-            <w:r/>
             <w:r>
               <w:rPr>
                 <w:b w:val="0"/>
@@ -5587,7 +5151,6 @@
             <w:pPr>
               <w:spacing w:after="40" w:line="240" w:lineRule="auto"/>
             </w:pPr>
-            <w:r/>
             <w:r>
               <w:rPr>
                 <w:b w:val="0"/>
@@ -5608,7 +5171,6 @@
             <w:pPr>
               <w:spacing w:after="40" w:line="240" w:lineRule="auto"/>
             </w:pPr>
-            <w:r/>
             <w:r>
               <w:rPr>
                 <w:b w:val="0"/>
@@ -5628,7 +5190,6 @@
             <w:pPr>
               <w:spacing w:after="40" w:line="240" w:lineRule="auto"/>
             </w:pPr>
-            <w:r/>
             <w:r>
               <w:rPr>
                 <w:b w:val="0"/>
@@ -5648,7 +5209,6 @@
             <w:pPr>
               <w:spacing w:after="40" w:line="240" w:lineRule="auto"/>
             </w:pPr>
-            <w:r/>
             <w:r>
               <w:rPr>
                 <w:b w:val="0"/>
@@ -5668,7 +5228,6 @@
             <w:pPr>
               <w:spacing w:after="40" w:line="240" w:lineRule="auto"/>
             </w:pPr>
-            <w:r/>
             <w:r>
               <w:rPr>
                 <w:b w:val="0"/>
@@ -5688,7 +5247,6 @@
             <w:pPr>
               <w:spacing w:after="40" w:line="240" w:lineRule="auto"/>
             </w:pPr>
-            <w:r/>
             <w:r>
               <w:rPr>
                 <w:b w:val="0"/>
@@ -5708,7 +5266,6 @@
             <w:pPr>
               <w:spacing w:after="40" w:line="240" w:lineRule="auto"/>
             </w:pPr>
-            <w:r/>
             <w:r>
               <w:rPr>
                 <w:b w:val="0"/>
@@ -5728,7 +5285,6 @@
             <w:pPr>
               <w:spacing w:after="40" w:line="240" w:lineRule="auto"/>
             </w:pPr>
-            <w:r/>
             <w:r>
               <w:rPr>
                 <w:b w:val="0"/>
@@ -5747,7 +5303,6 @@
             <w:pPr>
               <w:spacing w:after="40" w:line="240" w:lineRule="auto"/>
             </w:pPr>
-            <w:r/>
             <w:r>
               <w:rPr>
                 <w:b w:val="0"/>
@@ -5768,7 +5323,6 @@
             <w:pPr>
               <w:spacing w:after="40" w:line="240" w:lineRule="auto"/>
             </w:pPr>
-            <w:r/>
             <w:r>
               <w:rPr>
                 <w:b w:val="0"/>
@@ -5788,7 +5342,6 @@
             <w:pPr>
               <w:spacing w:after="40" w:line="240" w:lineRule="auto"/>
             </w:pPr>
-            <w:r/>
             <w:r>
               <w:rPr>
                 <w:b w:val="0"/>
@@ -5808,7 +5361,6 @@
             <w:pPr>
               <w:spacing w:after="40" w:line="240" w:lineRule="auto"/>
             </w:pPr>
-            <w:r/>
             <w:r>
               <w:rPr>
                 <w:b w:val="0"/>
@@ -5828,7 +5380,6 @@
             <w:pPr>
               <w:spacing w:after="40" w:line="240" w:lineRule="auto"/>
             </w:pPr>
-            <w:r/>
             <w:r>
               <w:rPr>
                 <w:b w:val="0"/>
@@ -5848,7 +5399,6 @@
             <w:pPr>
               <w:spacing w:after="40" w:line="240" w:lineRule="auto"/>
             </w:pPr>
-            <w:r/>
             <w:r>
               <w:rPr>
                 <w:b w:val="0"/>
@@ -5868,7 +5418,6 @@
             <w:pPr>
               <w:spacing w:after="40" w:line="240" w:lineRule="auto"/>
             </w:pPr>
-            <w:r/>
             <w:r>
               <w:rPr>
                 <w:b w:val="0"/>
@@ -5888,7 +5437,6 @@
             <w:pPr>
               <w:spacing w:after="40" w:line="240" w:lineRule="auto"/>
             </w:pPr>
-            <w:r/>
             <w:r>
               <w:rPr>
                 <w:b w:val="0"/>
@@ -5907,7 +5455,6 @@
             <w:pPr>
               <w:spacing w:after="40" w:line="240" w:lineRule="auto"/>
             </w:pPr>
-            <w:r/>
             <w:r>
               <w:rPr>
                 <w:b w:val="0"/>
@@ -5970,13 +5517,9 @@
             </w:pPr>
             <w:r>
               <w:rPr>
-                <w:color w:val="FFFFFF"/>
-              </w:rPr>
-            </w:r>
-            <w:r>
-              <w:rPr>
                 <w:b/>
                 <w:i w:val="0"/>
+                <w:color w:val="FFFFFF"/>
                 <w:sz w:val="19"/>
               </w:rPr>
               <w:t>Tip</w:t>
@@ -5995,13 +5538,9 @@
             </w:pPr>
             <w:r>
               <w:rPr>
-                <w:color w:val="FFFFFF"/>
-              </w:rPr>
-            </w:r>
-            <w:r>
-              <w:rPr>
                 <w:b/>
                 <w:i w:val="0"/>
+                <w:color w:val="FFFFFF"/>
                 <w:sz w:val="19"/>
               </w:rPr>
               <w:t>Examen</w:t>
@@ -6020,13 +5559,9 @@
             </w:pPr>
             <w:r>
               <w:rPr>
-                <w:color w:val="FFFFFF"/>
-              </w:rPr>
-            </w:r>
-            <w:r>
-              <w:rPr>
                 <w:b/>
                 <w:i w:val="0"/>
+                <w:color w:val="FFFFFF"/>
                 <w:sz w:val="19"/>
               </w:rPr>
               <w:t>Indicație</w:t>
@@ -6045,13 +5580,9 @@
             </w:pPr>
             <w:r>
               <w:rPr>
-                <w:color w:val="FFFFFF"/>
-              </w:rPr>
-            </w:r>
-            <w:r>
-              <w:rPr>
                 <w:b/>
                 <w:i w:val="0"/>
+                <w:color w:val="FFFFFF"/>
                 <w:sz w:val="19"/>
               </w:rPr>
               <w:t>Grad</w:t>
@@ -6070,13 +5601,9 @@
             </w:pPr>
             <w:r>
               <w:rPr>
-                <w:color w:val="FFFFFF"/>
-              </w:rPr>
-            </w:r>
-            <w:r>
-              <w:rPr>
                 <w:b/>
                 <w:i w:val="0"/>
+                <w:color w:val="FFFFFF"/>
                 <w:sz w:val="19"/>
               </w:rPr>
               <w:t>Doză</w:t>
@@ -6095,13 +5622,9 @@
             </w:pPr>
             <w:r>
               <w:rPr>
-                <w:color w:val="FFFFFF"/>
-              </w:rPr>
-            </w:r>
-            <w:r>
-              <w:rPr>
                 <w:b/>
                 <w:i w:val="0"/>
+                <w:color w:val="FFFFFF"/>
                 <w:sz w:val="19"/>
               </w:rPr>
               <w:t>Comentarii</w:t>
@@ -6120,13 +5643,9 @@
             </w:pPr>
             <w:r>
               <w:rPr>
-                <w:color w:val="FFFFFF"/>
-              </w:rPr>
-            </w:r>
-            <w:r>
-              <w:rPr>
                 <w:b/>
                 <w:i w:val="0"/>
+                <w:color w:val="FFFFFF"/>
                 <w:sz w:val="19"/>
               </w:rPr>
               <w:t>Decizie</w:t>
@@ -6145,13 +5664,9 @@
             </w:pPr>
             <w:r>
               <w:rPr>
-                <w:color w:val="FFFFFF"/>
-              </w:rPr>
-            </w:r>
-            <w:r>
-              <w:rPr>
                 <w:b/>
                 <w:i w:val="0"/>
+                <w:color w:val="FFFFFF"/>
                 <w:sz w:val="19"/>
               </w:rPr>
               <w:t>Comentariu editor</w:t>
@@ -6169,7 +5684,6 @@
             <w:pPr>
               <w:spacing w:after="40" w:line="240" w:lineRule="auto"/>
             </w:pPr>
-            <w:r/>
             <w:r>
               <w:rPr>
                 <w:b w:val="0"/>
@@ -6189,7 +5703,6 @@
             <w:pPr>
               <w:spacing w:after="40" w:line="240" w:lineRule="auto"/>
             </w:pPr>
-            <w:r/>
             <w:r>
               <w:rPr>
                 <w:b w:val="0"/>
@@ -6209,7 +5722,6 @@
             <w:pPr>
               <w:spacing w:after="40" w:line="240" w:lineRule="auto"/>
             </w:pPr>
-            <w:r/>
             <w:r>
               <w:rPr>
                 <w:b w:val="0"/>
@@ -6229,7 +5741,6 @@
             <w:pPr>
               <w:spacing w:after="40" w:line="240" w:lineRule="auto"/>
             </w:pPr>
-            <w:r/>
             <w:r>
               <w:rPr>
                 <w:b w:val="0"/>
@@ -6249,7 +5760,6 @@
             <w:pPr>
               <w:spacing w:after="40" w:line="240" w:lineRule="auto"/>
             </w:pPr>
-            <w:r/>
             <w:r>
               <w:rPr>
                 <w:b w:val="0"/>
@@ -6269,7 +5779,6 @@
             <w:pPr>
               <w:spacing w:after="40" w:line="240" w:lineRule="auto"/>
             </w:pPr>
-            <w:r/>
             <w:r>
               <w:rPr>
                 <w:b w:val="0"/>
@@ -6289,7 +5798,6 @@
             <w:pPr>
               <w:spacing w:after="40" w:line="240" w:lineRule="auto"/>
             </w:pPr>
-            <w:r/>
             <w:r>
               <w:rPr>
                 <w:b w:val="0"/>
@@ -6308,7 +5816,6 @@
             <w:pPr>
               <w:spacing w:after="40" w:line="240" w:lineRule="auto"/>
             </w:pPr>
-            <w:r/>
             <w:r>
               <w:rPr>
                 <w:b w:val="0"/>
@@ -6329,7 +5836,6 @@
             <w:pPr>
               <w:spacing w:after="40" w:line="240" w:lineRule="auto"/>
             </w:pPr>
-            <w:r/>
             <w:r>
               <w:rPr>
                 <w:b w:val="0"/>
@@ -6349,7 +5855,6 @@
             <w:pPr>
               <w:spacing w:after="40" w:line="240" w:lineRule="auto"/>
             </w:pPr>
-            <w:r/>
             <w:r>
               <w:rPr>
                 <w:b w:val="0"/>
@@ -6369,7 +5874,6 @@
             <w:pPr>
               <w:spacing w:after="40" w:line="240" w:lineRule="auto"/>
             </w:pPr>
-            <w:r/>
             <w:r>
               <w:rPr>
                 <w:b w:val="0"/>
@@ -6389,7 +5893,6 @@
             <w:pPr>
               <w:spacing w:after="40" w:line="240" w:lineRule="auto"/>
             </w:pPr>
-            <w:r/>
             <w:r>
               <w:rPr>
                 <w:b w:val="0"/>
@@ -6409,7 +5912,6 @@
             <w:pPr>
               <w:spacing w:after="40" w:line="240" w:lineRule="auto"/>
             </w:pPr>
-            <w:r/>
             <w:r>
               <w:rPr>
                 <w:b w:val="0"/>
@@ -6429,7 +5931,6 @@
             <w:pPr>
               <w:spacing w:after="40" w:line="240" w:lineRule="auto"/>
             </w:pPr>
-            <w:r/>
             <w:r>
               <w:rPr>
                 <w:b w:val="0"/>
@@ -6449,7 +5950,6 @@
             <w:pPr>
               <w:spacing w:after="40" w:line="240" w:lineRule="auto"/>
             </w:pPr>
-            <w:r/>
             <w:r>
               <w:rPr>
                 <w:b w:val="0"/>
@@ -6468,7 +5968,6 @@
             <w:pPr>
               <w:spacing w:after="40" w:line="240" w:lineRule="auto"/>
             </w:pPr>
-            <w:r/>
             <w:r>
               <w:rPr>
                 <w:b w:val="0"/>
